--- a/BAB 1 - 3.docx
+++ b/BAB 1 - 3.docx
@@ -5,36 +5,22 @@
     <w:p>
       <w:pPr>
         <w:pStyle w:val="Heading1"/>
-        <w:rPr>
-          <w:b w:val="0"/>
-          <w:bCs w:val="0"/>
-        </w:rPr>
-      </w:pPr>
-      <w:r>
-        <w:rPr>
-          <w:b w:val="0"/>
-          <w:bCs w:val="0"/>
-        </w:rPr>
+      </w:pPr>
+      <w:r>
         <w:t>LAPORAN KERJA PRAKTEK</w:t>
       </w:r>
       <w:r>
-        <w:rPr>
-          <w:b w:val="0"/>
-          <w:bCs w:val="0"/>
-        </w:rPr>
         <w:br/>
       </w:r>
       <w:r>
-        <w:rPr>
-          <w:b w:val="0"/>
-          <w:bCs w:val="0"/>
-        </w:rPr>
         <w:t>OTOMASI TATA KELOLA OPERASIONAL MICRO-BUSINESS MELALUI PENGEMBANGAN SISTEM INFORMASI BERBASIS WEB (STUDI KASUS: KOPI KELILING KOPIKEUN)</w:t>
       </w:r>
     </w:p>
     <w:p>
       <w:pPr>
         <w:rPr>
+          <w:b/>
+          <w:bCs/>
           <w:lang w:val="en-US"/>
         </w:rPr>
       </w:pPr>
@@ -43,12 +29,16 @@
       <w:pPr>
         <w:jc w:val="center"/>
         <w:rPr>
-          <w:lang w:val="en-US"/>
-        </w:rPr>
-      </w:pPr>
-      <w:proofErr w:type="spellStart"/>
-      <w:r>
-        <w:rPr>
+          <w:b/>
+          <w:bCs/>
+          <w:lang w:val="en-US"/>
+        </w:rPr>
+      </w:pPr>
+      <w:proofErr w:type="spellStart"/>
+      <w:r>
+        <w:rPr>
+          <w:b/>
+          <w:bCs/>
           <w:lang w:val="en-US"/>
         </w:rPr>
         <w:t>Dianjukan</w:t>
@@ -56,13 +46,17 @@
       <w:proofErr w:type="spellEnd"/>
       <w:r>
         <w:rPr>
-          <w:lang w:val="en-US"/>
-        </w:rPr>
-        <w:t xml:space="preserve"> </w:t>
-      </w:r>
-      <w:proofErr w:type="spellStart"/>
-      <w:r>
-        <w:rPr>
+          <w:b/>
+          <w:bCs/>
+          <w:lang w:val="en-US"/>
+        </w:rPr>
+        <w:t xml:space="preserve"> </w:t>
+      </w:r>
+      <w:proofErr w:type="spellStart"/>
+      <w:r>
+        <w:rPr>
+          <w:b/>
+          <w:bCs/>
           <w:lang w:val="en-US"/>
         </w:rPr>
         <w:t>Untuk</w:t>
@@ -70,13 +64,17 @@
       <w:proofErr w:type="spellEnd"/>
       <w:r>
         <w:rPr>
-          <w:lang w:val="en-US"/>
-        </w:rPr>
-        <w:t xml:space="preserve"> </w:t>
-      </w:r>
-      <w:proofErr w:type="spellStart"/>
-      <w:r>
-        <w:rPr>
+          <w:b/>
+          <w:bCs/>
+          <w:lang w:val="en-US"/>
+        </w:rPr>
+        <w:t xml:space="preserve"> </w:t>
+      </w:r>
+      <w:proofErr w:type="spellStart"/>
+      <w:r>
+        <w:rPr>
+          <w:b/>
+          <w:bCs/>
           <w:lang w:val="en-US"/>
         </w:rPr>
         <w:t>Memenuhi</w:t>
@@ -84,6 +82,8 @@
       <w:proofErr w:type="spellEnd"/>
       <w:r>
         <w:rPr>
+          <w:b/>
+          <w:bCs/>
           <w:lang w:val="en-US"/>
         </w:rPr>
         <w:t xml:space="preserve"> Sebagian </w:t>
@@ -91,6 +91,8 @@
       <w:proofErr w:type="spellStart"/>
       <w:r>
         <w:rPr>
+          <w:b/>
+          <w:bCs/>
           <w:lang w:val="en-US"/>
         </w:rPr>
         <w:t>Persyaratan</w:t>
@@ -98,13 +100,17 @@
       <w:proofErr w:type="spellEnd"/>
       <w:r>
         <w:rPr>
-          <w:lang w:val="en-US"/>
-        </w:rPr>
-        <w:t xml:space="preserve"> </w:t>
-      </w:r>
-      <w:proofErr w:type="spellStart"/>
-      <w:r>
-        <w:rPr>
+          <w:b/>
+          <w:bCs/>
+          <w:lang w:val="en-US"/>
+        </w:rPr>
+        <w:t xml:space="preserve"> </w:t>
+      </w:r>
+      <w:proofErr w:type="spellStart"/>
+      <w:r>
+        <w:rPr>
+          <w:b/>
+          <w:bCs/>
           <w:lang w:val="en-US"/>
         </w:rPr>
         <w:t>Memperoleh</w:t>
@@ -112,13 +118,17 @@
       <w:proofErr w:type="spellEnd"/>
       <w:r>
         <w:rPr>
-          <w:lang w:val="en-US"/>
-        </w:rPr>
-        <w:t xml:space="preserve"> </w:t>
-      </w:r>
-      <w:proofErr w:type="spellStart"/>
-      <w:r>
-        <w:rPr>
+          <w:b/>
+          <w:bCs/>
+          <w:lang w:val="en-US"/>
+        </w:rPr>
+        <w:t xml:space="preserve"> </w:t>
+      </w:r>
+      <w:proofErr w:type="spellStart"/>
+      <w:r>
+        <w:rPr>
+          <w:b/>
+          <w:bCs/>
           <w:lang w:val="en-US"/>
         </w:rPr>
         <w:t>Kelulusan</w:t>
@@ -126,13 +136,17 @@
       <w:proofErr w:type="spellEnd"/>
       <w:r>
         <w:rPr>
-          <w:lang w:val="en-US"/>
-        </w:rPr>
-        <w:t xml:space="preserve"> </w:t>
-      </w:r>
-      <w:proofErr w:type="spellStart"/>
-      <w:r>
-        <w:rPr>
+          <w:b/>
+          <w:bCs/>
+          <w:lang w:val="en-US"/>
+        </w:rPr>
+        <w:t xml:space="preserve"> </w:t>
+      </w:r>
+      <w:proofErr w:type="spellStart"/>
+      <w:r>
+        <w:rPr>
+          <w:b/>
+          <w:bCs/>
           <w:lang w:val="en-US"/>
         </w:rPr>
         <w:t>Matakuliah</w:t>
@@ -140,6 +154,8 @@
       <w:proofErr w:type="spellEnd"/>
       <w:r>
         <w:rPr>
+          <w:b/>
+          <w:bCs/>
           <w:lang w:val="en-US"/>
         </w:rPr>
         <w:t xml:space="preserve"> Kerja </w:t>
@@ -147,6 +163,8 @@
       <w:proofErr w:type="spellStart"/>
       <w:r>
         <w:rPr>
+          <w:b/>
+          <w:bCs/>
           <w:lang w:val="en-US"/>
         </w:rPr>
         <w:t>Praktek</w:t>
@@ -169,6 +187,7 @@
     </w:p>
     <w:p>
       <w:pPr>
+        <w:ind w:firstLine="0"/>
         <w:jc w:val="center"/>
         <w:rPr>
           <w:sz w:val="32"/>
@@ -240,14 +259,19 @@
     </w:p>
     <w:p>
       <w:pPr>
+        <w:ind w:firstLine="0"/>
         <w:jc w:val="center"/>
         <w:rPr>
-          <w:lang w:val="en-US"/>
-        </w:rPr>
-      </w:pPr>
-      <w:proofErr w:type="spellStart"/>
-      <w:r>
-        <w:rPr>
+          <w:b/>
+          <w:bCs/>
+          <w:lang w:val="en-US"/>
+        </w:rPr>
+      </w:pPr>
+      <w:proofErr w:type="spellStart"/>
+      <w:r>
+        <w:rPr>
+          <w:b/>
+          <w:bCs/>
           <w:lang w:val="en-US"/>
         </w:rPr>
         <w:t>Disusun</w:t>
@@ -255,6 +279,8 @@
       <w:proofErr w:type="spellEnd"/>
       <w:r>
         <w:rPr>
+          <w:b/>
+          <w:bCs/>
           <w:lang w:val="en-US"/>
         </w:rPr>
         <w:t xml:space="preserve"> </w:t>
@@ -262,6 +288,8 @@
       <w:proofErr w:type="gramStart"/>
       <w:r>
         <w:rPr>
+          <w:b/>
+          <w:bCs/>
           <w:lang w:val="en-US"/>
         </w:rPr>
         <w:t>oleh :</w:t>
@@ -270,14 +298,19 @@
     </w:p>
     <w:p>
       <w:pPr>
+        <w:ind w:firstLine="0"/>
         <w:jc w:val="center"/>
         <w:rPr>
-          <w:lang w:val="en-US"/>
-        </w:rPr>
-      </w:pPr>
-      <w:proofErr w:type="spellStart"/>
-      <w:r>
-        <w:rPr>
+          <w:b/>
+          <w:bCs/>
+          <w:lang w:val="en-US"/>
+        </w:rPr>
+      </w:pPr>
+      <w:proofErr w:type="spellStart"/>
+      <w:r>
+        <w:rPr>
+          <w:b/>
+          <w:bCs/>
           <w:lang w:val="en-US"/>
         </w:rPr>
         <w:t>Agisna</w:t>
@@ -285,13 +318,17 @@
       <w:proofErr w:type="spellEnd"/>
       <w:r>
         <w:rPr>
-          <w:lang w:val="en-US"/>
-        </w:rPr>
-        <w:t xml:space="preserve"> </w:t>
-      </w:r>
-      <w:proofErr w:type="spellStart"/>
-      <w:r>
-        <w:rPr>
+          <w:b/>
+          <w:bCs/>
+          <w:lang w:val="en-US"/>
+        </w:rPr>
+        <w:t xml:space="preserve"> </w:t>
+      </w:r>
+      <w:proofErr w:type="spellStart"/>
+      <w:r>
+        <w:rPr>
+          <w:b/>
+          <w:bCs/>
           <w:lang w:val="en-US"/>
         </w:rPr>
         <w:t>Rizkan</w:t>
@@ -299,13 +336,17 @@
       <w:proofErr w:type="spellEnd"/>
       <w:r>
         <w:rPr>
-          <w:lang w:val="en-US"/>
-        </w:rPr>
-        <w:t xml:space="preserve"> </w:t>
-      </w:r>
-      <w:proofErr w:type="spellStart"/>
-      <w:r>
-        <w:rPr>
+          <w:b/>
+          <w:bCs/>
+          <w:lang w:val="en-US"/>
+        </w:rPr>
+        <w:t xml:space="preserve"> </w:t>
+      </w:r>
+      <w:proofErr w:type="spellStart"/>
+      <w:r>
+        <w:rPr>
+          <w:b/>
+          <w:bCs/>
           <w:lang w:val="en-US"/>
         </w:rPr>
         <w:t>Rizkullah</w:t>
@@ -314,13 +355,18 @@
     </w:p>
     <w:p>
       <w:pPr>
+        <w:ind w:firstLine="0"/>
         <w:jc w:val="center"/>
         <w:rPr>
-          <w:lang w:val="en-US"/>
-        </w:rPr>
-      </w:pPr>
-      <w:r>
-        <w:rPr>
+          <w:b/>
+          <w:bCs/>
+          <w:lang w:val="en-US"/>
+        </w:rPr>
+      </w:pPr>
+      <w:r>
+        <w:rPr>
+          <w:b/>
+          <w:bCs/>
           <w:lang w:val="en-US"/>
         </w:rPr>
         <w:t>NPM. 5520123041</w:t>
@@ -329,6 +375,8 @@
     <w:p>
       <w:pPr>
         <w:rPr>
+          <w:b/>
+          <w:bCs/>
           <w:lang w:val="en-US"/>
         </w:rPr>
       </w:pPr>
@@ -336,104 +384,1168 @@
     <w:p>
       <w:pPr>
         <w:rPr>
+          <w:b/>
+          <w:bCs/>
           <w:lang w:val="en-US"/>
         </w:rPr>
       </w:pPr>
     </w:p>
     <w:p>
       <w:pPr>
-        <w:pStyle w:val="Heading1"/>
-        <w:rPr>
-          <w:b w:val="0"/>
-          <w:bCs w:val="0"/>
-        </w:rPr>
-      </w:pPr>
-      <w:r>
-        <w:rPr>
-          <w:b w:val="0"/>
-          <w:bCs w:val="0"/>
-        </w:rPr>
-        <w:t>PROGRAM STUDI TEKNIK INFORMATIK</w:t>
-      </w:r>
-      <w:r>
-        <w:rPr>
-          <w:b w:val="0"/>
-          <w:bCs w:val="0"/>
-        </w:rPr>
-        <w:br/>
-      </w:r>
-      <w:r>
-        <w:rPr>
-          <w:b w:val="0"/>
-          <w:bCs w:val="0"/>
-        </w:rPr>
-        <w:t xml:space="preserve">FAKULTAS TEKNIK </w:t>
-      </w:r>
-      <w:r>
-        <w:rPr>
-          <w:b w:val="0"/>
-          <w:bCs w:val="0"/>
-        </w:rPr>
-        <w:br/>
-        <w:t>S</w:t>
-      </w:r>
-      <w:r>
-        <w:rPr>
-          <w:b w:val="0"/>
-          <w:bCs w:val="0"/>
-        </w:rPr>
-        <w:t>URYAKANCANA</w:t>
-      </w:r>
-      <w:r>
-        <w:rPr>
-          <w:b w:val="0"/>
-          <w:bCs w:val="0"/>
-        </w:rPr>
-        <w:br/>
-      </w:r>
-      <w:r>
-        <w:rPr>
-          <w:b w:val="0"/>
-          <w:bCs w:val="0"/>
-        </w:rPr>
-        <w:t>CIANJUR</w:t>
-      </w:r>
-      <w:r>
-        <w:rPr>
-          <w:b w:val="0"/>
-          <w:bCs w:val="0"/>
-        </w:rPr>
-        <w:br/>
-      </w:r>
-      <w:r>
-        <w:rPr>
-          <w:b w:val="0"/>
-          <w:bCs w:val="0"/>
-        </w:rPr>
-        <w:t>2026</w:t>
-      </w:r>
+        <w:rPr>
+          <w:b/>
+          <w:bCs/>
+          <w:lang w:val="en-US"/>
+        </w:rPr>
+      </w:pPr>
     </w:p>
     <w:p>
       <w:pPr>
         <w:pStyle w:val="Heading1"/>
-        <w:rPr>
-          <w:b w:val="0"/>
-          <w:bCs w:val="0"/>
-        </w:rPr>
-      </w:pPr>
-      <w:r>
-        <w:rPr>
-          <w:b w:val="0"/>
-          <w:bCs w:val="0"/>
-        </w:rPr>
+      </w:pPr>
+      <w:r>
+        <w:t>PROGRAM STUDI TEKNIK INFORMATIK</w:t>
+      </w:r>
+      <w:r>
+        <w:t>A</w:t>
+      </w:r>
+      <w:r>
+        <w:br/>
+      </w:r>
+      <w:r>
+        <w:t>FAKULTAS TEKNIK</w:t>
+      </w:r>
+      <w:r>
+        <w:t xml:space="preserve"> UNIVERSITAS </w:t>
+      </w:r>
+      <w:r>
+        <w:t>S</w:t>
+      </w:r>
+      <w:r>
+        <w:t>URYAKANCANA</w:t>
+      </w:r>
+      <w:r>
+        <w:br/>
+      </w:r>
+      <w:r>
+        <w:t>CIANJUR</w:t>
+      </w:r>
+      <w:r>
+        <w:br/>
+      </w:r>
+      <w:r>
+        <w:t>2026</w:t>
+      </w:r>
+    </w:p>
+    <w:p>
+      <w:pPr>
+        <w:ind w:firstLine="0"/>
+        <w:jc w:val="center"/>
+        <w:rPr>
+          <w:b/>
+          <w:bCs/>
+          <w:sz w:val="28"/>
+          <w:szCs w:val="28"/>
+        </w:rPr>
+      </w:pPr>
+      <w:r>
+        <w:rPr>
+          <w:b/>
+          <w:bCs/>
+          <w:sz w:val="28"/>
+          <w:szCs w:val="28"/>
+        </w:rPr>
+        <w:lastRenderedPageBreak/>
+        <w:t>DAFTAR ISI</w:t>
+      </w:r>
+    </w:p>
+    <w:p>
+      <w:pPr>
+        <w:ind w:firstLine="0"/>
+        <w:jc w:val="center"/>
+        <w:rPr>
+          <w:b/>
+          <w:bCs/>
+          <w:lang w:val="en-US"/>
+        </w:rPr>
+      </w:pPr>
+    </w:p>
+    <w:p>
+      <w:pPr>
+        <w:ind w:firstLine="0"/>
+        <w:jc w:val="center"/>
+        <w:rPr>
+          <w:b/>
+          <w:bCs/>
+          <w:lang w:val="en-US"/>
+        </w:rPr>
+      </w:pPr>
+    </w:p>
+    <w:p>
+      <w:pPr>
+        <w:ind w:firstLine="0"/>
+        <w:jc w:val="center"/>
+        <w:rPr>
+          <w:b/>
+          <w:bCs/>
+          <w:lang w:val="en-US"/>
+        </w:rPr>
+      </w:pPr>
+    </w:p>
+    <w:p>
+      <w:pPr>
+        <w:ind w:firstLine="0"/>
+        <w:jc w:val="center"/>
+        <w:rPr>
+          <w:b/>
+          <w:bCs/>
+          <w:lang w:val="en-US"/>
+        </w:rPr>
+      </w:pPr>
+    </w:p>
+    <w:p>
+      <w:pPr>
+        <w:ind w:firstLine="0"/>
+        <w:jc w:val="center"/>
+        <w:rPr>
+          <w:b/>
+          <w:bCs/>
+          <w:lang w:val="en-US"/>
+        </w:rPr>
+      </w:pPr>
+    </w:p>
+    <w:p>
+      <w:pPr>
+        <w:ind w:firstLine="0"/>
+        <w:jc w:val="center"/>
+        <w:rPr>
+          <w:b/>
+          <w:bCs/>
+          <w:lang w:val="en-US"/>
+        </w:rPr>
+      </w:pPr>
+    </w:p>
+    <w:p>
+      <w:pPr>
+        <w:ind w:firstLine="0"/>
+        <w:jc w:val="center"/>
+        <w:rPr>
+          <w:b/>
+          <w:bCs/>
+          <w:lang w:val="en-US"/>
+        </w:rPr>
+      </w:pPr>
+    </w:p>
+    <w:p>
+      <w:pPr>
+        <w:ind w:firstLine="0"/>
+        <w:jc w:val="center"/>
+        <w:rPr>
+          <w:b/>
+          <w:bCs/>
+          <w:lang w:val="en-US"/>
+        </w:rPr>
+      </w:pPr>
+    </w:p>
+    <w:p>
+      <w:pPr>
+        <w:ind w:firstLine="0"/>
+        <w:jc w:val="center"/>
+        <w:rPr>
+          <w:b/>
+          <w:bCs/>
+          <w:lang w:val="en-US"/>
+        </w:rPr>
+      </w:pPr>
+    </w:p>
+    <w:p>
+      <w:pPr>
+        <w:ind w:firstLine="0"/>
+        <w:jc w:val="center"/>
+        <w:rPr>
+          <w:b/>
+          <w:bCs/>
+          <w:lang w:val="en-US"/>
+        </w:rPr>
+      </w:pPr>
+    </w:p>
+    <w:p>
+      <w:pPr>
+        <w:ind w:firstLine="0"/>
+        <w:jc w:val="center"/>
+        <w:rPr>
+          <w:b/>
+          <w:bCs/>
+          <w:lang w:val="en-US"/>
+        </w:rPr>
+      </w:pPr>
+    </w:p>
+    <w:p>
+      <w:pPr>
+        <w:ind w:firstLine="0"/>
+        <w:jc w:val="center"/>
+        <w:rPr>
+          <w:b/>
+          <w:bCs/>
+          <w:lang w:val="en-US"/>
+        </w:rPr>
+      </w:pPr>
+    </w:p>
+    <w:p>
+      <w:pPr>
+        <w:ind w:firstLine="0"/>
+        <w:jc w:val="center"/>
+        <w:rPr>
+          <w:b/>
+          <w:bCs/>
+          <w:lang w:val="en-US"/>
+        </w:rPr>
+      </w:pPr>
+    </w:p>
+    <w:p>
+      <w:pPr>
+        <w:ind w:firstLine="0"/>
+        <w:jc w:val="center"/>
+        <w:rPr>
+          <w:b/>
+          <w:bCs/>
+          <w:lang w:val="en-US"/>
+        </w:rPr>
+      </w:pPr>
+    </w:p>
+    <w:p>
+      <w:pPr>
+        <w:ind w:firstLine="0"/>
+        <w:jc w:val="center"/>
+        <w:rPr>
+          <w:b/>
+          <w:bCs/>
+          <w:lang w:val="en-US"/>
+        </w:rPr>
+      </w:pPr>
+    </w:p>
+    <w:p>
+      <w:pPr>
+        <w:ind w:firstLine="0"/>
+        <w:jc w:val="center"/>
+        <w:rPr>
+          <w:b/>
+          <w:bCs/>
+          <w:lang w:val="en-US"/>
+        </w:rPr>
+      </w:pPr>
+    </w:p>
+    <w:p>
+      <w:pPr>
+        <w:ind w:firstLine="0"/>
+        <w:jc w:val="center"/>
+        <w:rPr>
+          <w:b/>
+          <w:bCs/>
+          <w:lang w:val="en-US"/>
+        </w:rPr>
+      </w:pPr>
+    </w:p>
+    <w:p>
+      <w:pPr>
+        <w:ind w:firstLine="0"/>
+        <w:jc w:val="center"/>
+        <w:rPr>
+          <w:b/>
+          <w:bCs/>
+          <w:lang w:val="en-US"/>
+        </w:rPr>
+      </w:pPr>
+    </w:p>
+    <w:p>
+      <w:pPr>
+        <w:ind w:firstLine="0"/>
+        <w:jc w:val="center"/>
+        <w:rPr>
+          <w:b/>
+          <w:bCs/>
+          <w:lang w:val="en-US"/>
+        </w:rPr>
+      </w:pPr>
+    </w:p>
+    <w:p>
+      <w:pPr>
+        <w:ind w:firstLine="0"/>
+        <w:jc w:val="center"/>
+        <w:rPr>
+          <w:b/>
+          <w:bCs/>
+          <w:lang w:val="en-US"/>
+        </w:rPr>
+      </w:pPr>
+    </w:p>
+    <w:p>
+      <w:pPr>
+        <w:ind w:firstLine="0"/>
+        <w:jc w:val="center"/>
+        <w:rPr>
+          <w:b/>
+          <w:bCs/>
+          <w:lang w:val="en-US"/>
+        </w:rPr>
+      </w:pPr>
+    </w:p>
+    <w:p>
+      <w:pPr>
+        <w:ind w:firstLine="0"/>
+        <w:jc w:val="center"/>
+        <w:rPr>
+          <w:b/>
+          <w:bCs/>
+          <w:lang w:val="en-US"/>
+        </w:rPr>
+      </w:pPr>
+    </w:p>
+    <w:p>
+      <w:pPr>
+        <w:ind w:firstLine="0"/>
+        <w:jc w:val="center"/>
+        <w:rPr>
+          <w:b/>
+          <w:bCs/>
+          <w:lang w:val="en-US"/>
+        </w:rPr>
+      </w:pPr>
+    </w:p>
+    <w:p>
+      <w:pPr>
+        <w:ind w:firstLine="0"/>
+        <w:jc w:val="center"/>
+        <w:rPr>
+          <w:b/>
+          <w:bCs/>
+          <w:lang w:val="en-US"/>
+        </w:rPr>
+      </w:pPr>
+    </w:p>
+    <w:p>
+      <w:pPr>
+        <w:ind w:firstLine="0"/>
+        <w:jc w:val="center"/>
+        <w:rPr>
+          <w:b/>
+          <w:bCs/>
+          <w:lang w:val="en-US"/>
+        </w:rPr>
+      </w:pPr>
+    </w:p>
+    <w:p>
+      <w:pPr>
+        <w:ind w:firstLine="0"/>
+        <w:jc w:val="center"/>
+        <w:rPr>
+          <w:b/>
+          <w:bCs/>
+          <w:lang w:val="en-US"/>
+        </w:rPr>
+      </w:pPr>
+    </w:p>
+    <w:p>
+      <w:pPr>
+        <w:ind w:firstLine="0"/>
+        <w:jc w:val="center"/>
+        <w:rPr>
+          <w:b/>
+          <w:bCs/>
+          <w:lang w:val="en-US"/>
+        </w:rPr>
+      </w:pPr>
+    </w:p>
+    <w:p>
+      <w:pPr>
+        <w:ind w:firstLine="0"/>
+        <w:jc w:val="center"/>
+        <w:rPr>
+          <w:b/>
+          <w:bCs/>
+          <w:lang w:val="en-US"/>
+        </w:rPr>
+      </w:pPr>
+    </w:p>
+    <w:p>
+      <w:pPr>
+        <w:ind w:firstLine="0"/>
+        <w:jc w:val="center"/>
+        <w:rPr>
+          <w:b/>
+          <w:bCs/>
+          <w:lang w:val="en-US"/>
+        </w:rPr>
+      </w:pPr>
+    </w:p>
+    <w:p>
+      <w:pPr>
+        <w:ind w:firstLine="0"/>
+        <w:jc w:val="center"/>
+        <w:rPr>
+          <w:b/>
+          <w:bCs/>
+          <w:lang w:val="en-US"/>
+        </w:rPr>
+      </w:pPr>
+    </w:p>
+    <w:p>
+      <w:pPr>
+        <w:ind w:firstLine="0"/>
+        <w:jc w:val="center"/>
+        <w:rPr>
+          <w:b/>
+          <w:bCs/>
+          <w:lang w:val="en-US"/>
+        </w:rPr>
+      </w:pPr>
+    </w:p>
+    <w:p>
+      <w:pPr>
+        <w:ind w:firstLine="0"/>
+        <w:jc w:val="center"/>
+        <w:rPr>
+          <w:b/>
+          <w:bCs/>
+          <w:sz w:val="28"/>
+          <w:szCs w:val="28"/>
+          <w:lang w:val="en-US"/>
+        </w:rPr>
+      </w:pPr>
+      <w:r>
+        <w:rPr>
+          <w:b/>
+          <w:bCs/>
+          <w:sz w:val="28"/>
+          <w:szCs w:val="28"/>
+          <w:lang w:val="en-US"/>
+        </w:rPr>
+        <w:lastRenderedPageBreak/>
+        <w:t>DAFTAR TABEL</w:t>
+      </w:r>
+    </w:p>
+    <w:p>
+      <w:pPr>
+        <w:ind w:firstLine="0"/>
+        <w:jc w:val="center"/>
+        <w:rPr>
+          <w:b/>
+          <w:bCs/>
+          <w:sz w:val="28"/>
+          <w:szCs w:val="28"/>
+          <w:lang w:val="en-US"/>
+        </w:rPr>
+      </w:pPr>
+    </w:p>
+    <w:p>
+      <w:pPr>
+        <w:ind w:firstLine="0"/>
+        <w:jc w:val="center"/>
+        <w:rPr>
+          <w:b/>
+          <w:bCs/>
+          <w:sz w:val="28"/>
+          <w:szCs w:val="28"/>
+          <w:lang w:val="en-US"/>
+        </w:rPr>
+      </w:pPr>
+    </w:p>
+    <w:p>
+      <w:pPr>
+        <w:ind w:firstLine="0"/>
+        <w:jc w:val="center"/>
+        <w:rPr>
+          <w:b/>
+          <w:bCs/>
+          <w:sz w:val="28"/>
+          <w:szCs w:val="28"/>
+          <w:lang w:val="en-US"/>
+        </w:rPr>
+      </w:pPr>
+    </w:p>
+    <w:p>
+      <w:pPr>
+        <w:ind w:firstLine="0"/>
+        <w:jc w:val="center"/>
+        <w:rPr>
+          <w:b/>
+          <w:bCs/>
+          <w:sz w:val="28"/>
+          <w:szCs w:val="28"/>
+          <w:lang w:val="en-US"/>
+        </w:rPr>
+      </w:pPr>
+    </w:p>
+    <w:p>
+      <w:pPr>
+        <w:ind w:firstLine="0"/>
+        <w:jc w:val="center"/>
+        <w:rPr>
+          <w:b/>
+          <w:bCs/>
+          <w:sz w:val="28"/>
+          <w:szCs w:val="28"/>
+          <w:lang w:val="en-US"/>
+        </w:rPr>
+      </w:pPr>
+    </w:p>
+    <w:p>
+      <w:pPr>
+        <w:ind w:firstLine="0"/>
+        <w:jc w:val="center"/>
+        <w:rPr>
+          <w:b/>
+          <w:bCs/>
+          <w:sz w:val="28"/>
+          <w:szCs w:val="28"/>
+          <w:lang w:val="en-US"/>
+        </w:rPr>
+      </w:pPr>
+    </w:p>
+    <w:p>
+      <w:pPr>
+        <w:ind w:firstLine="0"/>
+        <w:jc w:val="center"/>
+        <w:rPr>
+          <w:b/>
+          <w:bCs/>
+          <w:sz w:val="28"/>
+          <w:szCs w:val="28"/>
+          <w:lang w:val="en-US"/>
+        </w:rPr>
+      </w:pPr>
+    </w:p>
+    <w:p>
+      <w:pPr>
+        <w:ind w:firstLine="0"/>
+        <w:jc w:val="center"/>
+        <w:rPr>
+          <w:b/>
+          <w:bCs/>
+          <w:sz w:val="28"/>
+          <w:szCs w:val="28"/>
+          <w:lang w:val="en-US"/>
+        </w:rPr>
+      </w:pPr>
+    </w:p>
+    <w:p>
+      <w:pPr>
+        <w:ind w:firstLine="0"/>
+        <w:jc w:val="center"/>
+        <w:rPr>
+          <w:b/>
+          <w:bCs/>
+          <w:sz w:val="28"/>
+          <w:szCs w:val="28"/>
+          <w:lang w:val="en-US"/>
+        </w:rPr>
+      </w:pPr>
+    </w:p>
+    <w:p>
+      <w:pPr>
+        <w:ind w:firstLine="0"/>
+        <w:jc w:val="center"/>
+        <w:rPr>
+          <w:b/>
+          <w:bCs/>
+          <w:sz w:val="28"/>
+          <w:szCs w:val="28"/>
+          <w:lang w:val="en-US"/>
+        </w:rPr>
+      </w:pPr>
+    </w:p>
+    <w:p>
+      <w:pPr>
+        <w:ind w:firstLine="0"/>
+        <w:jc w:val="center"/>
+        <w:rPr>
+          <w:b/>
+          <w:bCs/>
+          <w:sz w:val="28"/>
+          <w:szCs w:val="28"/>
+          <w:lang w:val="en-US"/>
+        </w:rPr>
+      </w:pPr>
+    </w:p>
+    <w:p>
+      <w:pPr>
+        <w:ind w:firstLine="0"/>
+        <w:jc w:val="center"/>
+        <w:rPr>
+          <w:b/>
+          <w:bCs/>
+          <w:sz w:val="28"/>
+          <w:szCs w:val="28"/>
+          <w:lang w:val="en-US"/>
+        </w:rPr>
+      </w:pPr>
+    </w:p>
+    <w:p>
+      <w:pPr>
+        <w:ind w:firstLine="0"/>
+        <w:jc w:val="center"/>
+        <w:rPr>
+          <w:b/>
+          <w:bCs/>
+          <w:sz w:val="28"/>
+          <w:szCs w:val="28"/>
+          <w:lang w:val="en-US"/>
+        </w:rPr>
+      </w:pPr>
+    </w:p>
+    <w:p>
+      <w:pPr>
+        <w:ind w:firstLine="0"/>
+        <w:jc w:val="center"/>
+        <w:rPr>
+          <w:b/>
+          <w:bCs/>
+          <w:sz w:val="28"/>
+          <w:szCs w:val="28"/>
+          <w:lang w:val="en-US"/>
+        </w:rPr>
+      </w:pPr>
+    </w:p>
+    <w:p>
+      <w:pPr>
+        <w:ind w:firstLine="0"/>
+        <w:jc w:val="center"/>
+        <w:rPr>
+          <w:b/>
+          <w:bCs/>
+          <w:sz w:val="28"/>
+          <w:szCs w:val="28"/>
+          <w:lang w:val="en-US"/>
+        </w:rPr>
+      </w:pPr>
+    </w:p>
+    <w:p>
+      <w:pPr>
+        <w:ind w:firstLine="0"/>
+        <w:jc w:val="center"/>
+        <w:rPr>
+          <w:b/>
+          <w:bCs/>
+          <w:sz w:val="28"/>
+          <w:szCs w:val="28"/>
+          <w:lang w:val="en-US"/>
+        </w:rPr>
+      </w:pPr>
+    </w:p>
+    <w:p>
+      <w:pPr>
+        <w:ind w:firstLine="0"/>
+        <w:jc w:val="center"/>
+        <w:rPr>
+          <w:b/>
+          <w:bCs/>
+          <w:sz w:val="28"/>
+          <w:szCs w:val="28"/>
+          <w:lang w:val="en-US"/>
+        </w:rPr>
+      </w:pPr>
+    </w:p>
+    <w:p>
+      <w:pPr>
+        <w:ind w:firstLine="0"/>
+        <w:jc w:val="center"/>
+        <w:rPr>
+          <w:b/>
+          <w:bCs/>
+          <w:sz w:val="28"/>
+          <w:szCs w:val="28"/>
+          <w:lang w:val="en-US"/>
+        </w:rPr>
+      </w:pPr>
+    </w:p>
+    <w:p>
+      <w:pPr>
+        <w:ind w:firstLine="0"/>
+        <w:jc w:val="center"/>
+        <w:rPr>
+          <w:b/>
+          <w:bCs/>
+          <w:sz w:val="28"/>
+          <w:szCs w:val="28"/>
+          <w:lang w:val="en-US"/>
+        </w:rPr>
+      </w:pPr>
+    </w:p>
+    <w:p>
+      <w:pPr>
+        <w:ind w:firstLine="0"/>
+        <w:jc w:val="center"/>
+        <w:rPr>
+          <w:b/>
+          <w:bCs/>
+          <w:sz w:val="28"/>
+          <w:szCs w:val="28"/>
+          <w:lang w:val="en-US"/>
+        </w:rPr>
+      </w:pPr>
+    </w:p>
+    <w:p>
+      <w:pPr>
+        <w:ind w:firstLine="0"/>
+        <w:jc w:val="center"/>
+        <w:rPr>
+          <w:b/>
+          <w:bCs/>
+          <w:sz w:val="28"/>
+          <w:szCs w:val="28"/>
+          <w:lang w:val="en-US"/>
+        </w:rPr>
+      </w:pPr>
+    </w:p>
+    <w:p>
+      <w:pPr>
+        <w:ind w:firstLine="0"/>
+        <w:jc w:val="center"/>
+        <w:rPr>
+          <w:b/>
+          <w:bCs/>
+          <w:sz w:val="28"/>
+          <w:szCs w:val="28"/>
+          <w:lang w:val="en-US"/>
+        </w:rPr>
+      </w:pPr>
+    </w:p>
+    <w:p>
+      <w:pPr>
+        <w:ind w:firstLine="0"/>
+        <w:jc w:val="center"/>
+        <w:rPr>
+          <w:b/>
+          <w:bCs/>
+          <w:sz w:val="28"/>
+          <w:szCs w:val="28"/>
+          <w:lang w:val="en-US"/>
+        </w:rPr>
+      </w:pPr>
+    </w:p>
+    <w:p>
+      <w:pPr>
+        <w:ind w:firstLine="0"/>
+        <w:jc w:val="center"/>
+        <w:rPr>
+          <w:b/>
+          <w:bCs/>
+          <w:sz w:val="28"/>
+          <w:szCs w:val="28"/>
+          <w:lang w:val="en-US"/>
+        </w:rPr>
+      </w:pPr>
+    </w:p>
+    <w:p>
+      <w:pPr>
+        <w:ind w:firstLine="0"/>
+        <w:jc w:val="center"/>
+        <w:rPr>
+          <w:b/>
+          <w:bCs/>
+          <w:sz w:val="28"/>
+          <w:szCs w:val="28"/>
+          <w:lang w:val="en-US"/>
+        </w:rPr>
+      </w:pPr>
+    </w:p>
+    <w:p>
+      <w:pPr>
+        <w:ind w:firstLine="0"/>
+        <w:jc w:val="center"/>
+        <w:rPr>
+          <w:b/>
+          <w:bCs/>
+          <w:sz w:val="28"/>
+          <w:szCs w:val="28"/>
+          <w:lang w:val="en-US"/>
+        </w:rPr>
+      </w:pPr>
+    </w:p>
+    <w:p>
+      <w:pPr>
+        <w:ind w:firstLine="0"/>
+        <w:jc w:val="center"/>
+        <w:rPr>
+          <w:b/>
+          <w:bCs/>
+          <w:sz w:val="28"/>
+          <w:szCs w:val="28"/>
+          <w:lang w:val="en-US"/>
+        </w:rPr>
+      </w:pPr>
+    </w:p>
+    <w:p>
+      <w:pPr>
+        <w:ind w:firstLine="0"/>
+        <w:jc w:val="center"/>
+        <w:rPr>
+          <w:b/>
+          <w:bCs/>
+          <w:sz w:val="28"/>
+          <w:szCs w:val="28"/>
+          <w:lang w:val="en-US"/>
+        </w:rPr>
+      </w:pPr>
+      <w:r>
+        <w:rPr>
+          <w:b/>
+          <w:bCs/>
+          <w:sz w:val="28"/>
+          <w:szCs w:val="28"/>
+          <w:lang w:val="en-US"/>
+        </w:rPr>
+        <w:lastRenderedPageBreak/>
+        <w:t>DAFTAR GAMBAR</w:t>
+      </w:r>
+    </w:p>
+    <w:p>
+      <w:pPr>
+        <w:ind w:firstLine="0"/>
+        <w:jc w:val="center"/>
+        <w:rPr>
+          <w:b/>
+          <w:bCs/>
+          <w:sz w:val="28"/>
+          <w:szCs w:val="28"/>
+          <w:lang w:val="en-US"/>
+        </w:rPr>
+      </w:pPr>
+    </w:p>
+    <w:p>
+      <w:pPr>
+        <w:ind w:firstLine="0"/>
+        <w:jc w:val="center"/>
+        <w:rPr>
+          <w:b/>
+          <w:bCs/>
+          <w:sz w:val="28"/>
+          <w:szCs w:val="28"/>
+          <w:lang w:val="en-US"/>
+        </w:rPr>
+      </w:pPr>
+    </w:p>
+    <w:p>
+      <w:pPr>
+        <w:ind w:firstLine="0"/>
+        <w:jc w:val="center"/>
+        <w:rPr>
+          <w:b/>
+          <w:bCs/>
+          <w:sz w:val="28"/>
+          <w:szCs w:val="28"/>
+          <w:lang w:val="en-US"/>
+        </w:rPr>
+      </w:pPr>
+    </w:p>
+    <w:p>
+      <w:pPr>
+        <w:ind w:firstLine="0"/>
+        <w:jc w:val="center"/>
+        <w:rPr>
+          <w:b/>
+          <w:bCs/>
+          <w:sz w:val="28"/>
+          <w:szCs w:val="28"/>
+          <w:lang w:val="en-US"/>
+        </w:rPr>
+      </w:pPr>
+    </w:p>
+    <w:p>
+      <w:pPr>
+        <w:ind w:firstLine="0"/>
+        <w:jc w:val="center"/>
+        <w:rPr>
+          <w:b/>
+          <w:bCs/>
+          <w:sz w:val="28"/>
+          <w:szCs w:val="28"/>
+          <w:lang w:val="en-US"/>
+        </w:rPr>
+      </w:pPr>
+    </w:p>
+    <w:p>
+      <w:pPr>
+        <w:ind w:firstLine="0"/>
+        <w:jc w:val="center"/>
+        <w:rPr>
+          <w:b/>
+          <w:bCs/>
+          <w:sz w:val="28"/>
+          <w:szCs w:val="28"/>
+          <w:lang w:val="en-US"/>
+        </w:rPr>
+      </w:pPr>
+    </w:p>
+    <w:p>
+      <w:pPr>
+        <w:ind w:firstLine="0"/>
+        <w:jc w:val="center"/>
+        <w:rPr>
+          <w:b/>
+          <w:bCs/>
+          <w:sz w:val="28"/>
+          <w:szCs w:val="28"/>
+          <w:lang w:val="en-US"/>
+        </w:rPr>
+      </w:pPr>
+    </w:p>
+    <w:p>
+      <w:pPr>
+        <w:ind w:firstLine="0"/>
+        <w:jc w:val="center"/>
+        <w:rPr>
+          <w:b/>
+          <w:bCs/>
+          <w:sz w:val="28"/>
+          <w:szCs w:val="28"/>
+          <w:lang w:val="en-US"/>
+        </w:rPr>
+      </w:pPr>
+    </w:p>
+    <w:p>
+      <w:pPr>
+        <w:ind w:firstLine="0"/>
+        <w:jc w:val="center"/>
+        <w:rPr>
+          <w:b/>
+          <w:bCs/>
+          <w:sz w:val="28"/>
+          <w:szCs w:val="28"/>
+          <w:lang w:val="en-US"/>
+        </w:rPr>
+      </w:pPr>
+    </w:p>
+    <w:p>
+      <w:pPr>
+        <w:ind w:firstLine="0"/>
+        <w:jc w:val="center"/>
+        <w:rPr>
+          <w:b/>
+          <w:bCs/>
+          <w:sz w:val="28"/>
+          <w:szCs w:val="28"/>
+          <w:lang w:val="en-US"/>
+        </w:rPr>
+      </w:pPr>
+    </w:p>
+    <w:p>
+      <w:pPr>
+        <w:ind w:firstLine="0"/>
+        <w:jc w:val="center"/>
+        <w:rPr>
+          <w:b/>
+          <w:bCs/>
+          <w:sz w:val="28"/>
+          <w:szCs w:val="28"/>
+          <w:lang w:val="en-US"/>
+        </w:rPr>
+      </w:pPr>
+    </w:p>
+    <w:p>
+      <w:pPr>
+        <w:ind w:firstLine="0"/>
+        <w:jc w:val="center"/>
+        <w:rPr>
+          <w:b/>
+          <w:bCs/>
+          <w:sz w:val="28"/>
+          <w:szCs w:val="28"/>
+          <w:lang w:val="en-US"/>
+        </w:rPr>
+      </w:pPr>
+    </w:p>
+    <w:p>
+      <w:pPr>
+        <w:ind w:firstLine="0"/>
+        <w:jc w:val="center"/>
+        <w:rPr>
+          <w:b/>
+          <w:bCs/>
+          <w:sz w:val="28"/>
+          <w:szCs w:val="28"/>
+          <w:lang w:val="en-US"/>
+        </w:rPr>
+      </w:pPr>
+    </w:p>
+    <w:p>
+      <w:pPr>
+        <w:ind w:firstLine="0"/>
+        <w:jc w:val="center"/>
+        <w:rPr>
+          <w:b/>
+          <w:bCs/>
+          <w:sz w:val="28"/>
+          <w:szCs w:val="28"/>
+          <w:lang w:val="en-US"/>
+        </w:rPr>
+      </w:pPr>
+    </w:p>
+    <w:p>
+      <w:pPr>
+        <w:ind w:firstLine="0"/>
+        <w:jc w:val="center"/>
+        <w:rPr>
+          <w:b/>
+          <w:bCs/>
+          <w:sz w:val="28"/>
+          <w:szCs w:val="28"/>
+          <w:lang w:val="en-US"/>
+        </w:rPr>
+      </w:pPr>
+    </w:p>
+    <w:p>
+      <w:pPr>
+        <w:ind w:firstLine="0"/>
+        <w:jc w:val="center"/>
+        <w:rPr>
+          <w:b/>
+          <w:bCs/>
+          <w:sz w:val="28"/>
+          <w:szCs w:val="28"/>
+          <w:lang w:val="en-US"/>
+        </w:rPr>
+      </w:pPr>
+    </w:p>
+    <w:p>
+      <w:pPr>
+        <w:ind w:firstLine="0"/>
+        <w:jc w:val="center"/>
+        <w:rPr>
+          <w:b/>
+          <w:bCs/>
+          <w:sz w:val="28"/>
+          <w:szCs w:val="28"/>
+          <w:lang w:val="en-US"/>
+        </w:rPr>
+      </w:pPr>
+    </w:p>
+    <w:p>
+      <w:pPr>
+        <w:ind w:firstLine="0"/>
+        <w:jc w:val="center"/>
+        <w:rPr>
+          <w:b/>
+          <w:bCs/>
+          <w:sz w:val="28"/>
+          <w:szCs w:val="28"/>
+          <w:lang w:val="en-US"/>
+        </w:rPr>
+      </w:pPr>
+    </w:p>
+    <w:p>
+      <w:pPr>
+        <w:ind w:firstLine="0"/>
+        <w:jc w:val="center"/>
+        <w:rPr>
+          <w:b/>
+          <w:bCs/>
+          <w:sz w:val="28"/>
+          <w:szCs w:val="28"/>
+          <w:lang w:val="en-US"/>
+        </w:rPr>
+      </w:pPr>
+    </w:p>
+    <w:p>
+      <w:pPr>
+        <w:ind w:firstLine="0"/>
+        <w:jc w:val="center"/>
+        <w:rPr>
+          <w:b/>
+          <w:bCs/>
+          <w:sz w:val="28"/>
+          <w:szCs w:val="28"/>
+          <w:lang w:val="en-US"/>
+        </w:rPr>
+      </w:pPr>
+    </w:p>
+    <w:p>
+      <w:pPr>
+        <w:ind w:firstLine="0"/>
+        <w:jc w:val="center"/>
+        <w:rPr>
+          <w:b/>
+          <w:bCs/>
+          <w:sz w:val="28"/>
+          <w:szCs w:val="28"/>
+          <w:lang w:val="en-US"/>
+        </w:rPr>
+      </w:pPr>
+    </w:p>
+    <w:p>
+      <w:pPr>
+        <w:ind w:firstLine="0"/>
+        <w:jc w:val="center"/>
+        <w:rPr>
+          <w:b/>
+          <w:bCs/>
+          <w:sz w:val="28"/>
+          <w:szCs w:val="28"/>
+          <w:lang w:val="en-US"/>
+        </w:rPr>
+      </w:pPr>
+    </w:p>
+    <w:p>
+      <w:pPr>
+        <w:ind w:firstLine="0"/>
+        <w:jc w:val="center"/>
+        <w:rPr>
+          <w:b/>
+          <w:bCs/>
+          <w:sz w:val="28"/>
+          <w:szCs w:val="28"/>
+          <w:lang w:val="en-US"/>
+        </w:rPr>
+      </w:pPr>
+    </w:p>
+    <w:p>
+      <w:pPr>
+        <w:ind w:firstLine="0"/>
+        <w:jc w:val="center"/>
+        <w:rPr>
+          <w:b/>
+          <w:bCs/>
+          <w:sz w:val="28"/>
+          <w:szCs w:val="28"/>
+          <w:lang w:val="en-US"/>
+        </w:rPr>
+      </w:pPr>
+    </w:p>
+    <w:p>
+      <w:pPr>
+        <w:ind w:firstLine="0"/>
+        <w:jc w:val="center"/>
+        <w:rPr>
+          <w:b/>
+          <w:bCs/>
+          <w:sz w:val="28"/>
+          <w:szCs w:val="28"/>
+          <w:lang w:val="en-US"/>
+        </w:rPr>
+      </w:pPr>
+    </w:p>
+    <w:p>
+      <w:pPr>
+        <w:ind w:firstLine="0"/>
+        <w:jc w:val="center"/>
+        <w:rPr>
+          <w:b/>
+          <w:bCs/>
+          <w:sz w:val="28"/>
+          <w:szCs w:val="28"/>
+          <w:lang w:val="en-US"/>
+        </w:rPr>
+      </w:pPr>
+    </w:p>
+    <w:p>
+      <w:pPr>
+        <w:pStyle w:val="Heading1"/>
+      </w:pPr>
+      <w:r>
         <w:lastRenderedPageBreak/>
         <w:t>BAB I</w:t>
       </w:r>
       <w:r>
-        <w:rPr>
-          <w:b w:val="0"/>
-          <w:bCs w:val="0"/>
-        </w:rPr>
         <w:br/>
         <w:t>PENDAHULUAN</w:t>
       </w:r>
@@ -448,40 +1560,20 @@
     <w:p>
       <w:pPr>
         <w:pStyle w:val="Heading2"/>
-        <w:rPr>
-          <w:b w:val="0"/>
-          <w:bCs w:val="0"/>
-        </w:rPr>
-      </w:pPr>
-      <w:r>
-        <w:rPr>
-          <w:b w:val="0"/>
-          <w:bCs w:val="0"/>
-        </w:rPr>
+      </w:pPr>
+      <w:r>
         <w:t xml:space="preserve">Latar </w:t>
       </w:r>
       <w:proofErr w:type="spellStart"/>
       <w:r>
-        <w:rPr>
-          <w:b w:val="0"/>
-          <w:bCs w:val="0"/>
-        </w:rPr>
         <w:t>Belakang</w:t>
       </w:r>
       <w:proofErr w:type="spellEnd"/>
       <w:r>
-        <w:rPr>
-          <w:b w:val="0"/>
-          <w:bCs w:val="0"/>
-        </w:rPr>
-        <w:t xml:space="preserve"> </w:t>
-      </w:r>
-      <w:proofErr w:type="spellStart"/>
-      <w:r>
-        <w:rPr>
-          <w:b w:val="0"/>
-          <w:bCs w:val="0"/>
-        </w:rPr>
+        <w:t xml:space="preserve"> </w:t>
+      </w:r>
+      <w:proofErr w:type="spellStart"/>
+      <w:r>
         <w:t>Masalah</w:t>
       </w:r>
       <w:proofErr w:type="spellEnd"/>
@@ -2238,21 +3330,7 @@
         <w:rPr>
           <w:lang w:val="en-US"/>
         </w:rPr>
-        <w:t xml:space="preserve">. </w:t>
-      </w:r>
-      <w:proofErr w:type="spellStart"/>
-      <w:r>
-        <w:rPr>
-          <w:lang w:val="en-US"/>
-        </w:rPr>
-        <w:t>Dengan</w:t>
-      </w:r>
-      <w:proofErr w:type="spellEnd"/>
-      <w:r>
-        <w:rPr>
-          <w:lang w:val="en-US"/>
-        </w:rPr>
-        <w:t xml:space="preserve"> </w:t>
+        <w:t xml:space="preserve">. Dengan </w:t>
       </w:r>
       <w:proofErr w:type="spellStart"/>
       <w:r>
@@ -3631,21 +4709,7 @@
         <w:rPr>
           <w:lang w:val="en-US"/>
         </w:rPr>
-        <w:t xml:space="preserve">. </w:t>
-      </w:r>
-      <w:proofErr w:type="spellStart"/>
-      <w:r>
-        <w:rPr>
-          <w:lang w:val="en-US"/>
-        </w:rPr>
-        <w:t>Dengan</w:t>
-      </w:r>
-      <w:proofErr w:type="spellEnd"/>
-      <w:r>
-        <w:rPr>
-          <w:lang w:val="en-US"/>
-        </w:rPr>
-        <w:t xml:space="preserve"> </w:t>
+        <w:t xml:space="preserve">. Dengan </w:t>
       </w:r>
       <w:proofErr w:type="spellStart"/>
       <w:r>
@@ -4008,47 +5072,23 @@
     <w:p>
       <w:pPr>
         <w:pStyle w:val="Heading2"/>
-        <w:rPr>
-          <w:b w:val="0"/>
-          <w:bCs w:val="0"/>
-        </w:rPr>
-      </w:pPr>
-      <w:r>
-        <w:rPr>
-          <w:b w:val="0"/>
-          <w:bCs w:val="0"/>
-        </w:rPr>
-        <w:t xml:space="preserve"> </w:t>
-      </w:r>
-      <w:proofErr w:type="spellStart"/>
-      <w:r>
-        <w:rPr>
-          <w:b w:val="0"/>
-          <w:bCs w:val="0"/>
-        </w:rPr>
+      </w:pPr>
+      <w:r>
+        <w:t xml:space="preserve"> </w:t>
+      </w:r>
+      <w:proofErr w:type="spellStart"/>
+      <w:r>
         <w:t>R</w:t>
       </w:r>
       <w:r>
-        <w:rPr>
-          <w:b w:val="0"/>
-          <w:bCs w:val="0"/>
-        </w:rPr>
         <w:t>umusan</w:t>
       </w:r>
       <w:proofErr w:type="spellEnd"/>
       <w:r>
-        <w:rPr>
-          <w:b w:val="0"/>
-          <w:bCs w:val="0"/>
-        </w:rPr>
-        <w:t xml:space="preserve"> </w:t>
-      </w:r>
-      <w:proofErr w:type="spellStart"/>
-      <w:r>
-        <w:rPr>
-          <w:b w:val="0"/>
-          <w:bCs w:val="0"/>
-        </w:rPr>
+        <w:t xml:space="preserve"> </w:t>
+      </w:r>
+      <w:proofErr w:type="spellStart"/>
+      <w:r>
         <w:t>Masalah</w:t>
       </w:r>
       <w:proofErr w:type="spellEnd"/>
@@ -6195,31 +7235,15 @@
     <w:p>
       <w:pPr>
         <w:pStyle w:val="Heading2"/>
-        <w:rPr>
-          <w:b w:val="0"/>
-          <w:bCs w:val="0"/>
-        </w:rPr>
-      </w:pPr>
-      <w:r>
-        <w:rPr>
-          <w:b w:val="0"/>
-          <w:bCs w:val="0"/>
-        </w:rPr>
+      </w:pPr>
+      <w:r>
         <w:t xml:space="preserve"> B</w:t>
       </w:r>
       <w:r>
-        <w:rPr>
-          <w:b w:val="0"/>
-          <w:bCs w:val="0"/>
-        </w:rPr>
         <w:t xml:space="preserve">atasan </w:t>
       </w:r>
       <w:proofErr w:type="spellStart"/>
       <w:r>
-        <w:rPr>
-          <w:b w:val="0"/>
-          <w:bCs w:val="0"/>
-        </w:rPr>
         <w:t>Masalah</w:t>
       </w:r>
       <w:proofErr w:type="spellEnd"/>
@@ -7940,47 +8964,23 @@
     <w:p>
       <w:pPr>
         <w:pStyle w:val="Heading2"/>
-        <w:rPr>
-          <w:b w:val="0"/>
-          <w:bCs w:val="0"/>
-        </w:rPr>
-      </w:pPr>
-      <w:r>
-        <w:rPr>
-          <w:b w:val="0"/>
-          <w:bCs w:val="0"/>
-        </w:rPr>
-        <w:t xml:space="preserve"> </w:t>
-      </w:r>
-      <w:r>
-        <w:rPr>
-          <w:b w:val="0"/>
-          <w:bCs w:val="0"/>
-        </w:rPr>
+      </w:pPr>
+      <w:r>
+        <w:t xml:space="preserve"> </w:t>
+      </w:r>
+      <w:r>
         <w:t xml:space="preserve">Tujuan </w:t>
       </w:r>
       <w:proofErr w:type="spellStart"/>
       <w:r>
-        <w:rPr>
-          <w:b w:val="0"/>
-          <w:bCs w:val="0"/>
-        </w:rPr>
         <w:t>Kerja</w:t>
       </w:r>
       <w:proofErr w:type="spellEnd"/>
       <w:r>
-        <w:rPr>
-          <w:b w:val="0"/>
-          <w:bCs w:val="0"/>
-        </w:rPr>
-        <w:t xml:space="preserve"> </w:t>
-      </w:r>
-      <w:proofErr w:type="spellStart"/>
-      <w:r>
-        <w:rPr>
-          <w:b w:val="0"/>
-          <w:bCs w:val="0"/>
-        </w:rPr>
+        <w:t xml:space="preserve"> </w:t>
+      </w:r>
+      <w:proofErr w:type="spellStart"/>
+      <w:r>
         <w:t>Praktek</w:t>
       </w:r>
       <w:proofErr w:type="spellEnd"/>
@@ -9301,48 +10301,24 @@
     <w:p>
       <w:pPr>
         <w:pStyle w:val="Heading2"/>
-        <w:rPr>
-          <w:b w:val="0"/>
-          <w:bCs w:val="0"/>
-        </w:rPr>
-      </w:pPr>
-      <w:r>
-        <w:rPr>
-          <w:b w:val="0"/>
-          <w:bCs w:val="0"/>
-        </w:rPr>
+      </w:pPr>
+      <w:r>
         <w:lastRenderedPageBreak/>
         <w:t xml:space="preserve"> </w:t>
       </w:r>
       <w:r>
-        <w:rPr>
-          <w:b w:val="0"/>
-          <w:bCs w:val="0"/>
-        </w:rPr>
         <w:t xml:space="preserve">Manfaat </w:t>
       </w:r>
       <w:proofErr w:type="spellStart"/>
       <w:r>
-        <w:rPr>
-          <w:b w:val="0"/>
-          <w:bCs w:val="0"/>
-        </w:rPr>
         <w:t>Kerja</w:t>
       </w:r>
       <w:proofErr w:type="spellEnd"/>
       <w:r>
-        <w:rPr>
-          <w:b w:val="0"/>
-          <w:bCs w:val="0"/>
-        </w:rPr>
-        <w:t xml:space="preserve"> </w:t>
-      </w:r>
-      <w:proofErr w:type="spellStart"/>
-      <w:r>
-        <w:rPr>
-          <w:b w:val="0"/>
-          <w:bCs w:val="0"/>
-        </w:rPr>
+        <w:t xml:space="preserve"> </w:t>
+      </w:r>
+      <w:proofErr w:type="spellStart"/>
+      <w:r>
         <w:t>Praktek</w:t>
       </w:r>
       <w:proofErr w:type="spellEnd"/>
@@ -10584,40 +11560,20 @@
     <w:p>
       <w:pPr>
         <w:pStyle w:val="Heading2"/>
-        <w:rPr>
-          <w:b w:val="0"/>
-          <w:bCs w:val="0"/>
-        </w:rPr>
-      </w:pPr>
-      <w:r>
-        <w:rPr>
-          <w:b w:val="0"/>
-          <w:bCs w:val="0"/>
-        </w:rPr>
-        <w:t xml:space="preserve"> </w:t>
-      </w:r>
-      <w:proofErr w:type="spellStart"/>
-      <w:r>
-        <w:rPr>
-          <w:b w:val="0"/>
-          <w:bCs w:val="0"/>
-        </w:rPr>
+      </w:pPr>
+      <w:r>
+        <w:t xml:space="preserve"> </w:t>
+      </w:r>
+      <w:proofErr w:type="spellStart"/>
+      <w:r>
         <w:t>Tempat</w:t>
       </w:r>
       <w:proofErr w:type="spellEnd"/>
       <w:r>
-        <w:rPr>
-          <w:b w:val="0"/>
-          <w:bCs w:val="0"/>
-        </w:rPr>
         <w:t xml:space="preserve"> dan Waktu </w:t>
       </w:r>
       <w:proofErr w:type="spellStart"/>
       <w:r>
-        <w:rPr>
-          <w:b w:val="0"/>
-          <w:bCs w:val="0"/>
-        </w:rPr>
         <w:t>Pelaksanaan</w:t>
       </w:r>
       <w:proofErr w:type="spellEnd"/>
@@ -12479,56 +13435,28 @@
     <w:p>
       <w:pPr>
         <w:pStyle w:val="Heading2"/>
-        <w:rPr>
-          <w:b w:val="0"/>
-          <w:bCs w:val="0"/>
-        </w:rPr>
-      </w:pPr>
-      <w:r>
-        <w:rPr>
-          <w:b w:val="0"/>
-          <w:bCs w:val="0"/>
-        </w:rPr>
-        <w:t xml:space="preserve"> </w:t>
-      </w:r>
-      <w:proofErr w:type="spellStart"/>
-      <w:r>
-        <w:rPr>
-          <w:b w:val="0"/>
-          <w:bCs w:val="0"/>
-        </w:rPr>
+      </w:pPr>
+      <w:r>
+        <w:t xml:space="preserve"> </w:t>
+      </w:r>
+      <w:proofErr w:type="spellStart"/>
+      <w:r>
         <w:t>Metodologi</w:t>
       </w:r>
       <w:proofErr w:type="spellEnd"/>
       <w:r>
-        <w:rPr>
-          <w:b w:val="0"/>
-          <w:bCs w:val="0"/>
-        </w:rPr>
-        <w:t xml:space="preserve"> </w:t>
-      </w:r>
-      <w:proofErr w:type="spellStart"/>
-      <w:r>
-        <w:rPr>
-          <w:b w:val="0"/>
-          <w:bCs w:val="0"/>
-        </w:rPr>
+        <w:t xml:space="preserve"> </w:t>
+      </w:r>
+      <w:proofErr w:type="spellStart"/>
+      <w:r>
         <w:t>Kerja</w:t>
       </w:r>
       <w:proofErr w:type="spellEnd"/>
       <w:r>
-        <w:rPr>
-          <w:b w:val="0"/>
-          <w:bCs w:val="0"/>
-        </w:rPr>
-        <w:t xml:space="preserve"> </w:t>
-      </w:r>
-      <w:proofErr w:type="spellStart"/>
-      <w:r>
-        <w:rPr>
-          <w:b w:val="0"/>
-          <w:bCs w:val="0"/>
-        </w:rPr>
+        <w:t xml:space="preserve"> </w:t>
+      </w:r>
+      <w:proofErr w:type="spellStart"/>
+      <w:r>
         <w:t>Praktek</w:t>
       </w:r>
       <w:proofErr w:type="spellEnd"/>
@@ -12920,6 +13848,10 @@
       </w:r>
     </w:p>
     <w:p>
+      <w:pPr>
+        <w:keepNext/>
+        <w:ind w:firstLine="0"/>
+      </w:pPr>
       <w:r>
         <w:rPr>
           <w:noProof/>
@@ -12969,11 +13901,50 @@
     </w:p>
     <w:p>
       <w:pPr>
-        <w:rPr>
-          <w:lang w:val="en-US"/>
-        </w:rPr>
-      </w:pPr>
-      <w:r>
+        <w:pStyle w:val="Caption"/>
+      </w:pPr>
+      <w:r>
+        <w:t>Gambar 1.</w:t>
+      </w:r>
+      <w:fldSimple w:instr=" STYLEREF 1 \s ">
+        <w:r>
+          <w:rPr>
+            <w:noProof/>
+          </w:rPr>
+          <w:t>0</w:t>
+        </w:r>
+      </w:fldSimple>
+      <w:r>
+        <w:t>.</w:t>
+      </w:r>
+      <w:fldSimple w:instr=" SEQ Gambar \* ARABIC \s 1 ">
+        <w:r>
+          <w:rPr>
+            <w:noProof/>
+          </w:rPr>
+          <w:t>1</w:t>
+        </w:r>
+      </w:fldSimple>
+      <w:r>
+        <w:t xml:space="preserve"> SDLC Waterfall (</w:t>
+      </w:r>
+      <w:proofErr w:type="spellStart"/>
+      <w:r>
+        <w:t>Sumber</w:t>
+      </w:r>
+      <w:proofErr w:type="spellEnd"/>
+      <w:r>
+        <w:t>: Pressman, 2020)</w:t>
+      </w:r>
+    </w:p>
+    <w:p>
+      <w:pPr>
+        <w:rPr>
+          <w:lang w:val="en-US"/>
+        </w:rPr>
+      </w:pPr>
+      <w:r>
+        <w:lastRenderedPageBreak/>
         <w:t xml:space="preserve">Metode </w:t>
       </w:r>
       <w:proofErr w:type="spellStart"/>
@@ -13099,7 +14070,6 @@
         <w:rPr>
           <w:lang w:val="en-US"/>
         </w:rPr>
-        <w:lastRenderedPageBreak/>
         <w:t>Operasional</w:t>
       </w:r>
       <w:proofErr w:type="spellEnd"/>
@@ -13240,7 +14210,13 @@
         <w:rPr>
           <w:lang w:val="en-US"/>
         </w:rPr>
-        <w:t>berituk</w:t>
+        <w:t>beri</w:t>
+      </w:r>
+      <w:r>
+        <w:rPr>
+          <w:lang w:val="en-US"/>
+        </w:rPr>
+        <w:t>kut</w:t>
       </w:r>
       <w:proofErr w:type="spellEnd"/>
       <w:r>
@@ -13259,15 +14235,11 @@
         </w:numPr>
         <w:rPr>
           <w:rStyle w:val="Strong"/>
-          <w:b w:val="0"/>
-          <w:bCs w:val="0"/>
         </w:rPr>
       </w:pPr>
       <w:r>
         <w:rPr>
           <w:rStyle w:val="Strong"/>
-          <w:b w:val="0"/>
-          <w:bCs w:val="0"/>
         </w:rPr>
         <w:t xml:space="preserve">Communication </w:t>
       </w:r>
@@ -13276,6 +14248,9 @@
       <w:pPr>
         <w:pStyle w:val="ListParagraph"/>
         <w:ind w:left="360"/>
+        <w:rPr>
+          <w:lang w:val="en-US"/>
+        </w:rPr>
       </w:pPr>
       <w:proofErr w:type="spellStart"/>
       <w:r>
@@ -14019,6 +14994,12 @@
         </w:rPr>
         <w:t>.</w:t>
       </w:r>
+    </w:p>
+    <w:p>
+      <w:pPr>
+        <w:pStyle w:val="ListParagraph"/>
+        <w:ind w:left="360"/>
+      </w:pPr>
     </w:p>
     <w:p>
       <w:pPr>
@@ -14029,15 +15010,11 @@
         </w:numPr>
         <w:rPr>
           <w:rStyle w:val="Strong"/>
-          <w:b w:val="0"/>
-          <w:bCs w:val="0"/>
         </w:rPr>
       </w:pPr>
       <w:r>
         <w:rPr>
           <w:rStyle w:val="Strong"/>
-          <w:b w:val="0"/>
-          <w:bCs w:val="0"/>
         </w:rPr>
         <w:t>Planning</w:t>
       </w:r>
@@ -14335,6 +15312,12 @@
       <w:r>
         <w:t>.</w:t>
       </w:r>
+    </w:p>
+    <w:p>
+      <w:pPr>
+        <w:pStyle w:val="ListParagraph"/>
+        <w:ind w:left="360"/>
+      </w:pPr>
     </w:p>
     <w:p>
       <w:pPr>
@@ -14345,15 +15328,11 @@
         </w:numPr>
         <w:rPr>
           <w:rStyle w:val="Strong"/>
-          <w:b w:val="0"/>
-          <w:bCs w:val="0"/>
         </w:rPr>
       </w:pPr>
       <w:r>
         <w:rPr>
           <w:rStyle w:val="Strong"/>
-          <w:b w:val="0"/>
-          <w:bCs w:val="0"/>
         </w:rPr>
         <w:t>Modelling</w:t>
       </w:r>
@@ -14667,6 +15646,24 @@
       <w:r>
         <w:t>.</w:t>
       </w:r>
+    </w:p>
+    <w:p>
+      <w:pPr>
+        <w:pStyle w:val="ListParagraph"/>
+        <w:ind w:left="360"/>
+      </w:pPr>
+    </w:p>
+    <w:p>
+      <w:pPr>
+        <w:pStyle w:val="ListParagraph"/>
+        <w:ind w:left="360"/>
+      </w:pPr>
+    </w:p>
+    <w:p>
+      <w:pPr>
+        <w:pStyle w:val="ListParagraph"/>
+        <w:ind w:left="360"/>
+      </w:pPr>
     </w:p>
     <w:p>
       <w:pPr>
@@ -14677,16 +15674,13 @@
         </w:numPr>
         <w:rPr>
           <w:rStyle w:val="Strong"/>
-          <w:b w:val="0"/>
-          <w:bCs w:val="0"/>
         </w:rPr>
       </w:pPr>
       <w:r>
         <w:rPr>
           <w:rStyle w:val="Strong"/>
-          <w:b w:val="0"/>
-          <w:bCs w:val="0"/>
-        </w:rPr>
+        </w:rPr>
+        <w:lastRenderedPageBreak/>
         <w:t>Construction</w:t>
       </w:r>
     </w:p>
@@ -14983,11 +15977,7 @@
       </w:r>
       <w:proofErr w:type="spellEnd"/>
       <w:r>
-        <w:t xml:space="preserve"> Model-</w:t>
-      </w:r>
-      <w:r>
-        <w:lastRenderedPageBreak/>
-        <w:t xml:space="preserve">View-Controller (MVC) </w:t>
+        <w:t xml:space="preserve"> Model-View-Controller (MVC) </w:t>
       </w:r>
       <w:proofErr w:type="spellStart"/>
       <w:r>
@@ -15325,6 +16315,12 @@
       <w:r>
         <w:t>.</w:t>
       </w:r>
+    </w:p>
+    <w:p>
+      <w:pPr>
+        <w:pStyle w:val="ListParagraph"/>
+        <w:ind w:left="360"/>
+      </w:pPr>
     </w:p>
     <w:p>
       <w:pPr>
@@ -15335,1171 +16331,1143 @@
         </w:numPr>
         <w:rPr>
           <w:rStyle w:val="Strong"/>
-          <w:b w:val="0"/>
-          <w:bCs w:val="0"/>
-        </w:rPr>
-      </w:pPr>
-      <w:r>
+        </w:rPr>
+      </w:pPr>
+      <w:r>
+        <w:rPr>
+          <w:rStyle w:val="Strong"/>
+        </w:rPr>
+        <w:t>Deployment</w:t>
+      </w:r>
+    </w:p>
+    <w:p>
+      <w:pPr>
+        <w:pStyle w:val="ListParagraph"/>
+        <w:ind w:left="360"/>
+      </w:pPr>
+      <w:proofErr w:type="spellStart"/>
+      <w:r>
+        <w:t>Tahap</w:t>
+      </w:r>
+      <w:proofErr w:type="spellEnd"/>
+      <w:r>
+        <w:t xml:space="preserve"> deployment </w:t>
+      </w:r>
+      <w:proofErr w:type="spellStart"/>
+      <w:r>
+        <w:t>merupakan</w:t>
+      </w:r>
+      <w:proofErr w:type="spellEnd"/>
+      <w:r>
+        <w:t xml:space="preserve"> </w:t>
+      </w:r>
+      <w:proofErr w:type="spellStart"/>
+      <w:r>
+        <w:t>tahap</w:t>
+      </w:r>
+      <w:proofErr w:type="spellEnd"/>
+      <w:r>
+        <w:t xml:space="preserve"> </w:t>
+      </w:r>
+      <w:proofErr w:type="spellStart"/>
+      <w:r>
+        <w:t>penerapan</w:t>
+      </w:r>
+      <w:proofErr w:type="spellEnd"/>
+      <w:r>
+        <w:t xml:space="preserve"> </w:t>
+      </w:r>
+      <w:proofErr w:type="spellStart"/>
+      <w:r>
+        <w:t>sistem</w:t>
+      </w:r>
+      <w:proofErr w:type="spellEnd"/>
+      <w:r>
+        <w:t xml:space="preserve"> yang </w:t>
+      </w:r>
+      <w:proofErr w:type="spellStart"/>
+      <w:r>
+        <w:t>telah</w:t>
+      </w:r>
+      <w:proofErr w:type="spellEnd"/>
+      <w:r>
+        <w:t xml:space="preserve"> </w:t>
+      </w:r>
+      <w:proofErr w:type="spellStart"/>
+      <w:r>
+        <w:t>dikembangkan</w:t>
+      </w:r>
+      <w:proofErr w:type="spellEnd"/>
+      <w:r>
+        <w:t xml:space="preserve"> </w:t>
+      </w:r>
+      <w:proofErr w:type="spellStart"/>
+      <w:r>
+        <w:t>kepada</w:t>
+      </w:r>
+      <w:proofErr w:type="spellEnd"/>
+      <w:r>
+        <w:t xml:space="preserve"> </w:t>
+      </w:r>
+      <w:proofErr w:type="spellStart"/>
+      <w:r>
+        <w:t>pengguna</w:t>
+      </w:r>
+      <w:proofErr w:type="spellEnd"/>
+      <w:r>
+        <w:t xml:space="preserve">. Pada </w:t>
+      </w:r>
+      <w:proofErr w:type="spellStart"/>
+      <w:r>
+        <w:t>tahap</w:t>
+      </w:r>
+      <w:proofErr w:type="spellEnd"/>
+      <w:r>
+        <w:t xml:space="preserve"> </w:t>
+      </w:r>
+      <w:proofErr w:type="spellStart"/>
+      <w:r>
+        <w:t>ini</w:t>
+      </w:r>
+      <w:proofErr w:type="spellEnd"/>
+      <w:r>
+        <w:t xml:space="preserve"> </w:t>
+      </w:r>
+      <w:proofErr w:type="spellStart"/>
+      <w:r>
+        <w:t>sistem</w:t>
+      </w:r>
+      <w:proofErr w:type="spellEnd"/>
+      <w:r>
+        <w:t xml:space="preserve"> yang </w:t>
+      </w:r>
+      <w:proofErr w:type="spellStart"/>
+      <w:r>
+        <w:t>telah</w:t>
+      </w:r>
+      <w:proofErr w:type="spellEnd"/>
+      <w:r>
+        <w:t xml:space="preserve"> </w:t>
+      </w:r>
+      <w:proofErr w:type="spellStart"/>
+      <w:r>
+        <w:t>selesai</w:t>
+      </w:r>
+      <w:proofErr w:type="spellEnd"/>
+      <w:r>
+        <w:t xml:space="preserve"> </w:t>
+      </w:r>
+      <w:proofErr w:type="spellStart"/>
+      <w:r>
+        <w:t>dibangun</w:t>
+      </w:r>
+      <w:proofErr w:type="spellEnd"/>
+      <w:r>
+        <w:t xml:space="preserve"> </w:t>
+      </w:r>
+      <w:proofErr w:type="spellStart"/>
+      <w:r>
+        <w:t>akan</w:t>
+      </w:r>
+      <w:proofErr w:type="spellEnd"/>
+      <w:r>
+        <w:t xml:space="preserve"> </w:t>
+      </w:r>
+      <w:proofErr w:type="spellStart"/>
+      <w:r>
+        <w:t>digunakan</w:t>
+      </w:r>
+      <w:proofErr w:type="spellEnd"/>
+      <w:r>
+        <w:t xml:space="preserve"> oleh </w:t>
+      </w:r>
+      <w:proofErr w:type="spellStart"/>
+      <w:r>
+        <w:t>pihak</w:t>
+      </w:r>
+      <w:proofErr w:type="spellEnd"/>
+      <w:r>
+        <w:t xml:space="preserve"> </w:t>
+      </w:r>
+      <w:proofErr w:type="spellStart"/>
+      <w:r>
+        <w:t>Kopikeun</w:t>
+      </w:r>
+      <w:proofErr w:type="spellEnd"/>
+      <w:r>
+        <w:t xml:space="preserve"> </w:t>
+      </w:r>
+      <w:proofErr w:type="spellStart"/>
+      <w:r>
+        <w:t>untuk</w:t>
+      </w:r>
+      <w:proofErr w:type="spellEnd"/>
+      <w:r>
+        <w:t xml:space="preserve"> </w:t>
+      </w:r>
+      <w:proofErr w:type="spellStart"/>
+      <w:r>
+        <w:t>membantu</w:t>
+      </w:r>
+      <w:proofErr w:type="spellEnd"/>
+      <w:r>
+        <w:t xml:space="preserve"> proses </w:t>
+      </w:r>
+      <w:proofErr w:type="spellStart"/>
+      <w:r>
+        <w:t>pencatatan</w:t>
+      </w:r>
+      <w:proofErr w:type="spellEnd"/>
+      <w:r>
+        <w:t xml:space="preserve"> </w:t>
+      </w:r>
+      <w:proofErr w:type="spellStart"/>
+      <w:r>
+        <w:t>penjualan</w:t>
+      </w:r>
+      <w:proofErr w:type="spellEnd"/>
+      <w:r>
+        <w:t xml:space="preserve">, </w:t>
+      </w:r>
+      <w:proofErr w:type="spellStart"/>
+      <w:r>
+        <w:t>pengelolaan</w:t>
+      </w:r>
+      <w:proofErr w:type="spellEnd"/>
+      <w:r>
+        <w:t xml:space="preserve"> </w:t>
+      </w:r>
+      <w:proofErr w:type="spellStart"/>
+      <w:r>
+        <w:t>stok</w:t>
+      </w:r>
+      <w:proofErr w:type="spellEnd"/>
+      <w:r>
+        <w:t xml:space="preserve"> </w:t>
+      </w:r>
+      <w:proofErr w:type="spellStart"/>
+      <w:r>
+        <w:t>minuman</w:t>
+      </w:r>
+      <w:proofErr w:type="spellEnd"/>
+      <w:r>
+        <w:t xml:space="preserve">, </w:t>
+      </w:r>
+      <w:proofErr w:type="spellStart"/>
+      <w:r>
+        <w:t>serta</w:t>
+      </w:r>
+      <w:proofErr w:type="spellEnd"/>
+      <w:r>
+        <w:t xml:space="preserve"> </w:t>
+      </w:r>
+      <w:proofErr w:type="spellStart"/>
+      <w:r>
+        <w:t>penyajian</w:t>
+      </w:r>
+      <w:proofErr w:type="spellEnd"/>
+      <w:r>
+        <w:t xml:space="preserve"> </w:t>
+      </w:r>
+      <w:proofErr w:type="spellStart"/>
+      <w:r>
+        <w:t>laporan</w:t>
+      </w:r>
+      <w:proofErr w:type="spellEnd"/>
+      <w:r>
+        <w:t xml:space="preserve"> </w:t>
+      </w:r>
+      <w:proofErr w:type="spellStart"/>
+      <w:r>
+        <w:t>operasional</w:t>
+      </w:r>
+      <w:proofErr w:type="spellEnd"/>
+      <w:r>
+        <w:t xml:space="preserve">. Selain </w:t>
+      </w:r>
+      <w:proofErr w:type="spellStart"/>
+      <w:r>
+        <w:t>itu</w:t>
+      </w:r>
+      <w:proofErr w:type="spellEnd"/>
+      <w:r>
+        <w:t xml:space="preserve">, pada </w:t>
+      </w:r>
+      <w:proofErr w:type="spellStart"/>
+      <w:r>
+        <w:t>tahap</w:t>
+      </w:r>
+      <w:proofErr w:type="spellEnd"/>
+      <w:r>
+        <w:t xml:space="preserve"> </w:t>
+      </w:r>
+      <w:proofErr w:type="spellStart"/>
+      <w:r>
+        <w:t>ini</w:t>
+      </w:r>
+      <w:proofErr w:type="spellEnd"/>
+      <w:r>
+        <w:t xml:space="preserve"> juga </w:t>
+      </w:r>
+      <w:proofErr w:type="spellStart"/>
+      <w:r>
+        <w:t>dilakukan</w:t>
+      </w:r>
+      <w:proofErr w:type="spellEnd"/>
+      <w:r>
+        <w:t xml:space="preserve"> </w:t>
+      </w:r>
+      <w:proofErr w:type="spellStart"/>
+      <w:r>
+        <w:t>evaluasi</w:t>
+      </w:r>
+      <w:proofErr w:type="spellEnd"/>
+      <w:r>
+        <w:t xml:space="preserve"> </w:t>
+      </w:r>
+      <w:proofErr w:type="spellStart"/>
+      <w:r>
+        <w:t>serta</w:t>
+      </w:r>
+      <w:proofErr w:type="spellEnd"/>
+      <w:r>
+        <w:t xml:space="preserve"> </w:t>
+      </w:r>
+      <w:proofErr w:type="spellStart"/>
+      <w:r>
+        <w:t>pemeliharaan</w:t>
+      </w:r>
+      <w:proofErr w:type="spellEnd"/>
+      <w:r>
+        <w:t xml:space="preserve"> </w:t>
+      </w:r>
+      <w:proofErr w:type="spellStart"/>
+      <w:r>
+        <w:t>sistem</w:t>
+      </w:r>
+      <w:proofErr w:type="spellEnd"/>
+      <w:r>
+        <w:t xml:space="preserve"> </w:t>
+      </w:r>
+      <w:proofErr w:type="spellStart"/>
+      <w:r>
+        <w:t>apabila</w:t>
+      </w:r>
+      <w:proofErr w:type="spellEnd"/>
+      <w:r>
+        <w:t xml:space="preserve"> </w:t>
+      </w:r>
+      <w:proofErr w:type="spellStart"/>
+      <w:r>
+        <w:t>ditemukan</w:t>
+      </w:r>
+      <w:proofErr w:type="spellEnd"/>
+      <w:r>
+        <w:t xml:space="preserve"> </w:t>
+      </w:r>
+      <w:proofErr w:type="spellStart"/>
+      <w:r>
+        <w:t>kesalahan</w:t>
+      </w:r>
+      <w:proofErr w:type="spellEnd"/>
+      <w:r>
+        <w:t xml:space="preserve"> </w:t>
+      </w:r>
+      <w:proofErr w:type="spellStart"/>
+      <w:r>
+        <w:t>atau</w:t>
+      </w:r>
+      <w:proofErr w:type="spellEnd"/>
+      <w:r>
+        <w:t xml:space="preserve"> </w:t>
+      </w:r>
+      <w:proofErr w:type="spellStart"/>
+      <w:r>
+        <w:t>kebutuhan</w:t>
+      </w:r>
+      <w:proofErr w:type="spellEnd"/>
+      <w:r>
+        <w:t xml:space="preserve"> </w:t>
+      </w:r>
+      <w:proofErr w:type="spellStart"/>
+      <w:r>
+        <w:t>pengembangan</w:t>
+      </w:r>
+      <w:proofErr w:type="spellEnd"/>
+      <w:r>
+        <w:t xml:space="preserve"> </w:t>
+      </w:r>
+      <w:proofErr w:type="spellStart"/>
+      <w:r>
+        <w:t>lebih</w:t>
+      </w:r>
+      <w:proofErr w:type="spellEnd"/>
+      <w:r>
+        <w:t xml:space="preserve"> </w:t>
+      </w:r>
+      <w:proofErr w:type="spellStart"/>
+      <w:r>
+        <w:t>lanjut</w:t>
+      </w:r>
+      <w:proofErr w:type="spellEnd"/>
+      <w:r>
+        <w:t>.</w:t>
+      </w:r>
+    </w:p>
+    <w:p>
+      <w:pPr>
+        <w:pStyle w:val="ListParagraph"/>
+      </w:pPr>
+    </w:p>
+    <w:p>
+      <w:pPr>
+        <w:pStyle w:val="Heading2"/>
+      </w:pPr>
+      <w:r>
+        <w:t xml:space="preserve"> </w:t>
+      </w:r>
+      <w:proofErr w:type="spellStart"/>
+      <w:r>
+        <w:t>Ringkasan</w:t>
+      </w:r>
+      <w:proofErr w:type="spellEnd"/>
+      <w:r>
+        <w:t xml:space="preserve"> </w:t>
+      </w:r>
+      <w:proofErr w:type="spellStart"/>
+      <w:r>
+        <w:t>Sistematika</w:t>
+      </w:r>
+      <w:proofErr w:type="spellEnd"/>
+      <w:r>
+        <w:t xml:space="preserve"> Laporan</w:t>
+      </w:r>
+    </w:p>
+    <w:p>
+      <w:proofErr w:type="spellStart"/>
+      <w:r>
+        <w:t>Sistematika</w:t>
+      </w:r>
+      <w:proofErr w:type="spellEnd"/>
+      <w:r>
+        <w:t xml:space="preserve"> </w:t>
+      </w:r>
+      <w:proofErr w:type="spellStart"/>
+      <w:r>
+        <w:t>penulisan</w:t>
+      </w:r>
+      <w:proofErr w:type="spellEnd"/>
+      <w:r>
+        <w:t xml:space="preserve"> </w:t>
+      </w:r>
+      <w:proofErr w:type="spellStart"/>
+      <w:r>
+        <w:t>laporan</w:t>
+      </w:r>
+      <w:proofErr w:type="spellEnd"/>
+      <w:r>
+        <w:t xml:space="preserve"> </w:t>
+      </w:r>
+      <w:proofErr w:type="spellStart"/>
+      <w:r>
+        <w:t>kerja</w:t>
+      </w:r>
+      <w:proofErr w:type="spellEnd"/>
+      <w:r>
+        <w:t xml:space="preserve"> </w:t>
+      </w:r>
+      <w:proofErr w:type="spellStart"/>
+      <w:r>
+        <w:t>praktek</w:t>
+      </w:r>
+      <w:proofErr w:type="spellEnd"/>
+      <w:r>
+        <w:t xml:space="preserve"> </w:t>
+      </w:r>
+      <w:proofErr w:type="spellStart"/>
+      <w:r>
+        <w:t>ini</w:t>
+      </w:r>
+      <w:proofErr w:type="spellEnd"/>
+      <w:r>
+        <w:t xml:space="preserve"> </w:t>
+      </w:r>
+      <w:proofErr w:type="spellStart"/>
+      <w:r>
+        <w:t>dibagi</w:t>
+      </w:r>
+      <w:proofErr w:type="spellEnd"/>
+      <w:r>
+        <w:t xml:space="preserve"> </w:t>
+      </w:r>
+      <w:proofErr w:type="spellStart"/>
+      <w:r>
+        <w:t>menjadi</w:t>
+      </w:r>
+      <w:proofErr w:type="spellEnd"/>
+      <w:r>
+        <w:t xml:space="preserve"> 5 (lima) </w:t>
+      </w:r>
+      <w:proofErr w:type="spellStart"/>
+      <w:r>
+        <w:t>bab.</w:t>
+      </w:r>
+      <w:proofErr w:type="spellEnd"/>
+      <w:r>
+        <w:t xml:space="preserve"> </w:t>
+      </w:r>
+      <w:proofErr w:type="spellStart"/>
+      <w:r>
+        <w:t>Berikut</w:t>
+      </w:r>
+      <w:proofErr w:type="spellEnd"/>
+      <w:r>
+        <w:t xml:space="preserve"> </w:t>
+      </w:r>
+      <w:proofErr w:type="spellStart"/>
+      <w:r>
+        <w:t>penjelasan</w:t>
+      </w:r>
+      <w:proofErr w:type="spellEnd"/>
+      <w:r>
+        <w:t xml:space="preserve"> </w:t>
+      </w:r>
+      <w:proofErr w:type="spellStart"/>
+      <w:r>
+        <w:t>mengenai</w:t>
+      </w:r>
+      <w:proofErr w:type="spellEnd"/>
+      <w:r>
+        <w:t xml:space="preserve"> masing-masing </w:t>
+      </w:r>
+      <w:proofErr w:type="spellStart"/>
+      <w:r>
+        <w:t>bab</w:t>
+      </w:r>
+      <w:proofErr w:type="spellEnd"/>
+      <w:r>
+        <w:t>:</w:t>
+      </w:r>
+    </w:p>
+    <w:p>
+      <w:pPr>
+        <w:ind w:firstLine="0"/>
         <w:rPr>
           <w:rStyle w:val="Strong"/>
           <w:b w:val="0"/>
           <w:bCs w:val="0"/>
         </w:rPr>
-        <w:t>Deployment</w:t>
-      </w:r>
-    </w:p>
-    <w:p>
-      <w:pPr>
-        <w:pStyle w:val="ListParagraph"/>
-        <w:ind w:left="360"/>
-      </w:pPr>
-      <w:proofErr w:type="spellStart"/>
-      <w:r>
-        <w:t>Tahap</w:t>
-      </w:r>
-      <w:proofErr w:type="spellEnd"/>
-      <w:r>
-        <w:t xml:space="preserve"> deployment </w:t>
-      </w:r>
-      <w:proofErr w:type="spellStart"/>
-      <w:r>
-        <w:t>merupakan</w:t>
-      </w:r>
-      <w:proofErr w:type="spellEnd"/>
-      <w:r>
-        <w:t xml:space="preserve"> </w:t>
-      </w:r>
-      <w:proofErr w:type="spellStart"/>
-      <w:r>
-        <w:t>tahap</w:t>
-      </w:r>
-      <w:proofErr w:type="spellEnd"/>
-      <w:r>
-        <w:t xml:space="preserve"> </w:t>
-      </w:r>
-      <w:proofErr w:type="spellStart"/>
-      <w:r>
-        <w:t>penerapan</w:t>
-      </w:r>
-      <w:proofErr w:type="spellEnd"/>
-      <w:r>
-        <w:t xml:space="preserve"> </w:t>
-      </w:r>
-      <w:proofErr w:type="spellStart"/>
-      <w:r>
-        <w:t>sistem</w:t>
-      </w:r>
-      <w:proofErr w:type="spellEnd"/>
-      <w:r>
-        <w:t xml:space="preserve"> yang </w:t>
-      </w:r>
-      <w:proofErr w:type="spellStart"/>
-      <w:r>
-        <w:t>telah</w:t>
-      </w:r>
-      <w:proofErr w:type="spellEnd"/>
-      <w:r>
-        <w:t xml:space="preserve"> </w:t>
-      </w:r>
-      <w:proofErr w:type="spellStart"/>
-      <w:r>
-        <w:t>dikembangkan</w:t>
-      </w:r>
-      <w:proofErr w:type="spellEnd"/>
-      <w:r>
-        <w:t xml:space="preserve"> </w:t>
-      </w:r>
-      <w:proofErr w:type="spellStart"/>
-      <w:r>
-        <w:t>kepada</w:t>
-      </w:r>
-      <w:proofErr w:type="spellEnd"/>
-      <w:r>
-        <w:t xml:space="preserve"> </w:t>
-      </w:r>
-      <w:proofErr w:type="spellStart"/>
-      <w:r>
-        <w:t>pengguna</w:t>
-      </w:r>
-      <w:proofErr w:type="spellEnd"/>
-      <w:r>
-        <w:t xml:space="preserve">. Pada </w:t>
-      </w:r>
-      <w:proofErr w:type="spellStart"/>
-      <w:r>
-        <w:t>tahap</w:t>
-      </w:r>
-      <w:proofErr w:type="spellEnd"/>
-      <w:r>
-        <w:t xml:space="preserve"> </w:t>
-      </w:r>
-      <w:proofErr w:type="spellStart"/>
-      <w:r>
-        <w:t>ini</w:t>
-      </w:r>
-      <w:proofErr w:type="spellEnd"/>
-      <w:r>
-        <w:t xml:space="preserve"> </w:t>
-      </w:r>
-      <w:proofErr w:type="spellStart"/>
-      <w:r>
-        <w:t>sistem</w:t>
-      </w:r>
-      <w:proofErr w:type="spellEnd"/>
-      <w:r>
-        <w:t xml:space="preserve"> yang </w:t>
-      </w:r>
-      <w:proofErr w:type="spellStart"/>
-      <w:r>
-        <w:t>telah</w:t>
-      </w:r>
-      <w:proofErr w:type="spellEnd"/>
-      <w:r>
-        <w:t xml:space="preserve"> </w:t>
-      </w:r>
-      <w:proofErr w:type="spellStart"/>
-      <w:r>
-        <w:t>selesai</w:t>
-      </w:r>
-      <w:proofErr w:type="spellEnd"/>
-      <w:r>
-        <w:t xml:space="preserve"> </w:t>
-      </w:r>
-      <w:proofErr w:type="spellStart"/>
-      <w:r>
-        <w:t>dibangun</w:t>
-      </w:r>
-      <w:proofErr w:type="spellEnd"/>
-      <w:r>
-        <w:t xml:space="preserve"> </w:t>
-      </w:r>
-      <w:proofErr w:type="spellStart"/>
-      <w:r>
-        <w:t>akan</w:t>
-      </w:r>
-      <w:proofErr w:type="spellEnd"/>
-      <w:r>
-        <w:t xml:space="preserve"> </w:t>
-      </w:r>
-      <w:proofErr w:type="spellStart"/>
-      <w:r>
-        <w:t>digunakan</w:t>
-      </w:r>
-      <w:proofErr w:type="spellEnd"/>
-      <w:r>
-        <w:t xml:space="preserve"> oleh </w:t>
-      </w:r>
-      <w:proofErr w:type="spellStart"/>
-      <w:r>
-        <w:t>pihak</w:t>
-      </w:r>
-      <w:proofErr w:type="spellEnd"/>
-      <w:r>
-        <w:t xml:space="preserve"> </w:t>
-      </w:r>
-      <w:proofErr w:type="spellStart"/>
-      <w:r>
-        <w:t>Kopikeun</w:t>
-      </w:r>
-      <w:proofErr w:type="spellEnd"/>
-      <w:r>
-        <w:t xml:space="preserve"> </w:t>
-      </w:r>
-      <w:proofErr w:type="spellStart"/>
-      <w:r>
-        <w:t>untuk</w:t>
-      </w:r>
-      <w:proofErr w:type="spellEnd"/>
-      <w:r>
-        <w:t xml:space="preserve"> </w:t>
-      </w:r>
-      <w:proofErr w:type="spellStart"/>
-      <w:r>
-        <w:t>membantu</w:t>
-      </w:r>
-      <w:proofErr w:type="spellEnd"/>
-      <w:r>
-        <w:t xml:space="preserve"> proses </w:t>
-      </w:r>
-      <w:proofErr w:type="spellStart"/>
-      <w:r>
-        <w:t>pencatatan</w:t>
-      </w:r>
-      <w:proofErr w:type="spellEnd"/>
-      <w:r>
-        <w:t xml:space="preserve"> </w:t>
-      </w:r>
-      <w:proofErr w:type="spellStart"/>
-      <w:r>
-        <w:t>penjualan</w:t>
-      </w:r>
-      <w:proofErr w:type="spellEnd"/>
-      <w:r>
-        <w:t xml:space="preserve">, </w:t>
-      </w:r>
-      <w:proofErr w:type="spellStart"/>
-      <w:r>
-        <w:t>pengelolaan</w:t>
-      </w:r>
-      <w:proofErr w:type="spellEnd"/>
-      <w:r>
-        <w:t xml:space="preserve"> </w:t>
-      </w:r>
-      <w:proofErr w:type="spellStart"/>
-      <w:r>
-        <w:t>stok</w:t>
-      </w:r>
-      <w:proofErr w:type="spellEnd"/>
-      <w:r>
-        <w:t xml:space="preserve"> </w:t>
-      </w:r>
-      <w:proofErr w:type="spellStart"/>
-      <w:r>
-        <w:t>minuman</w:t>
-      </w:r>
-      <w:proofErr w:type="spellEnd"/>
-      <w:r>
-        <w:t xml:space="preserve">, </w:t>
-      </w:r>
-      <w:proofErr w:type="spellStart"/>
-      <w:r>
-        <w:t>serta</w:t>
-      </w:r>
-      <w:proofErr w:type="spellEnd"/>
-      <w:r>
-        <w:t xml:space="preserve"> </w:t>
-      </w:r>
-      <w:proofErr w:type="spellStart"/>
-      <w:r>
-        <w:t>penyajian</w:t>
-      </w:r>
-      <w:proofErr w:type="spellEnd"/>
-      <w:r>
-        <w:t xml:space="preserve"> </w:t>
-      </w:r>
-      <w:proofErr w:type="spellStart"/>
-      <w:r>
-        <w:t>laporan</w:t>
-      </w:r>
-      <w:proofErr w:type="spellEnd"/>
-      <w:r>
-        <w:t xml:space="preserve"> </w:t>
-      </w:r>
-      <w:proofErr w:type="spellStart"/>
-      <w:r>
-        <w:t>operasional</w:t>
-      </w:r>
-      <w:proofErr w:type="spellEnd"/>
-      <w:r>
-        <w:t xml:space="preserve">. Selain </w:t>
-      </w:r>
-      <w:proofErr w:type="spellStart"/>
-      <w:r>
-        <w:t>itu</w:t>
-      </w:r>
-      <w:proofErr w:type="spellEnd"/>
-      <w:r>
-        <w:t xml:space="preserve">, pada </w:t>
-      </w:r>
-      <w:proofErr w:type="spellStart"/>
-      <w:r>
-        <w:t>tahap</w:t>
-      </w:r>
-      <w:proofErr w:type="spellEnd"/>
-      <w:r>
-        <w:t xml:space="preserve"> </w:t>
-      </w:r>
-      <w:proofErr w:type="spellStart"/>
-      <w:r>
-        <w:t>ini</w:t>
-      </w:r>
-      <w:proofErr w:type="spellEnd"/>
-      <w:r>
-        <w:t xml:space="preserve"> juga </w:t>
-      </w:r>
-      <w:proofErr w:type="spellStart"/>
-      <w:r>
-        <w:t>dilakukan</w:t>
-      </w:r>
-      <w:proofErr w:type="spellEnd"/>
-      <w:r>
-        <w:t xml:space="preserve"> </w:t>
-      </w:r>
-      <w:proofErr w:type="spellStart"/>
-      <w:r>
-        <w:t>evaluasi</w:t>
-      </w:r>
-      <w:proofErr w:type="spellEnd"/>
-      <w:r>
-        <w:t xml:space="preserve"> </w:t>
-      </w:r>
-      <w:proofErr w:type="spellStart"/>
-      <w:r>
-        <w:t>serta</w:t>
-      </w:r>
-      <w:proofErr w:type="spellEnd"/>
-      <w:r>
-        <w:t xml:space="preserve"> </w:t>
-      </w:r>
-      <w:proofErr w:type="spellStart"/>
-      <w:r>
-        <w:t>pemeliharaan</w:t>
-      </w:r>
-      <w:proofErr w:type="spellEnd"/>
-      <w:r>
-        <w:t xml:space="preserve"> </w:t>
-      </w:r>
-      <w:proofErr w:type="spellStart"/>
-      <w:r>
-        <w:t>sistem</w:t>
-      </w:r>
-      <w:proofErr w:type="spellEnd"/>
-      <w:r>
-        <w:t xml:space="preserve"> </w:t>
-      </w:r>
-      <w:proofErr w:type="spellStart"/>
-      <w:r>
-        <w:t>apabila</w:t>
-      </w:r>
-      <w:proofErr w:type="spellEnd"/>
-      <w:r>
-        <w:t xml:space="preserve"> </w:t>
-      </w:r>
-      <w:proofErr w:type="spellStart"/>
-      <w:r>
-        <w:t>ditemukan</w:t>
-      </w:r>
-      <w:proofErr w:type="spellEnd"/>
-      <w:r>
-        <w:t xml:space="preserve"> </w:t>
-      </w:r>
-      <w:proofErr w:type="spellStart"/>
-      <w:r>
-        <w:t>kesalahan</w:t>
-      </w:r>
-      <w:proofErr w:type="spellEnd"/>
-      <w:r>
-        <w:t xml:space="preserve"> </w:t>
-      </w:r>
-      <w:proofErr w:type="spellStart"/>
-      <w:r>
-        <w:t>atau</w:t>
-      </w:r>
-      <w:proofErr w:type="spellEnd"/>
-      <w:r>
-        <w:t xml:space="preserve"> </w:t>
-      </w:r>
-      <w:proofErr w:type="spellStart"/>
-      <w:r>
-        <w:t>kebutuhan</w:t>
-      </w:r>
-      <w:proofErr w:type="spellEnd"/>
-      <w:r>
-        <w:t xml:space="preserve"> </w:t>
-      </w:r>
-      <w:proofErr w:type="spellStart"/>
-      <w:r>
-        <w:t>pengembangan</w:t>
-      </w:r>
-      <w:proofErr w:type="spellEnd"/>
-      <w:r>
-        <w:t xml:space="preserve"> </w:t>
-      </w:r>
-      <w:proofErr w:type="spellStart"/>
-      <w:r>
-        <w:t>lebih</w:t>
-      </w:r>
-      <w:proofErr w:type="spellEnd"/>
-      <w:r>
-        <w:t xml:space="preserve"> </w:t>
-      </w:r>
-      <w:proofErr w:type="spellStart"/>
-      <w:r>
-        <w:t>lanjut</w:t>
-      </w:r>
-      <w:proofErr w:type="spellEnd"/>
-      <w:r>
-        <w:t>.</w:t>
-      </w:r>
-    </w:p>
-    <w:p>
-      <w:pPr>
-        <w:pStyle w:val="ListParagraph"/>
-      </w:pPr>
-    </w:p>
-    <w:p>
-      <w:pPr>
-        <w:pStyle w:val="Heading2"/>
-        <w:rPr>
-          <w:b w:val="0"/>
-          <w:bCs w:val="0"/>
-        </w:rPr>
-      </w:pPr>
-      <w:r>
-        <w:rPr>
-          <w:b w:val="0"/>
-          <w:bCs w:val="0"/>
-        </w:rPr>
-        <w:t xml:space="preserve"> </w:t>
-      </w:r>
-      <w:proofErr w:type="spellStart"/>
-      <w:r>
-        <w:rPr>
-          <w:b w:val="0"/>
-          <w:bCs w:val="0"/>
-        </w:rPr>
-        <w:t>Ringkasan</w:t>
-      </w:r>
-      <w:proofErr w:type="spellEnd"/>
-      <w:r>
-        <w:rPr>
-          <w:b w:val="0"/>
-          <w:bCs w:val="0"/>
-        </w:rPr>
-        <w:t xml:space="preserve"> </w:t>
-      </w:r>
-      <w:proofErr w:type="spellStart"/>
-      <w:r>
-        <w:rPr>
-          <w:b w:val="0"/>
-          <w:bCs w:val="0"/>
-        </w:rPr>
-        <w:t>Sistematika</w:t>
-      </w:r>
-      <w:proofErr w:type="spellEnd"/>
-      <w:r>
-        <w:rPr>
-          <w:b w:val="0"/>
-          <w:bCs w:val="0"/>
-        </w:rPr>
-        <w:t xml:space="preserve"> Laporan</w:t>
-      </w:r>
-    </w:p>
-    <w:p>
-      <w:proofErr w:type="spellStart"/>
-      <w:r>
-        <w:t>Sistematika</w:t>
-      </w:r>
-      <w:proofErr w:type="spellEnd"/>
-      <w:r>
-        <w:t xml:space="preserve"> </w:t>
-      </w:r>
-      <w:proofErr w:type="spellStart"/>
-      <w:r>
-        <w:t>penulisan</w:t>
-      </w:r>
-      <w:proofErr w:type="spellEnd"/>
-      <w:r>
-        <w:t xml:space="preserve"> </w:t>
-      </w:r>
-      <w:proofErr w:type="spellStart"/>
-      <w:r>
-        <w:t>laporan</w:t>
-      </w:r>
-      <w:proofErr w:type="spellEnd"/>
-      <w:r>
-        <w:t xml:space="preserve"> </w:t>
-      </w:r>
-      <w:proofErr w:type="spellStart"/>
-      <w:r>
-        <w:t>kerja</w:t>
-      </w:r>
-      <w:proofErr w:type="spellEnd"/>
-      <w:r>
-        <w:t xml:space="preserve"> </w:t>
-      </w:r>
-      <w:proofErr w:type="spellStart"/>
-      <w:r>
-        <w:t>praktek</w:t>
-      </w:r>
-      <w:proofErr w:type="spellEnd"/>
-      <w:r>
-        <w:t xml:space="preserve"> </w:t>
-      </w:r>
-      <w:proofErr w:type="spellStart"/>
-      <w:r>
-        <w:t>ini</w:t>
-      </w:r>
-      <w:proofErr w:type="spellEnd"/>
-      <w:r>
-        <w:t xml:space="preserve"> </w:t>
-      </w:r>
-      <w:proofErr w:type="spellStart"/>
-      <w:r>
-        <w:t>dibagi</w:t>
-      </w:r>
-      <w:proofErr w:type="spellEnd"/>
-      <w:r>
-        <w:t xml:space="preserve"> </w:t>
-      </w:r>
-      <w:proofErr w:type="spellStart"/>
-      <w:r>
-        <w:t>menjadi</w:t>
-      </w:r>
-      <w:proofErr w:type="spellEnd"/>
-      <w:r>
-        <w:t xml:space="preserve"> 5 (lima) </w:t>
-      </w:r>
-      <w:proofErr w:type="spellStart"/>
-      <w:r>
-        <w:t>bab.</w:t>
-      </w:r>
-      <w:proofErr w:type="spellEnd"/>
-      <w:r>
-        <w:t xml:space="preserve"> </w:t>
-      </w:r>
-      <w:proofErr w:type="spellStart"/>
-      <w:r>
-        <w:t>Berikut</w:t>
-      </w:r>
-      <w:proofErr w:type="spellEnd"/>
-      <w:r>
-        <w:t xml:space="preserve"> </w:t>
-      </w:r>
-      <w:proofErr w:type="spellStart"/>
-      <w:r>
-        <w:t>penjelasan</w:t>
-      </w:r>
-      <w:proofErr w:type="spellEnd"/>
-      <w:r>
-        <w:t xml:space="preserve"> </w:t>
-      </w:r>
-      <w:proofErr w:type="spellStart"/>
-      <w:r>
-        <w:t>mengenai</w:t>
-      </w:r>
-      <w:proofErr w:type="spellEnd"/>
-      <w:r>
-        <w:t xml:space="preserve"> masing-masing </w:t>
-      </w:r>
-      <w:proofErr w:type="spellStart"/>
-      <w:r>
-        <w:t>bab</w:t>
-      </w:r>
-      <w:proofErr w:type="spellEnd"/>
-      <w:r>
-        <w:t>:</w:t>
-      </w:r>
-    </w:p>
-    <w:p>
-      <w:pPr>
-        <w:ind w:firstLine="0"/>
+      </w:pPr>
+      <w:r>
         <w:rPr>
           <w:rStyle w:val="Strong"/>
           <w:b w:val="0"/>
           <w:bCs w:val="0"/>
         </w:rPr>
-      </w:pPr>
-      <w:r>
+        <w:t>BAB I PENDAHULUAN</w:t>
+      </w:r>
+    </w:p>
+    <w:p>
+      <w:r>
+        <w:t xml:space="preserve">Bab </w:t>
+      </w:r>
+      <w:proofErr w:type="spellStart"/>
+      <w:r>
+        <w:t>ini</w:t>
+      </w:r>
+      <w:proofErr w:type="spellEnd"/>
+      <w:r>
+        <w:t xml:space="preserve"> </w:t>
+      </w:r>
+      <w:proofErr w:type="spellStart"/>
+      <w:r>
+        <w:t>membahas</w:t>
+      </w:r>
+      <w:proofErr w:type="spellEnd"/>
+      <w:r>
+        <w:t xml:space="preserve"> </w:t>
+      </w:r>
+      <w:proofErr w:type="spellStart"/>
+      <w:r>
+        <w:t>mengenai</w:t>
+      </w:r>
+      <w:proofErr w:type="spellEnd"/>
+      <w:r>
+        <w:t xml:space="preserve"> </w:t>
+      </w:r>
+      <w:proofErr w:type="spellStart"/>
+      <w:r>
+        <w:t>latar</w:t>
+      </w:r>
+      <w:proofErr w:type="spellEnd"/>
+      <w:r>
+        <w:t xml:space="preserve"> </w:t>
+      </w:r>
+      <w:proofErr w:type="spellStart"/>
+      <w:r>
+        <w:t>belakang</w:t>
+      </w:r>
+      <w:proofErr w:type="spellEnd"/>
+      <w:r>
+        <w:t xml:space="preserve"> </w:t>
+      </w:r>
+      <w:proofErr w:type="spellStart"/>
+      <w:r>
+        <w:t>masalah</w:t>
+      </w:r>
+      <w:proofErr w:type="spellEnd"/>
+      <w:r>
+        <w:t xml:space="preserve">, </w:t>
+      </w:r>
+      <w:proofErr w:type="spellStart"/>
+      <w:r>
+        <w:t>perumusan</w:t>
+      </w:r>
+      <w:proofErr w:type="spellEnd"/>
+      <w:r>
+        <w:t xml:space="preserve"> </w:t>
+      </w:r>
+      <w:proofErr w:type="spellStart"/>
+      <w:r>
+        <w:t>masalah</w:t>
+      </w:r>
+      <w:proofErr w:type="spellEnd"/>
+      <w:r>
+        <w:t xml:space="preserve">, </w:t>
+      </w:r>
+      <w:proofErr w:type="spellStart"/>
+      <w:r>
+        <w:t>batasan</w:t>
+      </w:r>
+      <w:proofErr w:type="spellEnd"/>
+      <w:r>
+        <w:t xml:space="preserve"> </w:t>
+      </w:r>
+      <w:proofErr w:type="spellStart"/>
+      <w:r>
+        <w:t>masalah</w:t>
+      </w:r>
+      <w:proofErr w:type="spellEnd"/>
+      <w:r>
+        <w:t xml:space="preserve">, </w:t>
+      </w:r>
+      <w:proofErr w:type="spellStart"/>
+      <w:r>
+        <w:t>tujuan</w:t>
+      </w:r>
+      <w:proofErr w:type="spellEnd"/>
+      <w:r>
+        <w:t xml:space="preserve"> </w:t>
+      </w:r>
+      <w:proofErr w:type="spellStart"/>
+      <w:r>
+        <w:t>kerja</w:t>
+      </w:r>
+      <w:proofErr w:type="spellEnd"/>
+      <w:r>
+        <w:t xml:space="preserve"> </w:t>
+      </w:r>
+      <w:proofErr w:type="spellStart"/>
+      <w:r>
+        <w:t>praktek</w:t>
+      </w:r>
+      <w:proofErr w:type="spellEnd"/>
+      <w:r>
+        <w:t xml:space="preserve">, </w:t>
+      </w:r>
+      <w:proofErr w:type="spellStart"/>
+      <w:r>
+        <w:t>manfaat</w:t>
+      </w:r>
+      <w:proofErr w:type="spellEnd"/>
+      <w:r>
+        <w:t xml:space="preserve"> </w:t>
+      </w:r>
+      <w:proofErr w:type="spellStart"/>
+      <w:r>
+        <w:t>kerja</w:t>
+      </w:r>
+      <w:proofErr w:type="spellEnd"/>
+      <w:r>
+        <w:t xml:space="preserve"> </w:t>
+      </w:r>
+      <w:proofErr w:type="spellStart"/>
+      <w:r>
+        <w:t>praktek</w:t>
+      </w:r>
+      <w:proofErr w:type="spellEnd"/>
+      <w:r>
+        <w:t xml:space="preserve">, </w:t>
+      </w:r>
+      <w:proofErr w:type="spellStart"/>
+      <w:r>
+        <w:t>tempat</w:t>
+      </w:r>
+      <w:proofErr w:type="spellEnd"/>
+      <w:r>
+        <w:t xml:space="preserve"> dan </w:t>
+      </w:r>
+      <w:proofErr w:type="spellStart"/>
+      <w:r>
+        <w:t>waktu</w:t>
+      </w:r>
+      <w:proofErr w:type="spellEnd"/>
+      <w:r>
+        <w:t xml:space="preserve"> </w:t>
+      </w:r>
+      <w:proofErr w:type="spellStart"/>
+      <w:r>
+        <w:t>pelaksanaan</w:t>
+      </w:r>
+      <w:proofErr w:type="spellEnd"/>
+      <w:r>
+        <w:t xml:space="preserve">, </w:t>
+      </w:r>
+      <w:proofErr w:type="spellStart"/>
+      <w:r>
+        <w:t>metodologi</w:t>
+      </w:r>
+      <w:proofErr w:type="spellEnd"/>
+      <w:r>
+        <w:t xml:space="preserve"> </w:t>
+      </w:r>
+      <w:proofErr w:type="spellStart"/>
+      <w:r>
+        <w:t>kerja</w:t>
+      </w:r>
+      <w:proofErr w:type="spellEnd"/>
+      <w:r>
+        <w:t xml:space="preserve"> </w:t>
+      </w:r>
+      <w:proofErr w:type="spellStart"/>
+      <w:r>
+        <w:t>praktek</w:t>
+      </w:r>
+      <w:proofErr w:type="spellEnd"/>
+      <w:r>
+        <w:t xml:space="preserve">, </w:t>
+      </w:r>
+      <w:proofErr w:type="spellStart"/>
+      <w:r>
+        <w:t>serta</w:t>
+      </w:r>
+      <w:proofErr w:type="spellEnd"/>
+      <w:r>
+        <w:t xml:space="preserve"> </w:t>
+      </w:r>
+      <w:proofErr w:type="spellStart"/>
+      <w:r>
+        <w:t>sistematika</w:t>
+      </w:r>
+      <w:proofErr w:type="spellEnd"/>
+      <w:r>
+        <w:t xml:space="preserve"> </w:t>
+      </w:r>
+      <w:proofErr w:type="spellStart"/>
+      <w:r>
+        <w:t>penulisan</w:t>
+      </w:r>
+      <w:proofErr w:type="spellEnd"/>
+      <w:r>
+        <w:t xml:space="preserve"> </w:t>
+      </w:r>
+      <w:proofErr w:type="spellStart"/>
+      <w:r>
+        <w:t>laporan</w:t>
+      </w:r>
+      <w:proofErr w:type="spellEnd"/>
+      <w:r>
+        <w:t>.</w:t>
+      </w:r>
+    </w:p>
+    <w:p>
+      <w:pPr>
+        <w:ind w:firstLine="0"/>
         <w:rPr>
           <w:rStyle w:val="Strong"/>
           <w:b w:val="0"/>
           <w:bCs w:val="0"/>
         </w:rPr>
-        <w:t>BAB I PENDAHULUAN</w:t>
-      </w:r>
-    </w:p>
-    <w:p>
-      <w:r>
-        <w:t xml:space="preserve">Bab </w:t>
-      </w:r>
-      <w:proofErr w:type="spellStart"/>
-      <w:r>
-        <w:t>ini</w:t>
-      </w:r>
-      <w:proofErr w:type="spellEnd"/>
-      <w:r>
-        <w:t xml:space="preserve"> </w:t>
-      </w:r>
-      <w:proofErr w:type="spellStart"/>
-      <w:r>
-        <w:t>membahas</w:t>
-      </w:r>
-      <w:proofErr w:type="spellEnd"/>
-      <w:r>
-        <w:t xml:space="preserve"> </w:t>
-      </w:r>
-      <w:proofErr w:type="spellStart"/>
-      <w:r>
-        <w:t>mengenai</w:t>
-      </w:r>
-      <w:proofErr w:type="spellEnd"/>
-      <w:r>
-        <w:t xml:space="preserve"> </w:t>
-      </w:r>
-      <w:proofErr w:type="spellStart"/>
-      <w:r>
-        <w:t>latar</w:t>
-      </w:r>
-      <w:proofErr w:type="spellEnd"/>
-      <w:r>
-        <w:t xml:space="preserve"> </w:t>
-      </w:r>
-      <w:proofErr w:type="spellStart"/>
-      <w:r>
-        <w:t>belakang</w:t>
-      </w:r>
-      <w:proofErr w:type="spellEnd"/>
-      <w:r>
-        <w:t xml:space="preserve"> </w:t>
-      </w:r>
-      <w:proofErr w:type="spellStart"/>
-      <w:r>
-        <w:t>masalah</w:t>
-      </w:r>
-      <w:proofErr w:type="spellEnd"/>
-      <w:r>
-        <w:t xml:space="preserve">, </w:t>
-      </w:r>
-      <w:proofErr w:type="spellStart"/>
-      <w:r>
-        <w:t>perumusan</w:t>
-      </w:r>
-      <w:proofErr w:type="spellEnd"/>
-      <w:r>
-        <w:t xml:space="preserve"> </w:t>
-      </w:r>
-      <w:proofErr w:type="spellStart"/>
-      <w:r>
-        <w:t>masalah</w:t>
-      </w:r>
-      <w:proofErr w:type="spellEnd"/>
-      <w:r>
-        <w:t xml:space="preserve">, </w:t>
-      </w:r>
-      <w:proofErr w:type="spellStart"/>
-      <w:r>
-        <w:t>batasan</w:t>
-      </w:r>
-      <w:proofErr w:type="spellEnd"/>
-      <w:r>
-        <w:t xml:space="preserve"> </w:t>
-      </w:r>
-      <w:proofErr w:type="spellStart"/>
-      <w:r>
-        <w:t>masalah</w:t>
-      </w:r>
-      <w:proofErr w:type="spellEnd"/>
-      <w:r>
-        <w:t xml:space="preserve">, </w:t>
-      </w:r>
-      <w:proofErr w:type="spellStart"/>
-      <w:r>
-        <w:t>tujuan</w:t>
-      </w:r>
-      <w:proofErr w:type="spellEnd"/>
-      <w:r>
-        <w:t xml:space="preserve"> </w:t>
-      </w:r>
-      <w:proofErr w:type="spellStart"/>
-      <w:r>
-        <w:t>kerja</w:t>
-      </w:r>
-      <w:proofErr w:type="spellEnd"/>
-      <w:r>
-        <w:t xml:space="preserve"> </w:t>
-      </w:r>
-      <w:proofErr w:type="spellStart"/>
-      <w:r>
-        <w:t>praktek</w:t>
-      </w:r>
-      <w:proofErr w:type="spellEnd"/>
-      <w:r>
-        <w:t xml:space="preserve">, </w:t>
-      </w:r>
-      <w:proofErr w:type="spellStart"/>
-      <w:r>
-        <w:t>manfaat</w:t>
-      </w:r>
-      <w:proofErr w:type="spellEnd"/>
-      <w:r>
-        <w:t xml:space="preserve"> </w:t>
-      </w:r>
-      <w:proofErr w:type="spellStart"/>
-      <w:r>
-        <w:t>kerja</w:t>
-      </w:r>
-      <w:proofErr w:type="spellEnd"/>
-      <w:r>
-        <w:t xml:space="preserve"> </w:t>
-      </w:r>
-      <w:proofErr w:type="spellStart"/>
-      <w:r>
-        <w:t>praktek</w:t>
-      </w:r>
-      <w:proofErr w:type="spellEnd"/>
-      <w:r>
-        <w:t xml:space="preserve">, </w:t>
-      </w:r>
-      <w:proofErr w:type="spellStart"/>
-      <w:r>
-        <w:t>tempat</w:t>
-      </w:r>
-      <w:proofErr w:type="spellEnd"/>
-      <w:r>
-        <w:t xml:space="preserve"> dan </w:t>
-      </w:r>
-      <w:proofErr w:type="spellStart"/>
-      <w:r>
-        <w:t>waktu</w:t>
-      </w:r>
-      <w:proofErr w:type="spellEnd"/>
-      <w:r>
-        <w:t xml:space="preserve"> </w:t>
-      </w:r>
-      <w:proofErr w:type="spellStart"/>
-      <w:r>
-        <w:t>pelaksanaan</w:t>
-      </w:r>
-      <w:proofErr w:type="spellEnd"/>
-      <w:r>
-        <w:t xml:space="preserve">, </w:t>
-      </w:r>
-      <w:proofErr w:type="spellStart"/>
-      <w:r>
-        <w:t>metodologi</w:t>
-      </w:r>
-      <w:proofErr w:type="spellEnd"/>
-      <w:r>
-        <w:t xml:space="preserve"> </w:t>
-      </w:r>
-      <w:proofErr w:type="spellStart"/>
-      <w:r>
-        <w:t>kerja</w:t>
-      </w:r>
-      <w:proofErr w:type="spellEnd"/>
-      <w:r>
-        <w:t xml:space="preserve"> </w:t>
-      </w:r>
-      <w:proofErr w:type="spellStart"/>
-      <w:r>
-        <w:t>praktek</w:t>
-      </w:r>
-      <w:proofErr w:type="spellEnd"/>
-      <w:r>
-        <w:t xml:space="preserve">, </w:t>
-      </w:r>
-      <w:proofErr w:type="spellStart"/>
-      <w:r>
-        <w:t>serta</w:t>
-      </w:r>
-      <w:proofErr w:type="spellEnd"/>
-      <w:r>
-        <w:t xml:space="preserve"> </w:t>
-      </w:r>
-      <w:proofErr w:type="spellStart"/>
-      <w:r>
-        <w:t>sistematika</w:t>
-      </w:r>
-      <w:proofErr w:type="spellEnd"/>
-      <w:r>
-        <w:t xml:space="preserve"> </w:t>
-      </w:r>
-      <w:proofErr w:type="spellStart"/>
-      <w:r>
-        <w:t>penulisan</w:t>
-      </w:r>
-      <w:proofErr w:type="spellEnd"/>
-      <w:r>
-        <w:t xml:space="preserve"> </w:t>
-      </w:r>
-      <w:proofErr w:type="spellStart"/>
-      <w:r>
-        <w:t>laporan</w:t>
-      </w:r>
-      <w:proofErr w:type="spellEnd"/>
-      <w:r>
-        <w:t>.</w:t>
-      </w:r>
-    </w:p>
-    <w:p>
-      <w:pPr>
-        <w:ind w:firstLine="0"/>
+      </w:pPr>
+      <w:r>
         <w:rPr>
           <w:rStyle w:val="Strong"/>
           <w:b w:val="0"/>
           <w:bCs w:val="0"/>
         </w:rPr>
-      </w:pPr>
-      <w:r>
+        <w:t>BAB II GAMBARAN UMUM INSTANSI</w:t>
+      </w:r>
+    </w:p>
+    <w:p>
+      <w:r>
+        <w:lastRenderedPageBreak/>
+        <w:t xml:space="preserve">Bab </w:t>
+      </w:r>
+      <w:proofErr w:type="spellStart"/>
+      <w:r>
+        <w:t>ini</w:t>
+      </w:r>
+      <w:proofErr w:type="spellEnd"/>
+      <w:r>
+        <w:t xml:space="preserve"> </w:t>
+      </w:r>
+      <w:proofErr w:type="spellStart"/>
+      <w:r>
+        <w:t>membahas</w:t>
+      </w:r>
+      <w:proofErr w:type="spellEnd"/>
+      <w:r>
+        <w:t xml:space="preserve"> </w:t>
+      </w:r>
+      <w:proofErr w:type="spellStart"/>
+      <w:r>
+        <w:t>mengenai</w:t>
+      </w:r>
+      <w:proofErr w:type="spellEnd"/>
+      <w:r>
+        <w:t xml:space="preserve"> </w:t>
+      </w:r>
+      <w:proofErr w:type="spellStart"/>
+      <w:r>
+        <w:t>profil</w:t>
+      </w:r>
+      <w:proofErr w:type="spellEnd"/>
+      <w:r>
+        <w:t xml:space="preserve"> </w:t>
+      </w:r>
+      <w:proofErr w:type="spellStart"/>
+      <w:r>
+        <w:t>usaha</w:t>
+      </w:r>
+      <w:proofErr w:type="spellEnd"/>
+      <w:r>
+        <w:t xml:space="preserve"> </w:t>
+      </w:r>
+      <w:proofErr w:type="spellStart"/>
+      <w:r>
+        <w:t>Kopikeun</w:t>
+      </w:r>
+      <w:proofErr w:type="spellEnd"/>
+      <w:r>
+        <w:t xml:space="preserve"> </w:t>
+      </w:r>
+      <w:proofErr w:type="spellStart"/>
+      <w:r>
+        <w:t>sebagai</w:t>
+      </w:r>
+      <w:proofErr w:type="spellEnd"/>
+      <w:r>
+        <w:t xml:space="preserve"> </w:t>
+      </w:r>
+      <w:proofErr w:type="spellStart"/>
+      <w:r>
+        <w:t>tempat</w:t>
+      </w:r>
+      <w:proofErr w:type="spellEnd"/>
+      <w:r>
+        <w:t xml:space="preserve"> </w:t>
+      </w:r>
+      <w:proofErr w:type="spellStart"/>
+      <w:r>
+        <w:t>pelaksanaan</w:t>
+      </w:r>
+      <w:proofErr w:type="spellEnd"/>
+      <w:r>
+        <w:t xml:space="preserve"> </w:t>
+      </w:r>
+      <w:proofErr w:type="spellStart"/>
+      <w:r>
+        <w:t>kerja</w:t>
+      </w:r>
+      <w:proofErr w:type="spellEnd"/>
+      <w:r>
+        <w:t xml:space="preserve"> </w:t>
+      </w:r>
+      <w:proofErr w:type="spellStart"/>
+      <w:r>
+        <w:t>praktek</w:t>
+      </w:r>
+      <w:proofErr w:type="spellEnd"/>
+      <w:r>
+        <w:t xml:space="preserve">, </w:t>
+      </w:r>
+      <w:proofErr w:type="spellStart"/>
+      <w:r>
+        <w:t>struktur</w:t>
+      </w:r>
+      <w:proofErr w:type="spellEnd"/>
+      <w:r>
+        <w:t xml:space="preserve"> </w:t>
+      </w:r>
+      <w:proofErr w:type="spellStart"/>
+      <w:r>
+        <w:t>organisasi</w:t>
+      </w:r>
+      <w:proofErr w:type="spellEnd"/>
+      <w:r>
+        <w:t xml:space="preserve">, </w:t>
+      </w:r>
+      <w:proofErr w:type="spellStart"/>
+      <w:r>
+        <w:t>serta</w:t>
+      </w:r>
+      <w:proofErr w:type="spellEnd"/>
+      <w:r>
+        <w:t xml:space="preserve"> </w:t>
+      </w:r>
+      <w:proofErr w:type="spellStart"/>
+      <w:r>
+        <w:t>gambaran</w:t>
+      </w:r>
+      <w:proofErr w:type="spellEnd"/>
+      <w:r>
+        <w:t xml:space="preserve"> </w:t>
+      </w:r>
+      <w:proofErr w:type="spellStart"/>
+      <w:r>
+        <w:t>umum</w:t>
+      </w:r>
+      <w:proofErr w:type="spellEnd"/>
+      <w:r>
+        <w:t xml:space="preserve"> </w:t>
+      </w:r>
+      <w:proofErr w:type="spellStart"/>
+      <w:r>
+        <w:t>kegiatan</w:t>
+      </w:r>
+      <w:proofErr w:type="spellEnd"/>
+      <w:r>
+        <w:t xml:space="preserve"> </w:t>
+      </w:r>
+      <w:proofErr w:type="spellStart"/>
+      <w:r>
+        <w:t>operasional</w:t>
+      </w:r>
+      <w:proofErr w:type="spellEnd"/>
+      <w:r>
+        <w:t xml:space="preserve"> </w:t>
+      </w:r>
+      <w:proofErr w:type="spellStart"/>
+      <w:r>
+        <w:t>usaha</w:t>
+      </w:r>
+      <w:proofErr w:type="spellEnd"/>
+      <w:r>
+        <w:t xml:space="preserve"> kopi </w:t>
+      </w:r>
+      <w:proofErr w:type="spellStart"/>
+      <w:r>
+        <w:t>keliling</w:t>
+      </w:r>
+      <w:proofErr w:type="spellEnd"/>
+      <w:r>
+        <w:t>.</w:t>
+      </w:r>
+    </w:p>
+    <w:p>
+      <w:pPr>
+        <w:ind w:firstLine="0"/>
         <w:rPr>
           <w:rStyle w:val="Strong"/>
           <w:b w:val="0"/>
           <w:bCs w:val="0"/>
         </w:rPr>
-        <w:t>BAB II GAMBARAN UMUM INSTANSI</w:t>
-      </w:r>
-    </w:p>
-    <w:p>
-      <w:r>
-        <w:t xml:space="preserve">Bab </w:t>
-      </w:r>
-      <w:proofErr w:type="spellStart"/>
-      <w:r>
-        <w:t>ini</w:t>
-      </w:r>
-      <w:proofErr w:type="spellEnd"/>
-      <w:r>
-        <w:t xml:space="preserve"> </w:t>
-      </w:r>
-      <w:proofErr w:type="spellStart"/>
-      <w:r>
-        <w:t>membahas</w:t>
-      </w:r>
-      <w:proofErr w:type="spellEnd"/>
-      <w:r>
-        <w:t xml:space="preserve"> </w:t>
-      </w:r>
-      <w:proofErr w:type="spellStart"/>
-      <w:r>
-        <w:t>mengenai</w:t>
-      </w:r>
-      <w:proofErr w:type="spellEnd"/>
-      <w:r>
-        <w:t xml:space="preserve"> </w:t>
-      </w:r>
-      <w:proofErr w:type="spellStart"/>
-      <w:r>
-        <w:t>profil</w:t>
-      </w:r>
-      <w:proofErr w:type="spellEnd"/>
-      <w:r>
-        <w:t xml:space="preserve"> </w:t>
-      </w:r>
-      <w:proofErr w:type="spellStart"/>
-      <w:r>
-        <w:t>usaha</w:t>
-      </w:r>
-      <w:proofErr w:type="spellEnd"/>
-      <w:r>
-        <w:t xml:space="preserve"> </w:t>
-      </w:r>
-      <w:proofErr w:type="spellStart"/>
-      <w:r>
-        <w:t>Kopikeun</w:t>
-      </w:r>
-      <w:proofErr w:type="spellEnd"/>
-      <w:r>
-        <w:t xml:space="preserve"> </w:t>
-      </w:r>
-      <w:proofErr w:type="spellStart"/>
-      <w:r>
-        <w:t>sebagai</w:t>
-      </w:r>
-      <w:proofErr w:type="spellEnd"/>
-      <w:r>
-        <w:t xml:space="preserve"> </w:t>
-      </w:r>
-      <w:proofErr w:type="spellStart"/>
-      <w:r>
-        <w:t>tempat</w:t>
-      </w:r>
-      <w:proofErr w:type="spellEnd"/>
-      <w:r>
-        <w:t xml:space="preserve"> </w:t>
-      </w:r>
-      <w:proofErr w:type="spellStart"/>
-      <w:r>
-        <w:t>pelaksanaan</w:t>
-      </w:r>
-      <w:proofErr w:type="spellEnd"/>
-      <w:r>
-        <w:t xml:space="preserve"> </w:t>
-      </w:r>
-      <w:proofErr w:type="spellStart"/>
-      <w:r>
-        <w:t>kerja</w:t>
-      </w:r>
-      <w:proofErr w:type="spellEnd"/>
-      <w:r>
-        <w:t xml:space="preserve"> </w:t>
-      </w:r>
-      <w:proofErr w:type="spellStart"/>
-      <w:r>
-        <w:t>praktek</w:t>
-      </w:r>
-      <w:proofErr w:type="spellEnd"/>
-      <w:r>
-        <w:t xml:space="preserve">, </w:t>
-      </w:r>
-      <w:proofErr w:type="spellStart"/>
-      <w:r>
-        <w:t>struktur</w:t>
-      </w:r>
-      <w:proofErr w:type="spellEnd"/>
-      <w:r>
-        <w:t xml:space="preserve"> </w:t>
-      </w:r>
-      <w:proofErr w:type="spellStart"/>
-      <w:r>
-        <w:t>organisasi</w:t>
-      </w:r>
-      <w:proofErr w:type="spellEnd"/>
-      <w:r>
-        <w:t xml:space="preserve">, </w:t>
-      </w:r>
-      <w:proofErr w:type="spellStart"/>
-      <w:r>
-        <w:t>serta</w:t>
-      </w:r>
-      <w:proofErr w:type="spellEnd"/>
-      <w:r>
-        <w:t xml:space="preserve"> </w:t>
-      </w:r>
-      <w:proofErr w:type="spellStart"/>
-      <w:r>
-        <w:t>gambaran</w:t>
-      </w:r>
-      <w:proofErr w:type="spellEnd"/>
-      <w:r>
-        <w:t xml:space="preserve"> </w:t>
-      </w:r>
-      <w:proofErr w:type="spellStart"/>
-      <w:r>
-        <w:t>umum</w:t>
-      </w:r>
-      <w:proofErr w:type="spellEnd"/>
-      <w:r>
-        <w:t xml:space="preserve"> </w:t>
-      </w:r>
-      <w:proofErr w:type="spellStart"/>
-      <w:r>
-        <w:t>kegiatan</w:t>
-      </w:r>
-      <w:proofErr w:type="spellEnd"/>
-      <w:r>
-        <w:t xml:space="preserve"> </w:t>
-      </w:r>
-      <w:proofErr w:type="spellStart"/>
-      <w:r>
-        <w:t>operasional</w:t>
-      </w:r>
-      <w:proofErr w:type="spellEnd"/>
-      <w:r>
-        <w:t xml:space="preserve"> </w:t>
-      </w:r>
-      <w:proofErr w:type="spellStart"/>
-      <w:r>
-        <w:t>usaha</w:t>
-      </w:r>
-      <w:proofErr w:type="spellEnd"/>
-      <w:r>
-        <w:t xml:space="preserve"> kopi </w:t>
-      </w:r>
-      <w:proofErr w:type="spellStart"/>
-      <w:r>
-        <w:t>keliling</w:t>
-      </w:r>
-      <w:proofErr w:type="spellEnd"/>
-      <w:r>
-        <w:t>.</w:t>
-      </w:r>
-    </w:p>
-    <w:p>
-      <w:pPr>
-        <w:ind w:firstLine="0"/>
+      </w:pPr>
+      <w:r>
         <w:rPr>
           <w:rStyle w:val="Strong"/>
           <w:b w:val="0"/>
           <w:bCs w:val="0"/>
         </w:rPr>
-      </w:pPr>
-      <w:r>
+        <w:t>BAB III LANDASAN TEORI</w:t>
+      </w:r>
+    </w:p>
+    <w:p>
+      <w:r>
+        <w:t xml:space="preserve">Bab </w:t>
+      </w:r>
+      <w:proofErr w:type="spellStart"/>
+      <w:r>
+        <w:t>ini</w:t>
+      </w:r>
+      <w:proofErr w:type="spellEnd"/>
+      <w:r>
+        <w:t xml:space="preserve"> </w:t>
+      </w:r>
+      <w:proofErr w:type="spellStart"/>
+      <w:r>
+        <w:t>berisi</w:t>
+      </w:r>
+      <w:proofErr w:type="spellEnd"/>
+      <w:r>
+        <w:t xml:space="preserve"> </w:t>
+      </w:r>
+      <w:proofErr w:type="spellStart"/>
+      <w:r>
+        <w:t>teori-teori</w:t>
+      </w:r>
+      <w:proofErr w:type="spellEnd"/>
+      <w:r>
+        <w:t xml:space="preserve"> yang </w:t>
+      </w:r>
+      <w:proofErr w:type="spellStart"/>
+      <w:r>
+        <w:t>berkaitan</w:t>
+      </w:r>
+      <w:proofErr w:type="spellEnd"/>
+      <w:r>
+        <w:t xml:space="preserve"> </w:t>
+      </w:r>
+      <w:proofErr w:type="spellStart"/>
+      <w:r>
+        <w:t>dengan</w:t>
+      </w:r>
+      <w:proofErr w:type="spellEnd"/>
+      <w:r>
+        <w:t xml:space="preserve"> </w:t>
+      </w:r>
+      <w:proofErr w:type="spellStart"/>
+      <w:r>
+        <w:t>sistem</w:t>
+      </w:r>
+      <w:proofErr w:type="spellEnd"/>
+      <w:r>
+        <w:t xml:space="preserve"> </w:t>
+      </w:r>
+      <w:proofErr w:type="spellStart"/>
+      <w:r>
+        <w:t>informasi</w:t>
+      </w:r>
+      <w:proofErr w:type="spellEnd"/>
+      <w:r>
+        <w:t xml:space="preserve">, </w:t>
+      </w:r>
+      <w:proofErr w:type="spellStart"/>
+      <w:r>
+        <w:t>perancangan</w:t>
+      </w:r>
+      <w:proofErr w:type="spellEnd"/>
+      <w:r>
+        <w:t xml:space="preserve"> basis data, </w:t>
+      </w:r>
+      <w:proofErr w:type="spellStart"/>
+      <w:r>
+        <w:t>serta</w:t>
+      </w:r>
+      <w:proofErr w:type="spellEnd"/>
+      <w:r>
+        <w:t xml:space="preserve"> </w:t>
+      </w:r>
+      <w:proofErr w:type="spellStart"/>
+      <w:r>
+        <w:t>konsep</w:t>
+      </w:r>
+      <w:proofErr w:type="spellEnd"/>
+      <w:r>
+        <w:t xml:space="preserve"> </w:t>
+      </w:r>
+      <w:proofErr w:type="spellStart"/>
+      <w:r>
+        <w:t>pengelolaan</w:t>
+      </w:r>
+      <w:proofErr w:type="spellEnd"/>
+      <w:r>
+        <w:t xml:space="preserve"> </w:t>
+      </w:r>
+      <w:proofErr w:type="spellStart"/>
+      <w:r>
+        <w:t>penjualan</w:t>
+      </w:r>
+      <w:proofErr w:type="spellEnd"/>
+      <w:r>
+        <w:t xml:space="preserve"> dan </w:t>
+      </w:r>
+      <w:proofErr w:type="spellStart"/>
+      <w:r>
+        <w:t>persediaan</w:t>
+      </w:r>
+      <w:proofErr w:type="spellEnd"/>
+      <w:r>
+        <w:t xml:space="preserve"> yang </w:t>
+      </w:r>
+      <w:proofErr w:type="spellStart"/>
+      <w:r>
+        <w:t>mendukung</w:t>
+      </w:r>
+      <w:proofErr w:type="spellEnd"/>
+      <w:r>
+        <w:t xml:space="preserve"> </w:t>
+      </w:r>
+      <w:proofErr w:type="spellStart"/>
+      <w:r>
+        <w:t>pembangunan</w:t>
+      </w:r>
+      <w:proofErr w:type="spellEnd"/>
+      <w:r>
+        <w:t xml:space="preserve"> </w:t>
+      </w:r>
+      <w:proofErr w:type="spellStart"/>
+      <w:r>
+        <w:t>sistem</w:t>
+      </w:r>
+      <w:proofErr w:type="spellEnd"/>
+      <w:r>
+        <w:t xml:space="preserve"> </w:t>
+      </w:r>
+      <w:proofErr w:type="spellStart"/>
+      <w:r>
+        <w:t>informasi</w:t>
+      </w:r>
+      <w:proofErr w:type="spellEnd"/>
+      <w:r>
+        <w:t xml:space="preserve"> </w:t>
+      </w:r>
+      <w:proofErr w:type="spellStart"/>
+      <w:r>
+        <w:t>operasional</w:t>
+      </w:r>
+      <w:proofErr w:type="spellEnd"/>
+      <w:r>
+        <w:t xml:space="preserve"> yang </w:t>
+      </w:r>
+      <w:proofErr w:type="spellStart"/>
+      <w:r>
+        <w:t>akan</w:t>
+      </w:r>
+      <w:proofErr w:type="spellEnd"/>
+      <w:r>
+        <w:t xml:space="preserve"> </w:t>
+      </w:r>
+      <w:proofErr w:type="spellStart"/>
+      <w:r>
+        <w:t>dikembangkan</w:t>
+      </w:r>
+      <w:proofErr w:type="spellEnd"/>
+      <w:r>
+        <w:t>.</w:t>
+      </w:r>
+    </w:p>
+    <w:p/>
+    <w:p>
+      <w:pPr>
+        <w:ind w:firstLine="0"/>
         <w:rPr>
           <w:rStyle w:val="Strong"/>
           <w:b w:val="0"/>
           <w:bCs w:val="0"/>
         </w:rPr>
-        <w:t>BAB III LANDASAN TEORI</w:t>
-      </w:r>
-    </w:p>
-    <w:p>
-      <w:r>
-        <w:t xml:space="preserve">Bab </w:t>
-      </w:r>
-      <w:proofErr w:type="spellStart"/>
-      <w:r>
-        <w:t>ini</w:t>
-      </w:r>
-      <w:proofErr w:type="spellEnd"/>
-      <w:r>
-        <w:t xml:space="preserve"> </w:t>
-      </w:r>
-      <w:proofErr w:type="spellStart"/>
-      <w:r>
-        <w:t>berisi</w:t>
-      </w:r>
-      <w:proofErr w:type="spellEnd"/>
-      <w:r>
-        <w:t xml:space="preserve"> </w:t>
-      </w:r>
-      <w:proofErr w:type="spellStart"/>
-      <w:r>
-        <w:t>teori-teori</w:t>
-      </w:r>
-      <w:proofErr w:type="spellEnd"/>
-      <w:r>
-        <w:t xml:space="preserve"> yang </w:t>
-      </w:r>
-      <w:proofErr w:type="spellStart"/>
-      <w:r>
-        <w:t>berkaitan</w:t>
-      </w:r>
-      <w:proofErr w:type="spellEnd"/>
-      <w:r>
-        <w:t xml:space="preserve"> </w:t>
-      </w:r>
-      <w:proofErr w:type="spellStart"/>
-      <w:r>
-        <w:t>dengan</w:t>
-      </w:r>
-      <w:proofErr w:type="spellEnd"/>
-      <w:r>
-        <w:t xml:space="preserve"> </w:t>
-      </w:r>
-      <w:proofErr w:type="spellStart"/>
-      <w:r>
-        <w:t>sistem</w:t>
-      </w:r>
-      <w:proofErr w:type="spellEnd"/>
-      <w:r>
-        <w:t xml:space="preserve"> </w:t>
-      </w:r>
-      <w:proofErr w:type="spellStart"/>
-      <w:r>
-        <w:t>informasi</w:t>
-      </w:r>
-      <w:proofErr w:type="spellEnd"/>
-      <w:r>
-        <w:t xml:space="preserve">, </w:t>
-      </w:r>
-      <w:proofErr w:type="spellStart"/>
-      <w:r>
-        <w:t>perancangan</w:t>
-      </w:r>
-      <w:proofErr w:type="spellEnd"/>
-      <w:r>
-        <w:t xml:space="preserve"> basis data, </w:t>
-      </w:r>
-      <w:proofErr w:type="spellStart"/>
-      <w:r>
-        <w:t>serta</w:t>
-      </w:r>
-      <w:proofErr w:type="spellEnd"/>
-      <w:r>
-        <w:t xml:space="preserve"> </w:t>
-      </w:r>
-      <w:proofErr w:type="spellStart"/>
-      <w:r>
-        <w:t>konsep</w:t>
-      </w:r>
-      <w:proofErr w:type="spellEnd"/>
-      <w:r>
-        <w:t xml:space="preserve"> </w:t>
-      </w:r>
-      <w:proofErr w:type="spellStart"/>
-      <w:r>
-        <w:t>pengelolaan</w:t>
-      </w:r>
-      <w:proofErr w:type="spellEnd"/>
-      <w:r>
-        <w:t xml:space="preserve"> </w:t>
-      </w:r>
-      <w:proofErr w:type="spellStart"/>
-      <w:r>
-        <w:t>penjualan</w:t>
-      </w:r>
-      <w:proofErr w:type="spellEnd"/>
-      <w:r>
-        <w:t xml:space="preserve"> dan </w:t>
-      </w:r>
-      <w:proofErr w:type="spellStart"/>
-      <w:r>
-        <w:t>persediaan</w:t>
-      </w:r>
-      <w:proofErr w:type="spellEnd"/>
-      <w:r>
-        <w:t xml:space="preserve"> yang </w:t>
-      </w:r>
-      <w:proofErr w:type="spellStart"/>
-      <w:r>
-        <w:t>mendukung</w:t>
-      </w:r>
-      <w:proofErr w:type="spellEnd"/>
-      <w:r>
-        <w:t xml:space="preserve"> </w:t>
-      </w:r>
-      <w:proofErr w:type="spellStart"/>
-      <w:r>
-        <w:t>pembangunan</w:t>
-      </w:r>
-      <w:proofErr w:type="spellEnd"/>
-      <w:r>
-        <w:t xml:space="preserve"> </w:t>
-      </w:r>
-      <w:proofErr w:type="spellStart"/>
-      <w:r>
-        <w:t>sistem</w:t>
-      </w:r>
-      <w:proofErr w:type="spellEnd"/>
-      <w:r>
-        <w:t xml:space="preserve"> </w:t>
-      </w:r>
-      <w:proofErr w:type="spellStart"/>
-      <w:r>
-        <w:t>informasi</w:t>
-      </w:r>
-      <w:proofErr w:type="spellEnd"/>
-      <w:r>
-        <w:t xml:space="preserve"> </w:t>
-      </w:r>
-      <w:proofErr w:type="spellStart"/>
-      <w:r>
-        <w:t>operasional</w:t>
-      </w:r>
-      <w:proofErr w:type="spellEnd"/>
-      <w:r>
-        <w:t xml:space="preserve"> yang </w:t>
-      </w:r>
-      <w:proofErr w:type="spellStart"/>
-      <w:r>
-        <w:t>akan</w:t>
-      </w:r>
-      <w:proofErr w:type="spellEnd"/>
-      <w:r>
-        <w:t xml:space="preserve"> </w:t>
-      </w:r>
-      <w:proofErr w:type="spellStart"/>
-      <w:r>
-        <w:t>dikembangkan</w:t>
-      </w:r>
-      <w:proofErr w:type="spellEnd"/>
-      <w:r>
-        <w:t>.</w:t>
-      </w:r>
-    </w:p>
-    <w:p/>
-    <w:p>
-      <w:pPr>
-        <w:ind w:firstLine="0"/>
+      </w:pPr>
+      <w:r>
         <w:rPr>
           <w:rStyle w:val="Strong"/>
           <w:b w:val="0"/>
           <w:bCs w:val="0"/>
         </w:rPr>
-      </w:pPr>
-      <w:r>
-        <w:rPr>
-          <w:rStyle w:val="Strong"/>
-          <w:b w:val="0"/>
-          <w:bCs w:val="0"/>
-        </w:rPr>
         <w:t>BAB IV PEMBAHASAN DAN AKTIVITAS KERJA PRAKTEK</w:t>
       </w:r>
     </w:p>
     <w:p>
       <w:r>
-        <w:lastRenderedPageBreak/>
         <w:t xml:space="preserve">Bab </w:t>
       </w:r>
       <w:proofErr w:type="spellStart"/>
@@ -16924,44 +17892,23 @@
     <w:p/>
     <w:p/>
     <w:p/>
-    <w:p/>
-    <w:p/>
-    <w:p/>
-    <w:p/>
-    <w:p/>
-    <w:p/>
-    <w:p/>
-    <w:p/>
-    <w:p/>
-    <w:p/>
     <w:p>
       <w:pPr>
+        <w:ind w:firstLine="0"/>
+      </w:pPr>
+    </w:p>
+    <w:p>
+      <w:pPr>
         <w:pStyle w:val="Heading1"/>
-        <w:rPr>
-          <w:b w:val="0"/>
-          <w:bCs w:val="0"/>
-        </w:rPr>
-      </w:pPr>
-      <w:r>
-        <w:rPr>
-          <w:b w:val="0"/>
-          <w:bCs w:val="0"/>
-        </w:rPr>
+      </w:pPr>
+      <w:r>
         <w:lastRenderedPageBreak/>
         <w:t>BAB II</w:t>
       </w:r>
       <w:r>
-        <w:rPr>
-          <w:b w:val="0"/>
-          <w:bCs w:val="0"/>
-        </w:rPr>
         <w:br/>
       </w:r>
       <w:r>
-        <w:rPr>
-          <w:b w:val="0"/>
-          <w:bCs w:val="0"/>
-        </w:rPr>
         <w:t>GAMBARAN UMUM INSTANSI</w:t>
       </w:r>
     </w:p>
@@ -16983,40 +17930,20 @@
     <w:p>
       <w:pPr>
         <w:pStyle w:val="Heading2"/>
-        <w:rPr>
-          <w:b w:val="0"/>
-          <w:bCs w:val="0"/>
-        </w:rPr>
-      </w:pPr>
-      <w:r>
-        <w:rPr>
-          <w:b w:val="0"/>
-          <w:bCs w:val="0"/>
-        </w:rPr>
-        <w:t xml:space="preserve"> </w:t>
-      </w:r>
-      <w:proofErr w:type="spellStart"/>
-      <w:r>
-        <w:rPr>
-          <w:b w:val="0"/>
-          <w:bCs w:val="0"/>
-        </w:rPr>
+      </w:pPr>
+      <w:r>
+        <w:t xml:space="preserve"> </w:t>
+      </w:r>
+      <w:proofErr w:type="spellStart"/>
+      <w:r>
         <w:t>Profil</w:t>
       </w:r>
       <w:proofErr w:type="spellEnd"/>
       <w:r>
-        <w:rPr>
-          <w:b w:val="0"/>
-          <w:bCs w:val="0"/>
-        </w:rPr>
-        <w:t xml:space="preserve"> </w:t>
-      </w:r>
-      <w:proofErr w:type="spellStart"/>
-      <w:r>
-        <w:rPr>
-          <w:b w:val="0"/>
-          <w:bCs w:val="0"/>
-        </w:rPr>
+        <w:t xml:space="preserve"> </w:t>
+      </w:r>
+      <w:proofErr w:type="spellStart"/>
+      <w:r>
         <w:t>Organisasi</w:t>
       </w:r>
       <w:proofErr w:type="spellEnd"/>
@@ -19090,19 +20017,12 @@
       </w:r>
       <w:proofErr w:type="spellEnd"/>
       <w:r>
-        <w:t xml:space="preserve"> </w:t>
-      </w:r>
-      <w:proofErr w:type="spellStart"/>
-      <w:r>
-        <w:t>baik</w:t>
-      </w:r>
-      <w:proofErr w:type="spellEnd"/>
-      <w:r>
-        <w:t>.</w:t>
+        <w:t xml:space="preserve"> baik.</w:t>
       </w:r>
     </w:p>
     <w:p>
       <w:pPr>
+        <w:keepNext/>
         <w:ind w:firstLine="0"/>
       </w:pPr>
       <w:r>
@@ -19110,7 +20030,7 @@
           <w:noProof/>
         </w:rPr>
         <w:drawing>
-          <wp:inline distT="0" distB="0" distL="0" distR="0" wp14:anchorId="237FEF11" wp14:editId="7480E9C4">
+          <wp:inline distT="0" distB="0" distL="0" distR="0" wp14:anchorId="237FEF11" wp14:editId="4251A991">
             <wp:extent cx="5199797" cy="3900005"/>
             <wp:effectExtent l="0" t="0" r="1270" b="5715"/>
             <wp:docPr id="1074202717" name="Picture 1"/>
@@ -19154,6 +20074,50 @@
     </w:p>
     <w:p>
       <w:pPr>
+        <w:pStyle w:val="Caption"/>
+      </w:pPr>
+      <w:r>
+        <w:t>Gambar 2.</w:t>
+      </w:r>
+      <w:fldSimple w:instr=" STYLEREF 1 \s ">
+        <w:r>
+          <w:rPr>
+            <w:noProof/>
+          </w:rPr>
+          <w:t>0</w:t>
+        </w:r>
+      </w:fldSimple>
+      <w:r>
+        <w:t>.</w:t>
+      </w:r>
+      <w:fldSimple w:instr=" SEQ Gambar \* ARABIC \s 1 ">
+        <w:r>
+          <w:rPr>
+            <w:noProof/>
+          </w:rPr>
+          <w:t>1</w:t>
+        </w:r>
+      </w:fldSimple>
+      <w:r>
+        <w:t xml:space="preserve"> Foto </w:t>
+      </w:r>
+      <w:proofErr w:type="spellStart"/>
+      <w:r>
+        <w:t>Instansi</w:t>
+      </w:r>
+      <w:proofErr w:type="spellEnd"/>
+      <w:r>
+        <w:t xml:space="preserve"> </w:t>
+      </w:r>
+      <w:proofErr w:type="spellStart"/>
+      <w:r>
+        <w:t>KopiKeun</w:t>
+      </w:r>
+      <w:proofErr w:type="spellEnd"/>
+    </w:p>
+    <w:p>
+      <w:pPr>
+        <w:keepNext/>
         <w:ind w:firstLine="0"/>
       </w:pPr>
       <w:r>
@@ -19162,7 +20126,7 @@
         </w:rPr>
         <w:lastRenderedPageBreak/>
         <w:drawing>
-          <wp:inline distT="0" distB="0" distL="0" distR="0" wp14:anchorId="292D406A" wp14:editId="79A2C588">
+          <wp:inline distT="0" distB="0" distL="0" distR="0" wp14:anchorId="292D406A" wp14:editId="02CE6051">
             <wp:extent cx="5255895" cy="3942080"/>
             <wp:effectExtent l="0" t="0" r="1905" b="1270"/>
             <wp:docPr id="458375925" name="Picture 3"/>
@@ -19206,8 +20170,38 @@
     </w:p>
     <w:p>
       <w:pPr>
-        <w:ind w:firstLine="0"/>
-      </w:pPr>
+        <w:pStyle w:val="Caption"/>
+      </w:pPr>
+      <w:r>
+        <w:t>Gambar 2.</w:t>
+      </w:r>
+      <w:fldSimple w:instr=" STYLEREF 1 \s ">
+        <w:r>
+          <w:rPr>
+            <w:noProof/>
+          </w:rPr>
+          <w:t>0</w:t>
+        </w:r>
+      </w:fldSimple>
+      <w:r>
+        <w:t>.</w:t>
+      </w:r>
+      <w:fldSimple w:instr=" SEQ Gambar \* ARABIC \s 1 ">
+        <w:r>
+          <w:rPr>
+            <w:noProof/>
+          </w:rPr>
+          <w:t>2</w:t>
+        </w:r>
+      </w:fldSimple>
+      <w:r>
+        <w:t xml:space="preserve"> Foto Instansi </w:t>
+      </w:r>
+      <w:proofErr w:type="spellStart"/>
+      <w:r>
+        <w:t>KopiKeun</w:t>
+      </w:r>
+      <w:proofErr w:type="spellEnd"/>
     </w:p>
     <w:p>
       <w:pPr>
@@ -19291,25 +20285,17 @@
     </w:p>
     <w:p>
       <w:pPr>
+        <w:ind w:firstLine="0"/>
+      </w:pPr>
+    </w:p>
+    <w:p>
+      <w:pPr>
         <w:pStyle w:val="Heading2"/>
-        <w:rPr>
-          <w:b w:val="0"/>
-          <w:bCs w:val="0"/>
-        </w:rPr>
-      </w:pPr>
-      <w:r>
-        <w:rPr>
-          <w:b w:val="0"/>
-          <w:bCs w:val="0"/>
-        </w:rPr>
-        <w:lastRenderedPageBreak/>
-        <w:t xml:space="preserve"> </w:t>
-      </w:r>
-      <w:r>
-        <w:rPr>
-          <w:b w:val="0"/>
-          <w:bCs w:val="0"/>
-        </w:rPr>
+      </w:pPr>
+      <w:r>
+        <w:t xml:space="preserve"> </w:t>
+      </w:r>
+      <w:r>
         <w:t>Visi dan Misi</w:t>
       </w:r>
     </w:p>
@@ -19604,46 +20590,27 @@
     <w:p>
       <w:pPr>
         <w:pStyle w:val="Heading2"/>
-        <w:rPr>
-          <w:b w:val="0"/>
-          <w:bCs w:val="0"/>
-        </w:rPr>
-      </w:pPr>
-      <w:r>
-        <w:rPr>
-          <w:b w:val="0"/>
-          <w:bCs w:val="0"/>
-        </w:rPr>
-        <w:t xml:space="preserve"> </w:t>
-      </w:r>
-      <w:proofErr w:type="spellStart"/>
-      <w:r>
-        <w:rPr>
-          <w:b w:val="0"/>
-          <w:bCs w:val="0"/>
-        </w:rPr>
+      </w:pPr>
+      <w:r>
+        <w:t xml:space="preserve"> </w:t>
+      </w:r>
+      <w:proofErr w:type="spellStart"/>
+      <w:r>
         <w:t>Struktur</w:t>
       </w:r>
       <w:proofErr w:type="spellEnd"/>
       <w:r>
-        <w:rPr>
-          <w:b w:val="0"/>
-          <w:bCs w:val="0"/>
-        </w:rPr>
-        <w:t xml:space="preserve"> </w:t>
-      </w:r>
-      <w:proofErr w:type="spellStart"/>
-      <w:r>
-        <w:rPr>
-          <w:b w:val="0"/>
-          <w:bCs w:val="0"/>
-        </w:rPr>
+        <w:t xml:space="preserve"> </w:t>
+      </w:r>
+      <w:proofErr w:type="spellStart"/>
+      <w:r>
         <w:t>Organisasi</w:t>
       </w:r>
       <w:proofErr w:type="spellEnd"/>
     </w:p>
     <w:p>
       <w:pPr>
+        <w:keepNext/>
         <w:ind w:firstLine="0"/>
       </w:pPr>
       <w:r>
@@ -19689,42 +20656,74 @@
     </w:p>
     <w:p>
       <w:pPr>
+        <w:pStyle w:val="Caption"/>
+      </w:pPr>
+      <w:r>
+        <w:t>Gambar 2.</w:t>
+      </w:r>
+      <w:fldSimple w:instr=" STYLEREF 1 \s ">
+        <w:r>
+          <w:rPr>
+            <w:noProof/>
+          </w:rPr>
+          <w:t>0</w:t>
+        </w:r>
+      </w:fldSimple>
+      <w:r>
+        <w:t>.</w:t>
+      </w:r>
+      <w:fldSimple w:instr=" SEQ Gambar \* ARABIC \s 1 ">
+        <w:r>
+          <w:rPr>
+            <w:noProof/>
+          </w:rPr>
+          <w:t>3</w:t>
+        </w:r>
+      </w:fldSimple>
+      <w:r>
+        <w:t xml:space="preserve"> </w:t>
+      </w:r>
+      <w:proofErr w:type="spellStart"/>
+      <w:r>
+        <w:t>Struktur</w:t>
+      </w:r>
+      <w:proofErr w:type="spellEnd"/>
+      <w:r>
+        <w:t xml:space="preserve"> </w:t>
+      </w:r>
+      <w:proofErr w:type="spellStart"/>
+      <w:r>
+        <w:t>Organisasi</w:t>
+      </w:r>
+      <w:proofErr w:type="spellEnd"/>
+      <w:r>
+        <w:t xml:space="preserve"> </w:t>
+      </w:r>
+      <w:proofErr w:type="spellStart"/>
+      <w:r>
+        <w:t>KopiKeun</w:t>
+      </w:r>
+      <w:proofErr w:type="spellEnd"/>
+    </w:p>
+    <w:p/>
+    <w:p>
+      <w:pPr>
         <w:pStyle w:val="Heading2"/>
-        <w:rPr>
-          <w:b w:val="0"/>
-          <w:bCs w:val="0"/>
-        </w:rPr>
-      </w:pPr>
-      <w:proofErr w:type="spellStart"/>
-      <w:r>
-        <w:rPr>
-          <w:b w:val="0"/>
-          <w:bCs w:val="0"/>
-        </w:rPr>
+      </w:pPr>
+      <w:proofErr w:type="spellStart"/>
+      <w:r>
         <w:t>Tugas</w:t>
       </w:r>
       <w:proofErr w:type="spellEnd"/>
       <w:r>
-        <w:rPr>
-          <w:b w:val="0"/>
-          <w:bCs w:val="0"/>
-        </w:rPr>
         <w:t xml:space="preserve"> dan </w:t>
       </w:r>
       <w:proofErr w:type="spellStart"/>
       <w:r>
-        <w:rPr>
-          <w:b w:val="0"/>
-          <w:bCs w:val="0"/>
-        </w:rPr>
         <w:t>Tanggung</w:t>
       </w:r>
       <w:proofErr w:type="spellEnd"/>
       <w:r>
-        <w:rPr>
-          <w:b w:val="0"/>
-          <w:bCs w:val="0"/>
-        </w:rPr>
         <w:t xml:space="preserve"> Jawab</w:t>
       </w:r>
     </w:p>
@@ -20140,6 +21139,7 @@
       </w:pPr>
       <w:proofErr w:type="spellStart"/>
       <w:r>
+        <w:lastRenderedPageBreak/>
         <w:t>Mengatur</w:t>
       </w:r>
       <w:proofErr w:type="spellEnd"/>
@@ -20329,7 +21329,6 @@
           <w:b w:val="0"/>
           <w:bCs w:val="0"/>
         </w:rPr>
-        <w:lastRenderedPageBreak/>
         <w:t xml:space="preserve">Bagian </w:t>
       </w:r>
       <w:proofErr w:type="spellStart"/>
@@ -21187,8 +22186,18 @@
           <w:b w:val="0"/>
           <w:bCs w:val="0"/>
         </w:rPr>
-        <w:t xml:space="preserve"> Penjualan</w:t>
-      </w:r>
+        <w:t xml:space="preserve"> </w:t>
+      </w:r>
+      <w:proofErr w:type="spellStart"/>
+      <w:r>
+        <w:rPr>
+          <w:rStyle w:val="Strong"/>
+          <w:b w:val="0"/>
+          <w:bCs w:val="0"/>
+        </w:rPr>
+        <w:t>Penjualan</w:t>
+      </w:r>
+      <w:proofErr w:type="spellEnd"/>
     </w:p>
     <w:p>
       <w:pPr>
@@ -21568,52 +22577,30 @@
       </w:r>
     </w:p>
     <w:p/>
+    <w:p/>
     <w:p>
       <w:pPr>
         <w:pStyle w:val="Heading2"/>
-        <w:rPr>
-          <w:b w:val="0"/>
-          <w:bCs w:val="0"/>
-        </w:rPr>
-      </w:pPr>
-      <w:proofErr w:type="spellStart"/>
-      <w:r>
-        <w:rPr>
-          <w:b w:val="0"/>
-          <w:bCs w:val="0"/>
-        </w:rPr>
+      </w:pPr>
+      <w:proofErr w:type="spellStart"/>
+      <w:r>
+        <w:lastRenderedPageBreak/>
         <w:t>Lingkup</w:t>
       </w:r>
       <w:proofErr w:type="spellEnd"/>
       <w:r>
-        <w:rPr>
-          <w:b w:val="0"/>
-          <w:bCs w:val="0"/>
-        </w:rPr>
-        <w:t xml:space="preserve"> </w:t>
-      </w:r>
-      <w:proofErr w:type="spellStart"/>
-      <w:r>
-        <w:rPr>
-          <w:b w:val="0"/>
-          <w:bCs w:val="0"/>
-        </w:rPr>
+        <w:t xml:space="preserve"> </w:t>
+      </w:r>
+      <w:proofErr w:type="spellStart"/>
+      <w:r>
         <w:t>Kerja</w:t>
       </w:r>
       <w:proofErr w:type="spellEnd"/>
       <w:r>
-        <w:rPr>
-          <w:b w:val="0"/>
-          <w:bCs w:val="0"/>
-        </w:rPr>
         <w:t xml:space="preserve"> dan Proses </w:t>
       </w:r>
       <w:proofErr w:type="spellStart"/>
       <w:r>
-        <w:rPr>
-          <w:b w:val="0"/>
-          <w:bCs w:val="0"/>
-        </w:rPr>
         <w:t>Bisnis</w:t>
       </w:r>
       <w:proofErr w:type="spellEnd"/>
@@ -21621,38 +22608,25 @@
     <w:p>
       <w:pPr>
         <w:pStyle w:val="HEAD3"/>
-        <w:rPr>
-          <w:b w:val="0"/>
-          <w:bCs w:val="0"/>
-        </w:rPr>
-      </w:pPr>
-      <w:proofErr w:type="spellStart"/>
-      <w:r>
-        <w:rPr>
-          <w:b w:val="0"/>
-          <w:bCs w:val="0"/>
-        </w:rPr>
+      </w:pPr>
+      <w:proofErr w:type="spellStart"/>
+      <w:r>
         <w:t>Lingkup</w:t>
       </w:r>
       <w:proofErr w:type="spellEnd"/>
       <w:r>
-        <w:rPr>
-          <w:b w:val="0"/>
-          <w:bCs w:val="0"/>
-        </w:rPr>
-        <w:t xml:space="preserve"> </w:t>
-      </w:r>
-      <w:proofErr w:type="spellStart"/>
-      <w:r>
-        <w:rPr>
-          <w:b w:val="0"/>
-          <w:bCs w:val="0"/>
-        </w:rPr>
+        <w:t xml:space="preserve"> </w:t>
+      </w:r>
+      <w:proofErr w:type="spellStart"/>
+      <w:r>
         <w:t>Kerja</w:t>
       </w:r>
       <w:proofErr w:type="spellEnd"/>
     </w:p>
     <w:p>
+      <w:pPr>
+        <w:ind w:left="720"/>
+      </w:pPr>
       <w:r>
         <w:t xml:space="preserve">Kopi </w:t>
       </w:r>
@@ -21762,7 +22736,6 @@
       </w:r>
       <w:proofErr w:type="spellStart"/>
       <w:r>
-        <w:lastRenderedPageBreak/>
         <w:t>operasional</w:t>
       </w:r>
       <w:proofErr w:type="spellEnd"/>
@@ -21849,6 +22822,7 @@
           <w:ilvl w:val="0"/>
           <w:numId w:val="16"/>
         </w:numPr>
+        <w:ind w:left="1080"/>
         <w:rPr>
           <w:rStyle w:val="Strong"/>
           <w:b w:val="0"/>
@@ -21895,7 +22869,7 @@
     <w:p>
       <w:pPr>
         <w:pStyle w:val="ListParagraph"/>
-        <w:ind w:left="720" w:firstLine="0"/>
+        <w:ind w:left="1080" w:firstLine="0"/>
       </w:pPr>
       <w:proofErr w:type="spellStart"/>
       <w:r>
@@ -21993,6 +22967,7 @@
           <w:ilvl w:val="0"/>
           <w:numId w:val="16"/>
         </w:numPr>
+        <w:ind w:left="1080"/>
         <w:rPr>
           <w:rStyle w:val="Strong"/>
           <w:b w:val="0"/>
@@ -22031,7 +23006,7 @@
     <w:p>
       <w:pPr>
         <w:pStyle w:val="ListParagraph"/>
-        <w:ind w:left="720" w:firstLine="0"/>
+        <w:ind w:left="1080" w:firstLine="0"/>
       </w:pPr>
       <w:proofErr w:type="spellStart"/>
       <w:r>
@@ -22121,6 +23096,7 @@
           <w:ilvl w:val="0"/>
           <w:numId w:val="16"/>
         </w:numPr>
+        <w:ind w:left="1080"/>
         <w:rPr>
           <w:rStyle w:val="Strong"/>
           <w:b w:val="0"/>
@@ -22177,7 +23153,7 @@
     <w:p>
       <w:pPr>
         <w:pStyle w:val="ListParagraph"/>
-        <w:ind w:left="720" w:firstLine="0"/>
+        <w:ind w:left="1080" w:firstLine="0"/>
       </w:pPr>
       <w:proofErr w:type="spellStart"/>
       <w:r>
@@ -22291,43 +23267,54 @@
           <w:ilvl w:val="0"/>
           <w:numId w:val="16"/>
         </w:numPr>
+        <w:ind w:left="1080"/>
         <w:rPr>
           <w:rStyle w:val="Strong"/>
           <w:b w:val="0"/>
           <w:bCs w:val="0"/>
         </w:rPr>
       </w:pPr>
+      <w:proofErr w:type="spellStart"/>
       <w:r>
         <w:rPr>
           <w:rStyle w:val="Strong"/>
           <w:b w:val="0"/>
           <w:bCs w:val="0"/>
         </w:rPr>
-        <w:t xml:space="preserve">Penjualan </w:t>
-      </w:r>
-      <w:proofErr w:type="spellStart"/>
+        <w:t>Penjualan</w:t>
+      </w:r>
+      <w:proofErr w:type="spellEnd"/>
       <w:r>
         <w:rPr>
           <w:rStyle w:val="Strong"/>
           <w:b w:val="0"/>
           <w:bCs w:val="0"/>
         </w:rPr>
-        <w:t>Minuman</w:t>
-      </w:r>
-      <w:proofErr w:type="spellEnd"/>
+        <w:t xml:space="preserve"> </w:t>
+      </w:r>
+      <w:proofErr w:type="spellStart"/>
       <w:r>
         <w:rPr>
           <w:rStyle w:val="Strong"/>
           <w:b w:val="0"/>
           <w:bCs w:val="0"/>
         </w:rPr>
+        <w:t>Minuman</w:t>
+      </w:r>
+      <w:proofErr w:type="spellEnd"/>
+      <w:r>
+        <w:rPr>
+          <w:rStyle w:val="Strong"/>
+          <w:b w:val="0"/>
+          <w:bCs w:val="0"/>
+        </w:rPr>
         <w:t xml:space="preserve"> </w:t>
       </w:r>
     </w:p>
     <w:p>
       <w:pPr>
         <w:pStyle w:val="ListParagraph"/>
-        <w:ind w:left="720" w:firstLine="0"/>
+        <w:ind w:left="1080" w:firstLine="0"/>
       </w:pPr>
       <w:proofErr w:type="spellStart"/>
       <w:r>
@@ -22449,6 +23436,7 @@
           <w:ilvl w:val="0"/>
           <w:numId w:val="16"/>
         </w:numPr>
+        <w:ind w:left="1080"/>
         <w:rPr>
           <w:rStyle w:val="Strong"/>
           <w:b w:val="0"/>
@@ -22489,13 +23477,23 @@
           <w:b w:val="0"/>
           <w:bCs w:val="0"/>
         </w:rPr>
-        <w:t xml:space="preserve"> Penjualan</w:t>
-      </w:r>
+        <w:t xml:space="preserve"> </w:t>
+      </w:r>
+      <w:proofErr w:type="spellStart"/>
+      <w:r>
+        <w:rPr>
+          <w:rStyle w:val="Strong"/>
+          <w:b w:val="0"/>
+          <w:bCs w:val="0"/>
+        </w:rPr>
+        <w:t>Penjualan</w:t>
+      </w:r>
+      <w:proofErr w:type="spellEnd"/>
     </w:p>
     <w:p>
       <w:pPr>
         <w:pStyle w:val="ListParagraph"/>
-        <w:ind w:left="720" w:firstLine="0"/>
+        <w:ind w:left="1080" w:firstLine="0"/>
       </w:pPr>
       <w:proofErr w:type="spellStart"/>
       <w:r>
@@ -22606,24 +23604,12 @@
     <w:p>
       <w:pPr>
         <w:pStyle w:val="HEAD3"/>
-        <w:rPr>
-          <w:b w:val="0"/>
-          <w:bCs w:val="0"/>
-        </w:rPr>
-      </w:pPr>
-      <w:r>
-        <w:rPr>
-          <w:b w:val="0"/>
-          <w:bCs w:val="0"/>
-        </w:rPr>
+      </w:pPr>
+      <w:r>
         <w:t xml:space="preserve">Proses </w:t>
       </w:r>
       <w:proofErr w:type="spellStart"/>
       <w:r>
-        <w:rPr>
-          <w:b w:val="0"/>
-          <w:bCs w:val="0"/>
-        </w:rPr>
         <w:t>Bisnis</w:t>
       </w:r>
       <w:proofErr w:type="spellEnd"/>
@@ -22631,33 +23617,17 @@
     <w:p>
       <w:pPr>
         <w:pStyle w:val="HEAD4"/>
-        <w:rPr>
-          <w:b w:val="0"/>
-          <w:bCs w:val="0"/>
-        </w:rPr>
-      </w:pPr>
-      <w:proofErr w:type="spellStart"/>
-      <w:r>
-        <w:rPr>
-          <w:b w:val="0"/>
-          <w:bCs w:val="0"/>
-        </w:rPr>
+      </w:pPr>
+      <w:proofErr w:type="spellStart"/>
+      <w:r>
         <w:t>Distribusi</w:t>
       </w:r>
       <w:proofErr w:type="spellEnd"/>
       <w:r>
-        <w:rPr>
-          <w:b w:val="0"/>
-          <w:bCs w:val="0"/>
-        </w:rPr>
         <w:t xml:space="preserve"> Stok </w:t>
       </w:r>
       <w:proofErr w:type="spellStart"/>
       <w:r>
-        <w:rPr>
-          <w:b w:val="0"/>
-          <w:bCs w:val="0"/>
-        </w:rPr>
         <w:t>Minuman</w:t>
       </w:r>
       <w:proofErr w:type="spellEnd"/>
@@ -23004,6 +23974,7 @@
       </w:r>
       <w:proofErr w:type="spellStart"/>
       <w:r>
+        <w:lastRenderedPageBreak/>
         <w:t>penjualan</w:t>
       </w:r>
       <w:proofErr w:type="spellEnd"/>
@@ -23212,25 +24183,17 @@
     <w:p>
       <w:pPr>
         <w:pStyle w:val="HEAD4"/>
-        <w:rPr>
-          <w:b w:val="0"/>
-          <w:bCs w:val="0"/>
-        </w:rPr>
-      </w:pPr>
-      <w:r>
-        <w:rPr>
-          <w:b w:val="0"/>
-          <w:bCs w:val="0"/>
-        </w:rPr>
-        <w:lastRenderedPageBreak/>
-        <w:t xml:space="preserve">Penjualan </w:t>
-      </w:r>
-      <w:proofErr w:type="spellStart"/>
-      <w:r>
-        <w:rPr>
-          <w:b w:val="0"/>
-          <w:bCs w:val="0"/>
-        </w:rPr>
+      </w:pPr>
+      <w:proofErr w:type="spellStart"/>
+      <w:r>
+        <w:t>Penjualan</w:t>
+      </w:r>
+      <w:proofErr w:type="spellEnd"/>
+      <w:r>
+        <w:t xml:space="preserve"> </w:t>
+      </w:r>
+      <w:proofErr w:type="spellStart"/>
+      <w:r>
         <w:t>Minuman</w:t>
       </w:r>
       <w:proofErr w:type="spellEnd"/>
@@ -23336,7 +24299,15 @@
       </w:r>
       <w:proofErr w:type="spellEnd"/>
       <w:r>
-        <w:t xml:space="preserve">. Penjualan </w:t>
+        <w:t xml:space="preserve">. </w:t>
+      </w:r>
+      <w:proofErr w:type="spellStart"/>
+      <w:r>
+        <w:t>Penjualan</w:t>
+      </w:r>
+      <w:proofErr w:type="spellEnd"/>
+      <w:r>
+        <w:t xml:space="preserve"> </w:t>
       </w:r>
       <w:proofErr w:type="spellStart"/>
       <w:r>
@@ -23785,27 +24756,20 @@
     <w:p>
       <w:pPr>
         <w:pStyle w:val="HEAD4"/>
-        <w:rPr>
-          <w:b w:val="0"/>
-          <w:bCs w:val="0"/>
-        </w:rPr>
-      </w:pPr>
-      <w:proofErr w:type="spellStart"/>
-      <w:r>
-        <w:rPr>
-          <w:b w:val="0"/>
-          <w:bCs w:val="0"/>
-        </w:rPr>
+      </w:pPr>
+      <w:proofErr w:type="spellStart"/>
+      <w:r>
         <w:t>Rekapitulasi</w:t>
       </w:r>
       <w:proofErr w:type="spellEnd"/>
       <w:r>
-        <w:rPr>
-          <w:b w:val="0"/>
-          <w:bCs w:val="0"/>
-        </w:rPr>
-        <w:t xml:space="preserve"> Penjualan</w:t>
-      </w:r>
+        <w:t xml:space="preserve"> </w:t>
+      </w:r>
+      <w:proofErr w:type="spellStart"/>
+      <w:r>
+        <w:t>Penjualan</w:t>
+      </w:r>
+      <w:proofErr w:type="spellEnd"/>
     </w:p>
     <w:p>
       <w:pPr>
@@ -24330,43 +25294,26 @@
       </w:r>
     </w:p>
     <w:p/>
+    <w:p/>
+    <w:p/>
     <w:p>
       <w:pPr>
         <w:pStyle w:val="Heading2"/>
-        <w:rPr>
-          <w:b w:val="0"/>
-          <w:bCs w:val="0"/>
-        </w:rPr>
-      </w:pPr>
-      <w:r>
-        <w:rPr>
-          <w:b w:val="0"/>
-          <w:bCs w:val="0"/>
-        </w:rPr>
+      </w:pPr>
+      <w:r>
+        <w:lastRenderedPageBreak/>
         <w:t xml:space="preserve">Gambaran </w:t>
       </w:r>
       <w:proofErr w:type="spellStart"/>
       <w:r>
-        <w:rPr>
-          <w:b w:val="0"/>
-          <w:bCs w:val="0"/>
-        </w:rPr>
         <w:t>Bidang</w:t>
       </w:r>
       <w:proofErr w:type="spellEnd"/>
       <w:r>
-        <w:rPr>
-          <w:b w:val="0"/>
-          <w:bCs w:val="0"/>
-        </w:rPr>
-        <w:t xml:space="preserve"> </w:t>
-      </w:r>
-      <w:proofErr w:type="spellStart"/>
-      <w:r>
-        <w:rPr>
-          <w:b w:val="0"/>
-          <w:bCs w:val="0"/>
-        </w:rPr>
+        <w:t xml:space="preserve"> </w:t>
+      </w:r>
+      <w:proofErr w:type="spellStart"/>
+      <w:r>
         <w:t>Informatika</w:t>
       </w:r>
       <w:proofErr w:type="spellEnd"/>
@@ -24374,41 +25321,21 @@
     <w:p>
       <w:pPr>
         <w:pStyle w:val="HEAD3"/>
-        <w:rPr>
-          <w:b w:val="0"/>
-          <w:bCs w:val="0"/>
-        </w:rPr>
-      </w:pPr>
-      <w:proofErr w:type="spellStart"/>
-      <w:r>
-        <w:rPr>
-          <w:b w:val="0"/>
-          <w:bCs w:val="0"/>
-        </w:rPr>
+      </w:pPr>
+      <w:proofErr w:type="spellStart"/>
+      <w:r>
         <w:t>Posisi</w:t>
       </w:r>
       <w:proofErr w:type="spellEnd"/>
       <w:r>
-        <w:rPr>
-          <w:b w:val="0"/>
-          <w:bCs w:val="0"/>
-        </w:rPr>
-        <w:t xml:space="preserve"> </w:t>
-      </w:r>
-      <w:proofErr w:type="spellStart"/>
-      <w:r>
-        <w:rPr>
-          <w:b w:val="0"/>
-          <w:bCs w:val="0"/>
-        </w:rPr>
+        <w:t xml:space="preserve"> </w:t>
+      </w:r>
+      <w:proofErr w:type="spellStart"/>
+      <w:r>
         <w:t>Departemen</w:t>
       </w:r>
       <w:proofErr w:type="spellEnd"/>
       <w:r>
-        <w:rPr>
-          <w:b w:val="0"/>
-          <w:bCs w:val="0"/>
-        </w:rPr>
         <w:t xml:space="preserve"> TI/SI</w:t>
       </w:r>
     </w:p>
@@ -24672,14 +25599,8 @@
       <w:pPr>
         <w:ind w:left="720"/>
       </w:pPr>
-      <w:proofErr w:type="spellStart"/>
-      <w:r>
-        <w:lastRenderedPageBreak/>
-        <w:t>Dengan</w:t>
-      </w:r>
-      <w:proofErr w:type="spellEnd"/>
-      <w:r>
-        <w:t xml:space="preserve"> </w:t>
+      <w:r>
+        <w:t xml:space="preserve">Dengan </w:t>
       </w:r>
       <w:proofErr w:type="spellStart"/>
       <w:r>
@@ -24874,41 +25795,21 @@
     <w:p>
       <w:pPr>
         <w:pStyle w:val="HEAD3"/>
-        <w:rPr>
-          <w:b w:val="0"/>
-          <w:bCs w:val="0"/>
-        </w:rPr>
-      </w:pPr>
-      <w:proofErr w:type="spellStart"/>
-      <w:r>
-        <w:rPr>
-          <w:b w:val="0"/>
-          <w:bCs w:val="0"/>
-        </w:rPr>
+      </w:pPr>
+      <w:proofErr w:type="spellStart"/>
+      <w:r>
         <w:t>Fungsi</w:t>
       </w:r>
       <w:proofErr w:type="spellEnd"/>
       <w:r>
-        <w:rPr>
-          <w:b w:val="0"/>
-          <w:bCs w:val="0"/>
-        </w:rPr>
         <w:t xml:space="preserve"> dan </w:t>
       </w:r>
       <w:proofErr w:type="spellStart"/>
       <w:r>
-        <w:rPr>
-          <w:b w:val="0"/>
-          <w:bCs w:val="0"/>
-        </w:rPr>
         <w:t>Tugas</w:t>
       </w:r>
       <w:proofErr w:type="spellEnd"/>
       <w:r>
-        <w:rPr>
-          <w:b w:val="0"/>
-          <w:bCs w:val="0"/>
-        </w:rPr>
         <w:t xml:space="preserve"> TI / SI</w:t>
       </w:r>
     </w:p>
@@ -25202,117 +26103,25 @@
     </w:p>
     <w:p>
       <w:pPr>
-        <w:pStyle w:val="HEAD3"/>
-        <w:rPr>
-          <w:b w:val="0"/>
-          <w:bCs w:val="0"/>
-        </w:rPr>
-      </w:pPr>
-      <w:proofErr w:type="spellStart"/>
-      <w:r>
-        <w:rPr>
-          <w:b w:val="0"/>
-          <w:bCs w:val="0"/>
-        </w:rPr>
-        <w:t>Sistem</w:t>
-      </w:r>
-      <w:proofErr w:type="spellEnd"/>
-      <w:r>
-        <w:rPr>
-          <w:b w:val="0"/>
-          <w:bCs w:val="0"/>
-        </w:rPr>
-        <w:t xml:space="preserve"> / </w:t>
-      </w:r>
-      <w:proofErr w:type="spellStart"/>
-      <w:r>
-        <w:rPr>
-          <w:b w:val="0"/>
-          <w:bCs w:val="0"/>
-        </w:rPr>
-        <w:t>Teknologi</w:t>
-      </w:r>
-      <w:proofErr w:type="spellEnd"/>
-      <w:r>
-        <w:rPr>
-          <w:b w:val="0"/>
-          <w:bCs w:val="0"/>
-        </w:rPr>
-        <w:t xml:space="preserve"> yang </w:t>
-      </w:r>
-      <w:proofErr w:type="spellStart"/>
-      <w:r>
-        <w:rPr>
-          <w:b w:val="0"/>
-          <w:bCs w:val="0"/>
-        </w:rPr>
-        <w:t>Digunakan</w:t>
-      </w:r>
-      <w:proofErr w:type="spellEnd"/>
+        <w:pStyle w:val="ListParagraph"/>
+        <w:ind w:left="1440" w:firstLine="0"/>
+      </w:pPr>
     </w:p>
     <w:p>
       <w:pPr>
-        <w:ind w:left="720"/>
-      </w:pPr>
-      <w:proofErr w:type="spellStart"/>
-      <w:r>
-        <w:t>Dalam</w:t>
-      </w:r>
-      <w:proofErr w:type="spellEnd"/>
-      <w:r>
-        <w:t xml:space="preserve"> </w:t>
-      </w:r>
-      <w:proofErr w:type="spellStart"/>
-      <w:r>
-        <w:t>menjalankan</w:t>
-      </w:r>
-      <w:proofErr w:type="spellEnd"/>
-      <w:r>
-        <w:t xml:space="preserve"> </w:t>
-      </w:r>
-      <w:proofErr w:type="spellStart"/>
-      <w:r>
-        <w:t>kegiatan</w:t>
-      </w:r>
-      <w:proofErr w:type="spellEnd"/>
-      <w:r>
-        <w:t xml:space="preserve"> </w:t>
-      </w:r>
-      <w:proofErr w:type="spellStart"/>
-      <w:r>
-        <w:t>operasionalnya</w:t>
-      </w:r>
-      <w:proofErr w:type="spellEnd"/>
-      <w:r>
-        <w:t xml:space="preserve">, Kopi </w:t>
-      </w:r>
-      <w:proofErr w:type="spellStart"/>
-      <w:r>
-        <w:t>Keliling</w:t>
-      </w:r>
-      <w:proofErr w:type="spellEnd"/>
-      <w:r>
-        <w:t xml:space="preserve"> Kopikeun </w:t>
-      </w:r>
-      <w:proofErr w:type="spellStart"/>
-      <w:r>
-        <w:t>masih</w:t>
-      </w:r>
-      <w:proofErr w:type="spellEnd"/>
-      <w:r>
-        <w:t xml:space="preserve"> </w:t>
-      </w:r>
-      <w:proofErr w:type="spellStart"/>
-      <w:r>
-        <w:t>menggunakan</w:t>
-      </w:r>
-      <w:proofErr w:type="spellEnd"/>
-      <w:r>
-        <w:t xml:space="preserve"> </w:t>
-      </w:r>
-      <w:proofErr w:type="spellStart"/>
-      <w:r>
-        <w:t>teknologi</w:t>
+        <w:pStyle w:val="HEAD3"/>
+      </w:pPr>
+      <w:proofErr w:type="spellStart"/>
+      <w:r>
+        <w:t>Sistem</w:t>
+      </w:r>
+      <w:proofErr w:type="spellEnd"/>
+      <w:r>
+        <w:t xml:space="preserve"> / </w:t>
+      </w:r>
+      <w:proofErr w:type="spellStart"/>
+      <w:r>
+        <w:t>Teknologi</w:t>
       </w:r>
       <w:proofErr w:type="spellEnd"/>
       <w:r>
@@ -25320,80 +26129,176 @@
       </w:r>
       <w:proofErr w:type="spellStart"/>
       <w:r>
-        <w:t>sederhana</w:t>
-      </w:r>
-      <w:proofErr w:type="spellEnd"/>
-      <w:r>
-        <w:t xml:space="preserve"> dan </w:t>
-      </w:r>
-      <w:proofErr w:type="spellStart"/>
-      <w:r>
-        <w:t>belum</w:t>
-      </w:r>
-      <w:proofErr w:type="spellEnd"/>
-      <w:r>
-        <w:t xml:space="preserve"> </w:t>
-      </w:r>
-      <w:proofErr w:type="spellStart"/>
-      <w:r>
-        <w:t>terintegrasi</w:t>
-      </w:r>
-      <w:proofErr w:type="spellEnd"/>
-      <w:r>
-        <w:t xml:space="preserve"> </w:t>
-      </w:r>
-      <w:proofErr w:type="spellStart"/>
-      <w:r>
-        <w:t>dalam</w:t>
-      </w:r>
-      <w:proofErr w:type="spellEnd"/>
-      <w:r>
-        <w:t xml:space="preserve"> </w:t>
-      </w:r>
-      <w:proofErr w:type="spellStart"/>
-      <w:r>
-        <w:t>satu</w:t>
-      </w:r>
-      <w:proofErr w:type="spellEnd"/>
-      <w:r>
-        <w:t xml:space="preserve"> </w:t>
-      </w:r>
-      <w:proofErr w:type="spellStart"/>
-      <w:r>
-        <w:t>sistem</w:t>
-      </w:r>
-      <w:proofErr w:type="spellEnd"/>
-      <w:r>
-        <w:t xml:space="preserve"> </w:t>
-      </w:r>
-      <w:proofErr w:type="spellStart"/>
-      <w:r>
-        <w:t>informasi</w:t>
-      </w:r>
-      <w:proofErr w:type="spellEnd"/>
-      <w:r>
-        <w:t xml:space="preserve"> </w:t>
-      </w:r>
-      <w:proofErr w:type="spellStart"/>
-      <w:r>
-        <w:t>terpusat</w:t>
-      </w:r>
-      <w:proofErr w:type="spellEnd"/>
-      <w:r>
-        <w:t>.</w:t>
-      </w:r>
+        <w:t>Digunakan</w:t>
+      </w:r>
+      <w:proofErr w:type="spellEnd"/>
     </w:p>
     <w:p>
       <w:pPr>
         <w:ind w:left="720"/>
       </w:pPr>
+      <w:proofErr w:type="spellStart"/>
+      <w:r>
+        <w:t>Dalam</w:t>
+      </w:r>
+      <w:proofErr w:type="spellEnd"/>
+      <w:r>
+        <w:t xml:space="preserve"> </w:t>
+      </w:r>
+      <w:proofErr w:type="spellStart"/>
+      <w:r>
+        <w:t>menjalankan</w:t>
+      </w:r>
+      <w:proofErr w:type="spellEnd"/>
+      <w:r>
+        <w:t xml:space="preserve"> </w:t>
+      </w:r>
+      <w:proofErr w:type="spellStart"/>
+      <w:r>
+        <w:t>kegiatan</w:t>
+      </w:r>
+      <w:proofErr w:type="spellEnd"/>
+      <w:r>
+        <w:t xml:space="preserve"> </w:t>
+      </w:r>
+      <w:proofErr w:type="spellStart"/>
+      <w:r>
+        <w:t>operasionalnya</w:t>
+      </w:r>
+      <w:proofErr w:type="spellEnd"/>
+      <w:r>
+        <w:t xml:space="preserve">, Kopi </w:t>
+      </w:r>
+      <w:proofErr w:type="spellStart"/>
+      <w:r>
+        <w:t>Keliling</w:t>
+      </w:r>
+      <w:proofErr w:type="spellEnd"/>
+      <w:r>
+        <w:t xml:space="preserve"> Kopikeun </w:t>
+      </w:r>
+      <w:proofErr w:type="spellStart"/>
+      <w:r>
+        <w:t>masih</w:t>
+      </w:r>
+      <w:proofErr w:type="spellEnd"/>
+      <w:r>
+        <w:t xml:space="preserve"> </w:t>
+      </w:r>
+      <w:proofErr w:type="spellStart"/>
+      <w:r>
+        <w:t>menggunakan</w:t>
+      </w:r>
+      <w:proofErr w:type="spellEnd"/>
+      <w:r>
+        <w:t xml:space="preserve"> </w:t>
+      </w:r>
+      <w:proofErr w:type="spellStart"/>
+      <w:r>
+        <w:t>teknologi</w:t>
+      </w:r>
+      <w:proofErr w:type="spellEnd"/>
+      <w:r>
+        <w:t xml:space="preserve"> yang </w:t>
+      </w:r>
+      <w:proofErr w:type="spellStart"/>
+      <w:r>
+        <w:t>sederhana</w:t>
+      </w:r>
+      <w:proofErr w:type="spellEnd"/>
+      <w:r>
+        <w:t xml:space="preserve"> dan </w:t>
+      </w:r>
+      <w:proofErr w:type="spellStart"/>
+      <w:r>
+        <w:t>belum</w:t>
+      </w:r>
+      <w:proofErr w:type="spellEnd"/>
+      <w:r>
+        <w:t xml:space="preserve"> </w:t>
+      </w:r>
+      <w:proofErr w:type="spellStart"/>
+      <w:r>
+        <w:t>terintegrasi</w:t>
+      </w:r>
+      <w:proofErr w:type="spellEnd"/>
+      <w:r>
+        <w:t xml:space="preserve"> </w:t>
+      </w:r>
+      <w:proofErr w:type="spellStart"/>
+      <w:r>
+        <w:t>dalam</w:t>
+      </w:r>
+      <w:proofErr w:type="spellEnd"/>
+      <w:r>
+        <w:t xml:space="preserve"> </w:t>
+      </w:r>
+      <w:proofErr w:type="spellStart"/>
+      <w:r>
+        <w:t>satu</w:t>
+      </w:r>
+      <w:proofErr w:type="spellEnd"/>
+      <w:r>
+        <w:t xml:space="preserve"> </w:t>
+      </w:r>
+      <w:proofErr w:type="spellStart"/>
+      <w:r>
+        <w:t>sistem</w:t>
+      </w:r>
+      <w:proofErr w:type="spellEnd"/>
+      <w:r>
+        <w:t xml:space="preserve"> </w:t>
+      </w:r>
+      <w:proofErr w:type="spellStart"/>
+      <w:r>
+        <w:t>informasi</w:t>
+      </w:r>
+      <w:proofErr w:type="spellEnd"/>
+      <w:r>
+        <w:t xml:space="preserve"> </w:t>
+      </w:r>
+      <w:proofErr w:type="spellStart"/>
+      <w:r>
+        <w:t>terpusat</w:t>
+      </w:r>
+      <w:proofErr w:type="spellEnd"/>
+      <w:r>
+        <w:t>.</w:t>
+      </w:r>
     </w:p>
     <w:p>
       <w:pPr>
         <w:ind w:left="720"/>
       </w:pPr>
-      <w:r>
-        <w:t xml:space="preserve">Tabel 2. 1 </w:t>
+    </w:p>
+    <w:p>
+      <w:pPr>
+        <w:ind w:left="720"/>
+      </w:pPr>
+    </w:p>
+    <w:p>
+      <w:pPr>
+        <w:ind w:left="720"/>
+      </w:pPr>
+    </w:p>
+    <w:p>
+      <w:pPr>
+        <w:ind w:left="720"/>
+      </w:pPr>
+    </w:p>
+    <w:p>
+      <w:pPr>
+        <w:ind w:left="720"/>
+      </w:pPr>
+    </w:p>
+    <w:p>
+      <w:pPr>
+        <w:pStyle w:val="Caption"/>
+        <w:keepNext/>
+      </w:pPr>
+      <w:r>
+        <w:lastRenderedPageBreak/>
+        <w:t xml:space="preserve">Gambar 2.1 </w:t>
       </w:r>
       <w:proofErr w:type="spellStart"/>
       <w:r>
@@ -25425,8 +26330,13 @@
       </w:r>
       <w:proofErr w:type="spellEnd"/>
       <w:r>
-        <w:t xml:space="preserve"> Kopikeun</w:t>
-      </w:r>
+        <w:t xml:space="preserve"> </w:t>
+      </w:r>
+      <w:proofErr w:type="spellStart"/>
+      <w:r>
+        <w:t>KopiKeun</w:t>
+      </w:r>
+      <w:proofErr w:type="spellEnd"/>
     </w:p>
     <w:tbl>
       <w:tblPr>
@@ -25838,7 +26748,6 @@
               <w:ind w:left="0" w:firstLine="0"/>
             </w:pPr>
             <w:r>
-              <w:lastRenderedPageBreak/>
               <w:t>4</w:t>
             </w:r>
           </w:p>
@@ -26142,7 +27051,25 @@
           <w:b w:val="0"/>
           <w:bCs w:val="0"/>
         </w:rPr>
-        <w:t xml:space="preserve"> Penjualan Masih Manual</w:t>
+        <w:t xml:space="preserve"> </w:t>
+      </w:r>
+      <w:proofErr w:type="spellStart"/>
+      <w:r>
+        <w:rPr>
+          <w:rStyle w:val="Strong"/>
+          <w:b w:val="0"/>
+          <w:bCs w:val="0"/>
+        </w:rPr>
+        <w:t>Penjualan</w:t>
+      </w:r>
+      <w:proofErr w:type="spellEnd"/>
+      <w:r>
+        <w:rPr>
+          <w:rStyle w:val="Strong"/>
+          <w:b w:val="0"/>
+          <w:bCs w:val="0"/>
+        </w:rPr>
+        <w:t xml:space="preserve"> Masih Manual</w:t>
       </w:r>
     </w:p>
     <w:p>
@@ -26709,6 +27636,11 @@
     </w:p>
     <w:p>
       <w:pPr>
+        <w:ind w:left="1440"/>
+      </w:pPr>
+    </w:p>
+    <w:p>
+      <w:pPr>
         <w:pStyle w:val="ListParagraph"/>
         <w:numPr>
           <w:ilvl w:val="0"/>
@@ -26727,6 +27659,7 @@
           <w:b w:val="0"/>
           <w:bCs w:val="0"/>
         </w:rPr>
+        <w:lastRenderedPageBreak/>
         <w:t xml:space="preserve">Belum </w:t>
       </w:r>
       <w:proofErr w:type="spellStart"/>
@@ -27178,7 +28111,6 @@
       </w:pPr>
       <w:proofErr w:type="spellStart"/>
       <w:r>
-        <w:lastRenderedPageBreak/>
         <w:t>Berdasarkan</w:t>
       </w:r>
       <w:proofErr w:type="spellEnd"/>
@@ -27387,45 +28319,23 @@
     <w:p/>
     <w:p/>
     <w:p/>
-    <w:p/>
-    <w:p/>
-    <w:p/>
-    <w:p/>
-    <w:p/>
-    <w:p/>
-    <w:p/>
-    <w:p/>
-    <w:p/>
-    <w:p/>
-    <w:p/>
     <w:p>
       <w:pPr>
+        <w:ind w:firstLine="0"/>
+      </w:pPr>
+    </w:p>
+    <w:p>
+      <w:pPr>
         <w:pStyle w:val="Heading1"/>
-        <w:rPr>
-          <w:b w:val="0"/>
-          <w:bCs w:val="0"/>
-        </w:rPr>
-      </w:pPr>
-      <w:r>
-        <w:rPr>
-          <w:b w:val="0"/>
-          <w:bCs w:val="0"/>
-        </w:rPr>
+      </w:pPr>
+      <w:r>
         <w:lastRenderedPageBreak/>
         <w:t>BAB III</w:t>
       </w:r>
       <w:r>
-        <w:rPr>
-          <w:b w:val="0"/>
-          <w:bCs w:val="0"/>
-        </w:rPr>
         <w:br/>
       </w:r>
       <w:r>
-        <w:rPr>
-          <w:b w:val="0"/>
-          <w:bCs w:val="0"/>
-        </w:rPr>
         <w:t>LANDASAN TEORI</w:t>
       </w:r>
     </w:p>
@@ -27453,33 +28363,17 @@
     <w:p>
       <w:pPr>
         <w:pStyle w:val="Heading2"/>
-        <w:rPr>
-          <w:b w:val="0"/>
-          <w:bCs w:val="0"/>
-        </w:rPr>
-      </w:pPr>
-      <w:proofErr w:type="spellStart"/>
-      <w:r>
-        <w:rPr>
-          <w:b w:val="0"/>
-          <w:bCs w:val="0"/>
-        </w:rPr>
+      </w:pPr>
+      <w:proofErr w:type="spellStart"/>
+      <w:r>
         <w:t>Sistem</w:t>
       </w:r>
       <w:proofErr w:type="spellEnd"/>
       <w:r>
-        <w:rPr>
-          <w:b w:val="0"/>
-          <w:bCs w:val="0"/>
-        </w:rPr>
-        <w:t xml:space="preserve"> </w:t>
-      </w:r>
-      <w:proofErr w:type="spellStart"/>
-      <w:r>
-        <w:rPr>
-          <w:b w:val="0"/>
-          <w:bCs w:val="0"/>
-        </w:rPr>
+        <w:t xml:space="preserve"> </w:t>
+      </w:r>
+      <w:proofErr w:type="spellStart"/>
+      <w:r>
         <w:t>Informasi</w:t>
       </w:r>
       <w:proofErr w:type="spellEnd"/>
@@ -28722,49 +29616,25 @@
     <w:p>
       <w:pPr>
         <w:pStyle w:val="Heading2"/>
-        <w:rPr>
-          <w:b w:val="0"/>
-          <w:bCs w:val="0"/>
-        </w:rPr>
-      </w:pPr>
-      <w:proofErr w:type="spellStart"/>
-      <w:r>
-        <w:rPr>
-          <w:b w:val="0"/>
-          <w:bCs w:val="0"/>
-        </w:rPr>
+      </w:pPr>
+      <w:proofErr w:type="spellStart"/>
+      <w:r>
         <w:t>Sistem</w:t>
       </w:r>
       <w:proofErr w:type="spellEnd"/>
       <w:r>
-        <w:rPr>
-          <w:b w:val="0"/>
-          <w:bCs w:val="0"/>
-        </w:rPr>
-        <w:t xml:space="preserve"> </w:t>
-      </w:r>
-      <w:proofErr w:type="spellStart"/>
-      <w:r>
-        <w:rPr>
-          <w:b w:val="0"/>
-          <w:bCs w:val="0"/>
-        </w:rPr>
+        <w:t xml:space="preserve"> </w:t>
+      </w:r>
+      <w:proofErr w:type="spellStart"/>
+      <w:r>
         <w:t>Informasi</w:t>
       </w:r>
       <w:proofErr w:type="spellEnd"/>
       <w:r>
-        <w:rPr>
-          <w:b w:val="0"/>
-          <w:bCs w:val="0"/>
-        </w:rPr>
-        <w:t xml:space="preserve"> </w:t>
-      </w:r>
-      <w:proofErr w:type="spellStart"/>
-      <w:r>
-        <w:rPr>
-          <w:b w:val="0"/>
-          <w:bCs w:val="0"/>
-        </w:rPr>
+        <w:t xml:space="preserve"> </w:t>
+      </w:r>
+      <w:proofErr w:type="spellStart"/>
+      <w:r>
         <w:t>Operasional</w:t>
       </w:r>
       <w:proofErr w:type="spellEnd"/>
@@ -29717,16 +30587,8 @@
     <w:p>
       <w:pPr>
         <w:pStyle w:val="Heading2"/>
-        <w:rPr>
-          <w:b w:val="0"/>
-          <w:bCs w:val="0"/>
-        </w:rPr>
-      </w:pPr>
-      <w:r>
-        <w:rPr>
-          <w:b w:val="0"/>
-          <w:bCs w:val="0"/>
-        </w:rPr>
+      </w:pPr>
+      <w:r>
         <w:t>Website</w:t>
       </w:r>
     </w:p>
@@ -29956,15 +30818,7 @@
       </w:r>
       <w:proofErr w:type="spellEnd"/>
       <w:r>
-        <w:t xml:space="preserve">. </w:t>
-      </w:r>
-      <w:proofErr w:type="spellStart"/>
-      <w:r>
-        <w:t>Dengan</w:t>
-      </w:r>
-      <w:proofErr w:type="spellEnd"/>
-      <w:r>
-        <w:t xml:space="preserve"> </w:t>
+        <w:t xml:space="preserve">. Dengan </w:t>
       </w:r>
       <w:proofErr w:type="spellStart"/>
       <w:r>
@@ -30863,16 +31717,8 @@
     <w:p>
       <w:pPr>
         <w:pStyle w:val="Heading2"/>
-        <w:rPr>
-          <w:b w:val="0"/>
-          <w:bCs w:val="0"/>
-        </w:rPr>
-      </w:pPr>
-      <w:r>
-        <w:rPr>
-          <w:b w:val="0"/>
-          <w:bCs w:val="0"/>
-        </w:rPr>
+      </w:pPr>
+      <w:r>
         <w:t>Framework Laravel</w:t>
       </w:r>
     </w:p>
@@ -31367,13 +32213,8 @@
       </w:r>
     </w:p>
     <w:p>
-      <w:proofErr w:type="spellStart"/>
-      <w:r>
-        <w:t>Dengan</w:t>
-      </w:r>
-      <w:proofErr w:type="spellEnd"/>
-      <w:r>
-        <w:t xml:space="preserve"> </w:t>
+      <w:r>
+        <w:t xml:space="preserve">Dengan </w:t>
       </w:r>
       <w:proofErr w:type="spellStart"/>
       <w:r>
@@ -31652,16 +32493,8 @@
     <w:p>
       <w:pPr>
         <w:pStyle w:val="Heading2"/>
-        <w:rPr>
-          <w:b w:val="0"/>
-          <w:bCs w:val="0"/>
-        </w:rPr>
-      </w:pPr>
-      <w:r>
-        <w:rPr>
-          <w:b w:val="0"/>
-          <w:bCs w:val="0"/>
-        </w:rPr>
+      </w:pPr>
+      <w:r>
         <w:t>Database MySQL</w:t>
       </w:r>
     </w:p>
@@ -32017,15 +32850,7 @@
       </w:r>
       <w:proofErr w:type="spellEnd"/>
       <w:r>
-        <w:t xml:space="preserve">. </w:t>
-      </w:r>
-      <w:proofErr w:type="spellStart"/>
-      <w:r>
-        <w:t>Dengan</w:t>
-      </w:r>
-      <w:proofErr w:type="spellEnd"/>
-      <w:r>
-        <w:t xml:space="preserve"> </w:t>
+        <w:t xml:space="preserve">. Dengan </w:t>
       </w:r>
       <w:proofErr w:type="spellStart"/>
       <w:r>
@@ -32691,10 +33516,7 @@
       </w:r>
       <w:proofErr w:type="spellEnd"/>
       <w:r>
-        <w:t xml:space="preserve">. </w:t>
-      </w:r>
-      <w:r>
-        <w:t xml:space="preserve">Metode </w:t>
+        <w:t xml:space="preserve">. Metode </w:t>
       </w:r>
       <w:proofErr w:type="spellStart"/>
       <w:r>
@@ -35417,15 +36239,7 @@
       </w:r>
       <w:proofErr w:type="spellEnd"/>
       <w:r>
-        <w:t xml:space="preserve">. </w:t>
-      </w:r>
-      <w:proofErr w:type="spellStart"/>
-      <w:r>
-        <w:t>Dengan</w:t>
-      </w:r>
-      <w:proofErr w:type="spellEnd"/>
-      <w:r>
-        <w:t xml:space="preserve"> </w:t>
+        <w:t xml:space="preserve">. Dengan </w:t>
       </w:r>
       <w:proofErr w:type="spellStart"/>
       <w:r>
@@ -36574,13 +37388,8 @@
       <w:pPr>
         <w:ind w:left="720"/>
       </w:pPr>
-      <w:proofErr w:type="spellStart"/>
-      <w:r>
-        <w:t>Dengan</w:t>
-      </w:r>
-      <w:proofErr w:type="spellEnd"/>
-      <w:r>
-        <w:t xml:space="preserve"> </w:t>
+      <w:r>
+        <w:t xml:space="preserve">Dengan </w:t>
       </w:r>
       <w:proofErr w:type="spellStart"/>
       <w:r>
@@ -38949,15 +39758,7 @@
       </w:r>
       <w:proofErr w:type="spellEnd"/>
       <w:r>
-        <w:t xml:space="preserve">. </w:t>
-      </w:r>
-      <w:proofErr w:type="spellStart"/>
-      <w:r>
-        <w:t>Dengan</w:t>
-      </w:r>
-      <w:proofErr w:type="spellEnd"/>
-      <w:r>
-        <w:t xml:space="preserve"> </w:t>
+        <w:t xml:space="preserve">. Dengan </w:t>
       </w:r>
       <w:proofErr w:type="spellStart"/>
       <w:r>
@@ -41799,7 +42600,7 @@
   <w:abstractNum w:abstractNumId="20" w15:restartNumberingAfterBreak="0">
     <w:nsid w:val="40DD26B8"/>
     <w:multiLevelType w:val="multilevel"/>
-    <w:tmpl w:val="D2303C68"/>
+    <w:tmpl w:val="1876E246"/>
     <w:lvl w:ilvl="0">
       <w:start w:val="1"/>
       <w:numFmt w:val="decimal"/>
@@ -44184,7 +44985,7 @@
     <w:link w:val="Heading1Char"/>
     <w:uiPriority w:val="9"/>
     <w:qFormat/>
-    <w:rsid w:val="006B0054"/>
+    <w:rsid w:val="00AF703F"/>
     <w:pPr>
       <w:ind w:firstLine="0"/>
       <w:jc w:val="center"/>
@@ -44206,7 +45007,7 @@
     <w:uiPriority w:val="9"/>
     <w:unhideWhenUsed/>
     <w:qFormat/>
-    <w:rsid w:val="008537A1"/>
+    <w:rsid w:val="00AF703F"/>
     <w:pPr>
       <w:numPr>
         <w:ilvl w:val="1"/>
@@ -44374,6 +45175,7 @@
   <w:style w:type="character" w:default="1" w:styleId="DefaultParagraphFont">
     <w:name w:val="Default Paragraph Font"/>
     <w:uiPriority w:val="1"/>
+    <w:semiHidden/>
     <w:unhideWhenUsed/>
   </w:style>
   <w:style w:type="table" w:default="1" w:styleId="TableNormal">
@@ -44402,7 +45204,7 @@
     <w:basedOn w:val="DefaultParagraphFont"/>
     <w:link w:val="Heading1"/>
     <w:uiPriority w:val="9"/>
-    <w:rsid w:val="006B0054"/>
+    <w:rsid w:val="00AF703F"/>
     <w:rPr>
       <w:rFonts w:ascii="Times New Roman" w:hAnsi="Times New Roman" w:cs="Times New Roman"/>
       <w:b/>
@@ -44417,12 +45219,11 @@
     <w:basedOn w:val="DefaultParagraphFont"/>
     <w:link w:val="Heading2"/>
     <w:uiPriority w:val="9"/>
-    <w:rsid w:val="008537A1"/>
+    <w:rsid w:val="00AF703F"/>
     <w:rPr>
       <w:rFonts w:ascii="Times New Roman" w:hAnsi="Times New Roman" w:cs="Times New Roman"/>
       <w:b/>
       <w:bCs/>
-      <w:szCs w:val="28"/>
       <w:lang w:bidi="th-TH"/>
     </w:rPr>
   </w:style>
@@ -44834,6 +45635,24 @@
       <w:lang w:bidi="th-TH"/>
     </w:rPr>
   </w:style>
+  <w:style w:type="paragraph" w:styleId="Caption">
+    <w:name w:val="caption"/>
+    <w:basedOn w:val="Normal"/>
+    <w:next w:val="Normal"/>
+    <w:uiPriority w:val="35"/>
+    <w:unhideWhenUsed/>
+    <w:qFormat/>
+    <w:rsid w:val="00C33806"/>
+    <w:pPr>
+      <w:spacing w:after="200" w:line="240" w:lineRule="auto"/>
+      <w:ind w:firstLine="0"/>
+      <w:jc w:val="center"/>
+    </w:pPr>
+    <w:rPr>
+      <w:rFonts w:cs="Angsana New"/>
+      <w:color w:val="000000" w:themeColor="text1"/>
+    </w:rPr>
+  </w:style>
 </w:styles>
 </file>
 

--- a/BAB 1 - 3.docx
+++ b/BAB 1 - 3.docx
@@ -1,6 +1,6 @@
 
 <file path=word/document.xml><?xml version="1.0" encoding="utf-8"?>
-<w:document xmlns:wpc="http://schemas.microsoft.com/office/word/2010/wordprocessingCanvas" xmlns:cx="http://schemas.microsoft.com/office/drawing/2014/chartex" xmlns:cx1="http://schemas.microsoft.com/office/drawing/2015/9/8/chartex" xmlns:cx2="http://schemas.microsoft.com/office/drawing/2015/10/21/chartex" xmlns:cx3="http://schemas.microsoft.com/office/drawing/2016/5/9/chartex" xmlns:cx4="http://schemas.microsoft.com/office/drawing/2016/5/10/chartex" xmlns:cx5="http://schemas.microsoft.com/office/drawing/2016/5/11/chartex" xmlns:cx6="http://schemas.microsoft.com/office/drawing/2016/5/12/chartex" xmlns:cx7="http://schemas.microsoft.com/office/drawing/2016/5/13/chartex" xmlns:cx8="http://schemas.microsoft.com/office/drawing/2016/5/14/chartex" xmlns:mc="http://schemas.openxmlformats.org/markup-compatibility/2006" xmlns:aink="http://schemas.microsoft.com/office/drawing/2016/ink" xmlns:am3d="http://schemas.microsoft.com/office/drawing/2017/model3d" xmlns:o="urn:schemas-microsoft-com:office:office" xmlns:oel="http://schemas.microsoft.com/office/2019/extlst" xmlns:r="http://schemas.openxmlformats.org/officeDocument/2006/relationships" xmlns:m="http://schemas.openxmlformats.org/officeDocument/2006/math" xmlns:v="urn:schemas-microsoft-com:vml" xmlns:wp14="http://schemas.microsoft.com/office/word/2010/wordprocessingDrawing" xmlns:wp="http://schemas.openxmlformats.org/drawingml/2006/wordprocessingDrawing" xmlns:w10="urn:schemas-microsoft-com:office:word" xmlns:w="http://schemas.openxmlformats.org/wordprocessingml/2006/main" xmlns:w14="http://schemas.microsoft.com/office/word/2010/wordml" xmlns:w15="http://schemas.microsoft.com/office/word/2012/wordml" xmlns:w16cex="http://schemas.microsoft.com/office/word/2018/wordml/cex" xmlns:w16cid="http://schemas.microsoft.com/office/word/2016/wordml/cid" xmlns:w16="http://schemas.microsoft.com/office/word/2018/wordml" xmlns:w16du="http://schemas.microsoft.com/office/word/2023/wordml/word16du" xmlns:w16sdtdh="http://schemas.microsoft.com/office/word/2020/wordml/sdtdatahash" xmlns:w16sdtfl="http://schemas.microsoft.com/office/word/2024/wordml/sdtformatlock" xmlns:w16se="http://schemas.microsoft.com/office/word/2015/wordml/symex" xmlns:wpg="http://schemas.microsoft.com/office/word/2010/wordprocessingGroup" xmlns:wpi="http://schemas.microsoft.com/office/word/2010/wordprocessingInk" xmlns:wne="http://schemas.microsoft.com/office/word/2006/wordml" xmlns:wps="http://schemas.microsoft.com/office/word/2010/wordprocessingShape" mc:Ignorable="w14 w15 w16se w16cid w16 w16cex w16sdtdh w16sdtfl w16du wp14">
+<w:document xmlns:wpc="http://schemas.microsoft.com/office/word/2010/wordprocessingCanvas" xmlns:cx="http://schemas.microsoft.com/office/drawing/2014/chartex" xmlns:cx1="http://schemas.microsoft.com/office/drawing/2015/9/8/chartex" xmlns:cx2="http://schemas.microsoft.com/office/drawing/2015/10/21/chartex" xmlns:cx3="http://schemas.microsoft.com/office/drawing/2016/5/9/chartex" xmlns:cx4="http://schemas.microsoft.com/office/drawing/2016/5/10/chartex" xmlns:cx5="http://schemas.microsoft.com/office/drawing/2016/5/11/chartex" xmlns:cx6="http://schemas.microsoft.com/office/drawing/2016/5/12/chartex" xmlns:cx7="http://schemas.microsoft.com/office/drawing/2016/5/13/chartex" xmlns:cx8="http://schemas.microsoft.com/office/drawing/2016/5/14/chartex" xmlns:mc="http://schemas.openxmlformats.org/markup-compatibility/2006" xmlns:aink="http://schemas.microsoft.com/office/drawing/2016/ink" xmlns:am3d="http://schemas.microsoft.com/office/drawing/2017/model3d" xmlns:o="urn:schemas-microsoft-com:office:office" xmlns:oel="http://schemas.microsoft.com/office/2019/extlst" xmlns:r="http://schemas.openxmlformats.org/officeDocument/2006/relationships" xmlns:m="http://schemas.openxmlformats.org/officeDocument/2006/math" xmlns:v="urn:schemas-microsoft-com:vml" xmlns:wp14="http://schemas.microsoft.com/office/word/2010/wordprocessingDrawing" xmlns:wp="http://schemas.openxmlformats.org/drawingml/2006/wordprocessingDrawing" xmlns:w10="urn:schemas-microsoft-com:office:word" xmlns:w="http://schemas.openxmlformats.org/wordprocessingml/2006/main" xmlns:w14="http://schemas.microsoft.com/office/word/2010/wordml" xmlns:w15="http://schemas.microsoft.com/office/word/2012/wordml" xmlns:w16cex="http://schemas.microsoft.com/office/word/2018/wordml/cex" xmlns:w16cid="http://schemas.microsoft.com/office/word/2016/wordml/cid" xmlns:w16="http://schemas.microsoft.com/office/word/2018/wordml" xmlns:w16sdtdh="http://schemas.microsoft.com/office/word/2020/wordml/sdtdatahash" xmlns:w16se="http://schemas.microsoft.com/office/word/2015/wordml/symex" xmlns:wpg="http://schemas.microsoft.com/office/word/2010/wordprocessingGroup" xmlns:wpi="http://schemas.microsoft.com/office/word/2010/wordprocessingInk" xmlns:wne="http://schemas.microsoft.com/office/word/2006/wordml" xmlns:wps="http://schemas.microsoft.com/office/word/2010/wordprocessingShape" mc:Ignorable="w14 w15 w16se w16cid w16 w16cex w16sdtdh wp14">
   <w:body>
     <w:p>
       <w:pPr>
@@ -158,7 +158,25 @@
           <w:bCs/>
           <w:lang w:val="en-US"/>
         </w:rPr>
-        <w:t xml:space="preserve"> Kerja </w:t>
+        <w:t xml:space="preserve"> </w:t>
+      </w:r>
+      <w:proofErr w:type="spellStart"/>
+      <w:r>
+        <w:rPr>
+          <w:b/>
+          <w:bCs/>
+          <w:lang w:val="en-US"/>
+        </w:rPr>
+        <w:t>Kerja</w:t>
+      </w:r>
+      <w:proofErr w:type="spellEnd"/>
+      <w:r>
+        <w:rPr>
+          <w:b/>
+          <w:bCs/>
+          <w:lang w:val="en-US"/>
+        </w:rPr>
+        <w:t xml:space="preserve"> </w:t>
       </w:r>
       <w:proofErr w:type="spellStart"/>
       <w:r>
@@ -283,64 +301,26 @@
           <w:bCs/>
           <w:lang w:val="en-US"/>
         </w:rPr>
-        <w:t xml:space="preserve"> </w:t>
-      </w:r>
-      <w:proofErr w:type="gramStart"/>
-      <w:r>
+        <w:t xml:space="preserve"> oleh :</w:t>
+      </w:r>
+    </w:p>
+    <w:p>
+      <w:pPr>
+        <w:ind w:firstLine="0"/>
+        <w:jc w:val="center"/>
         <w:rPr>
           <w:b/>
           <w:bCs/>
           <w:lang w:val="en-US"/>
         </w:rPr>
-        <w:t>oleh :</w:t>
-      </w:r>
-      <w:proofErr w:type="gramEnd"/>
-    </w:p>
-    <w:p>
-      <w:pPr>
-        <w:ind w:firstLine="0"/>
-        <w:jc w:val="center"/>
+      </w:pPr>
+      <w:r>
         <w:rPr>
           <w:b/>
           <w:bCs/>
           <w:lang w:val="en-US"/>
         </w:rPr>
-      </w:pPr>
-      <w:proofErr w:type="spellStart"/>
-      <w:r>
-        <w:rPr>
-          <w:b/>
-          <w:bCs/>
-          <w:lang w:val="en-US"/>
-        </w:rPr>
-        <w:t>Agisna</w:t>
-      </w:r>
-      <w:proofErr w:type="spellEnd"/>
-      <w:r>
-        <w:rPr>
-          <w:b/>
-          <w:bCs/>
-          <w:lang w:val="en-US"/>
-        </w:rPr>
-        <w:t xml:space="preserve"> </w:t>
-      </w:r>
-      <w:proofErr w:type="spellStart"/>
-      <w:r>
-        <w:rPr>
-          <w:b/>
-          <w:bCs/>
-          <w:lang w:val="en-US"/>
-        </w:rPr>
-        <w:t>Rizkan</w:t>
-      </w:r>
-      <w:proofErr w:type="spellEnd"/>
-      <w:r>
-        <w:rPr>
-          <w:b/>
-          <w:bCs/>
-          <w:lang w:val="en-US"/>
-        </w:rPr>
-        <w:t xml:space="preserve"> </w:t>
+        <w:t xml:space="preserve">Agisna Rizkan </w:t>
       </w:r>
       <w:proofErr w:type="spellStart"/>
       <w:r>
@@ -1561,8 +1541,13 @@
       <w:pPr>
         <w:pStyle w:val="Heading2"/>
       </w:pPr>
-      <w:r>
-        <w:t xml:space="preserve">Latar </w:t>
+      <w:proofErr w:type="spellStart"/>
+      <w:r>
+        <w:t>Latar</w:t>
+      </w:r>
+      <w:proofErr w:type="spellEnd"/>
+      <w:r>
+        <w:t xml:space="preserve"> </w:t>
       </w:r>
       <w:proofErr w:type="spellStart"/>
       <w:r>
@@ -1764,7 +1749,21 @@
         <w:rPr>
           <w:lang w:val="en-US"/>
         </w:rPr>
-        <w:t xml:space="preserve"> digital guna </w:t>
+        <w:t xml:space="preserve"> digital </w:t>
+      </w:r>
+      <w:proofErr w:type="spellStart"/>
+      <w:r>
+        <w:rPr>
+          <w:lang w:val="en-US"/>
+        </w:rPr>
+        <w:t>guna</w:t>
+      </w:r>
+      <w:proofErr w:type="spellEnd"/>
+      <w:r>
+        <w:rPr>
+          <w:lang w:val="en-US"/>
+        </w:rPr>
+        <w:t xml:space="preserve"> </w:t>
       </w:r>
       <w:proofErr w:type="spellStart"/>
       <w:r>
@@ -1848,7 +1847,21 @@
         <w:rPr>
           <w:lang w:val="en-US"/>
         </w:rPr>
-        <w:t xml:space="preserve">. Tidak </w:t>
+        <w:t xml:space="preserve">. </w:t>
+      </w:r>
+      <w:proofErr w:type="spellStart"/>
+      <w:r>
+        <w:rPr>
+          <w:lang w:val="en-US"/>
+        </w:rPr>
+        <w:t>Tidak</w:t>
+      </w:r>
+      <w:proofErr w:type="spellEnd"/>
+      <w:r>
+        <w:rPr>
+          <w:lang w:val="en-US"/>
+        </w:rPr>
+        <w:t xml:space="preserve"> </w:t>
       </w:r>
       <w:proofErr w:type="spellStart"/>
       <w:r>
@@ -2142,7 +2155,21 @@
         <w:rPr>
           <w:lang w:val="en-US"/>
         </w:rPr>
-        <w:t xml:space="preserve"> guna. </w:t>
+        <w:t xml:space="preserve"> </w:t>
+      </w:r>
+      <w:proofErr w:type="spellStart"/>
+      <w:r>
+        <w:rPr>
+          <w:lang w:val="en-US"/>
+        </w:rPr>
+        <w:t>guna</w:t>
+      </w:r>
+      <w:proofErr w:type="spellEnd"/>
+      <w:r>
+        <w:rPr>
+          <w:lang w:val="en-US"/>
+        </w:rPr>
+        <w:t xml:space="preserve">. </w:t>
       </w:r>
       <w:proofErr w:type="spellStart"/>
       <w:r>
@@ -3330,7 +3357,21 @@
         <w:rPr>
           <w:lang w:val="en-US"/>
         </w:rPr>
-        <w:t xml:space="preserve">. Dengan </w:t>
+        <w:t xml:space="preserve">. </w:t>
+      </w:r>
+      <w:proofErr w:type="spellStart"/>
+      <w:r>
+        <w:rPr>
+          <w:lang w:val="en-US"/>
+        </w:rPr>
+        <w:t>Dengan</w:t>
+      </w:r>
+      <w:proofErr w:type="spellEnd"/>
+      <w:r>
+        <w:rPr>
+          <w:lang w:val="en-US"/>
+        </w:rPr>
+        <w:t xml:space="preserve"> </w:t>
       </w:r>
       <w:proofErr w:type="spellStart"/>
       <w:r>
@@ -4709,7 +4750,21 @@
         <w:rPr>
           <w:lang w:val="en-US"/>
         </w:rPr>
-        <w:t xml:space="preserve">. Dengan </w:t>
+        <w:t xml:space="preserve">. </w:t>
+      </w:r>
+      <w:proofErr w:type="spellStart"/>
+      <w:r>
+        <w:rPr>
+          <w:lang w:val="en-US"/>
+        </w:rPr>
+        <w:t>Dengan</w:t>
+      </w:r>
+      <w:proofErr w:type="spellEnd"/>
+      <w:r>
+        <w:rPr>
+          <w:lang w:val="en-US"/>
+        </w:rPr>
+        <w:t xml:space="preserve"> </w:t>
       </w:r>
       <w:proofErr w:type="spellStart"/>
       <w:r>
@@ -7849,7 +7904,6 @@
         <w:t xml:space="preserve"> </w:t>
       </w:r>
       <w:proofErr w:type="spellStart"/>
-      <w:proofErr w:type="gramStart"/>
       <w:r>
         <w:rPr>
           <w:lang w:val="en-US"/>
@@ -7861,14 +7915,7 @@
         <w:rPr>
           <w:lang w:val="en-US"/>
         </w:rPr>
-        <w:t xml:space="preserve"> :</w:t>
-      </w:r>
-      <w:proofErr w:type="gramEnd"/>
-      <w:r>
-        <w:rPr>
-          <w:lang w:val="en-US"/>
-        </w:rPr>
-        <w:t xml:space="preserve"> </w:t>
+        <w:t xml:space="preserve"> : </w:t>
       </w:r>
     </w:p>
     <w:p>
@@ -8968,8 +9015,13 @@
       <w:r>
         <w:t xml:space="preserve"> </w:t>
       </w:r>
-      <w:r>
-        <w:t xml:space="preserve">Tujuan </w:t>
+      <w:proofErr w:type="spellStart"/>
+      <w:r>
+        <w:t>Tujuan</w:t>
+      </w:r>
+      <w:proofErr w:type="spellEnd"/>
+      <w:r>
+        <w:t xml:space="preserve"> </w:t>
       </w:r>
       <w:proofErr w:type="spellStart"/>
       <w:r>
@@ -10029,7 +10081,21 @@
         <w:rPr>
           <w:lang w:val="en-US"/>
         </w:rPr>
-        <w:t xml:space="preserve"> di Program Studi Teknik </w:t>
+        <w:t xml:space="preserve"> di Program </w:t>
+      </w:r>
+      <w:proofErr w:type="spellStart"/>
+      <w:r>
+        <w:rPr>
+          <w:lang w:val="en-US"/>
+        </w:rPr>
+        <w:t>Studi</w:t>
+      </w:r>
+      <w:proofErr w:type="spellEnd"/>
+      <w:r>
+        <w:rPr>
+          <w:lang w:val="en-US"/>
+        </w:rPr>
+        <w:t xml:space="preserve"> Teknik </w:t>
       </w:r>
       <w:proofErr w:type="spellStart"/>
       <w:r>
@@ -10306,8 +10372,13 @@
         <w:lastRenderedPageBreak/>
         <w:t xml:space="preserve"> </w:t>
       </w:r>
-      <w:r>
-        <w:t xml:space="preserve">Manfaat </w:t>
+      <w:proofErr w:type="spellStart"/>
+      <w:r>
+        <w:t>Manfaat</w:t>
+      </w:r>
+      <w:proofErr w:type="spellEnd"/>
+      <w:r>
+        <w:t xml:space="preserve"> </w:t>
       </w:r>
       <w:proofErr w:type="spellStart"/>
       <w:r>
@@ -10400,17 +10471,12 @@
         <w:t xml:space="preserve"> </w:t>
       </w:r>
       <w:proofErr w:type="spellStart"/>
-      <w:proofErr w:type="gramStart"/>
       <w:r>
         <w:t>berikut</w:t>
       </w:r>
       <w:proofErr w:type="spellEnd"/>
       <w:r>
-        <w:t xml:space="preserve"> :</w:t>
-      </w:r>
-      <w:proofErr w:type="gramEnd"/>
-      <w:r>
-        <w:t xml:space="preserve"> </w:t>
+        <w:t xml:space="preserve"> : </w:t>
       </w:r>
     </w:p>
     <w:p>
@@ -10421,8 +10487,13 @@
           <w:numId w:val="7"/>
         </w:numPr>
       </w:pPr>
-      <w:r>
-        <w:t xml:space="preserve">Bagi </w:t>
+      <w:proofErr w:type="spellStart"/>
+      <w:r>
+        <w:t>Bagi</w:t>
+      </w:r>
+      <w:proofErr w:type="spellEnd"/>
+      <w:r>
+        <w:t xml:space="preserve"> </w:t>
       </w:r>
       <w:proofErr w:type="spellStart"/>
       <w:r>
@@ -10600,7 +10671,15 @@
       </w:r>
       <w:proofErr w:type="spellEnd"/>
       <w:r>
-        <w:t xml:space="preserve"> web. Selain </w:t>
+        <w:t xml:space="preserve"> web. </w:t>
+      </w:r>
+      <w:proofErr w:type="spellStart"/>
+      <w:r>
+        <w:t>Selain</w:t>
+      </w:r>
+      <w:proofErr w:type="spellEnd"/>
+      <w:r>
+        <w:t xml:space="preserve"> </w:t>
       </w:r>
       <w:proofErr w:type="spellStart"/>
       <w:r>
@@ -10787,8 +10866,13 @@
           <w:numId w:val="7"/>
         </w:numPr>
       </w:pPr>
-      <w:r>
-        <w:t xml:space="preserve">Bagi </w:t>
+      <w:proofErr w:type="spellStart"/>
+      <w:r>
+        <w:t>Bagi</w:t>
+      </w:r>
+      <w:proofErr w:type="spellEnd"/>
+      <w:r>
+        <w:t xml:space="preserve"> </w:t>
       </w:r>
       <w:proofErr w:type="spellStart"/>
       <w:r>
@@ -11028,7 +11112,15 @@
       </w:r>
       <w:proofErr w:type="spellEnd"/>
       <w:r>
-        <w:t xml:space="preserve">. Selain </w:t>
+        <w:t xml:space="preserve">. </w:t>
+      </w:r>
+      <w:proofErr w:type="spellStart"/>
+      <w:r>
+        <w:t>Selain</w:t>
+      </w:r>
+      <w:proofErr w:type="spellEnd"/>
+      <w:r>
+        <w:t xml:space="preserve"> </w:t>
       </w:r>
       <w:proofErr w:type="spellStart"/>
       <w:r>
@@ -11215,8 +11307,13 @@
           <w:numId w:val="7"/>
         </w:numPr>
       </w:pPr>
-      <w:r>
-        <w:t>Bagi Universitas</w:t>
+      <w:proofErr w:type="spellStart"/>
+      <w:r>
+        <w:t>Bagi</w:t>
+      </w:r>
+      <w:proofErr w:type="spellEnd"/>
+      <w:r>
+        <w:t xml:space="preserve"> Universitas</w:t>
       </w:r>
     </w:p>
     <w:p>
@@ -11413,7 +11510,15 @@
       </w:r>
       <w:proofErr w:type="spellEnd"/>
       <w:r>
-        <w:t xml:space="preserve"> (UMKM). Selain </w:t>
+        <w:t xml:space="preserve"> (UMKM). </w:t>
+      </w:r>
+      <w:proofErr w:type="spellStart"/>
+      <w:r>
+        <w:t>Selain</w:t>
+      </w:r>
+      <w:proofErr w:type="spellEnd"/>
+      <w:r>
+        <w:t xml:space="preserve"> </w:t>
       </w:r>
       <w:proofErr w:type="spellStart"/>
       <w:r>
@@ -11900,7 +12005,21 @@
         <w:rPr>
           <w:lang w:val="en-US"/>
         </w:rPr>
-        <w:t xml:space="preserve">, Jawa Barat. Usaha </w:t>
+        <w:t xml:space="preserve">, </w:t>
+      </w:r>
+      <w:proofErr w:type="spellStart"/>
+      <w:r>
+        <w:rPr>
+          <w:lang w:val="en-US"/>
+        </w:rPr>
+        <w:t>Jawa</w:t>
+      </w:r>
+      <w:proofErr w:type="spellEnd"/>
+      <w:r>
+        <w:rPr>
+          <w:lang w:val="en-US"/>
+        </w:rPr>
+        <w:t xml:space="preserve"> Barat. Usaha </w:t>
       </w:r>
       <w:proofErr w:type="spellStart"/>
       <w:r>
@@ -13016,7 +13135,21 @@
         <w:rPr>
           <w:lang w:val="en-US"/>
         </w:rPr>
-        <w:t xml:space="preserve"> Maret 2026 </w:t>
+        <w:t xml:space="preserve"> </w:t>
+      </w:r>
+      <w:proofErr w:type="spellStart"/>
+      <w:r>
+        <w:rPr>
+          <w:lang w:val="en-US"/>
+        </w:rPr>
+        <w:t>Maret</w:t>
+      </w:r>
+      <w:proofErr w:type="spellEnd"/>
+      <w:r>
+        <w:rPr>
+          <w:lang w:val="en-US"/>
+        </w:rPr>
+        <w:t xml:space="preserve"> 2026 </w:t>
       </w:r>
       <w:proofErr w:type="spellStart"/>
       <w:r>
@@ -13030,7 +13163,21 @@
         <w:rPr>
           <w:lang w:val="en-US"/>
         </w:rPr>
-        <w:t xml:space="preserve"> Juni 2026. </w:t>
+        <w:t xml:space="preserve"> </w:t>
+      </w:r>
+      <w:proofErr w:type="spellStart"/>
+      <w:r>
+        <w:rPr>
+          <w:lang w:val="en-US"/>
+        </w:rPr>
+        <w:t>Juni</w:t>
+      </w:r>
+      <w:proofErr w:type="spellEnd"/>
+      <w:r>
+        <w:rPr>
+          <w:lang w:val="en-US"/>
+        </w:rPr>
+        <w:t xml:space="preserve"> 2026. </w:t>
       </w:r>
       <w:proofErr w:type="spellStart"/>
       <w:r>
@@ -13532,7 +13679,15 @@
       </w:r>
       <w:proofErr w:type="spellEnd"/>
       <w:r>
-        <w:t xml:space="preserve"> Waterfall. Metode Waterfall </w:t>
+        <w:t xml:space="preserve"> Waterfall. </w:t>
+      </w:r>
+      <w:proofErr w:type="spellStart"/>
+      <w:r>
+        <w:t>Metode</w:t>
+      </w:r>
+      <w:proofErr w:type="spellEnd"/>
+      <w:r>
+        <w:t xml:space="preserve"> Waterfall </w:t>
       </w:r>
       <w:proofErr w:type="spellStart"/>
       <w:r>
@@ -13700,7 +13855,15 @@
       </w:r>
       <w:proofErr w:type="spellEnd"/>
       <w:r>
-        <w:t xml:space="preserve"> Pressman (2020), Waterfall Adalah model </w:t>
+        <w:t xml:space="preserve"> Pressman (2020), Waterfall </w:t>
+      </w:r>
+      <w:proofErr w:type="spellStart"/>
+      <w:r>
+        <w:t>Adalah</w:t>
+      </w:r>
+      <w:proofErr w:type="spellEnd"/>
+      <w:r>
+        <w:t xml:space="preserve"> model </w:t>
       </w:r>
       <w:proofErr w:type="spellStart"/>
       <w:r>
@@ -13904,27 +14067,29 @@
         <w:pStyle w:val="Caption"/>
       </w:pPr>
       <w:r>
-        <w:t>Gambar 1.</w:t>
-      </w:r>
-      <w:fldSimple w:instr=" STYLEREF 1 \s ">
-        <w:r>
-          <w:rPr>
-            <w:noProof/>
-          </w:rPr>
-          <w:t>0</w:t>
-        </w:r>
-      </w:fldSimple>
+        <w:t>Gambar 1</w:t>
+      </w:r>
       <w:r>
         <w:t>.</w:t>
       </w:r>
-      <w:fldSimple w:instr=" SEQ Gambar \* ARABIC \s 1 ">
-        <w:r>
-          <w:rPr>
-            <w:noProof/>
-          </w:rPr>
-          <w:t>1</w:t>
-        </w:r>
-      </w:fldSimple>
+      <w:r>
+        <w:fldChar w:fldCharType="begin"/>
+      </w:r>
+      <w:r>
+        <w:instrText xml:space="preserve"> SEQ Gambar \* ARABIC \s 1 </w:instrText>
+      </w:r>
+      <w:r>
+        <w:fldChar w:fldCharType="separate"/>
+      </w:r>
+      <w:r>
+        <w:rPr>
+          <w:noProof/>
+        </w:rPr>
+        <w:t>1</w:t>
+      </w:r>
+      <w:r>
+        <w:fldChar w:fldCharType="end"/>
+      </w:r>
       <w:r>
         <w:t xml:space="preserve"> SDLC Waterfall (</w:t>
       </w:r>
@@ -13943,9 +14108,14 @@
           <w:lang w:val="en-US"/>
         </w:rPr>
       </w:pPr>
+      <w:proofErr w:type="spellStart"/>
       <w:r>
         <w:lastRenderedPageBreak/>
-        <w:t xml:space="preserve">Metode </w:t>
+        <w:t>Metode</w:t>
+      </w:r>
+      <w:proofErr w:type="spellEnd"/>
+      <w:r>
+        <w:t xml:space="preserve"> </w:t>
       </w:r>
       <w:proofErr w:type="spellStart"/>
       <w:r>
@@ -14091,7 +14261,21 @@
         <w:rPr>
           <w:lang w:val="en-US"/>
         </w:rPr>
-        <w:t xml:space="preserve"> Kopikeun. Adapun </w:t>
+        <w:t xml:space="preserve"> </w:t>
+      </w:r>
+      <w:proofErr w:type="spellStart"/>
+      <w:r>
+        <w:rPr>
+          <w:lang w:val="en-US"/>
+        </w:rPr>
+        <w:t>Kopikeun</w:t>
+      </w:r>
+      <w:proofErr w:type="spellEnd"/>
+      <w:r>
+        <w:rPr>
+          <w:lang w:val="en-US"/>
+        </w:rPr>
+        <w:t xml:space="preserve">. Adapun </w:t>
       </w:r>
       <w:proofErr w:type="spellStart"/>
       <w:r>
@@ -14189,7 +14373,21 @@
         <w:rPr>
           <w:lang w:val="en-US"/>
         </w:rPr>
-        <w:t xml:space="preserve"> Adalah </w:t>
+        <w:t xml:space="preserve"> </w:t>
+      </w:r>
+      <w:proofErr w:type="spellStart"/>
+      <w:r>
+        <w:rPr>
+          <w:lang w:val="en-US"/>
+        </w:rPr>
+        <w:t>Adalah</w:t>
+      </w:r>
+      <w:proofErr w:type="spellEnd"/>
+      <w:r>
+        <w:rPr>
+          <w:lang w:val="en-US"/>
+        </w:rPr>
+        <w:t xml:space="preserve"> </w:t>
       </w:r>
       <w:proofErr w:type="spellStart"/>
       <w:r>
@@ -14600,7 +14798,21 @@
         <w:rPr>
           <w:lang w:val="en-US"/>
         </w:rPr>
-        <w:t xml:space="preserve"> Kopikeun </w:t>
+        <w:t xml:space="preserve"> </w:t>
+      </w:r>
+      <w:proofErr w:type="spellStart"/>
+      <w:r>
+        <w:rPr>
+          <w:lang w:val="en-US"/>
+        </w:rPr>
+        <w:t>Kopikeun</w:t>
+      </w:r>
+      <w:proofErr w:type="spellEnd"/>
+      <w:r>
+        <w:rPr>
+          <w:lang w:val="en-US"/>
+        </w:rPr>
+        <w:t xml:space="preserve"> </w:t>
       </w:r>
       <w:proofErr w:type="spellStart"/>
       <w:r>
@@ -15508,7 +15720,15 @@
       </w:r>
       <w:proofErr w:type="spellEnd"/>
       <w:r>
-        <w:t xml:space="preserve"> (user interface). Selain </w:t>
+        <w:t xml:space="preserve"> (user interface). </w:t>
+      </w:r>
+      <w:proofErr w:type="spellStart"/>
+      <w:r>
+        <w:t>Selain</w:t>
+      </w:r>
+      <w:proofErr w:type="spellEnd"/>
+      <w:r>
+        <w:t xml:space="preserve"> </w:t>
       </w:r>
       <w:proofErr w:type="spellStart"/>
       <w:r>
@@ -16583,7 +16803,15 @@
       </w:r>
       <w:proofErr w:type="spellEnd"/>
       <w:r>
-        <w:t xml:space="preserve">. Selain </w:t>
+        <w:t xml:space="preserve">. </w:t>
+      </w:r>
+      <w:proofErr w:type="spellStart"/>
+      <w:r>
+        <w:t>Selain</w:t>
+      </w:r>
+      <w:proofErr w:type="spellEnd"/>
+      <w:r>
+        <w:t xml:space="preserve"> </w:t>
       </w:r>
       <w:proofErr w:type="spellStart"/>
       <w:r>
@@ -16740,8 +16968,13 @@
       </w:r>
       <w:proofErr w:type="spellEnd"/>
       <w:r>
-        <w:t xml:space="preserve"> Laporan</w:t>
-      </w:r>
+        <w:t xml:space="preserve"> </w:t>
+      </w:r>
+      <w:proofErr w:type="spellStart"/>
+      <w:r>
+        <w:t>Laporan</w:t>
+      </w:r>
+      <w:proofErr w:type="spellEnd"/>
     </w:p>
     <w:p>
       <w:proofErr w:type="spellStart"/>
@@ -17080,6 +17313,9 @@
         <w:t>.</w:t>
       </w:r>
     </w:p>
+    <w:p/>
+    <w:p/>
+    <w:p/>
     <w:p>
       <w:pPr>
         <w:ind w:firstLine="0"/>
@@ -17095,12 +17331,12 @@
           <w:b w:val="0"/>
           <w:bCs w:val="0"/>
         </w:rPr>
+        <w:lastRenderedPageBreak/>
         <w:t>BAB II GAMBARAN UMUM INSTANSI</w:t>
       </w:r>
     </w:p>
     <w:p>
       <w:r>
-        <w:lastRenderedPageBreak/>
         <w:t xml:space="preserve">Bab </w:t>
       </w:r>
       <w:proofErr w:type="spellStart"/>
@@ -17264,6 +17500,7 @@
         <w:t>.</w:t>
       </w:r>
     </w:p>
+    <w:p/>
     <w:p>
       <w:pPr>
         <w:ind w:firstLine="0"/>
@@ -17679,6 +17916,7 @@
         <w:t>.</w:t>
       </w:r>
     </w:p>
+    <w:p/>
     <w:p>
       <w:pPr>
         <w:ind w:firstLine="0"/>
@@ -17875,7 +18113,15 @@
       </w:r>
       <w:proofErr w:type="spellEnd"/>
       <w:r>
-        <w:t xml:space="preserve"> datang.</w:t>
+        <w:t xml:space="preserve"> </w:t>
+      </w:r>
+      <w:proofErr w:type="spellStart"/>
+      <w:r>
+        <w:t>datang</w:t>
+      </w:r>
+      <w:proofErr w:type="spellEnd"/>
+      <w:r>
+        <w:t>.</w:t>
       </w:r>
     </w:p>
     <w:p/>
@@ -17889,9 +18135,6 @@
     <w:p/>
     <w:p/>
     <w:p/>
-    <w:p/>
-    <w:p/>
-    <w:p/>
     <w:p>
       <w:pPr>
         <w:ind w:firstLine="0"/>
@@ -17958,7 +18201,15 @@
       </w:r>
       <w:proofErr w:type="spellEnd"/>
       <w:r>
-        <w:t xml:space="preserve"> Kopikeun </w:t>
+        <w:t xml:space="preserve"> </w:t>
+      </w:r>
+      <w:proofErr w:type="spellStart"/>
+      <w:r>
+        <w:t>Kopikeun</w:t>
+      </w:r>
+      <w:proofErr w:type="spellEnd"/>
+      <w:r>
+        <w:t xml:space="preserve"> </w:t>
       </w:r>
       <w:proofErr w:type="spellStart"/>
       <w:r>
@@ -18472,7 +18723,15 @@
       </w:r>
       <w:proofErr w:type="spellEnd"/>
       <w:r>
-        <w:t xml:space="preserve">. Selain </w:t>
+        <w:t xml:space="preserve">. </w:t>
+      </w:r>
+      <w:proofErr w:type="spellStart"/>
+      <w:r>
+        <w:t>Selain</w:t>
+      </w:r>
+      <w:proofErr w:type="spellEnd"/>
+      <w:r>
+        <w:t xml:space="preserve"> </w:t>
       </w:r>
       <w:proofErr w:type="spellStart"/>
       <w:r>
@@ -18504,7 +18763,15 @@
       </w:r>
       <w:proofErr w:type="spellEnd"/>
       <w:r>
-        <w:t xml:space="preserve">, Rasakeun, </w:t>
+        <w:t xml:space="preserve">, </w:t>
+      </w:r>
+      <w:proofErr w:type="spellStart"/>
+      <w:r>
+        <w:t>Rasakeun</w:t>
+      </w:r>
+      <w:proofErr w:type="spellEnd"/>
+      <w:r>
+        <w:t xml:space="preserve">, </w:t>
       </w:r>
       <w:proofErr w:type="spellStart"/>
       <w:r>
@@ -18666,7 +18933,23 @@
       </w:r>
       <w:proofErr w:type="spellEnd"/>
       <w:r>
-        <w:t xml:space="preserve"> Americano, Latte, Kopi Susu Gula Aren, Kopi Susu Karamel, Kopi Susu Butterscotch, Kopi Susu Korea, Kopi Susu Hazelnut, dan Kopi Pesak. </w:t>
+        <w:t xml:space="preserve"> Americano, Latte, Kopi Susu Gula Aren, Kopi Susu </w:t>
+      </w:r>
+      <w:proofErr w:type="spellStart"/>
+      <w:r>
+        <w:t>Karamel</w:t>
+      </w:r>
+      <w:proofErr w:type="spellEnd"/>
+      <w:r>
+        <w:t xml:space="preserve">, Kopi Susu Butterscotch, Kopi Susu Korea, Kopi Susu Hazelnut, dan Kopi </w:t>
+      </w:r>
+      <w:proofErr w:type="spellStart"/>
+      <w:r>
+        <w:t>Pesak</w:t>
+      </w:r>
+      <w:proofErr w:type="spellEnd"/>
+      <w:r>
+        <w:t xml:space="preserve">. </w:t>
       </w:r>
       <w:proofErr w:type="spellStart"/>
       <w:r>
@@ -18908,7 +19191,15 @@
       </w:r>
       <w:proofErr w:type="spellEnd"/>
       <w:r>
-        <w:t xml:space="preserve"> Cianjur, </w:t>
+        <w:t xml:space="preserve"> </w:t>
+      </w:r>
+      <w:proofErr w:type="spellStart"/>
+      <w:r>
+        <w:t>Cianjur</w:t>
+      </w:r>
+      <w:proofErr w:type="spellEnd"/>
+      <w:r>
+        <w:t xml:space="preserve">, </w:t>
       </w:r>
       <w:proofErr w:type="spellStart"/>
       <w:r>
@@ -18948,7 +19239,15 @@
       </w:r>
       <w:proofErr w:type="spellEnd"/>
       <w:r>
-        <w:t xml:space="preserve">. Selain </w:t>
+        <w:t xml:space="preserve">. </w:t>
+      </w:r>
+      <w:proofErr w:type="spellStart"/>
+      <w:r>
+        <w:t>Selain</w:t>
+      </w:r>
+      <w:proofErr w:type="spellEnd"/>
+      <w:r>
+        <w:t xml:space="preserve"> </w:t>
       </w:r>
       <w:proofErr w:type="spellStart"/>
       <w:r>
@@ -19092,7 +19391,15 @@
       </w:r>
       <w:proofErr w:type="spellEnd"/>
       <w:r>
-        <w:t xml:space="preserve">. Saat </w:t>
+        <w:t xml:space="preserve">. </w:t>
+      </w:r>
+      <w:proofErr w:type="spellStart"/>
+      <w:r>
+        <w:t>Saat</w:t>
+      </w:r>
+      <w:proofErr w:type="spellEnd"/>
+      <w:r>
+        <w:t xml:space="preserve"> </w:t>
       </w:r>
       <w:proofErr w:type="spellStart"/>
       <w:r>
@@ -19415,7 +19722,15 @@
       </w:r>
       <w:proofErr w:type="spellEnd"/>
       <w:r>
-        <w:t xml:space="preserve"> Cibeber. </w:t>
+        <w:t xml:space="preserve"> </w:t>
+      </w:r>
+      <w:proofErr w:type="spellStart"/>
+      <w:r>
+        <w:t>Cibeber</w:t>
+      </w:r>
+      <w:proofErr w:type="spellEnd"/>
+      <w:r>
+        <w:t xml:space="preserve">. </w:t>
       </w:r>
     </w:p>
     <w:p>
@@ -19680,8 +19995,13 @@
       </w:r>
     </w:p>
     <w:p>
-      <w:r>
-        <w:t xml:space="preserve">Seiring </w:t>
+      <w:proofErr w:type="spellStart"/>
+      <w:r>
+        <w:t>Seiring</w:t>
+      </w:r>
+      <w:proofErr w:type="spellEnd"/>
+      <w:r>
+        <w:t xml:space="preserve"> </w:t>
       </w:r>
       <w:proofErr w:type="spellStart"/>
       <w:r>
@@ -20017,7 +20337,15 @@
       </w:r>
       <w:proofErr w:type="spellEnd"/>
       <w:r>
-        <w:t xml:space="preserve"> baik.</w:t>
+        <w:t xml:space="preserve"> </w:t>
+      </w:r>
+      <w:proofErr w:type="spellStart"/>
+      <w:r>
+        <w:t>baik</w:t>
+      </w:r>
+      <w:proofErr w:type="spellEnd"/>
+      <w:r>
+        <w:t>.</w:t>
       </w:r>
     </w:p>
     <w:p>
@@ -20030,7 +20358,7 @@
           <w:noProof/>
         </w:rPr>
         <w:drawing>
-          <wp:inline distT="0" distB="0" distL="0" distR="0" wp14:anchorId="237FEF11" wp14:editId="4251A991">
+          <wp:inline distT="0" distB="0" distL="0" distR="0" wp14:anchorId="237FEF11" wp14:editId="467ACBA9">
             <wp:extent cx="5199797" cy="3900005"/>
             <wp:effectExtent l="0" t="0" r="1270" b="5715"/>
             <wp:docPr id="1074202717" name="Picture 1"/>
@@ -20077,27 +20405,29 @@
         <w:pStyle w:val="Caption"/>
       </w:pPr>
       <w:r>
-        <w:t>Gambar 2.</w:t>
-      </w:r>
-      <w:fldSimple w:instr=" STYLEREF 1 \s ">
-        <w:r>
-          <w:rPr>
-            <w:noProof/>
-          </w:rPr>
-          <w:t>0</w:t>
-        </w:r>
-      </w:fldSimple>
+        <w:t>Gambar 2</w:t>
+      </w:r>
       <w:r>
         <w:t>.</w:t>
       </w:r>
-      <w:fldSimple w:instr=" SEQ Gambar \* ARABIC \s 1 ">
-        <w:r>
-          <w:rPr>
-            <w:noProof/>
-          </w:rPr>
-          <w:t>1</w:t>
-        </w:r>
-      </w:fldSimple>
+      <w:r>
+        <w:fldChar w:fldCharType="begin"/>
+      </w:r>
+      <w:r>
+        <w:instrText xml:space="preserve"> SEQ Gambar \* ARABIC \s 1 </w:instrText>
+      </w:r>
+      <w:r>
+        <w:fldChar w:fldCharType="separate"/>
+      </w:r>
+      <w:r>
+        <w:rPr>
+          <w:noProof/>
+        </w:rPr>
+        <w:t>1</w:t>
+      </w:r>
+      <w:r>
+        <w:fldChar w:fldCharType="end"/>
+      </w:r>
       <w:r>
         <w:t xml:space="preserve"> Foto </w:t>
       </w:r>
@@ -20126,7 +20456,7 @@
         </w:rPr>
         <w:lastRenderedPageBreak/>
         <w:drawing>
-          <wp:inline distT="0" distB="0" distL="0" distR="0" wp14:anchorId="292D406A" wp14:editId="02CE6051">
+          <wp:inline distT="0" distB="0" distL="0" distR="0" wp14:anchorId="292D406A" wp14:editId="24F0D727">
             <wp:extent cx="5255895" cy="3942080"/>
             <wp:effectExtent l="0" t="0" r="1905" b="1270"/>
             <wp:docPr id="458375925" name="Picture 3"/>
@@ -20173,27 +20503,29 @@
         <w:pStyle w:val="Caption"/>
       </w:pPr>
       <w:r>
-        <w:t>Gambar 2.</w:t>
-      </w:r>
-      <w:fldSimple w:instr=" STYLEREF 1 \s ">
-        <w:r>
-          <w:rPr>
-            <w:noProof/>
-          </w:rPr>
-          <w:t>0</w:t>
-        </w:r>
-      </w:fldSimple>
+        <w:t>Gambar 2</w:t>
+      </w:r>
       <w:r>
         <w:t>.</w:t>
       </w:r>
-      <w:fldSimple w:instr=" SEQ Gambar \* ARABIC \s 1 ">
-        <w:r>
-          <w:rPr>
-            <w:noProof/>
-          </w:rPr>
-          <w:t>2</w:t>
-        </w:r>
-      </w:fldSimple>
+      <w:r>
+        <w:fldChar w:fldCharType="begin"/>
+      </w:r>
+      <w:r>
+        <w:instrText xml:space="preserve"> SEQ Gambar \* ARABIC \s 1 </w:instrText>
+      </w:r>
+      <w:r>
+        <w:fldChar w:fldCharType="separate"/>
+      </w:r>
+      <w:r>
+        <w:rPr>
+          <w:noProof/>
+        </w:rPr>
+        <w:t>2</w:t>
+      </w:r>
+      <w:r>
+        <w:fldChar w:fldCharType="end"/>
+      </w:r>
       <w:r>
         <w:t xml:space="preserve"> Foto Instansi </w:t>
       </w:r>
@@ -20295,9 +20627,19 @@
       <w:r>
         <w:t xml:space="preserve"> </w:t>
       </w:r>
-      <w:r>
-        <w:t>Visi dan Misi</w:t>
-      </w:r>
+      <w:proofErr w:type="spellStart"/>
+      <w:r>
+        <w:t>Visi</w:t>
+      </w:r>
+      <w:proofErr w:type="spellEnd"/>
+      <w:r>
+        <w:t xml:space="preserve"> dan </w:t>
+      </w:r>
+      <w:proofErr w:type="spellStart"/>
+      <w:r>
+        <w:t>Misi</w:t>
+      </w:r>
+      <w:proofErr w:type="spellEnd"/>
     </w:p>
     <w:p>
       <w:pPr>
@@ -20308,6 +20650,7 @@
           <w:bCs w:val="0"/>
         </w:rPr>
       </w:pPr>
+      <w:proofErr w:type="spellStart"/>
       <w:r>
         <w:rPr>
           <w:rStyle w:val="Strong"/>
@@ -20316,6 +20659,7 @@
         </w:rPr>
         <w:t>Visi</w:t>
       </w:r>
+      <w:proofErr w:type="spellEnd"/>
     </w:p>
     <w:p>
       <w:pPr>
@@ -20408,6 +20752,7 @@
           <w:bCs w:val="0"/>
         </w:rPr>
       </w:pPr>
+      <w:proofErr w:type="spellStart"/>
       <w:r>
         <w:rPr>
           <w:rStyle w:val="Strong"/>
@@ -20416,6 +20761,7 @@
         </w:rPr>
         <w:t>Misi</w:t>
       </w:r>
+      <w:proofErr w:type="spellEnd"/>
     </w:p>
     <w:p>
       <w:pPr>
@@ -20659,27 +21005,29 @@
         <w:pStyle w:val="Caption"/>
       </w:pPr>
       <w:r>
-        <w:t>Gambar 2.</w:t>
-      </w:r>
-      <w:fldSimple w:instr=" STYLEREF 1 \s ">
-        <w:r>
-          <w:rPr>
-            <w:noProof/>
-          </w:rPr>
-          <w:t>0</w:t>
-        </w:r>
-      </w:fldSimple>
+        <w:t>Gambar 2</w:t>
+      </w:r>
       <w:r>
         <w:t>.</w:t>
       </w:r>
-      <w:fldSimple w:instr=" SEQ Gambar \* ARABIC \s 1 ">
-        <w:r>
-          <w:rPr>
-            <w:noProof/>
-          </w:rPr>
-          <w:t>3</w:t>
-        </w:r>
-      </w:fldSimple>
+      <w:r>
+        <w:fldChar w:fldCharType="begin"/>
+      </w:r>
+      <w:r>
+        <w:instrText xml:space="preserve"> SEQ Gambar \* ARABIC \s 1 </w:instrText>
+      </w:r>
+      <w:r>
+        <w:fldChar w:fldCharType="separate"/>
+      </w:r>
+      <w:r>
+        <w:rPr>
+          <w:noProof/>
+        </w:rPr>
+        <w:t>3</w:t>
+      </w:r>
+      <w:r>
+        <w:fldChar w:fldCharType="end"/>
+      </w:r>
       <w:r>
         <w:t xml:space="preserve"> </w:t>
       </w:r>
@@ -20766,7 +21114,15 @@
       </w:r>
       <w:proofErr w:type="spellEnd"/>
       <w:r>
-        <w:t xml:space="preserve"> Kopikeun </w:t>
+        <w:t xml:space="preserve"> </w:t>
+      </w:r>
+      <w:proofErr w:type="spellStart"/>
+      <w:r>
+        <w:t>Kopikeun</w:t>
+      </w:r>
+      <w:proofErr w:type="spellEnd"/>
+      <w:r>
+        <w:t xml:space="preserve"> </w:t>
       </w:r>
       <w:proofErr w:type="spellStart"/>
       <w:r>
@@ -22636,7 +22992,15 @@
       </w:r>
       <w:proofErr w:type="spellEnd"/>
       <w:r>
-        <w:t xml:space="preserve"> Kopikeun </w:t>
+        <w:t xml:space="preserve"> </w:t>
+      </w:r>
+      <w:proofErr w:type="spellStart"/>
+      <w:r>
+        <w:t>Kopikeun</w:t>
+      </w:r>
+      <w:proofErr w:type="spellEnd"/>
+      <w:r>
+        <w:t xml:space="preserve"> </w:t>
       </w:r>
       <w:proofErr w:type="spellStart"/>
       <w:r>
@@ -23669,7 +24033,15 @@
       </w:r>
       <w:proofErr w:type="spellEnd"/>
       <w:r>
-        <w:t xml:space="preserve"> Kopikeun </w:t>
+        <w:t xml:space="preserve"> </w:t>
+      </w:r>
+      <w:proofErr w:type="spellStart"/>
+      <w:r>
+        <w:t>Kopikeun</w:t>
+      </w:r>
+      <w:proofErr w:type="spellEnd"/>
+      <w:r>
+        <w:t xml:space="preserve"> </w:t>
       </w:r>
       <w:proofErr w:type="spellStart"/>
       <w:r>
@@ -24178,6 +24550,95 @@
       <w:r>
         <w:t>.</w:t>
       </w:r>
+    </w:p>
+    <w:p>
+      <w:pPr>
+        <w:keepNext/>
+      </w:pPr>
+      <w:r>
+        <w:rPr>
+          <w:noProof/>
+        </w:rPr>
+        <w:drawing>
+          <wp:inline distT="0" distB="0" distL="0" distR="0" wp14:anchorId="4B3DC035" wp14:editId="2AB82B86">
+            <wp:extent cx="5255895" cy="1868170"/>
+            <wp:effectExtent l="0" t="0" r="1905" b="0"/>
+            <wp:docPr id="1" name="Picture 1" descr="A diagram of a flowchart"/>
+            <wp:cNvGraphicFramePr>
+              <a:graphicFrameLocks xmlns:a="http://schemas.openxmlformats.org/drawingml/2006/main" noChangeAspect="1"/>
+            </wp:cNvGraphicFramePr>
+            <a:graphic xmlns:a="http://schemas.openxmlformats.org/drawingml/2006/main">
+              <a:graphicData uri="http://schemas.openxmlformats.org/drawingml/2006/picture">
+                <pic:pic xmlns:pic="http://schemas.openxmlformats.org/drawingml/2006/picture">
+                  <pic:nvPicPr>
+                    <pic:cNvPr id="1" name="Picture 1" descr="A diagram of a flowchart"/>
+                    <pic:cNvPicPr/>
+                  </pic:nvPicPr>
+                  <pic:blipFill>
+                    <a:blip r:embed="rId11">
+                      <a:extLst>
+                        <a:ext uri="{28A0092B-C50C-407E-A947-70E740481C1C}">
+                          <a14:useLocalDpi xmlns:a14="http://schemas.microsoft.com/office/drawing/2010/main" val="0"/>
+                        </a:ext>
+                      </a:extLst>
+                    </a:blip>
+                    <a:stretch>
+                      <a:fillRect/>
+                    </a:stretch>
+                  </pic:blipFill>
+                  <pic:spPr>
+                    <a:xfrm>
+                      <a:off x="0" y="0"/>
+                      <a:ext cx="5255895" cy="1868170"/>
+                    </a:xfrm>
+                    <a:prstGeom prst="rect">
+                      <a:avLst/>
+                    </a:prstGeom>
+                  </pic:spPr>
+                </pic:pic>
+              </a:graphicData>
+            </a:graphic>
+          </wp:inline>
+        </w:drawing>
+      </w:r>
+    </w:p>
+    <w:p>
+      <w:pPr>
+        <w:pStyle w:val="Caption"/>
+        <w:ind w:left="1008" w:firstLine="720"/>
+      </w:pPr>
+      <w:r>
+        <w:t>Gambar 2</w:t>
+      </w:r>
+      <w:r>
+        <w:t>.</w:t>
+      </w:r>
+      <w:r>
+        <w:fldChar w:fldCharType="begin"/>
+      </w:r>
+      <w:r>
+        <w:instrText xml:space="preserve"> SEQ Gambar \* ARABIC \s 1 </w:instrText>
+      </w:r>
+      <w:r>
+        <w:fldChar w:fldCharType="separate"/>
+      </w:r>
+      <w:r>
+        <w:rPr>
+          <w:noProof/>
+        </w:rPr>
+        <w:t>4</w:t>
+      </w:r>
+      <w:r>
+        <w:fldChar w:fldCharType="end"/>
+      </w:r>
+      <w:r>
+        <w:t xml:space="preserve"> BPMN Stok </w:t>
+      </w:r>
+      <w:proofErr w:type="spellStart"/>
+      <w:r>
+        <w:t>Minuman</w:t>
+      </w:r>
+      <w:proofErr w:type="spellEnd"/>
     </w:p>
     <w:p/>
     <w:p>
@@ -24504,7 +24965,15 @@
       </w:r>
       <w:proofErr w:type="spellEnd"/>
       <w:r>
-        <w:t xml:space="preserve">. Selain </w:t>
+        <w:t xml:space="preserve">. </w:t>
+      </w:r>
+      <w:proofErr w:type="spellStart"/>
+      <w:r>
+        <w:t>Selain</w:t>
+      </w:r>
+      <w:proofErr w:type="spellEnd"/>
+      <w:r>
+        <w:t xml:space="preserve"> </w:t>
       </w:r>
       <w:proofErr w:type="spellStart"/>
       <w:r>
@@ -24752,458 +25221,560 @@
         <w:t>.</w:t>
       </w:r>
     </w:p>
-    <w:p/>
     <w:p>
       <w:pPr>
-        <w:pStyle w:val="HEAD4"/>
-      </w:pPr>
-      <w:proofErr w:type="spellStart"/>
-      <w:r>
-        <w:t>Rekapitulasi</w:t>
-      </w:r>
-      <w:proofErr w:type="spellEnd"/>
-      <w:r>
-        <w:t xml:space="preserve"> </w:t>
-      </w:r>
-      <w:proofErr w:type="spellStart"/>
-      <w:r>
-        <w:t>Penjualan</w:t>
-      </w:r>
-      <w:proofErr w:type="spellEnd"/>
+        <w:keepNext/>
+        <w:jc w:val="center"/>
+      </w:pPr>
+      <w:r>
+        <w:rPr>
+          <w:noProof/>
+        </w:rPr>
+        <w:lastRenderedPageBreak/>
+        <w:drawing>
+          <wp:inline distT="0" distB="0" distL="0" distR="0" wp14:anchorId="550BEFB7" wp14:editId="645C2ED8">
+            <wp:extent cx="5255895" cy="2141220"/>
+            <wp:effectExtent l="0" t="0" r="1905" b="0"/>
+            <wp:docPr id="2" name="Picture 2" descr="A diagram of a company&#10;&#10;AI-generated content may be incorrect."/>
+            <wp:cNvGraphicFramePr>
+              <a:graphicFrameLocks xmlns:a="http://schemas.openxmlformats.org/drawingml/2006/main" noChangeAspect="1"/>
+            </wp:cNvGraphicFramePr>
+            <a:graphic xmlns:a="http://schemas.openxmlformats.org/drawingml/2006/main">
+              <a:graphicData uri="http://schemas.openxmlformats.org/drawingml/2006/picture">
+                <pic:pic xmlns:pic="http://schemas.openxmlformats.org/drawingml/2006/picture">
+                  <pic:nvPicPr>
+                    <pic:cNvPr id="2" name="Picture 2" descr="A diagram of a company&#10;&#10;AI-generated content may be incorrect."/>
+                    <pic:cNvPicPr/>
+                  </pic:nvPicPr>
+                  <pic:blipFill>
+                    <a:blip r:embed="rId12">
+                      <a:extLst>
+                        <a:ext uri="{28A0092B-C50C-407E-A947-70E740481C1C}">
+                          <a14:useLocalDpi xmlns:a14="http://schemas.microsoft.com/office/drawing/2010/main" val="0"/>
+                        </a:ext>
+                      </a:extLst>
+                    </a:blip>
+                    <a:stretch>
+                      <a:fillRect/>
+                    </a:stretch>
+                  </pic:blipFill>
+                  <pic:spPr>
+                    <a:xfrm>
+                      <a:off x="0" y="0"/>
+                      <a:ext cx="5255895" cy="2141220"/>
+                    </a:xfrm>
+                    <a:prstGeom prst="rect">
+                      <a:avLst/>
+                    </a:prstGeom>
+                  </pic:spPr>
+                </pic:pic>
+              </a:graphicData>
+            </a:graphic>
+          </wp:inline>
+        </w:drawing>
+      </w:r>
     </w:p>
     <w:p>
       <w:pPr>
-        <w:ind w:left="1080"/>
-      </w:pPr>
-      <w:r>
-        <w:t xml:space="preserve">Proses </w:t>
-      </w:r>
-      <w:proofErr w:type="spellStart"/>
-      <w:r>
-        <w:t>rekapitulasi</w:t>
-      </w:r>
-      <w:proofErr w:type="spellEnd"/>
-      <w:r>
-        <w:t xml:space="preserve"> </w:t>
-      </w:r>
-      <w:proofErr w:type="spellStart"/>
-      <w:r>
-        <w:t>penjualan</w:t>
-      </w:r>
-      <w:proofErr w:type="spellEnd"/>
-      <w:r>
-        <w:t xml:space="preserve"> </w:t>
-      </w:r>
-      <w:proofErr w:type="spellStart"/>
-      <w:r>
-        <w:t>dimulai</w:t>
-      </w:r>
-      <w:proofErr w:type="spellEnd"/>
-      <w:r>
-        <w:t xml:space="preserve"> </w:t>
-      </w:r>
-      <w:proofErr w:type="spellStart"/>
-      <w:r>
-        <w:t>dari</w:t>
-      </w:r>
-      <w:proofErr w:type="spellEnd"/>
-      <w:r>
-        <w:t xml:space="preserve"> </w:t>
-      </w:r>
-      <w:proofErr w:type="spellStart"/>
-      <w:r>
-        <w:t>penjual</w:t>
-      </w:r>
-      <w:proofErr w:type="spellEnd"/>
-      <w:r>
-        <w:t xml:space="preserve"> yang </w:t>
-      </w:r>
-      <w:proofErr w:type="spellStart"/>
-      <w:r>
-        <w:t>menyerahkan</w:t>
-      </w:r>
-      <w:proofErr w:type="spellEnd"/>
-      <w:r>
-        <w:t xml:space="preserve"> data </w:t>
-      </w:r>
-      <w:proofErr w:type="spellStart"/>
-      <w:r>
-        <w:t>hasil</w:t>
-      </w:r>
-      <w:proofErr w:type="spellEnd"/>
-      <w:r>
-        <w:t xml:space="preserve"> </w:t>
-      </w:r>
-      <w:proofErr w:type="spellStart"/>
-      <w:r>
-        <w:t>penjualan</w:t>
-      </w:r>
-      <w:proofErr w:type="spellEnd"/>
-      <w:r>
-        <w:t xml:space="preserve"> </w:t>
-      </w:r>
-      <w:proofErr w:type="spellStart"/>
-      <w:r>
-        <w:t>harian</w:t>
-      </w:r>
-      <w:proofErr w:type="spellEnd"/>
-      <w:r>
-        <w:t xml:space="preserve"> </w:t>
-      </w:r>
-      <w:proofErr w:type="spellStart"/>
-      <w:r>
-        <w:t>kepada</w:t>
-      </w:r>
-      <w:proofErr w:type="spellEnd"/>
-      <w:r>
-        <w:t xml:space="preserve"> </w:t>
-      </w:r>
-      <w:proofErr w:type="spellStart"/>
-      <w:r>
-        <w:t>bagian</w:t>
-      </w:r>
-      <w:proofErr w:type="spellEnd"/>
-      <w:r>
-        <w:t xml:space="preserve"> </w:t>
-      </w:r>
-      <w:proofErr w:type="spellStart"/>
-      <w:r>
-        <w:t>pencatatan</w:t>
-      </w:r>
-      <w:proofErr w:type="spellEnd"/>
-      <w:r>
-        <w:t xml:space="preserve"> </w:t>
-      </w:r>
-      <w:proofErr w:type="spellStart"/>
-      <w:r>
-        <w:t>penjualan</w:t>
-      </w:r>
-      <w:proofErr w:type="spellEnd"/>
-      <w:r>
-        <w:t xml:space="preserve">. Data </w:t>
-      </w:r>
-      <w:proofErr w:type="spellStart"/>
-      <w:r>
-        <w:t>tersebut</w:t>
-      </w:r>
-      <w:proofErr w:type="spellEnd"/>
-      <w:r>
-        <w:t xml:space="preserve"> </w:t>
-      </w:r>
-      <w:proofErr w:type="spellStart"/>
-      <w:r>
-        <w:t>meliputi</w:t>
-      </w:r>
-      <w:proofErr w:type="spellEnd"/>
-      <w:r>
-        <w:t xml:space="preserve"> </w:t>
-      </w:r>
-      <w:proofErr w:type="spellStart"/>
-      <w:r>
-        <w:t>jumlah</w:t>
-      </w:r>
-      <w:proofErr w:type="spellEnd"/>
-      <w:r>
-        <w:t xml:space="preserve"> </w:t>
-      </w:r>
-      <w:proofErr w:type="spellStart"/>
-      <w:r>
-        <w:t>produk</w:t>
-      </w:r>
-      <w:proofErr w:type="spellEnd"/>
-      <w:r>
-        <w:t xml:space="preserve"> </w:t>
-      </w:r>
-      <w:proofErr w:type="spellStart"/>
-      <w:r>
-        <w:t>terjual</w:t>
-      </w:r>
-      <w:proofErr w:type="spellEnd"/>
-      <w:r>
-        <w:t xml:space="preserve">, total </w:t>
-      </w:r>
-      <w:proofErr w:type="spellStart"/>
-      <w:r>
-        <w:t>pendapatan</w:t>
-      </w:r>
-      <w:proofErr w:type="spellEnd"/>
-      <w:r>
-        <w:t xml:space="preserve">, </w:t>
-      </w:r>
-      <w:proofErr w:type="spellStart"/>
-      <w:r>
-        <w:t>serta</w:t>
-      </w:r>
-      <w:proofErr w:type="spellEnd"/>
-      <w:r>
-        <w:t xml:space="preserve"> </w:t>
-      </w:r>
-      <w:proofErr w:type="spellStart"/>
-      <w:r>
-        <w:t>sisa</w:t>
-      </w:r>
-      <w:proofErr w:type="spellEnd"/>
-      <w:r>
-        <w:t xml:space="preserve"> </w:t>
-      </w:r>
-      <w:proofErr w:type="spellStart"/>
-      <w:r>
-        <w:t>stok</w:t>
-      </w:r>
-      <w:proofErr w:type="spellEnd"/>
-      <w:r>
-        <w:t xml:space="preserve"> </w:t>
-      </w:r>
-      <w:proofErr w:type="spellStart"/>
-      <w:r>
-        <w:t>minuman</w:t>
-      </w:r>
-      <w:proofErr w:type="spellEnd"/>
-      <w:r>
-        <w:t xml:space="preserve"> </w:t>
-      </w:r>
-      <w:proofErr w:type="spellStart"/>
-      <w:r>
-        <w:t>dari</w:t>
-      </w:r>
-      <w:proofErr w:type="spellEnd"/>
-      <w:r>
-        <w:t xml:space="preserve"> masing-masing </w:t>
-      </w:r>
-      <w:proofErr w:type="spellStart"/>
-      <w:r>
-        <w:t>gerobak</w:t>
-      </w:r>
-      <w:proofErr w:type="spellEnd"/>
-      <w:r>
-        <w:t xml:space="preserve"> </w:t>
-      </w:r>
-      <w:proofErr w:type="spellStart"/>
-      <w:r>
-        <w:t>operasional</w:t>
-      </w:r>
-      <w:proofErr w:type="spellEnd"/>
-      <w:r>
-        <w:t>.</w:t>
-      </w:r>
+        <w:pStyle w:val="Caption"/>
+      </w:pPr>
+      <w:r>
+        <w:t xml:space="preserve">Gambar </w:t>
+      </w:r>
+      <w:r>
+        <w:t>2.</w:t>
+      </w:r>
+      <w:r>
+        <w:fldChar w:fldCharType="begin"/>
+      </w:r>
+      <w:r>
+        <w:instrText xml:space="preserve"> SEQ Gambar \* ARABIC \s 1 </w:instrText>
+      </w:r>
+      <w:r>
+        <w:fldChar w:fldCharType="separate"/>
+      </w:r>
+      <w:r>
+        <w:rPr>
+          <w:noProof/>
+        </w:rPr>
+        <w:t>5</w:t>
+      </w:r>
+      <w:r>
+        <w:fldChar w:fldCharType="end"/>
+      </w:r>
+      <w:r>
+        <w:t xml:space="preserve"> BPMN </w:t>
+      </w:r>
+      <w:proofErr w:type="spellStart"/>
+      <w:r>
+        <w:t>Penjualan</w:t>
+      </w:r>
+      <w:proofErr w:type="spellEnd"/>
+      <w:r>
+        <w:t xml:space="preserve"> </w:t>
+      </w:r>
+      <w:proofErr w:type="spellStart"/>
+      <w:r>
+        <w:t>Minuman</w:t>
+      </w:r>
+      <w:proofErr w:type="spellEnd"/>
     </w:p>
     <w:p>
       <w:pPr>
-        <w:ind w:left="1080"/>
-      </w:pPr>
-      <w:proofErr w:type="spellStart"/>
-      <w:r>
-        <w:t>Selanjutnya</w:t>
-      </w:r>
-      <w:proofErr w:type="spellEnd"/>
-      <w:r>
-        <w:t xml:space="preserve">, </w:t>
-      </w:r>
-      <w:proofErr w:type="spellStart"/>
-      <w:r>
-        <w:t>bagian</w:t>
-      </w:r>
-      <w:proofErr w:type="spellEnd"/>
-      <w:r>
-        <w:t xml:space="preserve"> </w:t>
-      </w:r>
-      <w:proofErr w:type="spellStart"/>
-      <w:r>
-        <w:t>pencatatan</w:t>
-      </w:r>
-      <w:proofErr w:type="spellEnd"/>
-      <w:r>
-        <w:t xml:space="preserve"> </w:t>
-      </w:r>
-      <w:proofErr w:type="spellStart"/>
-      <w:r>
-        <w:t>penjualan</w:t>
-      </w:r>
-      <w:proofErr w:type="spellEnd"/>
-      <w:r>
-        <w:t xml:space="preserve"> </w:t>
-      </w:r>
-      <w:proofErr w:type="spellStart"/>
-      <w:r>
-        <w:t>melakukam</w:t>
-      </w:r>
-      <w:proofErr w:type="spellEnd"/>
-      <w:r>
-        <w:t xml:space="preserve"> </w:t>
-      </w:r>
-      <w:proofErr w:type="spellStart"/>
-      <w:r>
-        <w:t>pengecekan</w:t>
-      </w:r>
-      <w:proofErr w:type="spellEnd"/>
-      <w:r>
-        <w:t xml:space="preserve"> dan </w:t>
-      </w:r>
-      <w:proofErr w:type="spellStart"/>
-      <w:r>
-        <w:t>rekapitulasi</w:t>
-      </w:r>
-      <w:proofErr w:type="spellEnd"/>
-      <w:r>
-        <w:t xml:space="preserve"> data </w:t>
-      </w:r>
-      <w:proofErr w:type="spellStart"/>
-      <w:r>
-        <w:t>untuk</w:t>
-      </w:r>
-      <w:proofErr w:type="spellEnd"/>
-      <w:r>
-        <w:t xml:space="preserve"> </w:t>
-      </w:r>
-      <w:proofErr w:type="spellStart"/>
-      <w:r>
-        <w:t>memastikan</w:t>
-      </w:r>
-      <w:proofErr w:type="spellEnd"/>
-      <w:r>
-        <w:t xml:space="preserve"> </w:t>
-      </w:r>
-      <w:proofErr w:type="spellStart"/>
-      <w:r>
-        <w:t>kesesuain</w:t>
-      </w:r>
-      <w:proofErr w:type="spellEnd"/>
-      <w:r>
-        <w:t xml:space="preserve"> </w:t>
-      </w:r>
-      <w:proofErr w:type="spellStart"/>
-      <w:r>
-        <w:t>antara</w:t>
-      </w:r>
-      <w:proofErr w:type="spellEnd"/>
-      <w:r>
-        <w:t xml:space="preserve"> </w:t>
-      </w:r>
-      <w:proofErr w:type="spellStart"/>
-      <w:r>
-        <w:t>stok</w:t>
-      </w:r>
-      <w:proofErr w:type="spellEnd"/>
-      <w:r>
-        <w:t xml:space="preserve"> </w:t>
-      </w:r>
-      <w:proofErr w:type="spellStart"/>
-      <w:r>
-        <w:t>awal</w:t>
-      </w:r>
-      <w:proofErr w:type="spellEnd"/>
-      <w:r>
-        <w:t xml:space="preserve">, </w:t>
-      </w:r>
-      <w:proofErr w:type="spellStart"/>
-      <w:r>
-        <w:t>jumlah</w:t>
-      </w:r>
-      <w:proofErr w:type="spellEnd"/>
-      <w:r>
-        <w:t xml:space="preserve"> </w:t>
-      </w:r>
-      <w:proofErr w:type="spellStart"/>
-      <w:r>
-        <w:t>produk</w:t>
-      </w:r>
-      <w:proofErr w:type="spellEnd"/>
-      <w:r>
-        <w:t xml:space="preserve"> </w:t>
-      </w:r>
-      <w:proofErr w:type="spellStart"/>
-      <w:r>
-        <w:t>terjual</w:t>
-      </w:r>
-      <w:proofErr w:type="spellEnd"/>
-      <w:r>
-        <w:t xml:space="preserve">, dan </w:t>
-      </w:r>
-      <w:proofErr w:type="spellStart"/>
-      <w:r>
-        <w:t>stok</w:t>
-      </w:r>
-      <w:proofErr w:type="spellEnd"/>
-      <w:r>
-        <w:t xml:space="preserve"> </w:t>
-      </w:r>
-      <w:proofErr w:type="spellStart"/>
-      <w:r>
-        <w:t>tersisa</w:t>
-      </w:r>
-      <w:proofErr w:type="spellEnd"/>
-      <w:r>
-        <w:t xml:space="preserve">. </w:t>
-      </w:r>
-      <w:proofErr w:type="spellStart"/>
-      <w:r>
-        <w:t>Setelah</w:t>
-      </w:r>
-      <w:proofErr w:type="spellEnd"/>
-      <w:r>
-        <w:t xml:space="preserve"> proses </w:t>
-      </w:r>
-      <w:proofErr w:type="spellStart"/>
-      <w:r>
-        <w:t>verifikasi</w:t>
-      </w:r>
-      <w:proofErr w:type="spellEnd"/>
-      <w:r>
-        <w:t xml:space="preserve"> </w:t>
-      </w:r>
-      <w:proofErr w:type="spellStart"/>
-      <w:r>
-        <w:t>selesai</w:t>
-      </w:r>
-      <w:proofErr w:type="spellEnd"/>
-      <w:r>
-        <w:t xml:space="preserve">, data </w:t>
-      </w:r>
-      <w:proofErr w:type="spellStart"/>
-      <w:r>
-        <w:t>disimpan</w:t>
-      </w:r>
-      <w:proofErr w:type="spellEnd"/>
-      <w:r>
-        <w:t xml:space="preserve"> </w:t>
-      </w:r>
-      <w:proofErr w:type="spellStart"/>
-      <w:r>
-        <w:t>sebagai</w:t>
-      </w:r>
-      <w:proofErr w:type="spellEnd"/>
-      <w:r>
-        <w:t xml:space="preserve"> </w:t>
-      </w:r>
-      <w:proofErr w:type="spellStart"/>
-      <w:r>
-        <w:t>laporan</w:t>
-      </w:r>
-      <w:proofErr w:type="spellEnd"/>
-      <w:r>
-        <w:t xml:space="preserve"> </w:t>
-      </w:r>
-      <w:proofErr w:type="spellStart"/>
-      <w:r>
-        <w:t>operasional</w:t>
-      </w:r>
-      <w:proofErr w:type="spellEnd"/>
-      <w:r>
-        <w:t xml:space="preserve"> </w:t>
-      </w:r>
-      <w:proofErr w:type="spellStart"/>
-      <w:r>
-        <w:t>harian</w:t>
-      </w:r>
-      <w:proofErr w:type="spellEnd"/>
-      <w:r>
-        <w:t>.</w:t>
-      </w:r>
+        <w:jc w:val="center"/>
+      </w:pPr>
     </w:p>
     <w:p>
       <w:pPr>
+        <w:pStyle w:val="HEAD4"/>
+      </w:pPr>
+      <w:proofErr w:type="spellStart"/>
+      <w:r>
+        <w:t>Rekapitulasi</w:t>
+      </w:r>
+      <w:proofErr w:type="spellEnd"/>
+      <w:r>
+        <w:t xml:space="preserve"> </w:t>
+      </w:r>
+      <w:proofErr w:type="spellStart"/>
+      <w:r>
+        <w:t>Penjualan</w:t>
+      </w:r>
+      <w:proofErr w:type="spellEnd"/>
+    </w:p>
+    <w:p>
+      <w:pPr>
         <w:ind w:left="1080"/>
       </w:pPr>
+      <w:r>
+        <w:t xml:space="preserve">Proses </w:t>
+      </w:r>
+      <w:proofErr w:type="spellStart"/>
+      <w:r>
+        <w:t>rekapitulasi</w:t>
+      </w:r>
+      <w:proofErr w:type="spellEnd"/>
+      <w:r>
+        <w:t xml:space="preserve"> </w:t>
+      </w:r>
+      <w:proofErr w:type="spellStart"/>
+      <w:r>
+        <w:t>penjualan</w:t>
+      </w:r>
+      <w:proofErr w:type="spellEnd"/>
+      <w:r>
+        <w:t xml:space="preserve"> </w:t>
+      </w:r>
+      <w:proofErr w:type="spellStart"/>
+      <w:r>
+        <w:t>dimulai</w:t>
+      </w:r>
+      <w:proofErr w:type="spellEnd"/>
+      <w:r>
+        <w:t xml:space="preserve"> </w:t>
+      </w:r>
+      <w:proofErr w:type="spellStart"/>
+      <w:r>
+        <w:t>dari</w:t>
+      </w:r>
+      <w:proofErr w:type="spellEnd"/>
+      <w:r>
+        <w:t xml:space="preserve"> </w:t>
+      </w:r>
+      <w:proofErr w:type="spellStart"/>
+      <w:r>
+        <w:t>penjual</w:t>
+      </w:r>
+      <w:proofErr w:type="spellEnd"/>
+      <w:r>
+        <w:t xml:space="preserve"> yang </w:t>
+      </w:r>
+      <w:proofErr w:type="spellStart"/>
+      <w:r>
+        <w:t>menyerahkan</w:t>
+      </w:r>
+      <w:proofErr w:type="spellEnd"/>
+      <w:r>
+        <w:t xml:space="preserve"> data </w:t>
+      </w:r>
+      <w:proofErr w:type="spellStart"/>
+      <w:r>
+        <w:t>hasil</w:t>
+      </w:r>
+      <w:proofErr w:type="spellEnd"/>
+      <w:r>
+        <w:t xml:space="preserve"> </w:t>
+      </w:r>
+      <w:proofErr w:type="spellStart"/>
+      <w:r>
+        <w:t>penjualan</w:t>
+      </w:r>
+      <w:proofErr w:type="spellEnd"/>
+      <w:r>
+        <w:t xml:space="preserve"> </w:t>
+      </w:r>
+      <w:proofErr w:type="spellStart"/>
+      <w:r>
+        <w:t>harian</w:t>
+      </w:r>
+      <w:proofErr w:type="spellEnd"/>
+      <w:r>
+        <w:t xml:space="preserve"> </w:t>
+      </w:r>
+      <w:proofErr w:type="spellStart"/>
+      <w:r>
+        <w:t>kepada</w:t>
+      </w:r>
+      <w:proofErr w:type="spellEnd"/>
+      <w:r>
+        <w:t xml:space="preserve"> </w:t>
+      </w:r>
+      <w:proofErr w:type="spellStart"/>
+      <w:r>
+        <w:t>bagian</w:t>
+      </w:r>
+      <w:proofErr w:type="spellEnd"/>
+      <w:r>
+        <w:t xml:space="preserve"> </w:t>
+      </w:r>
+      <w:proofErr w:type="spellStart"/>
+      <w:r>
+        <w:t>pencatatan</w:t>
+      </w:r>
+      <w:proofErr w:type="spellEnd"/>
+      <w:r>
+        <w:t xml:space="preserve"> </w:t>
+      </w:r>
+      <w:proofErr w:type="spellStart"/>
+      <w:r>
+        <w:t>penjualan</w:t>
+      </w:r>
+      <w:proofErr w:type="spellEnd"/>
+      <w:r>
+        <w:t xml:space="preserve">. Data </w:t>
+      </w:r>
+      <w:proofErr w:type="spellStart"/>
+      <w:r>
+        <w:t>tersebut</w:t>
+      </w:r>
+      <w:proofErr w:type="spellEnd"/>
+      <w:r>
+        <w:t xml:space="preserve"> </w:t>
+      </w:r>
+      <w:proofErr w:type="spellStart"/>
+      <w:r>
+        <w:t>meliputi</w:t>
+      </w:r>
+      <w:proofErr w:type="spellEnd"/>
+      <w:r>
+        <w:t xml:space="preserve"> </w:t>
+      </w:r>
+      <w:proofErr w:type="spellStart"/>
+      <w:r>
+        <w:t>jumlah</w:t>
+      </w:r>
+      <w:proofErr w:type="spellEnd"/>
+      <w:r>
+        <w:t xml:space="preserve"> </w:t>
+      </w:r>
+      <w:proofErr w:type="spellStart"/>
+      <w:r>
+        <w:t>produk</w:t>
+      </w:r>
+      <w:proofErr w:type="spellEnd"/>
+      <w:r>
+        <w:t xml:space="preserve"> </w:t>
+      </w:r>
+      <w:proofErr w:type="spellStart"/>
+      <w:r>
+        <w:t>terjual</w:t>
+      </w:r>
+      <w:proofErr w:type="spellEnd"/>
+      <w:r>
+        <w:t xml:space="preserve">, total </w:t>
+      </w:r>
+      <w:proofErr w:type="spellStart"/>
+      <w:r>
+        <w:t>pendapatan</w:t>
+      </w:r>
+      <w:proofErr w:type="spellEnd"/>
+      <w:r>
+        <w:t xml:space="preserve">, </w:t>
+      </w:r>
+      <w:proofErr w:type="spellStart"/>
+      <w:r>
+        <w:t>serta</w:t>
+      </w:r>
+      <w:proofErr w:type="spellEnd"/>
+      <w:r>
+        <w:t xml:space="preserve"> </w:t>
+      </w:r>
+      <w:proofErr w:type="spellStart"/>
+      <w:r>
+        <w:t>sisa</w:t>
+      </w:r>
+      <w:proofErr w:type="spellEnd"/>
+      <w:r>
+        <w:t xml:space="preserve"> </w:t>
+      </w:r>
+      <w:proofErr w:type="spellStart"/>
+      <w:r>
+        <w:t>stok</w:t>
+      </w:r>
+      <w:proofErr w:type="spellEnd"/>
+      <w:r>
+        <w:t xml:space="preserve"> </w:t>
+      </w:r>
+      <w:proofErr w:type="spellStart"/>
+      <w:r>
+        <w:t>minuman</w:t>
+      </w:r>
+      <w:proofErr w:type="spellEnd"/>
+      <w:r>
+        <w:t xml:space="preserve"> </w:t>
+      </w:r>
+      <w:proofErr w:type="spellStart"/>
+      <w:r>
+        <w:t>dari</w:t>
+      </w:r>
+      <w:proofErr w:type="spellEnd"/>
+      <w:r>
+        <w:t xml:space="preserve"> masing-masing </w:t>
+      </w:r>
+      <w:proofErr w:type="spellStart"/>
+      <w:r>
+        <w:t>gerobak</w:t>
+      </w:r>
+      <w:proofErr w:type="spellEnd"/>
+      <w:r>
+        <w:t xml:space="preserve"> </w:t>
+      </w:r>
+      <w:proofErr w:type="spellStart"/>
+      <w:r>
+        <w:t>operasional</w:t>
+      </w:r>
+      <w:proofErr w:type="spellEnd"/>
+      <w:r>
+        <w:t>.</w:t>
+      </w:r>
+    </w:p>
+    <w:p>
+      <w:pPr>
+        <w:ind w:left="1080"/>
+      </w:pPr>
+      <w:proofErr w:type="spellStart"/>
+      <w:r>
+        <w:t>Selanjutnya</w:t>
+      </w:r>
+      <w:proofErr w:type="spellEnd"/>
+      <w:r>
+        <w:t xml:space="preserve">, </w:t>
+      </w:r>
+      <w:proofErr w:type="spellStart"/>
+      <w:r>
+        <w:t>bagian</w:t>
+      </w:r>
+      <w:proofErr w:type="spellEnd"/>
+      <w:r>
+        <w:t xml:space="preserve"> </w:t>
+      </w:r>
+      <w:proofErr w:type="spellStart"/>
+      <w:r>
+        <w:t>pencatatan</w:t>
+      </w:r>
+      <w:proofErr w:type="spellEnd"/>
+      <w:r>
+        <w:t xml:space="preserve"> </w:t>
+      </w:r>
+      <w:proofErr w:type="spellStart"/>
+      <w:r>
+        <w:t>penjualan</w:t>
+      </w:r>
+      <w:proofErr w:type="spellEnd"/>
+      <w:r>
+        <w:t xml:space="preserve"> </w:t>
+      </w:r>
+      <w:proofErr w:type="spellStart"/>
+      <w:r>
+        <w:t>melakukam</w:t>
+      </w:r>
+      <w:proofErr w:type="spellEnd"/>
+      <w:r>
+        <w:t xml:space="preserve"> </w:t>
+      </w:r>
+      <w:proofErr w:type="spellStart"/>
+      <w:r>
+        <w:t>pengecekan</w:t>
+      </w:r>
+      <w:proofErr w:type="spellEnd"/>
+      <w:r>
+        <w:t xml:space="preserve"> dan </w:t>
+      </w:r>
+      <w:proofErr w:type="spellStart"/>
+      <w:r>
+        <w:t>rekapitulasi</w:t>
+      </w:r>
+      <w:proofErr w:type="spellEnd"/>
+      <w:r>
+        <w:t xml:space="preserve"> data </w:t>
+      </w:r>
+      <w:proofErr w:type="spellStart"/>
+      <w:r>
+        <w:t>untuk</w:t>
+      </w:r>
+      <w:proofErr w:type="spellEnd"/>
+      <w:r>
+        <w:t xml:space="preserve"> </w:t>
+      </w:r>
+      <w:proofErr w:type="spellStart"/>
+      <w:r>
+        <w:t>memastikan</w:t>
+      </w:r>
+      <w:proofErr w:type="spellEnd"/>
+      <w:r>
+        <w:t xml:space="preserve"> </w:t>
+      </w:r>
+      <w:proofErr w:type="spellStart"/>
+      <w:r>
+        <w:t>kesesuain</w:t>
+      </w:r>
+      <w:proofErr w:type="spellEnd"/>
+      <w:r>
+        <w:t xml:space="preserve"> </w:t>
+      </w:r>
+      <w:proofErr w:type="spellStart"/>
+      <w:r>
+        <w:t>antara</w:t>
+      </w:r>
+      <w:proofErr w:type="spellEnd"/>
+      <w:r>
+        <w:t xml:space="preserve"> </w:t>
+      </w:r>
+      <w:proofErr w:type="spellStart"/>
+      <w:r>
+        <w:t>stok</w:t>
+      </w:r>
+      <w:proofErr w:type="spellEnd"/>
+      <w:r>
+        <w:t xml:space="preserve"> </w:t>
+      </w:r>
+      <w:proofErr w:type="spellStart"/>
+      <w:r>
+        <w:t>awal</w:t>
+      </w:r>
+      <w:proofErr w:type="spellEnd"/>
+      <w:r>
+        <w:t xml:space="preserve">, </w:t>
+      </w:r>
+      <w:proofErr w:type="spellStart"/>
+      <w:r>
+        <w:t>jumlah</w:t>
+      </w:r>
+      <w:proofErr w:type="spellEnd"/>
+      <w:r>
+        <w:t xml:space="preserve"> </w:t>
+      </w:r>
+      <w:proofErr w:type="spellStart"/>
+      <w:r>
+        <w:t>produk</w:t>
+      </w:r>
+      <w:proofErr w:type="spellEnd"/>
+      <w:r>
+        <w:t xml:space="preserve"> </w:t>
+      </w:r>
+      <w:proofErr w:type="spellStart"/>
+      <w:r>
+        <w:t>terjual</w:t>
+      </w:r>
+      <w:proofErr w:type="spellEnd"/>
+      <w:r>
+        <w:t xml:space="preserve">, dan </w:t>
+      </w:r>
+      <w:proofErr w:type="spellStart"/>
+      <w:r>
+        <w:t>stok</w:t>
+      </w:r>
+      <w:proofErr w:type="spellEnd"/>
+      <w:r>
+        <w:t xml:space="preserve"> </w:t>
+      </w:r>
+      <w:proofErr w:type="spellStart"/>
+      <w:r>
+        <w:t>tersisa</w:t>
+      </w:r>
+      <w:proofErr w:type="spellEnd"/>
+      <w:r>
+        <w:t xml:space="preserve">. </w:t>
+      </w:r>
+      <w:proofErr w:type="spellStart"/>
+      <w:r>
+        <w:t>Setelah</w:t>
+      </w:r>
+      <w:proofErr w:type="spellEnd"/>
+      <w:r>
+        <w:t xml:space="preserve"> proses </w:t>
+      </w:r>
+      <w:proofErr w:type="spellStart"/>
+      <w:r>
+        <w:t>verifikasi</w:t>
+      </w:r>
+      <w:proofErr w:type="spellEnd"/>
+      <w:r>
+        <w:t xml:space="preserve"> </w:t>
+      </w:r>
+      <w:proofErr w:type="spellStart"/>
+      <w:r>
+        <w:t>selesai</w:t>
+      </w:r>
+      <w:proofErr w:type="spellEnd"/>
+      <w:r>
+        <w:t xml:space="preserve">, data </w:t>
+      </w:r>
+      <w:proofErr w:type="spellStart"/>
+      <w:r>
+        <w:t>disimpan</w:t>
+      </w:r>
+      <w:proofErr w:type="spellEnd"/>
+      <w:r>
+        <w:t xml:space="preserve"> </w:t>
+      </w:r>
+      <w:proofErr w:type="spellStart"/>
+      <w:r>
+        <w:t>sebagai</w:t>
+      </w:r>
+      <w:proofErr w:type="spellEnd"/>
+      <w:r>
+        <w:t xml:space="preserve"> </w:t>
+      </w:r>
+      <w:proofErr w:type="spellStart"/>
+      <w:r>
+        <w:t>laporan</w:t>
+      </w:r>
+      <w:proofErr w:type="spellEnd"/>
+      <w:r>
+        <w:t xml:space="preserve"> </w:t>
+      </w:r>
+      <w:proofErr w:type="spellStart"/>
+      <w:r>
+        <w:t>operasional</w:t>
+      </w:r>
+      <w:proofErr w:type="spellEnd"/>
+      <w:r>
+        <w:t xml:space="preserve"> </w:t>
+      </w:r>
+      <w:proofErr w:type="spellStart"/>
+      <w:r>
+        <w:t>harian</w:t>
+      </w:r>
+      <w:proofErr w:type="spellEnd"/>
+      <w:r>
+        <w:t>.</w:t>
+      </w:r>
+    </w:p>
+    <w:p>
+      <w:pPr>
+        <w:ind w:left="1080"/>
+      </w:pPr>
       <w:proofErr w:type="spellStart"/>
       <w:r>
         <w:t>Laporan</w:t>
@@ -25292,16 +25863,108 @@
       <w:r>
         <w:t>.</w:t>
       </w:r>
+    </w:p>
+    <w:p>
+      <w:pPr>
+        <w:keepNext/>
+      </w:pPr>
+      <w:r>
+        <w:rPr>
+          <w:noProof/>
+        </w:rPr>
+        <w:drawing>
+          <wp:inline distT="0" distB="0" distL="0" distR="0" wp14:anchorId="54452E4C" wp14:editId="30CC33ED">
+            <wp:extent cx="5255895" cy="2251075"/>
+            <wp:effectExtent l="0" t="0" r="1905" b="0"/>
+            <wp:docPr id="3" name="Picture 3"/>
+            <wp:cNvGraphicFramePr>
+              <a:graphicFrameLocks xmlns:a="http://schemas.openxmlformats.org/drawingml/2006/main" noChangeAspect="1"/>
+            </wp:cNvGraphicFramePr>
+            <a:graphic xmlns:a="http://schemas.openxmlformats.org/drawingml/2006/main">
+              <a:graphicData uri="http://schemas.openxmlformats.org/drawingml/2006/picture">
+                <pic:pic xmlns:pic="http://schemas.openxmlformats.org/drawingml/2006/picture">
+                  <pic:nvPicPr>
+                    <pic:cNvPr id="3" name="Picture 3"/>
+                    <pic:cNvPicPr/>
+                  </pic:nvPicPr>
+                  <pic:blipFill>
+                    <a:blip r:embed="rId13">
+                      <a:extLst>
+                        <a:ext uri="{28A0092B-C50C-407E-A947-70E740481C1C}">
+                          <a14:useLocalDpi xmlns:a14="http://schemas.microsoft.com/office/drawing/2010/main" val="0"/>
+                        </a:ext>
+                      </a:extLst>
+                    </a:blip>
+                    <a:stretch>
+                      <a:fillRect/>
+                    </a:stretch>
+                  </pic:blipFill>
+                  <pic:spPr>
+                    <a:xfrm>
+                      <a:off x="0" y="0"/>
+                      <a:ext cx="5255895" cy="2251075"/>
+                    </a:xfrm>
+                    <a:prstGeom prst="rect">
+                      <a:avLst/>
+                    </a:prstGeom>
+                  </pic:spPr>
+                </pic:pic>
+              </a:graphicData>
+            </a:graphic>
+          </wp:inline>
+        </w:drawing>
+      </w:r>
+    </w:p>
+    <w:p>
+      <w:pPr>
+        <w:pStyle w:val="Caption"/>
+        <w:ind w:left="1440"/>
+      </w:pPr>
+      <w:r>
+        <w:t>Gambar 2.</w:t>
+      </w:r>
+      <w:r>
+        <w:fldChar w:fldCharType="begin"/>
+      </w:r>
+      <w:r>
+        <w:instrText xml:space="preserve"> SEQ Gambar \* ARABIC \s 1 </w:instrText>
+      </w:r>
+      <w:r>
+        <w:fldChar w:fldCharType="separate"/>
+      </w:r>
+      <w:r>
+        <w:rPr>
+          <w:noProof/>
+        </w:rPr>
+        <w:t>6</w:t>
+      </w:r>
+      <w:r>
+        <w:fldChar w:fldCharType="end"/>
+      </w:r>
+      <w:r>
+        <w:t xml:space="preserve"> BPMN </w:t>
+      </w:r>
+      <w:proofErr w:type="spellStart"/>
+      <w:r>
+        <w:t>Laporan</w:t>
+      </w:r>
+      <w:proofErr w:type="spellEnd"/>
+      <w:r>
+        <w:t xml:space="preserve"> </w:t>
+      </w:r>
+      <w:proofErr w:type="spellStart"/>
+      <w:r>
+        <w:t>Penjualan</w:t>
+      </w:r>
+      <w:proofErr w:type="spellEnd"/>
     </w:p>
     <w:p/>
     <w:p/>
-    <w:p/>
     <w:p>
       <w:pPr>
         <w:pStyle w:val="Heading2"/>
       </w:pPr>
       <w:r>
-        <w:lastRenderedPageBreak/>
         <w:t xml:space="preserve">Gambaran </w:t>
       </w:r>
       <w:proofErr w:type="spellStart"/>
@@ -25368,7 +26031,15 @@
       </w:r>
       <w:proofErr w:type="spellEnd"/>
       <w:r>
-        <w:t xml:space="preserve"> Kopikeun, </w:t>
+        <w:t xml:space="preserve"> </w:t>
+      </w:r>
+      <w:proofErr w:type="spellStart"/>
+      <w:r>
+        <w:t>Kopikeun</w:t>
+      </w:r>
+      <w:proofErr w:type="spellEnd"/>
+      <w:r>
+        <w:t xml:space="preserve">, </w:t>
       </w:r>
       <w:proofErr w:type="spellStart"/>
       <w:r>
@@ -25599,8 +26270,13 @@
       <w:pPr>
         <w:ind w:left="720"/>
       </w:pPr>
-      <w:r>
-        <w:t xml:space="preserve">Dengan </w:t>
+      <w:proofErr w:type="spellStart"/>
+      <w:r>
+        <w:t>Dengan</w:t>
+      </w:r>
+      <w:proofErr w:type="spellEnd"/>
+      <w:r>
+        <w:t xml:space="preserve"> </w:t>
       </w:r>
       <w:proofErr w:type="spellStart"/>
       <w:r>
@@ -26175,7 +26851,15 @@
       </w:r>
       <w:proofErr w:type="spellEnd"/>
       <w:r>
-        <w:t xml:space="preserve"> Kopikeun </w:t>
+        <w:t xml:space="preserve"> </w:t>
+      </w:r>
+      <w:proofErr w:type="spellStart"/>
+      <w:r>
+        <w:t>Kopikeun</w:t>
+      </w:r>
+      <w:proofErr w:type="spellEnd"/>
+      <w:r>
+        <w:t xml:space="preserve"> </w:t>
       </w:r>
       <w:proofErr w:type="spellStart"/>
       <w:r>
@@ -26439,8 +27123,13 @@
             </w:r>
             <w:proofErr w:type="spellEnd"/>
             <w:r>
-              <w:t xml:space="preserve"> Tulis</w:t>
+              <w:t xml:space="preserve"> </w:t>
             </w:r>
+            <w:proofErr w:type="spellStart"/>
+            <w:r>
+              <w:t>Tulis</w:t>
+            </w:r>
+            <w:proofErr w:type="spellEnd"/>
           </w:p>
         </w:tc>
         <w:tc>
@@ -26540,9 +27229,11 @@
             <w:pPr>
               <w:ind w:left="0" w:firstLine="0"/>
             </w:pPr>
+            <w:proofErr w:type="spellStart"/>
             <w:r>
               <w:t>WhatApp</w:t>
             </w:r>
+            <w:proofErr w:type="spellEnd"/>
           </w:p>
         </w:tc>
         <w:tc>
@@ -26849,33 +27540,25 @@
     <w:p>
       <w:pPr>
         <w:pStyle w:val="HEAD3"/>
-        <w:rPr>
-          <w:b w:val="0"/>
-          <w:bCs w:val="0"/>
-        </w:rPr>
-      </w:pPr>
-      <w:proofErr w:type="spellStart"/>
-      <w:r>
-        <w:rPr>
-          <w:b w:val="0"/>
-          <w:bCs w:val="0"/>
-        </w:rPr>
+      </w:pPr>
+      <w:proofErr w:type="spellStart"/>
+      <w:r>
         <w:t>Kebutuhan</w:t>
       </w:r>
       <w:proofErr w:type="spellEnd"/>
       <w:r>
-        <w:rPr>
-          <w:b w:val="0"/>
-          <w:bCs w:val="0"/>
-        </w:rPr>
-        <w:t xml:space="preserve"> / Isu TI yang </w:t>
-      </w:r>
-      <w:proofErr w:type="spellStart"/>
-      <w:r>
-        <w:rPr>
-          <w:b w:val="0"/>
-          <w:bCs w:val="0"/>
-        </w:rPr>
+        <w:t xml:space="preserve"> / </w:t>
+      </w:r>
+      <w:proofErr w:type="spellStart"/>
+      <w:r>
+        <w:t>Isu</w:t>
+      </w:r>
+      <w:proofErr w:type="spellEnd"/>
+      <w:r>
+        <w:t xml:space="preserve"> TI yang </w:t>
+      </w:r>
+      <w:proofErr w:type="spellStart"/>
+      <w:r>
         <w:t>Relevan</w:t>
       </w:r>
       <w:proofErr w:type="spellEnd"/>
@@ -27501,7 +28184,25 @@
           <w:b w:val="0"/>
           <w:bCs w:val="0"/>
         </w:rPr>
-        <w:t xml:space="preserve"> Laporan </w:t>
+        <w:t xml:space="preserve"> </w:t>
+      </w:r>
+      <w:proofErr w:type="spellStart"/>
+      <w:r>
+        <w:rPr>
+          <w:rStyle w:val="Strong"/>
+          <w:b w:val="0"/>
+          <w:bCs w:val="0"/>
+        </w:rPr>
+        <w:t>Laporan</w:t>
+      </w:r>
+      <w:proofErr w:type="spellEnd"/>
+      <w:r>
+        <w:rPr>
+          <w:rStyle w:val="Strong"/>
+          <w:b w:val="0"/>
+          <w:bCs w:val="0"/>
+        </w:rPr>
+        <w:t xml:space="preserve"> </w:t>
       </w:r>
       <w:proofErr w:type="spellStart"/>
       <w:r>
@@ -28299,8 +29000,1126 @@
       </w:r>
       <w:proofErr w:type="spellEnd"/>
       <w:r>
-        <w:t xml:space="preserve"> Kopikeun.</w:t>
-      </w:r>
+        <w:t xml:space="preserve"> </w:t>
+      </w:r>
+      <w:proofErr w:type="spellStart"/>
+      <w:r>
+        <w:t>Kopikeun</w:t>
+      </w:r>
+      <w:proofErr w:type="spellEnd"/>
+      <w:r>
+        <w:t>.</w:t>
+      </w:r>
+    </w:p>
+    <w:p/>
+    <w:p>
+      <w:pPr>
+        <w:pStyle w:val="Heading2"/>
+      </w:pPr>
+      <w:r>
+        <w:t xml:space="preserve">Logo dan </w:t>
+      </w:r>
+      <w:proofErr w:type="spellStart"/>
+      <w:r>
+        <w:t>Makna</w:t>
+      </w:r>
+      <w:proofErr w:type="spellEnd"/>
+    </w:p>
+    <w:p>
+      <w:r>
+        <w:t xml:space="preserve">Logo Kopi </w:t>
+      </w:r>
+      <w:proofErr w:type="spellStart"/>
+      <w:r>
+        <w:t>Keliling</w:t>
+      </w:r>
+      <w:proofErr w:type="spellEnd"/>
+      <w:r>
+        <w:t xml:space="preserve"> </w:t>
+      </w:r>
+      <w:proofErr w:type="spellStart"/>
+      <w:r>
+        <w:t>Kopikeun</w:t>
+      </w:r>
+      <w:proofErr w:type="spellEnd"/>
+      <w:r>
+        <w:t xml:space="preserve"> </w:t>
+      </w:r>
+      <w:proofErr w:type="spellStart"/>
+      <w:r>
+        <w:t>menggunakan</w:t>
+      </w:r>
+      <w:proofErr w:type="spellEnd"/>
+      <w:r>
+        <w:t xml:space="preserve"> </w:t>
+      </w:r>
+      <w:proofErr w:type="spellStart"/>
+      <w:r>
+        <w:t>perpaduan</w:t>
+      </w:r>
+      <w:proofErr w:type="spellEnd"/>
+      <w:r>
+        <w:t xml:space="preserve"> </w:t>
+      </w:r>
+      <w:proofErr w:type="spellStart"/>
+      <w:r>
+        <w:t>warna</w:t>
+      </w:r>
+      <w:proofErr w:type="spellEnd"/>
+      <w:r>
+        <w:t xml:space="preserve"> </w:t>
+      </w:r>
+      <w:proofErr w:type="spellStart"/>
+      <w:r>
+        <w:t>coklat</w:t>
+      </w:r>
+      <w:proofErr w:type="spellEnd"/>
+      <w:r>
+        <w:t xml:space="preserve"> dan </w:t>
+      </w:r>
+      <w:proofErr w:type="spellStart"/>
+      <w:r>
+        <w:t>putih</w:t>
+      </w:r>
+      <w:proofErr w:type="spellEnd"/>
+      <w:r>
+        <w:t xml:space="preserve"> yang </w:t>
+      </w:r>
+      <w:proofErr w:type="spellStart"/>
+      <w:r>
+        <w:t>menggambarkan</w:t>
+      </w:r>
+      <w:proofErr w:type="spellEnd"/>
+      <w:r>
+        <w:t xml:space="preserve"> </w:t>
+      </w:r>
+      <w:proofErr w:type="spellStart"/>
+      <w:r>
+        <w:t>identitas</w:t>
+      </w:r>
+      <w:proofErr w:type="spellEnd"/>
+      <w:r>
+        <w:t xml:space="preserve"> </w:t>
+      </w:r>
+      <w:proofErr w:type="spellStart"/>
+      <w:r>
+        <w:t>usaha</w:t>
+      </w:r>
+      <w:proofErr w:type="spellEnd"/>
+      <w:r>
+        <w:t xml:space="preserve"> yang </w:t>
+      </w:r>
+      <w:proofErr w:type="spellStart"/>
+      <w:r>
+        <w:t>berkaitan</w:t>
+      </w:r>
+      <w:proofErr w:type="spellEnd"/>
+      <w:r>
+        <w:t xml:space="preserve"> </w:t>
+      </w:r>
+      <w:proofErr w:type="spellStart"/>
+      <w:r>
+        <w:t>dengan</w:t>
+      </w:r>
+      <w:proofErr w:type="spellEnd"/>
+      <w:r>
+        <w:t xml:space="preserve"> </w:t>
+      </w:r>
+      <w:proofErr w:type="spellStart"/>
+      <w:r>
+        <w:t>produk</w:t>
+      </w:r>
+      <w:proofErr w:type="spellEnd"/>
+      <w:r>
+        <w:t xml:space="preserve"> kopi. Pada logo </w:t>
+      </w:r>
+      <w:proofErr w:type="spellStart"/>
+      <w:r>
+        <w:t>terdapat</w:t>
+      </w:r>
+      <w:proofErr w:type="spellEnd"/>
+      <w:r>
+        <w:t xml:space="preserve"> </w:t>
+      </w:r>
+      <w:proofErr w:type="spellStart"/>
+      <w:r>
+        <w:t>huruf</w:t>
+      </w:r>
+      <w:proofErr w:type="spellEnd"/>
+      <w:r>
+        <w:t xml:space="preserve"> K yang </w:t>
+      </w:r>
+      <w:proofErr w:type="spellStart"/>
+      <w:r>
+        <w:t>dibentuk</w:t>
+      </w:r>
+      <w:proofErr w:type="spellEnd"/>
+      <w:r>
+        <w:t xml:space="preserve"> </w:t>
+      </w:r>
+      <w:proofErr w:type="spellStart"/>
+      <w:r>
+        <w:t>menyerupai</w:t>
+      </w:r>
+      <w:proofErr w:type="spellEnd"/>
+      <w:r>
+        <w:t xml:space="preserve"> </w:t>
+      </w:r>
+      <w:proofErr w:type="spellStart"/>
+      <w:r>
+        <w:t>biji</w:t>
+      </w:r>
+      <w:proofErr w:type="spellEnd"/>
+      <w:r>
+        <w:t xml:space="preserve"> kopi </w:t>
+      </w:r>
+      <w:proofErr w:type="spellStart"/>
+      <w:r>
+        <w:t>sehingga</w:t>
+      </w:r>
+      <w:proofErr w:type="spellEnd"/>
+      <w:r>
+        <w:t xml:space="preserve"> </w:t>
+      </w:r>
+      <w:proofErr w:type="spellStart"/>
+      <w:r>
+        <w:t>menjadi</w:t>
+      </w:r>
+      <w:proofErr w:type="spellEnd"/>
+      <w:r>
+        <w:t xml:space="preserve"> </w:t>
+      </w:r>
+      <w:proofErr w:type="spellStart"/>
+      <w:r>
+        <w:t>ciri</w:t>
+      </w:r>
+      <w:proofErr w:type="spellEnd"/>
+      <w:r>
+        <w:t xml:space="preserve"> </w:t>
+      </w:r>
+      <w:proofErr w:type="spellStart"/>
+      <w:r>
+        <w:t>khas</w:t>
+      </w:r>
+      <w:proofErr w:type="spellEnd"/>
+      <w:r>
+        <w:t xml:space="preserve"> visual </w:t>
+      </w:r>
+      <w:proofErr w:type="spellStart"/>
+      <w:r>
+        <w:t>dari</w:t>
+      </w:r>
+      <w:proofErr w:type="spellEnd"/>
+      <w:r>
+        <w:t xml:space="preserve"> Kopi </w:t>
+      </w:r>
+      <w:proofErr w:type="spellStart"/>
+      <w:r>
+        <w:t>Keliling</w:t>
+      </w:r>
+      <w:proofErr w:type="spellEnd"/>
+      <w:r>
+        <w:t xml:space="preserve"> </w:t>
+      </w:r>
+      <w:proofErr w:type="spellStart"/>
+      <w:r>
+        <w:t>Kopikeun</w:t>
+      </w:r>
+      <w:proofErr w:type="spellEnd"/>
+      <w:r>
+        <w:t>.</w:t>
+      </w:r>
+    </w:p>
+    <w:p>
+      <w:r>
+        <w:t xml:space="preserve">Nama </w:t>
+      </w:r>
+      <w:proofErr w:type="spellStart"/>
+      <w:r>
+        <w:t>Kopikeun</w:t>
+      </w:r>
+      <w:proofErr w:type="spellEnd"/>
+      <w:r>
+        <w:t xml:space="preserve"> </w:t>
+      </w:r>
+      <w:proofErr w:type="spellStart"/>
+      <w:r>
+        <w:t>merupakan</w:t>
+      </w:r>
+      <w:proofErr w:type="spellEnd"/>
+      <w:r>
+        <w:t xml:space="preserve"> </w:t>
+      </w:r>
+      <w:proofErr w:type="spellStart"/>
+      <w:r>
+        <w:t>gabungan</w:t>
+      </w:r>
+      <w:proofErr w:type="spellEnd"/>
+      <w:r>
+        <w:t xml:space="preserve"> </w:t>
+      </w:r>
+      <w:proofErr w:type="spellStart"/>
+      <w:r>
+        <w:t>dari</w:t>
+      </w:r>
+      <w:proofErr w:type="spellEnd"/>
+      <w:r>
+        <w:t xml:space="preserve"> kata Kopi dan </w:t>
+      </w:r>
+      <w:proofErr w:type="spellStart"/>
+      <w:r>
+        <w:t>Keun</w:t>
+      </w:r>
+      <w:proofErr w:type="spellEnd"/>
+      <w:r>
+        <w:t xml:space="preserve">, yang </w:t>
+      </w:r>
+      <w:proofErr w:type="spellStart"/>
+      <w:r>
+        <w:t>mencerminkan</w:t>
+      </w:r>
+      <w:proofErr w:type="spellEnd"/>
+      <w:r>
+        <w:t xml:space="preserve"> </w:t>
+      </w:r>
+      <w:proofErr w:type="spellStart"/>
+      <w:r>
+        <w:t>identitas</w:t>
+      </w:r>
+      <w:proofErr w:type="spellEnd"/>
+      <w:r>
+        <w:t xml:space="preserve"> </w:t>
+      </w:r>
+      <w:proofErr w:type="spellStart"/>
+      <w:r>
+        <w:t>usaha</w:t>
+      </w:r>
+      <w:proofErr w:type="spellEnd"/>
+      <w:r>
+        <w:t xml:space="preserve"> </w:t>
+      </w:r>
+      <w:proofErr w:type="spellStart"/>
+      <w:r>
+        <w:t>sebagai</w:t>
+      </w:r>
+      <w:proofErr w:type="spellEnd"/>
+      <w:r>
+        <w:t xml:space="preserve"> </w:t>
+      </w:r>
+      <w:proofErr w:type="spellStart"/>
+      <w:r>
+        <w:t>penyedia</w:t>
+      </w:r>
+      <w:proofErr w:type="spellEnd"/>
+      <w:r>
+        <w:t xml:space="preserve"> </w:t>
+      </w:r>
+      <w:proofErr w:type="spellStart"/>
+      <w:r>
+        <w:t>minuman</w:t>
+      </w:r>
+      <w:proofErr w:type="spellEnd"/>
+      <w:r>
+        <w:t xml:space="preserve"> kopi. </w:t>
+      </w:r>
+      <w:proofErr w:type="spellStart"/>
+      <w:r>
+        <w:t>Selain</w:t>
+      </w:r>
+      <w:proofErr w:type="spellEnd"/>
+      <w:r>
+        <w:t xml:space="preserve"> </w:t>
+      </w:r>
+      <w:proofErr w:type="spellStart"/>
+      <w:r>
+        <w:t>itu</w:t>
+      </w:r>
+      <w:proofErr w:type="spellEnd"/>
+      <w:r>
+        <w:t xml:space="preserve">, Kopi </w:t>
+      </w:r>
+      <w:proofErr w:type="spellStart"/>
+      <w:r>
+        <w:t>Keliling</w:t>
+      </w:r>
+      <w:proofErr w:type="spellEnd"/>
+      <w:r>
+        <w:t xml:space="preserve"> </w:t>
+      </w:r>
+      <w:proofErr w:type="spellStart"/>
+      <w:r>
+        <w:t>Kopikeun</w:t>
+      </w:r>
+      <w:proofErr w:type="spellEnd"/>
+      <w:r>
+        <w:t xml:space="preserve"> </w:t>
+      </w:r>
+      <w:proofErr w:type="spellStart"/>
+      <w:r>
+        <w:t>memiliki</w:t>
+      </w:r>
+      <w:proofErr w:type="spellEnd"/>
+      <w:r>
+        <w:t xml:space="preserve"> slogan “</w:t>
+      </w:r>
+      <w:proofErr w:type="spellStart"/>
+      <w:r>
+        <w:t>Hudangkeun</w:t>
+      </w:r>
+      <w:proofErr w:type="spellEnd"/>
+      <w:r>
+        <w:t xml:space="preserve">, </w:t>
+      </w:r>
+      <w:proofErr w:type="spellStart"/>
+      <w:r>
+        <w:t>Rasakeun</w:t>
+      </w:r>
+      <w:proofErr w:type="spellEnd"/>
+      <w:r>
+        <w:t xml:space="preserve">, </w:t>
+      </w:r>
+      <w:proofErr w:type="spellStart"/>
+      <w:r>
+        <w:t>KopiKeun</w:t>
+      </w:r>
+      <w:proofErr w:type="spellEnd"/>
+      <w:r>
+        <w:t xml:space="preserve">” yang </w:t>
+      </w:r>
+      <w:proofErr w:type="spellStart"/>
+      <w:r>
+        <w:t>menjadi</w:t>
+      </w:r>
+      <w:proofErr w:type="spellEnd"/>
+      <w:r>
+        <w:t xml:space="preserve"> </w:t>
+      </w:r>
+      <w:proofErr w:type="spellStart"/>
+      <w:r>
+        <w:t>bagian</w:t>
+      </w:r>
+      <w:proofErr w:type="spellEnd"/>
+      <w:r>
+        <w:t xml:space="preserve"> </w:t>
+      </w:r>
+      <w:proofErr w:type="spellStart"/>
+      <w:r>
+        <w:t>dari</w:t>
+      </w:r>
+      <w:proofErr w:type="spellEnd"/>
+      <w:r>
+        <w:t xml:space="preserve"> </w:t>
+      </w:r>
+      <w:proofErr w:type="spellStart"/>
+      <w:r>
+        <w:t>identitas</w:t>
+      </w:r>
+      <w:proofErr w:type="spellEnd"/>
+      <w:r>
+        <w:t xml:space="preserve"> </w:t>
+      </w:r>
+      <w:proofErr w:type="spellStart"/>
+      <w:r>
+        <w:t>usaha</w:t>
+      </w:r>
+      <w:proofErr w:type="spellEnd"/>
+      <w:r>
+        <w:t xml:space="preserve"> </w:t>
+      </w:r>
+      <w:proofErr w:type="spellStart"/>
+      <w:r>
+        <w:t>dalam</w:t>
+      </w:r>
+      <w:proofErr w:type="spellEnd"/>
+      <w:r>
+        <w:t xml:space="preserve"> </w:t>
+      </w:r>
+      <w:proofErr w:type="spellStart"/>
+      <w:r>
+        <w:t>menyampaikan</w:t>
+      </w:r>
+      <w:proofErr w:type="spellEnd"/>
+      <w:r>
+        <w:t xml:space="preserve"> </w:t>
+      </w:r>
+      <w:proofErr w:type="spellStart"/>
+      <w:r>
+        <w:t>karakter</w:t>
+      </w:r>
+      <w:proofErr w:type="spellEnd"/>
+      <w:r>
+        <w:t xml:space="preserve"> dan </w:t>
+      </w:r>
+      <w:proofErr w:type="spellStart"/>
+      <w:r>
+        <w:t>konsep</w:t>
+      </w:r>
+      <w:proofErr w:type="spellEnd"/>
+      <w:r>
+        <w:t xml:space="preserve"> </w:t>
+      </w:r>
+      <w:proofErr w:type="spellStart"/>
+      <w:r>
+        <w:t>produknya</w:t>
+      </w:r>
+      <w:proofErr w:type="spellEnd"/>
+      <w:r>
+        <w:t xml:space="preserve"> </w:t>
+      </w:r>
+      <w:proofErr w:type="spellStart"/>
+      <w:r>
+        <w:t>kepada</w:t>
+      </w:r>
+      <w:proofErr w:type="spellEnd"/>
+      <w:r>
+        <w:t xml:space="preserve"> </w:t>
+      </w:r>
+      <w:proofErr w:type="spellStart"/>
+      <w:r>
+        <w:t>pelanggan</w:t>
+      </w:r>
+      <w:proofErr w:type="spellEnd"/>
+      <w:r>
+        <w:t>.</w:t>
+      </w:r>
+    </w:p>
+    <w:p>
+      <w:pPr>
+        <w:keepNext/>
+        <w:ind w:firstLine="0"/>
+        <w:jc w:val="center"/>
+      </w:pPr>
+      <w:r>
+        <w:rPr>
+          <w:noProof/>
+        </w:rPr>
+        <w:drawing>
+          <wp:inline distT="0" distB="0" distL="0" distR="0" wp14:anchorId="4A033D91" wp14:editId="4AEE8935">
+            <wp:extent cx="2442244" cy="1559708"/>
+            <wp:effectExtent l="0" t="0" r="0" b="2540"/>
+            <wp:docPr id="4" name="Picture 4" descr="A brown logo with a white background"/>
+            <wp:cNvGraphicFramePr>
+              <a:graphicFrameLocks xmlns:a="http://schemas.openxmlformats.org/drawingml/2006/main" noChangeAspect="1"/>
+            </wp:cNvGraphicFramePr>
+            <a:graphic xmlns:a="http://schemas.openxmlformats.org/drawingml/2006/main">
+              <a:graphicData uri="http://schemas.openxmlformats.org/drawingml/2006/picture">
+                <pic:pic xmlns:pic="http://schemas.openxmlformats.org/drawingml/2006/picture">
+                  <pic:nvPicPr>
+                    <pic:cNvPr id="4" name="Picture 4" descr="A brown logo with a white background"/>
+                    <pic:cNvPicPr/>
+                  </pic:nvPicPr>
+                  <pic:blipFill>
+                    <a:blip r:embed="rId14" cstate="print">
+                      <a:extLst>
+                        <a:ext uri="{28A0092B-C50C-407E-A947-70E740481C1C}">
+                          <a14:useLocalDpi xmlns:a14="http://schemas.microsoft.com/office/drawing/2010/main" val="0"/>
+                        </a:ext>
+                      </a:extLst>
+                    </a:blip>
+                    <a:stretch>
+                      <a:fillRect/>
+                    </a:stretch>
+                  </pic:blipFill>
+                  <pic:spPr>
+                    <a:xfrm>
+                      <a:off x="0" y="0"/>
+                      <a:ext cx="2455215" cy="1567992"/>
+                    </a:xfrm>
+                    <a:prstGeom prst="rect">
+                      <a:avLst/>
+                    </a:prstGeom>
+                  </pic:spPr>
+                </pic:pic>
+              </a:graphicData>
+            </a:graphic>
+          </wp:inline>
+        </w:drawing>
+      </w:r>
+    </w:p>
+    <w:p>
+      <w:pPr>
+        <w:pStyle w:val="Caption"/>
+      </w:pPr>
+      <w:r>
+        <w:t>Gambar 2.</w:t>
+      </w:r>
+      <w:r>
+        <w:fldChar w:fldCharType="begin"/>
+      </w:r>
+      <w:r>
+        <w:instrText xml:space="preserve"> SEQ Gambar \* ARABIC \s 1 </w:instrText>
+      </w:r>
+      <w:r>
+        <w:fldChar w:fldCharType="separate"/>
+      </w:r>
+      <w:r>
+        <w:rPr>
+          <w:noProof/>
+        </w:rPr>
+        <w:t>7</w:t>
+      </w:r>
+      <w:r>
+        <w:fldChar w:fldCharType="end"/>
+      </w:r>
+      <w:r>
+        <w:t xml:space="preserve"> Logo </w:t>
+      </w:r>
+      <w:proofErr w:type="spellStart"/>
+      <w:r>
+        <w:t>KopiKeun</w:t>
+      </w:r>
+      <w:proofErr w:type="spellEnd"/>
+    </w:p>
+    <w:p>
+      <w:pPr>
+        <w:pStyle w:val="Heading2"/>
+      </w:pPr>
+      <w:proofErr w:type="spellStart"/>
+      <w:r>
+        <w:lastRenderedPageBreak/>
+        <w:t>Denah</w:t>
+      </w:r>
+      <w:proofErr w:type="spellEnd"/>
+      <w:r>
+        <w:t xml:space="preserve"> Lokasi</w:t>
+      </w:r>
+    </w:p>
+    <w:p>
+      <w:r>
+        <w:t xml:space="preserve">Kopi </w:t>
+      </w:r>
+      <w:proofErr w:type="spellStart"/>
+      <w:r>
+        <w:t>Keliling</w:t>
+      </w:r>
+      <w:proofErr w:type="spellEnd"/>
+      <w:r>
+        <w:t xml:space="preserve"> </w:t>
+      </w:r>
+      <w:proofErr w:type="spellStart"/>
+      <w:r>
+        <w:t>Kopikeun</w:t>
+      </w:r>
+      <w:proofErr w:type="spellEnd"/>
+      <w:r>
+        <w:t xml:space="preserve"> </w:t>
+      </w:r>
+      <w:proofErr w:type="spellStart"/>
+      <w:r>
+        <w:t>berlokasi</w:t>
+      </w:r>
+      <w:proofErr w:type="spellEnd"/>
+      <w:r>
+        <w:t xml:space="preserve"> di wilayah </w:t>
+      </w:r>
+      <w:proofErr w:type="spellStart"/>
+      <w:r>
+        <w:t>Kecamatan</w:t>
+      </w:r>
+      <w:proofErr w:type="spellEnd"/>
+      <w:r>
+        <w:t xml:space="preserve"> </w:t>
+      </w:r>
+      <w:proofErr w:type="spellStart"/>
+      <w:r>
+        <w:t>Cibeber</w:t>
+      </w:r>
+      <w:proofErr w:type="spellEnd"/>
+      <w:r>
+        <w:t xml:space="preserve">, </w:t>
+      </w:r>
+      <w:proofErr w:type="spellStart"/>
+      <w:r>
+        <w:t>Kabupaten</w:t>
+      </w:r>
+      <w:proofErr w:type="spellEnd"/>
+      <w:r>
+        <w:t xml:space="preserve"> </w:t>
+      </w:r>
+      <w:proofErr w:type="spellStart"/>
+      <w:r>
+        <w:t>Cianjur</w:t>
+      </w:r>
+      <w:proofErr w:type="spellEnd"/>
+      <w:r>
+        <w:t xml:space="preserve">, </w:t>
+      </w:r>
+      <w:proofErr w:type="spellStart"/>
+      <w:r>
+        <w:t>Jawa</w:t>
+      </w:r>
+      <w:proofErr w:type="spellEnd"/>
+      <w:r>
+        <w:t xml:space="preserve"> Barat. Lokasi </w:t>
+      </w:r>
+      <w:proofErr w:type="spellStart"/>
+      <w:r>
+        <w:t>usaha</w:t>
+      </w:r>
+      <w:proofErr w:type="spellEnd"/>
+      <w:r>
+        <w:t xml:space="preserve"> </w:t>
+      </w:r>
+      <w:proofErr w:type="spellStart"/>
+      <w:r>
+        <w:t>berada</w:t>
+      </w:r>
+      <w:proofErr w:type="spellEnd"/>
+      <w:r>
+        <w:t xml:space="preserve"> di </w:t>
+      </w:r>
+      <w:proofErr w:type="spellStart"/>
+      <w:r>
+        <w:t>kawasan</w:t>
+      </w:r>
+      <w:proofErr w:type="spellEnd"/>
+      <w:r>
+        <w:t xml:space="preserve"> yang </w:t>
+      </w:r>
+      <w:proofErr w:type="spellStart"/>
+      <w:r>
+        <w:t>dapat</w:t>
+      </w:r>
+      <w:proofErr w:type="spellEnd"/>
+      <w:r>
+        <w:t xml:space="preserve"> </w:t>
+      </w:r>
+      <w:proofErr w:type="spellStart"/>
+      <w:r>
+        <w:t>dijangkau</w:t>
+      </w:r>
+      <w:proofErr w:type="spellEnd"/>
+      <w:r>
+        <w:t xml:space="preserve"> oleh </w:t>
+      </w:r>
+      <w:proofErr w:type="spellStart"/>
+      <w:r>
+        <w:t>masyarakat</w:t>
+      </w:r>
+      <w:proofErr w:type="spellEnd"/>
+      <w:r>
+        <w:t xml:space="preserve"> </w:t>
+      </w:r>
+      <w:proofErr w:type="spellStart"/>
+      <w:r>
+        <w:t>sekitar</w:t>
+      </w:r>
+      <w:proofErr w:type="spellEnd"/>
+      <w:r>
+        <w:t xml:space="preserve"> dan </w:t>
+      </w:r>
+      <w:proofErr w:type="spellStart"/>
+      <w:r>
+        <w:t>mendukung</w:t>
+      </w:r>
+      <w:proofErr w:type="spellEnd"/>
+      <w:r>
+        <w:t xml:space="preserve"> </w:t>
+      </w:r>
+      <w:proofErr w:type="spellStart"/>
+      <w:r>
+        <w:t>kegiatan</w:t>
+      </w:r>
+      <w:proofErr w:type="spellEnd"/>
+      <w:r>
+        <w:t xml:space="preserve"> </w:t>
+      </w:r>
+      <w:proofErr w:type="spellStart"/>
+      <w:r>
+        <w:t>operasional</w:t>
+      </w:r>
+      <w:proofErr w:type="spellEnd"/>
+      <w:r>
+        <w:t xml:space="preserve"> </w:t>
+      </w:r>
+      <w:proofErr w:type="spellStart"/>
+      <w:r>
+        <w:t>usaha</w:t>
+      </w:r>
+      <w:proofErr w:type="spellEnd"/>
+      <w:r>
+        <w:t xml:space="preserve"> kopi </w:t>
+      </w:r>
+      <w:proofErr w:type="spellStart"/>
+      <w:r>
+        <w:t>keliling</w:t>
+      </w:r>
+      <w:proofErr w:type="spellEnd"/>
+      <w:r>
+        <w:t>.</w:t>
+      </w:r>
+    </w:p>
+    <w:p>
+      <w:proofErr w:type="spellStart"/>
+      <w:r>
+        <w:t>Akses</w:t>
+      </w:r>
+      <w:proofErr w:type="spellEnd"/>
+      <w:r>
+        <w:t xml:space="preserve"> </w:t>
+      </w:r>
+      <w:proofErr w:type="spellStart"/>
+      <w:r>
+        <w:t>menuju</w:t>
+      </w:r>
+      <w:proofErr w:type="spellEnd"/>
+      <w:r>
+        <w:t xml:space="preserve"> </w:t>
+      </w:r>
+      <w:proofErr w:type="spellStart"/>
+      <w:r>
+        <w:t>lokasi</w:t>
+      </w:r>
+      <w:proofErr w:type="spellEnd"/>
+      <w:r>
+        <w:t xml:space="preserve"> </w:t>
+      </w:r>
+      <w:proofErr w:type="spellStart"/>
+      <w:r>
+        <w:t>dapat</w:t>
+      </w:r>
+      <w:proofErr w:type="spellEnd"/>
+      <w:r>
+        <w:t xml:space="preserve"> </w:t>
+      </w:r>
+      <w:proofErr w:type="spellStart"/>
+      <w:r>
+        <w:t>ditempuh</w:t>
+      </w:r>
+      <w:proofErr w:type="spellEnd"/>
+      <w:r>
+        <w:t xml:space="preserve"> </w:t>
+      </w:r>
+      <w:proofErr w:type="spellStart"/>
+      <w:r>
+        <w:t>menggunakan</w:t>
+      </w:r>
+      <w:proofErr w:type="spellEnd"/>
+      <w:r>
+        <w:t xml:space="preserve"> </w:t>
+      </w:r>
+      <w:proofErr w:type="spellStart"/>
+      <w:r>
+        <w:t>kendaraan</w:t>
+      </w:r>
+      <w:proofErr w:type="spellEnd"/>
+      <w:r>
+        <w:t xml:space="preserve"> </w:t>
+      </w:r>
+      <w:proofErr w:type="spellStart"/>
+      <w:r>
+        <w:t>roda</w:t>
+      </w:r>
+      <w:proofErr w:type="spellEnd"/>
+      <w:r>
+        <w:t xml:space="preserve"> dua </w:t>
+      </w:r>
+      <w:proofErr w:type="spellStart"/>
+      <w:r>
+        <w:t>maupun</w:t>
+      </w:r>
+      <w:proofErr w:type="spellEnd"/>
+      <w:r>
+        <w:t xml:space="preserve"> </w:t>
+      </w:r>
+      <w:proofErr w:type="spellStart"/>
+      <w:r>
+        <w:t>roda</w:t>
+      </w:r>
+      <w:proofErr w:type="spellEnd"/>
+      <w:r>
+        <w:t xml:space="preserve"> </w:t>
+      </w:r>
+      <w:proofErr w:type="spellStart"/>
+      <w:r>
+        <w:t>empat</w:t>
+      </w:r>
+      <w:proofErr w:type="spellEnd"/>
+      <w:r>
+        <w:t xml:space="preserve">. Lokasi </w:t>
+      </w:r>
+      <w:proofErr w:type="spellStart"/>
+      <w:r>
+        <w:t>usaha</w:t>
+      </w:r>
+      <w:proofErr w:type="spellEnd"/>
+      <w:r>
+        <w:t xml:space="preserve"> juga </w:t>
+      </w:r>
+      <w:proofErr w:type="spellStart"/>
+      <w:r>
+        <w:t>dapat</w:t>
+      </w:r>
+      <w:proofErr w:type="spellEnd"/>
+      <w:r>
+        <w:t xml:space="preserve"> </w:t>
+      </w:r>
+      <w:proofErr w:type="spellStart"/>
+      <w:r>
+        <w:t>ditemukan</w:t>
+      </w:r>
+      <w:proofErr w:type="spellEnd"/>
+      <w:r>
+        <w:t xml:space="preserve"> </w:t>
+      </w:r>
+      <w:proofErr w:type="spellStart"/>
+      <w:r>
+        <w:t>melalui</w:t>
+      </w:r>
+      <w:proofErr w:type="spellEnd"/>
+      <w:r>
+        <w:t xml:space="preserve"> </w:t>
+      </w:r>
+      <w:proofErr w:type="spellStart"/>
+      <w:r>
+        <w:t>aplikasi</w:t>
+      </w:r>
+      <w:proofErr w:type="spellEnd"/>
+      <w:r>
+        <w:t xml:space="preserve"> </w:t>
+      </w:r>
+      <w:proofErr w:type="spellStart"/>
+      <w:r>
+        <w:t>navigasi</w:t>
+      </w:r>
+      <w:proofErr w:type="spellEnd"/>
+      <w:r>
+        <w:t xml:space="preserve"> </w:t>
+      </w:r>
+      <w:proofErr w:type="spellStart"/>
+      <w:r>
+        <w:t>seperti</w:t>
+      </w:r>
+      <w:proofErr w:type="spellEnd"/>
+      <w:r>
+        <w:t xml:space="preserve"> Google Maps </w:t>
+      </w:r>
+      <w:proofErr w:type="spellStart"/>
+      <w:r>
+        <w:t>sehingga</w:t>
+      </w:r>
+      <w:proofErr w:type="spellEnd"/>
+      <w:r>
+        <w:t xml:space="preserve"> </w:t>
+      </w:r>
+      <w:proofErr w:type="spellStart"/>
+      <w:r>
+        <w:t>memudahkan</w:t>
+      </w:r>
+      <w:proofErr w:type="spellEnd"/>
+      <w:r>
+        <w:t xml:space="preserve"> </w:t>
+      </w:r>
+      <w:proofErr w:type="spellStart"/>
+      <w:r>
+        <w:t>pemilik</w:t>
+      </w:r>
+      <w:proofErr w:type="spellEnd"/>
+      <w:r>
+        <w:t xml:space="preserve">, </w:t>
+      </w:r>
+      <w:proofErr w:type="spellStart"/>
+      <w:r>
+        <w:t>karyawan</w:t>
+      </w:r>
+      <w:proofErr w:type="spellEnd"/>
+      <w:r>
+        <w:t xml:space="preserve">, </w:t>
+      </w:r>
+      <w:proofErr w:type="spellStart"/>
+      <w:r>
+        <w:t>maupun</w:t>
+      </w:r>
+      <w:proofErr w:type="spellEnd"/>
+      <w:r>
+        <w:t xml:space="preserve"> </w:t>
+      </w:r>
+      <w:proofErr w:type="spellStart"/>
+      <w:r>
+        <w:t>pihak</w:t>
+      </w:r>
+      <w:proofErr w:type="spellEnd"/>
+      <w:r>
+        <w:t xml:space="preserve"> lain yang </w:t>
+      </w:r>
+      <w:proofErr w:type="spellStart"/>
+      <w:r>
+        <w:t>berkepentingan</w:t>
+      </w:r>
+      <w:proofErr w:type="spellEnd"/>
+      <w:r>
+        <w:t xml:space="preserve"> </w:t>
+      </w:r>
+      <w:proofErr w:type="spellStart"/>
+      <w:r>
+        <w:t>untuk</w:t>
+      </w:r>
+      <w:proofErr w:type="spellEnd"/>
+      <w:r>
+        <w:t xml:space="preserve"> </w:t>
+      </w:r>
+      <w:proofErr w:type="spellStart"/>
+      <w:r>
+        <w:t>menuju</w:t>
+      </w:r>
+      <w:proofErr w:type="spellEnd"/>
+      <w:r>
+        <w:t xml:space="preserve"> </w:t>
+      </w:r>
+      <w:proofErr w:type="spellStart"/>
+      <w:r>
+        <w:t>lokasi</w:t>
+      </w:r>
+      <w:proofErr w:type="spellEnd"/>
+      <w:r>
+        <w:t xml:space="preserve">. </w:t>
+      </w:r>
+      <w:proofErr w:type="spellStart"/>
+      <w:r>
+        <w:t>Denah</w:t>
+      </w:r>
+      <w:proofErr w:type="spellEnd"/>
+      <w:r>
+        <w:t xml:space="preserve"> </w:t>
+      </w:r>
+      <w:proofErr w:type="spellStart"/>
+      <w:r>
+        <w:t>lokasi</w:t>
+      </w:r>
+      <w:proofErr w:type="spellEnd"/>
+      <w:r>
+        <w:t xml:space="preserve"> Kopi </w:t>
+      </w:r>
+      <w:proofErr w:type="spellStart"/>
+      <w:r>
+        <w:t>Keliling</w:t>
+      </w:r>
+      <w:proofErr w:type="spellEnd"/>
+      <w:r>
+        <w:t xml:space="preserve"> </w:t>
+      </w:r>
+      <w:proofErr w:type="spellStart"/>
+      <w:r>
+        <w:t>Kopikeun</w:t>
+      </w:r>
+      <w:proofErr w:type="spellEnd"/>
+      <w:r>
+        <w:t xml:space="preserve"> </w:t>
+      </w:r>
+      <w:proofErr w:type="spellStart"/>
+      <w:r>
+        <w:t>dapat</w:t>
+      </w:r>
+      <w:proofErr w:type="spellEnd"/>
+      <w:r>
+        <w:t xml:space="preserve"> </w:t>
+      </w:r>
+      <w:proofErr w:type="spellStart"/>
+      <w:r>
+        <w:t>dilihat</w:t>
+      </w:r>
+      <w:proofErr w:type="spellEnd"/>
+      <w:r>
+        <w:t xml:space="preserve"> pada Gambar 2.</w:t>
+      </w:r>
+      <w:r>
+        <w:t>8.</w:t>
+      </w:r>
+    </w:p>
+    <w:p>
+      <w:pPr>
+        <w:keepNext/>
+        <w:ind w:firstLine="0"/>
+        <w:jc w:val="center"/>
+      </w:pPr>
+      <w:r>
+        <w:rPr>
+          <w:noProof/>
+        </w:rPr>
+        <w:drawing>
+          <wp:inline distT="0" distB="0" distL="0" distR="0" wp14:anchorId="4BC06FBB" wp14:editId="0A968164">
+            <wp:extent cx="5255895" cy="3550285"/>
+            <wp:effectExtent l="0" t="0" r="1905" b="0"/>
+            <wp:docPr id="5" name="Picture 5" descr="A map with a red marker&#10;&#10;AI-generated content may be incorrect."/>
+            <wp:cNvGraphicFramePr>
+              <a:graphicFrameLocks xmlns:a="http://schemas.openxmlformats.org/drawingml/2006/main" noChangeAspect="1"/>
+            </wp:cNvGraphicFramePr>
+            <a:graphic xmlns:a="http://schemas.openxmlformats.org/drawingml/2006/main">
+              <a:graphicData uri="http://schemas.openxmlformats.org/drawingml/2006/picture">
+                <pic:pic xmlns:pic="http://schemas.openxmlformats.org/drawingml/2006/picture">
+                  <pic:nvPicPr>
+                    <pic:cNvPr id="5" name="Picture 5" descr="A map with a red marker&#10;&#10;AI-generated content may be incorrect."/>
+                    <pic:cNvPicPr/>
+                  </pic:nvPicPr>
+                  <pic:blipFill>
+                    <a:blip r:embed="rId15" cstate="print">
+                      <a:extLst>
+                        <a:ext uri="{28A0092B-C50C-407E-A947-70E740481C1C}">
+                          <a14:useLocalDpi xmlns:a14="http://schemas.microsoft.com/office/drawing/2010/main" val="0"/>
+                        </a:ext>
+                      </a:extLst>
+                    </a:blip>
+                    <a:stretch>
+                      <a:fillRect/>
+                    </a:stretch>
+                  </pic:blipFill>
+                  <pic:spPr>
+                    <a:xfrm>
+                      <a:off x="0" y="0"/>
+                      <a:ext cx="5255895" cy="3550285"/>
+                    </a:xfrm>
+                    <a:prstGeom prst="rect">
+                      <a:avLst/>
+                    </a:prstGeom>
+                  </pic:spPr>
+                </pic:pic>
+              </a:graphicData>
+            </a:graphic>
+          </wp:inline>
+        </w:drawing>
+      </w:r>
+    </w:p>
+    <w:p>
+      <w:pPr>
+        <w:pStyle w:val="Caption"/>
+      </w:pPr>
+      <w:r>
+        <w:t>Gambar 2.</w:t>
+      </w:r>
+      <w:r>
+        <w:fldChar w:fldCharType="begin"/>
+      </w:r>
+      <w:r>
+        <w:instrText xml:space="preserve"> SEQ Gambar \* ARABIC \s 1 </w:instrText>
+      </w:r>
+      <w:r>
+        <w:fldChar w:fldCharType="separate"/>
+      </w:r>
+      <w:r>
+        <w:rPr>
+          <w:noProof/>
+        </w:rPr>
+        <w:t>8</w:t>
+      </w:r>
+      <w:r>
+        <w:fldChar w:fldCharType="end"/>
+      </w:r>
+      <w:r>
+        <w:t xml:space="preserve"> </w:t>
+      </w:r>
+      <w:proofErr w:type="spellStart"/>
+      <w:r>
+        <w:t>Denah</w:t>
+      </w:r>
+      <w:proofErr w:type="spellEnd"/>
+      <w:r>
+        <w:t xml:space="preserve"> Lokasi </w:t>
+      </w:r>
+      <w:proofErr w:type="spellStart"/>
+      <w:r>
+        <w:t>KopiKeun</w:t>
+      </w:r>
+      <w:proofErr w:type="spellEnd"/>
     </w:p>
     <w:p/>
     <w:p/>
@@ -28309,16 +30128,6 @@
     <w:p/>
     <w:p/>
     <w:p/>
-    <w:p/>
-    <w:p/>
-    <w:p/>
-    <w:p/>
-    <w:p/>
-    <w:p/>
-    <w:p/>
-    <w:p/>
-    <w:p/>
-    <w:p/>
     <w:p>
       <w:pPr>
         <w:ind w:firstLine="0"/>
@@ -28641,12 +30450,25 @@
       </w:r>
       <w:proofErr w:type="spellEnd"/>
       <w:r>
-        <w:t xml:space="preserve"> (Maulana, S., &amp; Haryono, 2023).</w:t>
+        <w:t xml:space="preserve"> (Maulana, S., &amp; </w:t>
+      </w:r>
+      <w:proofErr w:type="spellStart"/>
+      <w:r>
+        <w:t>Haryono</w:t>
+      </w:r>
+      <w:proofErr w:type="spellEnd"/>
+      <w:r>
+        <w:t>, 2023).</w:t>
       </w:r>
     </w:p>
     <w:p>
-      <w:r>
-        <w:t xml:space="preserve">Selain </w:t>
+      <w:proofErr w:type="spellStart"/>
+      <w:r>
+        <w:t>Selain</w:t>
+      </w:r>
+      <w:proofErr w:type="spellEnd"/>
+      <w:r>
+        <w:t xml:space="preserve"> </w:t>
       </w:r>
       <w:proofErr w:type="spellStart"/>
       <w:r>
@@ -29393,7 +31215,15 @@
       </w:r>
       <w:proofErr w:type="spellEnd"/>
       <w:r>
-        <w:t xml:space="preserve"> Kopikeun. </w:t>
+        <w:t xml:space="preserve"> </w:t>
+      </w:r>
+      <w:proofErr w:type="spellStart"/>
+      <w:r>
+        <w:t>Kopikeun</w:t>
+      </w:r>
+      <w:proofErr w:type="spellEnd"/>
+      <w:r>
+        <w:t xml:space="preserve">. </w:t>
       </w:r>
       <w:proofErr w:type="spellStart"/>
       <w:r>
@@ -29641,7 +31471,15 @@
     </w:p>
     <w:p>
       <w:r>
-        <w:t xml:space="preserve">Usaha Mikro, Kecil, dan </w:t>
+        <w:t xml:space="preserve">Usaha </w:t>
+      </w:r>
+      <w:proofErr w:type="spellStart"/>
+      <w:r>
+        <w:t>Mikro</w:t>
+      </w:r>
+      <w:proofErr w:type="spellEnd"/>
+      <w:r>
+        <w:t xml:space="preserve">, Kecil, dan </w:t>
       </w:r>
       <w:proofErr w:type="spellStart"/>
       <w:r>
@@ -29934,8 +31772,13 @@
       </w:r>
     </w:p>
     <w:p>
-      <w:r>
-        <w:t xml:space="preserve">Seiring </w:t>
+      <w:proofErr w:type="spellStart"/>
+      <w:r>
+        <w:t>Seiring</w:t>
+      </w:r>
+      <w:proofErr w:type="spellEnd"/>
+      <w:r>
+        <w:t xml:space="preserve"> </w:t>
       </w:r>
       <w:proofErr w:type="spellStart"/>
       <w:r>
@@ -30283,8 +32126,13 @@
       </w:r>
     </w:p>
     <w:p>
-      <w:r>
-        <w:t xml:space="preserve">Selain </w:t>
+      <w:proofErr w:type="spellStart"/>
+      <w:r>
+        <w:t>Selain</w:t>
+      </w:r>
+      <w:proofErr w:type="spellEnd"/>
+      <w:r>
+        <w:t xml:space="preserve"> </w:t>
       </w:r>
       <w:proofErr w:type="spellStart"/>
       <w:r>
@@ -30580,7 +32428,15 @@
       </w:r>
       <w:proofErr w:type="spellEnd"/>
       <w:r>
-        <w:t xml:space="preserve"> (Pratama et al., 2024).</w:t>
+        <w:t xml:space="preserve"> (</w:t>
+      </w:r>
+      <w:proofErr w:type="spellStart"/>
+      <w:r>
+        <w:t>Pratama</w:t>
+      </w:r>
+      <w:proofErr w:type="spellEnd"/>
+      <w:r>
+        <w:t xml:space="preserve"> et al., 2024).</w:t>
       </w:r>
     </w:p>
     <w:p/>
@@ -30818,7 +32674,15 @@
       </w:r>
       <w:proofErr w:type="spellEnd"/>
       <w:r>
-        <w:t xml:space="preserve">. Dengan </w:t>
+        <w:t xml:space="preserve">. </w:t>
+      </w:r>
+      <w:proofErr w:type="spellStart"/>
+      <w:r>
+        <w:t>Dengan</w:t>
+      </w:r>
+      <w:proofErr w:type="spellEnd"/>
+      <w:r>
+        <w:t xml:space="preserve"> </w:t>
       </w:r>
       <w:proofErr w:type="spellStart"/>
       <w:r>
@@ -31117,7 +32981,15 @@
       </w:r>
       <w:proofErr w:type="spellEnd"/>
       <w:r>
-        <w:t xml:space="preserve"> (e-commerce). Selain </w:t>
+        <w:t xml:space="preserve"> (e-commerce). </w:t>
+      </w:r>
+      <w:proofErr w:type="spellStart"/>
+      <w:r>
+        <w:t>Selain</w:t>
+      </w:r>
+      <w:proofErr w:type="spellEnd"/>
+      <w:r>
+        <w:t xml:space="preserve"> </w:t>
       </w:r>
       <w:proofErr w:type="spellStart"/>
       <w:r>
@@ -32213,8 +34085,13 @@
       </w:r>
     </w:p>
     <w:p>
-      <w:r>
-        <w:t xml:space="preserve">Dengan </w:t>
+      <w:proofErr w:type="spellStart"/>
+      <w:r>
+        <w:t>Dengan</w:t>
+      </w:r>
+      <w:proofErr w:type="spellEnd"/>
+      <w:r>
+        <w:t xml:space="preserve"> </w:t>
       </w:r>
       <w:proofErr w:type="spellStart"/>
       <w:r>
@@ -32749,7 +34626,15 @@
       </w:r>
       <w:proofErr w:type="spellEnd"/>
       <w:r>
-        <w:t xml:space="preserve"> (Siregar et al., 2024; Putri et al., 2023).</w:t>
+        <w:t xml:space="preserve"> (</w:t>
+      </w:r>
+      <w:proofErr w:type="spellStart"/>
+      <w:r>
+        <w:t>Siregar</w:t>
+      </w:r>
+      <w:proofErr w:type="spellEnd"/>
+      <w:r>
+        <w:t xml:space="preserve"> et al., 2024; Putri et al., 2023).</w:t>
       </w:r>
     </w:p>
     <w:p>
@@ -32850,7 +34735,15 @@
       </w:r>
       <w:proofErr w:type="spellEnd"/>
       <w:r>
-        <w:t xml:space="preserve">. Dengan </w:t>
+        <w:t xml:space="preserve">. </w:t>
+      </w:r>
+      <w:proofErr w:type="spellStart"/>
+      <w:r>
+        <w:t>Dengan</w:t>
+      </w:r>
+      <w:proofErr w:type="spellEnd"/>
+      <w:r>
+        <w:t xml:space="preserve"> </w:t>
       </w:r>
       <w:proofErr w:type="spellStart"/>
       <w:r>
@@ -32986,12 +34879,25 @@
       </w:r>
       <w:proofErr w:type="spellEnd"/>
       <w:r>
-        <w:t xml:space="preserve"> (Siregar et al., 2024).</w:t>
+        <w:t xml:space="preserve"> (</w:t>
+      </w:r>
+      <w:proofErr w:type="spellStart"/>
+      <w:r>
+        <w:t>Siregar</w:t>
+      </w:r>
+      <w:proofErr w:type="spellEnd"/>
+      <w:r>
+        <w:t xml:space="preserve"> et al., 2024).</w:t>
       </w:r>
     </w:p>
     <w:p>
-      <w:r>
-        <w:t xml:space="preserve">Selain </w:t>
+      <w:proofErr w:type="spellStart"/>
+      <w:r>
+        <w:t>Selain</w:t>
+      </w:r>
+      <w:proofErr w:type="spellEnd"/>
+      <w:r>
+        <w:t xml:space="preserve"> </w:t>
       </w:r>
       <w:proofErr w:type="spellStart"/>
       <w:r>
@@ -33289,8 +35195,13 @@
       <w:pPr>
         <w:pStyle w:val="Heading2"/>
       </w:pPr>
-      <w:r>
-        <w:t xml:space="preserve">Metode </w:t>
+      <w:proofErr w:type="spellStart"/>
+      <w:r>
+        <w:t>Metode</w:t>
+      </w:r>
+      <w:proofErr w:type="spellEnd"/>
+      <w:r>
+        <w:t xml:space="preserve"> </w:t>
       </w:r>
       <w:proofErr w:type="spellStart"/>
       <w:r>
@@ -33307,8 +35218,13 @@
       <w:proofErr w:type="spellEnd"/>
     </w:p>
     <w:p>
-      <w:r>
-        <w:t xml:space="preserve">Metode </w:t>
+      <w:proofErr w:type="spellStart"/>
+      <w:r>
+        <w:t>Metode</w:t>
+      </w:r>
+      <w:proofErr w:type="spellEnd"/>
+      <w:r>
+        <w:t xml:space="preserve"> </w:t>
       </w:r>
       <w:proofErr w:type="spellStart"/>
       <w:r>
@@ -33516,7 +35432,15 @@
       </w:r>
       <w:proofErr w:type="spellEnd"/>
       <w:r>
-        <w:t xml:space="preserve">. Metode </w:t>
+        <w:t xml:space="preserve">. </w:t>
+      </w:r>
+      <w:proofErr w:type="spellStart"/>
+      <w:r>
+        <w:t>Metode</w:t>
+      </w:r>
+      <w:proofErr w:type="spellEnd"/>
+      <w:r>
+        <w:t xml:space="preserve"> </w:t>
       </w:r>
       <w:proofErr w:type="spellStart"/>
       <w:r>
@@ -35203,9 +37127,14 @@
       </w:r>
     </w:p>
     <w:p>
+      <w:proofErr w:type="spellStart"/>
       <w:r>
         <w:lastRenderedPageBreak/>
-        <w:t xml:space="preserve">Tujuan </w:t>
+        <w:t>Tujuan</w:t>
+      </w:r>
+      <w:proofErr w:type="spellEnd"/>
+      <w:r>
+        <w:t xml:space="preserve"> </w:t>
       </w:r>
       <w:proofErr w:type="spellStart"/>
       <w:r>
@@ -35341,7 +37270,15 @@
       </w:r>
       <w:proofErr w:type="spellEnd"/>
       <w:r>
-        <w:t xml:space="preserve">. Selain </w:t>
+        <w:t xml:space="preserve">. </w:t>
+      </w:r>
+      <w:proofErr w:type="spellStart"/>
+      <w:r>
+        <w:t>Selain</w:t>
+      </w:r>
+      <w:proofErr w:type="spellEnd"/>
+      <w:r>
+        <w:t xml:space="preserve"> </w:t>
       </w:r>
       <w:proofErr w:type="spellStart"/>
       <w:r>
@@ -36095,7 +38032,15 @@
       </w:r>
       <w:proofErr w:type="spellEnd"/>
       <w:r>
-        <w:t xml:space="preserve"> (Rosa &amp; Shalahuddin, 2018).</w:t>
+        <w:t xml:space="preserve"> (Rosa &amp; </w:t>
+      </w:r>
+      <w:proofErr w:type="spellStart"/>
+      <w:r>
+        <w:t>Shalahuddin</w:t>
+      </w:r>
+      <w:proofErr w:type="spellEnd"/>
+      <w:r>
+        <w:t>, 2018).</w:t>
       </w:r>
     </w:p>
     <w:p>
@@ -36239,7 +38184,15 @@
       </w:r>
       <w:proofErr w:type="spellEnd"/>
       <w:r>
-        <w:t xml:space="preserve">. Dengan </w:t>
+        <w:t xml:space="preserve">. </w:t>
+      </w:r>
+      <w:proofErr w:type="spellStart"/>
+      <w:r>
+        <w:t>Dengan</w:t>
+      </w:r>
+      <w:proofErr w:type="spellEnd"/>
+      <w:r>
+        <w:t xml:space="preserve"> </w:t>
       </w:r>
       <w:proofErr w:type="spellStart"/>
       <w:r>
@@ -36568,7 +38521,15 @@
       </w:r>
       <w:proofErr w:type="spellEnd"/>
       <w:r>
-        <w:t xml:space="preserve"> (Rosa &amp; Shalahuddin, 2018).</w:t>
+        <w:t xml:space="preserve"> (Rosa &amp; </w:t>
+      </w:r>
+      <w:proofErr w:type="spellStart"/>
+      <w:r>
+        <w:t>Shalahuddin</w:t>
+      </w:r>
+      <w:proofErr w:type="spellEnd"/>
+      <w:r>
+        <w:t>, 2018).</w:t>
       </w:r>
     </w:p>
     <w:p>
@@ -37015,7 +38976,15 @@
       </w:r>
       <w:proofErr w:type="spellEnd"/>
       <w:r>
-        <w:t xml:space="preserve"> (Rosa &amp; Shalahuddin, 2018).</w:t>
+        <w:t xml:space="preserve"> (Rosa &amp; </w:t>
+      </w:r>
+      <w:proofErr w:type="spellStart"/>
+      <w:r>
+        <w:t>Shalahuddin</w:t>
+      </w:r>
+      <w:proofErr w:type="spellEnd"/>
+      <w:r>
+        <w:t>, 2018).</w:t>
       </w:r>
     </w:p>
     <w:p>
@@ -37381,15 +39350,28 @@
       </w:r>
       <w:proofErr w:type="spellEnd"/>
       <w:r>
-        <w:t xml:space="preserve"> (Rosa &amp; Shalahuddin, 2018).</w:t>
+        <w:t xml:space="preserve"> (Rosa &amp; </w:t>
+      </w:r>
+      <w:proofErr w:type="spellStart"/>
+      <w:r>
+        <w:t>Shalahuddin</w:t>
+      </w:r>
+      <w:proofErr w:type="spellEnd"/>
+      <w:r>
+        <w:t>, 2018).</w:t>
       </w:r>
     </w:p>
     <w:p>
       <w:pPr>
         <w:ind w:left="720"/>
       </w:pPr>
-      <w:r>
-        <w:t xml:space="preserve">Dengan </w:t>
+      <w:proofErr w:type="spellStart"/>
+      <w:r>
+        <w:t>Dengan</w:t>
+      </w:r>
+      <w:proofErr w:type="spellEnd"/>
+      <w:r>
+        <w:t xml:space="preserve"> </w:t>
       </w:r>
       <w:proofErr w:type="spellStart"/>
       <w:r>
@@ -37746,7 +39728,15 @@
       </w:r>
       <w:proofErr w:type="spellEnd"/>
       <w:r>
-        <w:t xml:space="preserve"> (Rosa &amp; Shalahuddin, 2018).</w:t>
+        <w:t xml:space="preserve"> (Rosa &amp; </w:t>
+      </w:r>
+      <w:proofErr w:type="spellStart"/>
+      <w:r>
+        <w:t>Shalahuddin</w:t>
+      </w:r>
+      <w:proofErr w:type="spellEnd"/>
+      <w:r>
+        <w:t>, 2018).</w:t>
       </w:r>
     </w:p>
     <w:p>
@@ -38246,7 +40236,15 @@
       </w:r>
       <w:proofErr w:type="spellEnd"/>
       <w:r>
-        <w:t xml:space="preserve">. Selain </w:t>
+        <w:t xml:space="preserve">. </w:t>
+      </w:r>
+      <w:proofErr w:type="spellStart"/>
+      <w:r>
+        <w:t>Selain</w:t>
+      </w:r>
+      <w:proofErr w:type="spellEnd"/>
+      <w:r>
+        <w:t xml:space="preserve"> </w:t>
       </w:r>
       <w:proofErr w:type="spellStart"/>
       <w:r>
@@ -39758,7 +41756,15 @@
       </w:r>
       <w:proofErr w:type="spellEnd"/>
       <w:r>
-        <w:t xml:space="preserve">. Dengan </w:t>
+        <w:t xml:space="preserve">. </w:t>
+      </w:r>
+      <w:proofErr w:type="spellStart"/>
+      <w:r>
+        <w:t>Dengan</w:t>
+      </w:r>
+      <w:proofErr w:type="spellEnd"/>
+      <w:r>
+        <w:t xml:space="preserve"> </w:t>
       </w:r>
       <w:proofErr w:type="spellStart"/>
       <w:r>
@@ -40302,7 +42308,21 @@
         <w:rPr>
           <w:rStyle w:val="Strong"/>
         </w:rPr>
-        <w:t xml:space="preserve"> Data Tidak Valid</w:t>
+        <w:t xml:space="preserve"> Data </w:t>
+      </w:r>
+      <w:proofErr w:type="spellStart"/>
+      <w:r>
+        <w:rPr>
+          <w:rStyle w:val="Strong"/>
+        </w:rPr>
+        <w:t>Tidak</w:t>
+      </w:r>
+      <w:proofErr w:type="spellEnd"/>
+      <w:r>
+        <w:rPr>
+          <w:rStyle w:val="Strong"/>
+        </w:rPr>
+        <w:t xml:space="preserve"> Valid</w:t>
       </w:r>
     </w:p>
     <w:p>
@@ -40639,6 +42659,1927 @@
       <w:r>
         <w:t>.</w:t>
       </w:r>
+    </w:p>
+    <w:p>
+      <w:pPr>
+        <w:ind w:left="720"/>
+      </w:pPr>
+    </w:p>
+    <w:p>
+      <w:pPr>
+        <w:ind w:left="720"/>
+      </w:pPr>
+    </w:p>
+    <w:p>
+      <w:pPr>
+        <w:ind w:left="720"/>
+      </w:pPr>
+    </w:p>
+    <w:p>
+      <w:pPr>
+        <w:pStyle w:val="Heading1"/>
+      </w:pPr>
+      <w:r>
+        <w:lastRenderedPageBreak/>
+        <w:t>BAB IV</w:t>
+      </w:r>
+      <w:r>
+        <w:br/>
+        <w:t>PEMBAHASAN DAN AKTIVITAS KERJA PRAKTEK</w:t>
+      </w:r>
+    </w:p>
+    <w:p>
+      <w:pPr>
+        <w:pStyle w:val="Heading1"/>
+      </w:pPr>
+    </w:p>
+    <w:p>
+      <w:pPr>
+        <w:pStyle w:val="ListParagraph"/>
+        <w:numPr>
+          <w:ilvl w:val="0"/>
+          <w:numId w:val="46"/>
+        </w:numPr>
+        <w:contextualSpacing w:val="0"/>
+        <w:outlineLvl w:val="1"/>
+        <w:rPr>
+          <w:b/>
+          <w:bCs/>
+          <w:vanish/>
+          <w:lang w:val="en-US"/>
+        </w:rPr>
+      </w:pPr>
+    </w:p>
+    <w:p>
+      <w:pPr>
+        <w:pStyle w:val="Heading2"/>
+        <w:numPr>
+          <w:ilvl w:val="1"/>
+          <w:numId w:val="46"/>
+        </w:numPr>
+        <w:rPr>
+          <w:lang w:val="en-US"/>
+        </w:rPr>
+      </w:pPr>
+      <w:r>
+        <w:rPr>
+          <w:lang w:val="en-US"/>
+        </w:rPr>
+        <w:t xml:space="preserve">Ruang </w:t>
+      </w:r>
+      <w:proofErr w:type="spellStart"/>
+      <w:r>
+        <w:rPr>
+          <w:lang w:val="en-US"/>
+        </w:rPr>
+        <w:t>Lingkup</w:t>
+      </w:r>
+      <w:proofErr w:type="spellEnd"/>
+      <w:r>
+        <w:rPr>
+          <w:lang w:val="en-US"/>
+        </w:rPr>
+        <w:t xml:space="preserve"> </w:t>
+      </w:r>
+      <w:proofErr w:type="spellStart"/>
+      <w:r>
+        <w:rPr>
+          <w:lang w:val="en-US"/>
+        </w:rPr>
+        <w:t>Kegiatan</w:t>
+      </w:r>
+      <w:proofErr w:type="spellEnd"/>
+    </w:p>
+    <w:p>
+      <w:r>
+        <w:t xml:space="preserve">Ruang </w:t>
+      </w:r>
+      <w:proofErr w:type="spellStart"/>
+      <w:r>
+        <w:t>lingkup</w:t>
+      </w:r>
+      <w:proofErr w:type="spellEnd"/>
+      <w:r>
+        <w:t xml:space="preserve"> </w:t>
+      </w:r>
+      <w:proofErr w:type="spellStart"/>
+      <w:r>
+        <w:t>kegiatan</w:t>
+      </w:r>
+      <w:proofErr w:type="spellEnd"/>
+      <w:r>
+        <w:t xml:space="preserve"> </w:t>
+      </w:r>
+      <w:proofErr w:type="spellStart"/>
+      <w:r>
+        <w:t>Kerja</w:t>
+      </w:r>
+      <w:proofErr w:type="spellEnd"/>
+      <w:r>
+        <w:t xml:space="preserve"> </w:t>
+      </w:r>
+      <w:proofErr w:type="spellStart"/>
+      <w:r>
+        <w:t>Praktik</w:t>
+      </w:r>
+      <w:proofErr w:type="spellEnd"/>
+      <w:r>
+        <w:t xml:space="preserve"> </w:t>
+      </w:r>
+      <w:proofErr w:type="spellStart"/>
+      <w:r>
+        <w:t>ini</w:t>
+      </w:r>
+      <w:proofErr w:type="spellEnd"/>
+      <w:r>
+        <w:t xml:space="preserve"> </w:t>
+      </w:r>
+      <w:proofErr w:type="spellStart"/>
+      <w:r>
+        <w:t>berfokus</w:t>
+      </w:r>
+      <w:proofErr w:type="spellEnd"/>
+      <w:r>
+        <w:t xml:space="preserve"> pada </w:t>
+      </w:r>
+      <w:proofErr w:type="spellStart"/>
+      <w:r>
+        <w:t>analisis</w:t>
+      </w:r>
+      <w:proofErr w:type="spellEnd"/>
+      <w:r>
+        <w:t xml:space="preserve">, </w:t>
+      </w:r>
+      <w:proofErr w:type="spellStart"/>
+      <w:r>
+        <w:t>perancangan</w:t>
+      </w:r>
+      <w:proofErr w:type="spellEnd"/>
+      <w:r>
+        <w:t xml:space="preserve">, </w:t>
+      </w:r>
+      <w:proofErr w:type="spellStart"/>
+      <w:r>
+        <w:t>pembangunan</w:t>
+      </w:r>
+      <w:proofErr w:type="spellEnd"/>
+      <w:r>
+        <w:t xml:space="preserve">, dan </w:t>
+      </w:r>
+      <w:proofErr w:type="spellStart"/>
+      <w:r>
+        <w:t>pengujian</w:t>
+      </w:r>
+      <w:proofErr w:type="spellEnd"/>
+      <w:r>
+        <w:t xml:space="preserve"> </w:t>
+      </w:r>
+      <w:proofErr w:type="spellStart"/>
+      <w:r>
+        <w:t>sistem</w:t>
+      </w:r>
+      <w:proofErr w:type="spellEnd"/>
+      <w:r>
+        <w:t xml:space="preserve"> </w:t>
+      </w:r>
+      <w:proofErr w:type="spellStart"/>
+      <w:r>
+        <w:t>informasi</w:t>
+      </w:r>
+      <w:proofErr w:type="spellEnd"/>
+      <w:r>
+        <w:t xml:space="preserve"> </w:t>
+      </w:r>
+      <w:proofErr w:type="spellStart"/>
+      <w:r>
+        <w:t>operasional</w:t>
+      </w:r>
+      <w:proofErr w:type="spellEnd"/>
+      <w:r>
+        <w:t xml:space="preserve"> </w:t>
+      </w:r>
+      <w:proofErr w:type="spellStart"/>
+      <w:r>
+        <w:t>berbasis</w:t>
+      </w:r>
+      <w:proofErr w:type="spellEnd"/>
+      <w:r>
+        <w:t xml:space="preserve"> web pada Kopi </w:t>
+      </w:r>
+      <w:proofErr w:type="spellStart"/>
+      <w:r>
+        <w:t>Keliling</w:t>
+      </w:r>
+      <w:proofErr w:type="spellEnd"/>
+      <w:r>
+        <w:t xml:space="preserve"> </w:t>
+      </w:r>
+      <w:proofErr w:type="spellStart"/>
+      <w:r>
+        <w:t>Kopikeun</w:t>
+      </w:r>
+      <w:proofErr w:type="spellEnd"/>
+      <w:r>
+        <w:t xml:space="preserve">. </w:t>
+      </w:r>
+      <w:proofErr w:type="spellStart"/>
+      <w:r>
+        <w:t>Sistem</w:t>
+      </w:r>
+      <w:proofErr w:type="spellEnd"/>
+      <w:r>
+        <w:t xml:space="preserve"> yang </w:t>
+      </w:r>
+      <w:proofErr w:type="spellStart"/>
+      <w:r>
+        <w:t>dikembangkan</w:t>
+      </w:r>
+      <w:proofErr w:type="spellEnd"/>
+      <w:r>
+        <w:t xml:space="preserve"> </w:t>
+      </w:r>
+      <w:proofErr w:type="spellStart"/>
+      <w:r>
+        <w:t>mencakup</w:t>
+      </w:r>
+      <w:proofErr w:type="spellEnd"/>
+      <w:r>
+        <w:t xml:space="preserve"> </w:t>
+      </w:r>
+      <w:proofErr w:type="spellStart"/>
+      <w:r>
+        <w:t>pengelolaan</w:t>
+      </w:r>
+      <w:proofErr w:type="spellEnd"/>
+      <w:r>
+        <w:t xml:space="preserve"> </w:t>
+      </w:r>
+      <w:proofErr w:type="spellStart"/>
+      <w:r>
+        <w:t>produk</w:t>
+      </w:r>
+      <w:proofErr w:type="spellEnd"/>
+      <w:r>
+        <w:t xml:space="preserve">, </w:t>
+      </w:r>
+      <w:proofErr w:type="spellStart"/>
+      <w:r>
+        <w:t>pengelolaan</w:t>
+      </w:r>
+      <w:proofErr w:type="spellEnd"/>
+      <w:r>
+        <w:t xml:space="preserve"> </w:t>
+      </w:r>
+      <w:proofErr w:type="spellStart"/>
+      <w:r>
+        <w:t>bahan</w:t>
+      </w:r>
+      <w:proofErr w:type="spellEnd"/>
+      <w:r>
+        <w:t xml:space="preserve"> </w:t>
+      </w:r>
+      <w:proofErr w:type="spellStart"/>
+      <w:r>
+        <w:t>baku</w:t>
+      </w:r>
+      <w:proofErr w:type="spellEnd"/>
+      <w:r>
+        <w:t xml:space="preserve">, </w:t>
+      </w:r>
+      <w:proofErr w:type="spellStart"/>
+      <w:r>
+        <w:t>transaksi</w:t>
+      </w:r>
+      <w:proofErr w:type="spellEnd"/>
+      <w:r>
+        <w:t xml:space="preserve"> </w:t>
+      </w:r>
+      <w:proofErr w:type="spellStart"/>
+      <w:r>
+        <w:t>penjualan</w:t>
+      </w:r>
+      <w:proofErr w:type="spellEnd"/>
+      <w:r>
+        <w:t xml:space="preserve">, </w:t>
+      </w:r>
+      <w:proofErr w:type="spellStart"/>
+      <w:r>
+        <w:t>distribusi</w:t>
+      </w:r>
+      <w:proofErr w:type="spellEnd"/>
+      <w:r>
+        <w:t xml:space="preserve"> </w:t>
+      </w:r>
+      <w:proofErr w:type="spellStart"/>
+      <w:r>
+        <w:t>produk</w:t>
+      </w:r>
+      <w:proofErr w:type="spellEnd"/>
+      <w:r>
+        <w:t xml:space="preserve"> </w:t>
+      </w:r>
+      <w:proofErr w:type="spellStart"/>
+      <w:r>
+        <w:t>kepada</w:t>
+      </w:r>
+      <w:proofErr w:type="spellEnd"/>
+      <w:r>
+        <w:t xml:space="preserve"> </w:t>
+      </w:r>
+      <w:proofErr w:type="spellStart"/>
+      <w:r>
+        <w:t>karyawan</w:t>
+      </w:r>
+      <w:proofErr w:type="spellEnd"/>
+      <w:r>
+        <w:t xml:space="preserve">, </w:t>
+      </w:r>
+      <w:proofErr w:type="spellStart"/>
+      <w:r>
+        <w:t>pengelolaan</w:t>
+      </w:r>
+      <w:proofErr w:type="spellEnd"/>
+      <w:r>
+        <w:t xml:space="preserve"> </w:t>
+      </w:r>
+      <w:proofErr w:type="spellStart"/>
+      <w:r>
+        <w:t>karyawan</w:t>
+      </w:r>
+      <w:proofErr w:type="spellEnd"/>
+      <w:r>
+        <w:t xml:space="preserve">, </w:t>
+      </w:r>
+      <w:proofErr w:type="spellStart"/>
+      <w:r>
+        <w:t>serta</w:t>
+      </w:r>
+      <w:proofErr w:type="spellEnd"/>
+      <w:r>
+        <w:t xml:space="preserve"> </w:t>
+      </w:r>
+      <w:proofErr w:type="spellStart"/>
+      <w:r>
+        <w:t>pencatatan</w:t>
+      </w:r>
+      <w:proofErr w:type="spellEnd"/>
+      <w:r>
+        <w:t xml:space="preserve"> </w:t>
+      </w:r>
+      <w:proofErr w:type="spellStart"/>
+      <w:r>
+        <w:t>pemasukan</w:t>
+      </w:r>
+      <w:proofErr w:type="spellEnd"/>
+      <w:r>
+        <w:t xml:space="preserve"> dan </w:t>
+      </w:r>
+      <w:proofErr w:type="spellStart"/>
+      <w:r>
+        <w:t>pengeluaran</w:t>
+      </w:r>
+      <w:proofErr w:type="spellEnd"/>
+      <w:r>
+        <w:t xml:space="preserve"> </w:t>
+      </w:r>
+      <w:proofErr w:type="spellStart"/>
+      <w:r>
+        <w:t>sebagai</w:t>
+      </w:r>
+      <w:proofErr w:type="spellEnd"/>
+      <w:r>
+        <w:t xml:space="preserve"> </w:t>
+      </w:r>
+      <w:proofErr w:type="spellStart"/>
+      <w:r>
+        <w:t>dasar</w:t>
+      </w:r>
+      <w:proofErr w:type="spellEnd"/>
+      <w:r>
+        <w:t xml:space="preserve"> </w:t>
+      </w:r>
+      <w:proofErr w:type="spellStart"/>
+      <w:r>
+        <w:t>penyusunan</w:t>
+      </w:r>
+      <w:proofErr w:type="spellEnd"/>
+      <w:r>
+        <w:t xml:space="preserve"> </w:t>
+      </w:r>
+      <w:proofErr w:type="spellStart"/>
+      <w:r>
+        <w:t>laporan</w:t>
+      </w:r>
+      <w:proofErr w:type="spellEnd"/>
+      <w:r>
+        <w:t xml:space="preserve"> </w:t>
+      </w:r>
+      <w:proofErr w:type="spellStart"/>
+      <w:r>
+        <w:t>keuangan</w:t>
+      </w:r>
+      <w:proofErr w:type="spellEnd"/>
+      <w:r>
+        <w:t xml:space="preserve">. </w:t>
+      </w:r>
+      <w:proofErr w:type="spellStart"/>
+      <w:r>
+        <w:t>Sistem</w:t>
+      </w:r>
+      <w:proofErr w:type="spellEnd"/>
+      <w:r>
+        <w:t xml:space="preserve"> juga </w:t>
+      </w:r>
+      <w:proofErr w:type="spellStart"/>
+      <w:r>
+        <w:t>dilengkapi</w:t>
+      </w:r>
+      <w:proofErr w:type="spellEnd"/>
+      <w:r>
+        <w:t xml:space="preserve"> </w:t>
+      </w:r>
+      <w:proofErr w:type="spellStart"/>
+      <w:r>
+        <w:t>dengan</w:t>
+      </w:r>
+      <w:proofErr w:type="spellEnd"/>
+      <w:r>
+        <w:t xml:space="preserve"> dashboard </w:t>
+      </w:r>
+      <w:proofErr w:type="spellStart"/>
+      <w:r>
+        <w:t>untuk</w:t>
+      </w:r>
+      <w:proofErr w:type="spellEnd"/>
+      <w:r>
+        <w:t xml:space="preserve"> </w:t>
+      </w:r>
+      <w:proofErr w:type="spellStart"/>
+      <w:r>
+        <w:t>menampilkan</w:t>
+      </w:r>
+      <w:proofErr w:type="spellEnd"/>
+      <w:r>
+        <w:t xml:space="preserve"> </w:t>
+      </w:r>
+      <w:proofErr w:type="spellStart"/>
+      <w:r>
+        <w:t>informasi</w:t>
+      </w:r>
+      <w:proofErr w:type="spellEnd"/>
+      <w:r>
+        <w:t xml:space="preserve"> </w:t>
+      </w:r>
+      <w:proofErr w:type="spellStart"/>
+      <w:r>
+        <w:t>operasional</w:t>
+      </w:r>
+      <w:proofErr w:type="spellEnd"/>
+      <w:r>
+        <w:t xml:space="preserve"> dan </w:t>
+      </w:r>
+      <w:proofErr w:type="spellStart"/>
+      <w:r>
+        <w:t>keuangan</w:t>
+      </w:r>
+      <w:proofErr w:type="spellEnd"/>
+      <w:r>
+        <w:t xml:space="preserve"> </w:t>
+      </w:r>
+      <w:proofErr w:type="spellStart"/>
+      <w:r>
+        <w:t>sesuai</w:t>
+      </w:r>
+      <w:proofErr w:type="spellEnd"/>
+      <w:r>
+        <w:t xml:space="preserve"> </w:t>
+      </w:r>
+      <w:proofErr w:type="spellStart"/>
+      <w:r>
+        <w:t>dengan</w:t>
+      </w:r>
+      <w:proofErr w:type="spellEnd"/>
+      <w:r>
+        <w:t xml:space="preserve"> </w:t>
+      </w:r>
+      <w:proofErr w:type="spellStart"/>
+      <w:r>
+        <w:t>hak</w:t>
+      </w:r>
+      <w:proofErr w:type="spellEnd"/>
+      <w:r>
+        <w:t xml:space="preserve"> </w:t>
+      </w:r>
+      <w:proofErr w:type="spellStart"/>
+      <w:r>
+        <w:t>akses</w:t>
+      </w:r>
+      <w:proofErr w:type="spellEnd"/>
+      <w:r>
+        <w:t xml:space="preserve"> masing-masing </w:t>
+      </w:r>
+      <w:proofErr w:type="spellStart"/>
+      <w:r>
+        <w:t>pengguna</w:t>
+      </w:r>
+      <w:proofErr w:type="spellEnd"/>
+      <w:r>
+        <w:t>.</w:t>
+      </w:r>
+    </w:p>
+    <w:p>
+      <w:pPr>
+        <w:rPr>
+          <w:lang w:val="en-US"/>
+        </w:rPr>
+      </w:pPr>
+      <w:proofErr w:type="spellStart"/>
+      <w:r>
+        <w:rPr>
+          <w:lang w:val="en-US"/>
+        </w:rPr>
+        <w:t>Dalam</w:t>
+      </w:r>
+      <w:proofErr w:type="spellEnd"/>
+      <w:r>
+        <w:rPr>
+          <w:lang w:val="en-US"/>
+        </w:rPr>
+        <w:t xml:space="preserve"> </w:t>
+      </w:r>
+      <w:proofErr w:type="spellStart"/>
+      <w:r>
+        <w:rPr>
+          <w:lang w:val="en-US"/>
+        </w:rPr>
+        <w:t>pelaksanaannya</w:t>
+      </w:r>
+      <w:proofErr w:type="spellEnd"/>
+      <w:r>
+        <w:rPr>
+          <w:lang w:val="en-US"/>
+        </w:rPr>
+        <w:t xml:space="preserve">, </w:t>
+      </w:r>
+      <w:proofErr w:type="spellStart"/>
+      <w:r>
+        <w:rPr>
+          <w:lang w:val="en-US"/>
+        </w:rPr>
+        <w:t>sistem</w:t>
+      </w:r>
+      <w:proofErr w:type="spellEnd"/>
+      <w:r>
+        <w:rPr>
+          <w:lang w:val="en-US"/>
+        </w:rPr>
+        <w:t xml:space="preserve"> </w:t>
+      </w:r>
+      <w:proofErr w:type="spellStart"/>
+      <w:r>
+        <w:rPr>
+          <w:lang w:val="en-US"/>
+        </w:rPr>
+        <w:t>memiliki</w:t>
+      </w:r>
+      <w:proofErr w:type="spellEnd"/>
+      <w:r>
+        <w:rPr>
+          <w:lang w:val="en-US"/>
+        </w:rPr>
+        <w:t xml:space="preserve"> </w:t>
+      </w:r>
+      <w:proofErr w:type="spellStart"/>
+      <w:r>
+        <w:rPr>
+          <w:lang w:val="en-US"/>
+        </w:rPr>
+        <w:t>tiga</w:t>
+      </w:r>
+      <w:proofErr w:type="spellEnd"/>
+      <w:r>
+        <w:rPr>
+          <w:lang w:val="en-US"/>
+        </w:rPr>
+        <w:t xml:space="preserve"> </w:t>
+      </w:r>
+      <w:proofErr w:type="spellStart"/>
+      <w:r>
+        <w:rPr>
+          <w:lang w:val="en-US"/>
+        </w:rPr>
+        <w:t>jenis</w:t>
+      </w:r>
+      <w:proofErr w:type="spellEnd"/>
+      <w:r>
+        <w:rPr>
+          <w:lang w:val="en-US"/>
+        </w:rPr>
+        <w:t xml:space="preserve"> </w:t>
+      </w:r>
+      <w:proofErr w:type="spellStart"/>
+      <w:r>
+        <w:rPr>
+          <w:lang w:val="en-US"/>
+        </w:rPr>
+        <w:t>pengguna</w:t>
+      </w:r>
+      <w:proofErr w:type="spellEnd"/>
+      <w:r>
+        <w:rPr>
+          <w:lang w:val="en-US"/>
+        </w:rPr>
+        <w:t xml:space="preserve">, </w:t>
+      </w:r>
+      <w:proofErr w:type="spellStart"/>
+      <w:r>
+        <w:rPr>
+          <w:lang w:val="en-US"/>
+        </w:rPr>
+        <w:t>yaitu</w:t>
+      </w:r>
+      <w:proofErr w:type="spellEnd"/>
+      <w:r>
+        <w:rPr>
+          <w:lang w:val="en-US"/>
+        </w:rPr>
+        <w:t xml:space="preserve"> Owner, Admin, dan </w:t>
+      </w:r>
+      <w:proofErr w:type="spellStart"/>
+      <w:r>
+        <w:rPr>
+          <w:lang w:val="en-US"/>
+        </w:rPr>
+        <w:t>Karyawan</w:t>
+      </w:r>
+      <w:proofErr w:type="spellEnd"/>
+      <w:r>
+        <w:rPr>
+          <w:lang w:val="en-US"/>
+        </w:rPr>
+        <w:t xml:space="preserve">. Owner </w:t>
+      </w:r>
+      <w:proofErr w:type="spellStart"/>
+      <w:r>
+        <w:rPr>
+          <w:lang w:val="en-US"/>
+        </w:rPr>
+        <w:t>memiliki</w:t>
+      </w:r>
+      <w:proofErr w:type="spellEnd"/>
+      <w:r>
+        <w:rPr>
+          <w:lang w:val="en-US"/>
+        </w:rPr>
+        <w:t xml:space="preserve"> </w:t>
+      </w:r>
+      <w:proofErr w:type="spellStart"/>
+      <w:r>
+        <w:rPr>
+          <w:lang w:val="en-US"/>
+        </w:rPr>
+        <w:t>akses</w:t>
+      </w:r>
+      <w:proofErr w:type="spellEnd"/>
+      <w:r>
+        <w:rPr>
+          <w:lang w:val="en-US"/>
+        </w:rPr>
+        <w:t xml:space="preserve"> </w:t>
+      </w:r>
+      <w:proofErr w:type="spellStart"/>
+      <w:r>
+        <w:rPr>
+          <w:lang w:val="en-US"/>
+        </w:rPr>
+        <w:t>terhadap</w:t>
+      </w:r>
+      <w:proofErr w:type="spellEnd"/>
+      <w:r>
+        <w:rPr>
+          <w:lang w:val="en-US"/>
+        </w:rPr>
+        <w:t xml:space="preserve"> </w:t>
+      </w:r>
+      <w:proofErr w:type="spellStart"/>
+      <w:r>
+        <w:rPr>
+          <w:lang w:val="en-US"/>
+        </w:rPr>
+        <w:t>pengelolaan</w:t>
+      </w:r>
+      <w:proofErr w:type="spellEnd"/>
+      <w:r>
+        <w:rPr>
+          <w:lang w:val="en-US"/>
+        </w:rPr>
+        <w:t xml:space="preserve"> </w:t>
+      </w:r>
+      <w:proofErr w:type="spellStart"/>
+      <w:r>
+        <w:rPr>
+          <w:lang w:val="en-US"/>
+        </w:rPr>
+        <w:t>produk</w:t>
+      </w:r>
+      <w:proofErr w:type="spellEnd"/>
+      <w:r>
+        <w:rPr>
+          <w:lang w:val="en-US"/>
+        </w:rPr>
+        <w:t xml:space="preserve">, </w:t>
+      </w:r>
+      <w:proofErr w:type="spellStart"/>
+      <w:r>
+        <w:rPr>
+          <w:lang w:val="en-US"/>
+        </w:rPr>
+        <w:t>pengelolaan</w:t>
+      </w:r>
+      <w:proofErr w:type="spellEnd"/>
+      <w:r>
+        <w:rPr>
+          <w:lang w:val="en-US"/>
+        </w:rPr>
+        <w:t xml:space="preserve"> </w:t>
+      </w:r>
+      <w:proofErr w:type="spellStart"/>
+      <w:r>
+        <w:rPr>
+          <w:lang w:val="en-US"/>
+        </w:rPr>
+        <w:t>karyawan</w:t>
+      </w:r>
+      <w:proofErr w:type="spellEnd"/>
+      <w:r>
+        <w:rPr>
+          <w:lang w:val="en-US"/>
+        </w:rPr>
+        <w:t xml:space="preserve">, </w:t>
+      </w:r>
+      <w:proofErr w:type="spellStart"/>
+      <w:r>
+        <w:rPr>
+          <w:lang w:val="en-US"/>
+        </w:rPr>
+        <w:t>transaksi</w:t>
+      </w:r>
+      <w:proofErr w:type="spellEnd"/>
+      <w:r>
+        <w:rPr>
+          <w:lang w:val="en-US"/>
+        </w:rPr>
+        <w:t xml:space="preserve">, </w:t>
+      </w:r>
+      <w:proofErr w:type="spellStart"/>
+      <w:r>
+        <w:rPr>
+          <w:lang w:val="en-US"/>
+        </w:rPr>
+        <w:t>serta</w:t>
+      </w:r>
+      <w:proofErr w:type="spellEnd"/>
+      <w:r>
+        <w:rPr>
+          <w:lang w:val="en-US"/>
+        </w:rPr>
+        <w:t xml:space="preserve"> </w:t>
+      </w:r>
+      <w:proofErr w:type="spellStart"/>
+      <w:r>
+        <w:rPr>
+          <w:lang w:val="en-US"/>
+        </w:rPr>
+        <w:t>laporan</w:t>
+      </w:r>
+      <w:proofErr w:type="spellEnd"/>
+      <w:r>
+        <w:rPr>
+          <w:lang w:val="en-US"/>
+        </w:rPr>
+        <w:t xml:space="preserve"> </w:t>
+      </w:r>
+      <w:proofErr w:type="spellStart"/>
+      <w:r>
+        <w:rPr>
+          <w:lang w:val="en-US"/>
+        </w:rPr>
+        <w:t>keuangan</w:t>
+      </w:r>
+      <w:proofErr w:type="spellEnd"/>
+      <w:r>
+        <w:rPr>
+          <w:lang w:val="en-US"/>
+        </w:rPr>
+        <w:t xml:space="preserve">. Admin </w:t>
+      </w:r>
+      <w:proofErr w:type="spellStart"/>
+      <w:r>
+        <w:rPr>
+          <w:lang w:val="en-US"/>
+        </w:rPr>
+        <w:t>bertanggung</w:t>
+      </w:r>
+      <w:proofErr w:type="spellEnd"/>
+      <w:r>
+        <w:rPr>
+          <w:lang w:val="en-US"/>
+        </w:rPr>
+        <w:t xml:space="preserve"> </w:t>
+      </w:r>
+      <w:proofErr w:type="spellStart"/>
+      <w:r>
+        <w:rPr>
+          <w:lang w:val="en-US"/>
+        </w:rPr>
+        <w:t>jawab</w:t>
+      </w:r>
+      <w:proofErr w:type="spellEnd"/>
+      <w:r>
+        <w:rPr>
+          <w:lang w:val="en-US"/>
+        </w:rPr>
+        <w:t xml:space="preserve"> </w:t>
+      </w:r>
+      <w:proofErr w:type="spellStart"/>
+      <w:r>
+        <w:rPr>
+          <w:lang w:val="en-US"/>
+        </w:rPr>
+        <w:t>terhadap</w:t>
+      </w:r>
+      <w:proofErr w:type="spellEnd"/>
+      <w:r>
+        <w:rPr>
+          <w:lang w:val="en-US"/>
+        </w:rPr>
+        <w:t xml:space="preserve"> </w:t>
+      </w:r>
+      <w:proofErr w:type="spellStart"/>
+      <w:r>
+        <w:rPr>
+          <w:lang w:val="en-US"/>
+        </w:rPr>
+        <w:t>pengelolaan</w:t>
+      </w:r>
+      <w:proofErr w:type="spellEnd"/>
+      <w:r>
+        <w:rPr>
+          <w:lang w:val="en-US"/>
+        </w:rPr>
+        <w:t xml:space="preserve"> </w:t>
+      </w:r>
+      <w:proofErr w:type="spellStart"/>
+      <w:r>
+        <w:rPr>
+          <w:lang w:val="en-US"/>
+        </w:rPr>
+        <w:t>produk</w:t>
+      </w:r>
+      <w:proofErr w:type="spellEnd"/>
+      <w:r>
+        <w:rPr>
+          <w:lang w:val="en-US"/>
+        </w:rPr>
+        <w:t xml:space="preserve">, </w:t>
+      </w:r>
+      <w:proofErr w:type="spellStart"/>
+      <w:r>
+        <w:rPr>
+          <w:lang w:val="en-US"/>
+        </w:rPr>
+        <w:t>pencatatan</w:t>
+      </w:r>
+      <w:proofErr w:type="spellEnd"/>
+      <w:r>
+        <w:rPr>
+          <w:lang w:val="en-US"/>
+        </w:rPr>
+        <w:t xml:space="preserve"> </w:t>
+      </w:r>
+      <w:proofErr w:type="spellStart"/>
+      <w:r>
+        <w:rPr>
+          <w:lang w:val="en-US"/>
+        </w:rPr>
+        <w:t>stok</w:t>
+      </w:r>
+      <w:proofErr w:type="spellEnd"/>
+      <w:r>
+        <w:rPr>
+          <w:lang w:val="en-US"/>
+        </w:rPr>
+        <w:t xml:space="preserve"> </w:t>
+      </w:r>
+      <w:proofErr w:type="spellStart"/>
+      <w:r>
+        <w:rPr>
+          <w:lang w:val="en-US"/>
+        </w:rPr>
+        <w:t>bahan</w:t>
+      </w:r>
+      <w:proofErr w:type="spellEnd"/>
+      <w:r>
+        <w:rPr>
+          <w:lang w:val="en-US"/>
+        </w:rPr>
+        <w:t xml:space="preserve"> </w:t>
+      </w:r>
+      <w:proofErr w:type="spellStart"/>
+      <w:r>
+        <w:rPr>
+          <w:lang w:val="en-US"/>
+        </w:rPr>
+        <w:t>baku</w:t>
+      </w:r>
+      <w:proofErr w:type="spellEnd"/>
+      <w:r>
+        <w:rPr>
+          <w:lang w:val="en-US"/>
+        </w:rPr>
+        <w:t xml:space="preserve">, </w:t>
+      </w:r>
+      <w:proofErr w:type="spellStart"/>
+      <w:r>
+        <w:rPr>
+          <w:lang w:val="en-US"/>
+        </w:rPr>
+        <w:t>pencatatan</w:t>
+      </w:r>
+      <w:proofErr w:type="spellEnd"/>
+      <w:r>
+        <w:rPr>
+          <w:lang w:val="en-US"/>
+        </w:rPr>
+        <w:t xml:space="preserve"> </w:t>
+      </w:r>
+      <w:proofErr w:type="spellStart"/>
+      <w:r>
+        <w:rPr>
+          <w:lang w:val="en-US"/>
+        </w:rPr>
+        <w:t>barang</w:t>
+      </w:r>
+      <w:proofErr w:type="spellEnd"/>
+      <w:r>
+        <w:rPr>
+          <w:lang w:val="en-US"/>
+        </w:rPr>
+        <w:t xml:space="preserve"> </w:t>
+      </w:r>
+      <w:proofErr w:type="spellStart"/>
+      <w:r>
+        <w:rPr>
+          <w:lang w:val="en-US"/>
+        </w:rPr>
+        <w:t>masuk</w:t>
+      </w:r>
+      <w:proofErr w:type="spellEnd"/>
+      <w:r>
+        <w:rPr>
+          <w:lang w:val="en-US"/>
+        </w:rPr>
+        <w:t xml:space="preserve">, </w:t>
+      </w:r>
+      <w:proofErr w:type="spellStart"/>
+      <w:r>
+        <w:rPr>
+          <w:lang w:val="en-US"/>
+        </w:rPr>
+        <w:t>distribusi</w:t>
+      </w:r>
+      <w:proofErr w:type="spellEnd"/>
+      <w:r>
+        <w:rPr>
+          <w:lang w:val="en-US"/>
+        </w:rPr>
+        <w:t xml:space="preserve"> </w:t>
+      </w:r>
+      <w:proofErr w:type="spellStart"/>
+      <w:r>
+        <w:rPr>
+          <w:lang w:val="en-US"/>
+        </w:rPr>
+        <w:t>produk</w:t>
+      </w:r>
+      <w:proofErr w:type="spellEnd"/>
+      <w:r>
+        <w:rPr>
+          <w:lang w:val="en-US"/>
+        </w:rPr>
+        <w:t xml:space="preserve"> </w:t>
+      </w:r>
+      <w:proofErr w:type="spellStart"/>
+      <w:r>
+        <w:rPr>
+          <w:lang w:val="en-US"/>
+        </w:rPr>
+        <w:t>jadi</w:t>
+      </w:r>
+      <w:proofErr w:type="spellEnd"/>
+      <w:r>
+        <w:rPr>
+          <w:lang w:val="en-US"/>
+        </w:rPr>
+        <w:t xml:space="preserve"> </w:t>
+      </w:r>
+      <w:proofErr w:type="spellStart"/>
+      <w:r>
+        <w:rPr>
+          <w:lang w:val="en-US"/>
+        </w:rPr>
+        <w:t>kepada</w:t>
+      </w:r>
+      <w:proofErr w:type="spellEnd"/>
+      <w:r>
+        <w:rPr>
+          <w:lang w:val="en-US"/>
+        </w:rPr>
+        <w:t xml:space="preserve"> </w:t>
+      </w:r>
+      <w:proofErr w:type="spellStart"/>
+      <w:r>
+        <w:rPr>
+          <w:lang w:val="en-US"/>
+        </w:rPr>
+        <w:t>karyawan</w:t>
+      </w:r>
+      <w:proofErr w:type="spellEnd"/>
+      <w:r>
+        <w:rPr>
+          <w:lang w:val="en-US"/>
+        </w:rPr>
+        <w:t xml:space="preserve">, dan </w:t>
+      </w:r>
+      <w:proofErr w:type="spellStart"/>
+      <w:r>
+        <w:rPr>
+          <w:lang w:val="en-US"/>
+        </w:rPr>
+        <w:t>transaksi</w:t>
+      </w:r>
+      <w:proofErr w:type="spellEnd"/>
+      <w:r>
+        <w:rPr>
+          <w:lang w:val="en-US"/>
+        </w:rPr>
+        <w:t xml:space="preserve"> </w:t>
+      </w:r>
+      <w:proofErr w:type="spellStart"/>
+      <w:r>
+        <w:rPr>
+          <w:lang w:val="en-US"/>
+        </w:rPr>
+        <w:t>penjualan</w:t>
+      </w:r>
+      <w:proofErr w:type="spellEnd"/>
+      <w:r>
+        <w:rPr>
+          <w:lang w:val="en-US"/>
+        </w:rPr>
+        <w:t xml:space="preserve">. </w:t>
+      </w:r>
+      <w:proofErr w:type="spellStart"/>
+      <w:r>
+        <w:rPr>
+          <w:lang w:val="en-US"/>
+        </w:rPr>
+        <w:t>Sementara</w:t>
+      </w:r>
+      <w:proofErr w:type="spellEnd"/>
+      <w:r>
+        <w:rPr>
+          <w:lang w:val="en-US"/>
+        </w:rPr>
+        <w:t xml:space="preserve"> </w:t>
+      </w:r>
+      <w:proofErr w:type="spellStart"/>
+      <w:r>
+        <w:rPr>
+          <w:lang w:val="en-US"/>
+        </w:rPr>
+        <w:t>itu</w:t>
+      </w:r>
+      <w:proofErr w:type="spellEnd"/>
+      <w:r>
+        <w:rPr>
+          <w:lang w:val="en-US"/>
+        </w:rPr>
+        <w:t xml:space="preserve">, </w:t>
+      </w:r>
+      <w:proofErr w:type="spellStart"/>
+      <w:r>
+        <w:rPr>
+          <w:lang w:val="en-US"/>
+        </w:rPr>
+        <w:t>Karyawan</w:t>
+      </w:r>
+      <w:proofErr w:type="spellEnd"/>
+      <w:r>
+        <w:rPr>
+          <w:lang w:val="en-US"/>
+        </w:rPr>
+        <w:t xml:space="preserve"> </w:t>
+      </w:r>
+      <w:proofErr w:type="spellStart"/>
+      <w:r>
+        <w:rPr>
+          <w:lang w:val="en-US"/>
+        </w:rPr>
+        <w:t>dapat</w:t>
+      </w:r>
+      <w:proofErr w:type="spellEnd"/>
+      <w:r>
+        <w:rPr>
+          <w:lang w:val="en-US"/>
+        </w:rPr>
+        <w:t xml:space="preserve"> </w:t>
+      </w:r>
+      <w:proofErr w:type="spellStart"/>
+      <w:r>
+        <w:rPr>
+          <w:lang w:val="en-US"/>
+        </w:rPr>
+        <w:t>melakukan</w:t>
+      </w:r>
+      <w:proofErr w:type="spellEnd"/>
+      <w:r>
+        <w:rPr>
+          <w:lang w:val="en-US"/>
+        </w:rPr>
+        <w:t xml:space="preserve"> </w:t>
+      </w:r>
+      <w:proofErr w:type="spellStart"/>
+      <w:r>
+        <w:rPr>
+          <w:lang w:val="en-US"/>
+        </w:rPr>
+        <w:t>transaksi</w:t>
+      </w:r>
+      <w:proofErr w:type="spellEnd"/>
+      <w:r>
+        <w:rPr>
+          <w:lang w:val="en-US"/>
+        </w:rPr>
+        <w:t xml:space="preserve"> </w:t>
+      </w:r>
+      <w:proofErr w:type="spellStart"/>
+      <w:r>
+        <w:rPr>
+          <w:lang w:val="en-US"/>
+        </w:rPr>
+        <w:t>penjualan</w:t>
+      </w:r>
+      <w:proofErr w:type="spellEnd"/>
+      <w:r>
+        <w:rPr>
+          <w:lang w:val="en-US"/>
+        </w:rPr>
+        <w:t xml:space="preserve"> </w:t>
+      </w:r>
+      <w:proofErr w:type="spellStart"/>
+      <w:r>
+        <w:rPr>
+          <w:lang w:val="en-US"/>
+        </w:rPr>
+        <w:t>serta</w:t>
+      </w:r>
+      <w:proofErr w:type="spellEnd"/>
+      <w:r>
+        <w:rPr>
+          <w:lang w:val="en-US"/>
+        </w:rPr>
+        <w:t xml:space="preserve"> </w:t>
+      </w:r>
+      <w:proofErr w:type="spellStart"/>
+      <w:r>
+        <w:rPr>
+          <w:lang w:val="en-US"/>
+        </w:rPr>
+        <w:t>melihat</w:t>
+      </w:r>
+      <w:proofErr w:type="spellEnd"/>
+      <w:r>
+        <w:rPr>
+          <w:lang w:val="en-US"/>
+        </w:rPr>
+        <w:t xml:space="preserve"> </w:t>
+      </w:r>
+      <w:proofErr w:type="spellStart"/>
+      <w:r>
+        <w:rPr>
+          <w:lang w:val="en-US"/>
+        </w:rPr>
+        <w:t>informasi</w:t>
+      </w:r>
+      <w:proofErr w:type="spellEnd"/>
+      <w:r>
+        <w:rPr>
+          <w:lang w:val="en-US"/>
+        </w:rPr>
+        <w:t xml:space="preserve"> </w:t>
+      </w:r>
+      <w:proofErr w:type="spellStart"/>
+      <w:r>
+        <w:rPr>
+          <w:lang w:val="en-US"/>
+        </w:rPr>
+        <w:t>stok</w:t>
+      </w:r>
+      <w:proofErr w:type="spellEnd"/>
+      <w:r>
+        <w:rPr>
+          <w:lang w:val="en-US"/>
+        </w:rPr>
+        <w:t xml:space="preserve"> </w:t>
+      </w:r>
+      <w:proofErr w:type="spellStart"/>
+      <w:r>
+        <w:rPr>
+          <w:lang w:val="en-US"/>
+        </w:rPr>
+        <w:t>produk</w:t>
+      </w:r>
+      <w:proofErr w:type="spellEnd"/>
+      <w:r>
+        <w:rPr>
+          <w:lang w:val="en-US"/>
+        </w:rPr>
+        <w:t xml:space="preserve"> yang </w:t>
+      </w:r>
+      <w:proofErr w:type="spellStart"/>
+      <w:r>
+        <w:rPr>
+          <w:lang w:val="en-US"/>
+        </w:rPr>
+        <w:t>diterima</w:t>
+      </w:r>
+      <w:proofErr w:type="spellEnd"/>
+      <w:r>
+        <w:rPr>
+          <w:lang w:val="en-US"/>
+        </w:rPr>
+        <w:t xml:space="preserve"> dan </w:t>
+      </w:r>
+      <w:proofErr w:type="spellStart"/>
+      <w:r>
+        <w:rPr>
+          <w:lang w:val="en-US"/>
+        </w:rPr>
+        <w:t>sisa</w:t>
+      </w:r>
+      <w:proofErr w:type="spellEnd"/>
+      <w:r>
+        <w:rPr>
+          <w:lang w:val="en-US"/>
+        </w:rPr>
+        <w:t xml:space="preserve"> </w:t>
+      </w:r>
+      <w:proofErr w:type="spellStart"/>
+      <w:r>
+        <w:rPr>
+          <w:lang w:val="en-US"/>
+        </w:rPr>
+        <w:t>produk</w:t>
+      </w:r>
+      <w:proofErr w:type="spellEnd"/>
+      <w:r>
+        <w:rPr>
+          <w:lang w:val="en-US"/>
+        </w:rPr>
+        <w:t xml:space="preserve"> </w:t>
+      </w:r>
+      <w:proofErr w:type="spellStart"/>
+      <w:r>
+        <w:rPr>
+          <w:lang w:val="en-US"/>
+        </w:rPr>
+        <w:t>setelah</w:t>
+      </w:r>
+      <w:proofErr w:type="spellEnd"/>
+      <w:r>
+        <w:rPr>
+          <w:lang w:val="en-US"/>
+        </w:rPr>
+        <w:t xml:space="preserve"> </w:t>
+      </w:r>
+      <w:proofErr w:type="spellStart"/>
+      <w:r>
+        <w:rPr>
+          <w:lang w:val="en-US"/>
+        </w:rPr>
+        <w:t>kegiatan</w:t>
+      </w:r>
+      <w:proofErr w:type="spellEnd"/>
+      <w:r>
+        <w:rPr>
+          <w:lang w:val="en-US"/>
+        </w:rPr>
+        <w:t xml:space="preserve"> </w:t>
+      </w:r>
+      <w:proofErr w:type="spellStart"/>
+      <w:r>
+        <w:rPr>
+          <w:lang w:val="en-US"/>
+        </w:rPr>
+        <w:t>penjualan</w:t>
+      </w:r>
+      <w:proofErr w:type="spellEnd"/>
+      <w:r>
+        <w:rPr>
+          <w:lang w:val="en-US"/>
+        </w:rPr>
+        <w:t>.</w:t>
+      </w:r>
+    </w:p>
+    <w:p>
+      <w:pPr>
+        <w:rPr>
+          <w:lang w:val="en-US"/>
+        </w:rPr>
+      </w:pPr>
+      <w:proofErr w:type="spellStart"/>
+      <w:r>
+        <w:t>Kegiatan</w:t>
+      </w:r>
+      <w:proofErr w:type="spellEnd"/>
+      <w:r>
+        <w:t xml:space="preserve"> </w:t>
+      </w:r>
+      <w:proofErr w:type="spellStart"/>
+      <w:r>
+        <w:t>pengembangan</w:t>
+      </w:r>
+      <w:proofErr w:type="spellEnd"/>
+      <w:r>
+        <w:t xml:space="preserve"> juga </w:t>
+      </w:r>
+      <w:proofErr w:type="spellStart"/>
+      <w:r>
+        <w:t>mencakup</w:t>
+      </w:r>
+      <w:proofErr w:type="spellEnd"/>
+      <w:r>
+        <w:t xml:space="preserve"> </w:t>
+      </w:r>
+      <w:proofErr w:type="spellStart"/>
+      <w:r>
+        <w:t>perancangan</w:t>
+      </w:r>
+      <w:proofErr w:type="spellEnd"/>
+      <w:r>
+        <w:t xml:space="preserve"> </w:t>
+      </w:r>
+      <w:proofErr w:type="spellStart"/>
+      <w:r>
+        <w:t>ulang</w:t>
+      </w:r>
+      <w:proofErr w:type="spellEnd"/>
+      <w:r>
+        <w:t xml:space="preserve"> basis data agar </w:t>
+      </w:r>
+      <w:proofErr w:type="spellStart"/>
+      <w:r>
+        <w:t>dapat</w:t>
+      </w:r>
+      <w:proofErr w:type="spellEnd"/>
+      <w:r>
+        <w:t xml:space="preserve"> </w:t>
+      </w:r>
+      <w:proofErr w:type="spellStart"/>
+      <w:r>
+        <w:t>mendukung</w:t>
+      </w:r>
+      <w:proofErr w:type="spellEnd"/>
+      <w:r>
+        <w:t xml:space="preserve"> </w:t>
+      </w:r>
+      <w:proofErr w:type="spellStart"/>
+      <w:r>
+        <w:t>kebutuhan</w:t>
+      </w:r>
+      <w:proofErr w:type="spellEnd"/>
+      <w:r>
+        <w:t xml:space="preserve"> </w:t>
+      </w:r>
+      <w:proofErr w:type="spellStart"/>
+      <w:r>
+        <w:t>operasional</w:t>
+      </w:r>
+      <w:proofErr w:type="spellEnd"/>
+      <w:r>
+        <w:t xml:space="preserve"> </w:t>
+      </w:r>
+      <w:proofErr w:type="spellStart"/>
+      <w:r>
+        <w:t>tersebut</w:t>
+      </w:r>
+      <w:proofErr w:type="spellEnd"/>
+      <w:r>
+        <w:t xml:space="preserve">. </w:t>
+      </w:r>
+      <w:proofErr w:type="spellStart"/>
+      <w:r>
+        <w:t>Pencatatan</w:t>
+      </w:r>
+      <w:proofErr w:type="spellEnd"/>
+      <w:r>
+        <w:t xml:space="preserve"> </w:t>
+      </w:r>
+      <w:proofErr w:type="spellStart"/>
+      <w:r>
+        <w:t>stok</w:t>
+      </w:r>
+      <w:proofErr w:type="spellEnd"/>
+      <w:r>
+        <w:t xml:space="preserve"> </w:t>
+      </w:r>
+      <w:proofErr w:type="spellStart"/>
+      <w:r>
+        <w:t>bahan</w:t>
+      </w:r>
+      <w:proofErr w:type="spellEnd"/>
+      <w:r>
+        <w:t xml:space="preserve"> </w:t>
+      </w:r>
+      <w:proofErr w:type="spellStart"/>
+      <w:r>
+        <w:t>baku</w:t>
+      </w:r>
+      <w:proofErr w:type="spellEnd"/>
+      <w:r>
+        <w:t xml:space="preserve"> </w:t>
+      </w:r>
+      <w:proofErr w:type="spellStart"/>
+      <w:r>
+        <w:t>dilakukan</w:t>
+      </w:r>
+      <w:proofErr w:type="spellEnd"/>
+      <w:r>
+        <w:t xml:space="preserve"> </w:t>
+      </w:r>
+      <w:proofErr w:type="spellStart"/>
+      <w:r>
+        <w:t>berdasarkan</w:t>
+      </w:r>
+      <w:proofErr w:type="spellEnd"/>
+      <w:r>
+        <w:t xml:space="preserve"> </w:t>
+      </w:r>
+      <w:proofErr w:type="spellStart"/>
+      <w:r>
+        <w:t>hasil</w:t>
+      </w:r>
+      <w:proofErr w:type="spellEnd"/>
+      <w:r>
+        <w:t xml:space="preserve"> </w:t>
+      </w:r>
+      <w:proofErr w:type="spellStart"/>
+      <w:r>
+        <w:t>pengecekan</w:t>
+      </w:r>
+      <w:proofErr w:type="spellEnd"/>
+      <w:r>
+        <w:t xml:space="preserve"> </w:t>
+      </w:r>
+      <w:proofErr w:type="spellStart"/>
+      <w:r>
+        <w:t>fisik</w:t>
+      </w:r>
+      <w:proofErr w:type="spellEnd"/>
+      <w:r>
+        <w:t xml:space="preserve"> </w:t>
+      </w:r>
+      <w:proofErr w:type="spellStart"/>
+      <w:r>
+        <w:t>atau</w:t>
+      </w:r>
+      <w:proofErr w:type="spellEnd"/>
+      <w:r>
+        <w:t xml:space="preserve"> </w:t>
+      </w:r>
+      <w:proofErr w:type="spellStart"/>
+      <w:r>
+        <w:t>perkiraan</w:t>
+      </w:r>
+      <w:proofErr w:type="spellEnd"/>
+      <w:r>
+        <w:t xml:space="preserve"> </w:t>
+      </w:r>
+      <w:proofErr w:type="spellStart"/>
+      <w:r>
+        <w:t>stok</w:t>
+      </w:r>
+      <w:proofErr w:type="spellEnd"/>
+      <w:r>
+        <w:t xml:space="preserve"> pada </w:t>
+      </w:r>
+      <w:proofErr w:type="spellStart"/>
+      <w:r>
+        <w:t>setiap</w:t>
+      </w:r>
+      <w:proofErr w:type="spellEnd"/>
+      <w:r>
+        <w:t xml:space="preserve"> </w:t>
+      </w:r>
+      <w:proofErr w:type="spellStart"/>
+      <w:r>
+        <w:t>pagi</w:t>
+      </w:r>
+      <w:proofErr w:type="spellEnd"/>
+      <w:r>
+        <w:t xml:space="preserve"> dan </w:t>
+      </w:r>
+      <w:proofErr w:type="spellStart"/>
+      <w:r>
+        <w:t>tidak</w:t>
+      </w:r>
+      <w:proofErr w:type="spellEnd"/>
+      <w:r>
+        <w:t xml:space="preserve"> </w:t>
+      </w:r>
+      <w:proofErr w:type="spellStart"/>
+      <w:r>
+        <w:t>berkurang</w:t>
+      </w:r>
+      <w:proofErr w:type="spellEnd"/>
+      <w:r>
+        <w:t xml:space="preserve"> </w:t>
+      </w:r>
+      <w:proofErr w:type="spellStart"/>
+      <w:r>
+        <w:t>secara</w:t>
+      </w:r>
+      <w:proofErr w:type="spellEnd"/>
+      <w:r>
+        <w:t xml:space="preserve"> </w:t>
+      </w:r>
+      <w:proofErr w:type="spellStart"/>
+      <w:r>
+        <w:t>otomatis</w:t>
+      </w:r>
+      <w:proofErr w:type="spellEnd"/>
+      <w:r>
+        <w:t xml:space="preserve"> </w:t>
+      </w:r>
+      <w:proofErr w:type="spellStart"/>
+      <w:r>
+        <w:t>ketika</w:t>
+      </w:r>
+      <w:proofErr w:type="spellEnd"/>
+      <w:r>
+        <w:t xml:space="preserve"> </w:t>
+      </w:r>
+      <w:proofErr w:type="spellStart"/>
+      <w:r>
+        <w:t>terjadi</w:t>
+      </w:r>
+      <w:proofErr w:type="spellEnd"/>
+      <w:r>
+        <w:t xml:space="preserve"> </w:t>
+      </w:r>
+      <w:proofErr w:type="spellStart"/>
+      <w:r>
+        <w:t>transaksi</w:t>
+      </w:r>
+      <w:proofErr w:type="spellEnd"/>
+      <w:r>
+        <w:t xml:space="preserve"> </w:t>
+      </w:r>
+      <w:proofErr w:type="spellStart"/>
+      <w:r>
+        <w:t>penjualan</w:t>
+      </w:r>
+      <w:proofErr w:type="spellEnd"/>
+      <w:r>
+        <w:t xml:space="preserve">. </w:t>
+      </w:r>
+      <w:proofErr w:type="spellStart"/>
+      <w:r>
+        <w:t>Produk</w:t>
+      </w:r>
+      <w:proofErr w:type="spellEnd"/>
+      <w:r>
+        <w:t xml:space="preserve"> yang </w:t>
+      </w:r>
+      <w:proofErr w:type="spellStart"/>
+      <w:r>
+        <w:t>didistribusikan</w:t>
+      </w:r>
+      <w:proofErr w:type="spellEnd"/>
+      <w:r>
+        <w:t xml:space="preserve"> </w:t>
+      </w:r>
+      <w:proofErr w:type="spellStart"/>
+      <w:r>
+        <w:t>kepada</w:t>
+      </w:r>
+      <w:proofErr w:type="spellEnd"/>
+      <w:r>
+        <w:t xml:space="preserve"> </w:t>
+      </w:r>
+      <w:proofErr w:type="spellStart"/>
+      <w:r>
+        <w:t>karyawan</w:t>
+      </w:r>
+      <w:proofErr w:type="spellEnd"/>
+      <w:r>
+        <w:t xml:space="preserve"> </w:t>
+      </w:r>
+      <w:proofErr w:type="spellStart"/>
+      <w:r>
+        <w:t>merupakan</w:t>
+      </w:r>
+      <w:proofErr w:type="spellEnd"/>
+      <w:r>
+        <w:t xml:space="preserve"> </w:t>
+      </w:r>
+      <w:proofErr w:type="spellStart"/>
+      <w:r>
+        <w:t>produk</w:t>
+      </w:r>
+      <w:proofErr w:type="spellEnd"/>
+      <w:r>
+        <w:t xml:space="preserve"> </w:t>
+      </w:r>
+      <w:proofErr w:type="spellStart"/>
+      <w:r>
+        <w:t>jadi</w:t>
+      </w:r>
+      <w:proofErr w:type="spellEnd"/>
+      <w:r>
+        <w:t xml:space="preserve"> yang </w:t>
+      </w:r>
+      <w:proofErr w:type="spellStart"/>
+      <w:r>
+        <w:t>dicatat</w:t>
+      </w:r>
+      <w:proofErr w:type="spellEnd"/>
+      <w:r>
+        <w:t xml:space="preserve"> </w:t>
+      </w:r>
+      <w:proofErr w:type="spellStart"/>
+      <w:r>
+        <w:t>berdasarkan</w:t>
+      </w:r>
+      <w:proofErr w:type="spellEnd"/>
+      <w:r>
+        <w:t xml:space="preserve"> </w:t>
+      </w:r>
+      <w:proofErr w:type="spellStart"/>
+      <w:r>
+        <w:t>jumlah</w:t>
+      </w:r>
+      <w:proofErr w:type="spellEnd"/>
+      <w:r>
+        <w:t xml:space="preserve"> </w:t>
+      </w:r>
+      <w:proofErr w:type="spellStart"/>
+      <w:r>
+        <w:t>produk</w:t>
+      </w:r>
+      <w:proofErr w:type="spellEnd"/>
+      <w:r>
+        <w:t xml:space="preserve"> yang </w:t>
+      </w:r>
+      <w:proofErr w:type="spellStart"/>
+      <w:r>
+        <w:t>diberikan</w:t>
+      </w:r>
+      <w:proofErr w:type="spellEnd"/>
+      <w:r>
+        <w:t xml:space="preserve"> dan </w:t>
+      </w:r>
+      <w:proofErr w:type="spellStart"/>
+      <w:r>
+        <w:t>sisa</w:t>
+      </w:r>
+      <w:proofErr w:type="spellEnd"/>
+      <w:r>
+        <w:t xml:space="preserve"> </w:t>
+      </w:r>
+      <w:proofErr w:type="spellStart"/>
+      <w:r>
+        <w:t>produk</w:t>
+      </w:r>
+      <w:proofErr w:type="spellEnd"/>
+      <w:r>
+        <w:t xml:space="preserve"> </w:t>
+      </w:r>
+      <w:proofErr w:type="spellStart"/>
+      <w:r>
+        <w:t>ketika</w:t>
+      </w:r>
+      <w:proofErr w:type="spellEnd"/>
+      <w:r>
+        <w:t xml:space="preserve"> </w:t>
+      </w:r>
+      <w:proofErr w:type="spellStart"/>
+      <w:r>
+        <w:t>karyawan</w:t>
+      </w:r>
+      <w:proofErr w:type="spellEnd"/>
+      <w:r>
+        <w:t xml:space="preserve"> </w:t>
+      </w:r>
+      <w:proofErr w:type="spellStart"/>
+      <w:r>
+        <w:t>selesai</w:t>
+      </w:r>
+      <w:proofErr w:type="spellEnd"/>
+      <w:r>
+        <w:t xml:space="preserve"> </w:t>
+      </w:r>
+      <w:proofErr w:type="spellStart"/>
+      <w:r>
+        <w:t>melakukan</w:t>
+      </w:r>
+      <w:proofErr w:type="spellEnd"/>
+      <w:r>
+        <w:t xml:space="preserve"> </w:t>
+      </w:r>
+      <w:proofErr w:type="spellStart"/>
+      <w:r>
+        <w:t>kegiatan</w:t>
+      </w:r>
+      <w:proofErr w:type="spellEnd"/>
+      <w:r>
+        <w:t xml:space="preserve"> </w:t>
+      </w:r>
+      <w:proofErr w:type="spellStart"/>
+      <w:r>
+        <w:t>penjualan</w:t>
+      </w:r>
+      <w:proofErr w:type="spellEnd"/>
+      <w:r>
+        <w:t xml:space="preserve">. </w:t>
+      </w:r>
+      <w:proofErr w:type="spellStart"/>
+      <w:r>
+        <w:t>Selain</w:t>
+      </w:r>
+      <w:proofErr w:type="spellEnd"/>
+      <w:r>
+        <w:t xml:space="preserve"> </w:t>
+      </w:r>
+      <w:proofErr w:type="spellStart"/>
+      <w:r>
+        <w:t>itu</w:t>
+      </w:r>
+      <w:proofErr w:type="spellEnd"/>
+      <w:r>
+        <w:t xml:space="preserve">, data </w:t>
+      </w:r>
+      <w:proofErr w:type="spellStart"/>
+      <w:r>
+        <w:t>transaksi</w:t>
+      </w:r>
+      <w:proofErr w:type="spellEnd"/>
+      <w:r>
+        <w:t xml:space="preserve"> </w:t>
+      </w:r>
+      <w:proofErr w:type="spellStart"/>
+      <w:r>
+        <w:t>penjualan</w:t>
+      </w:r>
+      <w:proofErr w:type="spellEnd"/>
+      <w:r>
+        <w:t xml:space="preserve">, </w:t>
+      </w:r>
+      <w:proofErr w:type="spellStart"/>
+      <w:r>
+        <w:t>pembelian</w:t>
+      </w:r>
+      <w:proofErr w:type="spellEnd"/>
+      <w:r>
+        <w:t xml:space="preserve"> </w:t>
+      </w:r>
+      <w:proofErr w:type="spellStart"/>
+      <w:r>
+        <w:t>bahan</w:t>
+      </w:r>
+      <w:proofErr w:type="spellEnd"/>
+      <w:r>
+        <w:t xml:space="preserve"> </w:t>
+      </w:r>
+      <w:proofErr w:type="spellStart"/>
+      <w:r>
+        <w:t>baku</w:t>
+      </w:r>
+      <w:proofErr w:type="spellEnd"/>
+      <w:r>
+        <w:t xml:space="preserve">, dan </w:t>
+      </w:r>
+      <w:proofErr w:type="spellStart"/>
+      <w:r>
+        <w:t>biaya</w:t>
+      </w:r>
+      <w:proofErr w:type="spellEnd"/>
+      <w:r>
+        <w:t xml:space="preserve"> </w:t>
+      </w:r>
+      <w:proofErr w:type="spellStart"/>
+      <w:r>
+        <w:t>operasional</w:t>
+      </w:r>
+      <w:proofErr w:type="spellEnd"/>
+      <w:r>
+        <w:t xml:space="preserve"> </w:t>
+      </w:r>
+      <w:proofErr w:type="spellStart"/>
+      <w:r>
+        <w:t>digunakan</w:t>
+      </w:r>
+      <w:proofErr w:type="spellEnd"/>
+      <w:r>
+        <w:t xml:space="preserve"> </w:t>
+      </w:r>
+      <w:proofErr w:type="spellStart"/>
+      <w:r>
+        <w:t>sebagai</w:t>
+      </w:r>
+      <w:proofErr w:type="spellEnd"/>
+      <w:r>
+        <w:t xml:space="preserve"> </w:t>
+      </w:r>
+      <w:proofErr w:type="spellStart"/>
+      <w:r>
+        <w:t>sumber</w:t>
+      </w:r>
+      <w:proofErr w:type="spellEnd"/>
+      <w:r>
+        <w:t xml:space="preserve"> </w:t>
+      </w:r>
+      <w:proofErr w:type="spellStart"/>
+      <w:r>
+        <w:t>informasi</w:t>
+      </w:r>
+      <w:proofErr w:type="spellEnd"/>
+      <w:r>
+        <w:t xml:space="preserve"> </w:t>
+      </w:r>
+      <w:proofErr w:type="spellStart"/>
+      <w:r>
+        <w:t>dalam</w:t>
+      </w:r>
+      <w:proofErr w:type="spellEnd"/>
+      <w:r>
+        <w:t xml:space="preserve"> </w:t>
+      </w:r>
+      <w:proofErr w:type="spellStart"/>
+      <w:r>
+        <w:t>pencatatan</w:t>
+      </w:r>
+      <w:proofErr w:type="spellEnd"/>
+      <w:r>
+        <w:t xml:space="preserve"> </w:t>
+      </w:r>
+      <w:proofErr w:type="spellStart"/>
+      <w:r>
+        <w:t>kondisi</w:t>
+      </w:r>
+      <w:proofErr w:type="spellEnd"/>
+      <w:r>
+        <w:t xml:space="preserve"> </w:t>
+      </w:r>
+      <w:proofErr w:type="spellStart"/>
+      <w:r>
+        <w:t>keuangan</w:t>
+      </w:r>
+      <w:proofErr w:type="spellEnd"/>
+      <w:r>
+        <w:t xml:space="preserve"> </w:t>
+      </w:r>
+      <w:proofErr w:type="spellStart"/>
+      <w:r>
+        <w:t>usaha</w:t>
+      </w:r>
+      <w:proofErr w:type="spellEnd"/>
+      <w:r>
+        <w:t>.</w:t>
+      </w:r>
+    </w:p>
+    <w:p>
+      <w:pPr>
+        <w:rPr>
+          <w:lang w:val="en-US"/>
+        </w:rPr>
+      </w:pPr>
+    </w:p>
+    <w:p>
+      <w:pPr>
+        <w:pStyle w:val="Heading2"/>
+        <w:rPr>
+          <w:lang w:val="en-US"/>
+        </w:rPr>
+      </w:pPr>
+    </w:p>
+    <w:p>
+      <w:pPr>
+        <w:rPr>
+          <w:lang w:val="en-US"/>
+        </w:rPr>
+      </w:pPr>
     </w:p>
     <w:sectPr>
       <w:pgSz w:w="11906" w:h="16838" w:code="9"/>
@@ -40651,7 +44592,7 @@
 </file>
 
 <file path=word/numbering.xml><?xml version="1.0" encoding="utf-8"?>
-<w:numbering xmlns:wpc="http://schemas.microsoft.com/office/word/2010/wordprocessingCanvas" xmlns:cx="http://schemas.microsoft.com/office/drawing/2014/chartex" xmlns:cx1="http://schemas.microsoft.com/office/drawing/2015/9/8/chartex" xmlns:cx2="http://schemas.microsoft.com/office/drawing/2015/10/21/chartex" xmlns:cx3="http://schemas.microsoft.com/office/drawing/2016/5/9/chartex" xmlns:cx4="http://schemas.microsoft.com/office/drawing/2016/5/10/chartex" xmlns:cx5="http://schemas.microsoft.com/office/drawing/2016/5/11/chartex" xmlns:cx6="http://schemas.microsoft.com/office/drawing/2016/5/12/chartex" xmlns:cx7="http://schemas.microsoft.com/office/drawing/2016/5/13/chartex" xmlns:cx8="http://schemas.microsoft.com/office/drawing/2016/5/14/chartex" xmlns:mc="http://schemas.openxmlformats.org/markup-compatibility/2006" xmlns:aink="http://schemas.microsoft.com/office/drawing/2016/ink" xmlns:am3d="http://schemas.microsoft.com/office/drawing/2017/model3d" xmlns:o="urn:schemas-microsoft-com:office:office" xmlns:oel="http://schemas.microsoft.com/office/2019/extlst" xmlns:r="http://schemas.openxmlformats.org/officeDocument/2006/relationships" xmlns:m="http://schemas.openxmlformats.org/officeDocument/2006/math" xmlns:v="urn:schemas-microsoft-com:vml" xmlns:wp14="http://schemas.microsoft.com/office/word/2010/wordprocessingDrawing" xmlns:wp="http://schemas.openxmlformats.org/drawingml/2006/wordprocessingDrawing" xmlns:w10="urn:schemas-microsoft-com:office:word" xmlns:w="http://schemas.openxmlformats.org/wordprocessingml/2006/main" xmlns:w14="http://schemas.microsoft.com/office/word/2010/wordml" xmlns:w15="http://schemas.microsoft.com/office/word/2012/wordml" xmlns:w16cex="http://schemas.microsoft.com/office/word/2018/wordml/cex" xmlns:w16cid="http://schemas.microsoft.com/office/word/2016/wordml/cid" xmlns:w16="http://schemas.microsoft.com/office/word/2018/wordml" xmlns:w16du="http://schemas.microsoft.com/office/word/2023/wordml/word16du" xmlns:w16sdtdh="http://schemas.microsoft.com/office/word/2020/wordml/sdtdatahash" xmlns:w16sdtfl="http://schemas.microsoft.com/office/word/2024/wordml/sdtformatlock" xmlns:w16se="http://schemas.microsoft.com/office/word/2015/wordml/symex" xmlns:wpg="http://schemas.microsoft.com/office/word/2010/wordprocessingGroup" xmlns:wpi="http://schemas.microsoft.com/office/word/2010/wordprocessingInk" xmlns:wne="http://schemas.microsoft.com/office/word/2006/wordml" xmlns:wps="http://schemas.microsoft.com/office/word/2010/wordprocessingShape" mc:Ignorable="w14 w15 w16se w16cid w16 w16cex w16sdtdh w16sdtfl w16du wp14">
+<w:numbering xmlns:wpc="http://schemas.microsoft.com/office/word/2010/wordprocessingCanvas" xmlns:cx="http://schemas.microsoft.com/office/drawing/2014/chartex" xmlns:cx1="http://schemas.microsoft.com/office/drawing/2015/9/8/chartex" xmlns:cx2="http://schemas.microsoft.com/office/drawing/2015/10/21/chartex" xmlns:cx3="http://schemas.microsoft.com/office/drawing/2016/5/9/chartex" xmlns:cx4="http://schemas.microsoft.com/office/drawing/2016/5/10/chartex" xmlns:cx5="http://schemas.microsoft.com/office/drawing/2016/5/11/chartex" xmlns:cx6="http://schemas.microsoft.com/office/drawing/2016/5/12/chartex" xmlns:cx7="http://schemas.microsoft.com/office/drawing/2016/5/13/chartex" xmlns:cx8="http://schemas.microsoft.com/office/drawing/2016/5/14/chartex" xmlns:mc="http://schemas.openxmlformats.org/markup-compatibility/2006" xmlns:aink="http://schemas.microsoft.com/office/drawing/2016/ink" xmlns:am3d="http://schemas.microsoft.com/office/drawing/2017/model3d" xmlns:o="urn:schemas-microsoft-com:office:office" xmlns:oel="http://schemas.microsoft.com/office/2019/extlst" xmlns:r="http://schemas.openxmlformats.org/officeDocument/2006/relationships" xmlns:m="http://schemas.openxmlformats.org/officeDocument/2006/math" xmlns:v="urn:schemas-microsoft-com:vml" xmlns:wp14="http://schemas.microsoft.com/office/word/2010/wordprocessingDrawing" xmlns:wp="http://schemas.openxmlformats.org/drawingml/2006/wordprocessingDrawing" xmlns:w10="urn:schemas-microsoft-com:office:word" xmlns:w="http://schemas.openxmlformats.org/wordprocessingml/2006/main" xmlns:w14="http://schemas.microsoft.com/office/word/2010/wordml" xmlns:w15="http://schemas.microsoft.com/office/word/2012/wordml" xmlns:w16cex="http://schemas.microsoft.com/office/word/2018/wordml/cex" xmlns:w16cid="http://schemas.microsoft.com/office/word/2016/wordml/cid" xmlns:w16="http://schemas.microsoft.com/office/word/2018/wordml" xmlns:w16sdtdh="http://schemas.microsoft.com/office/word/2020/wordml/sdtdatahash" xmlns:w16se="http://schemas.microsoft.com/office/word/2015/wordml/symex" xmlns:wpg="http://schemas.microsoft.com/office/word/2010/wordprocessingGroup" xmlns:wpi="http://schemas.microsoft.com/office/word/2010/wordprocessingInk" xmlns:wne="http://schemas.microsoft.com/office/word/2006/wordml" xmlns:wps="http://schemas.microsoft.com/office/word/2010/wordprocessingShape" mc:Ignorable="w14 w15 w16se w16cid w16 w16cex w16sdtdh wp14">
   <w:abstractNum w:abstractNumId="0" w15:restartNumberingAfterBreak="0">
     <w:nsid w:val="00403439"/>
     <w:multiLevelType w:val="multilevel"/>
@@ -42600,7 +46541,7 @@
   <w:abstractNum w:abstractNumId="20" w15:restartNumberingAfterBreak="0">
     <w:nsid w:val="40DD26B8"/>
     <w:multiLevelType w:val="multilevel"/>
-    <w:tmpl w:val="1876E246"/>
+    <w:tmpl w:val="5F047A9C"/>
     <w:lvl w:ilvl="0">
       <w:start w:val="1"/>
       <w:numFmt w:val="decimal"/>
@@ -44564,11 +48505,74 @@
   <w:num w:numId="43" w16cid:durableId="170991950">
     <w:abstractNumId w:val="35"/>
   </w:num>
+  <w:num w:numId="44" w16cid:durableId="1181890384">
+    <w:abstractNumId w:val="20"/>
+    <w:lvlOverride w:ilvl="0">
+      <w:startOverride w:val="1"/>
+    </w:lvlOverride>
+    <w:lvlOverride w:ilvl="1">
+      <w:startOverride w:val="1"/>
+    </w:lvlOverride>
+    <w:lvlOverride w:ilvl="2">
+      <w:startOverride w:val="1"/>
+    </w:lvlOverride>
+    <w:lvlOverride w:ilvl="3">
+      <w:startOverride w:val="1"/>
+    </w:lvlOverride>
+    <w:lvlOverride w:ilvl="4">
+      <w:startOverride w:val="1"/>
+    </w:lvlOverride>
+    <w:lvlOverride w:ilvl="5">
+      <w:startOverride w:val="1"/>
+    </w:lvlOverride>
+    <w:lvlOverride w:ilvl="6">
+      <w:startOverride w:val="1"/>
+    </w:lvlOverride>
+    <w:lvlOverride w:ilvl="7">
+      <w:startOverride w:val="1"/>
+    </w:lvlOverride>
+    <w:lvlOverride w:ilvl="8">
+      <w:startOverride w:val="1"/>
+    </w:lvlOverride>
+  </w:num>
+  <w:num w:numId="45" w16cid:durableId="222446126">
+    <w:abstractNumId w:val="20"/>
+  </w:num>
+  <w:num w:numId="46" w16cid:durableId="221134543">
+    <w:abstractNumId w:val="20"/>
+    <w:lvlOverride w:ilvl="0">
+      <w:startOverride w:val="4"/>
+    </w:lvlOverride>
+    <w:lvlOverride w:ilvl="1">
+      <w:startOverride w:val="1"/>
+    </w:lvlOverride>
+    <w:lvlOverride w:ilvl="2">
+      <w:startOverride w:val="1"/>
+    </w:lvlOverride>
+    <w:lvlOverride w:ilvl="3">
+      <w:startOverride w:val="1"/>
+    </w:lvlOverride>
+    <w:lvlOverride w:ilvl="4">
+      <w:startOverride w:val="1"/>
+    </w:lvlOverride>
+    <w:lvlOverride w:ilvl="5">
+      <w:startOverride w:val="1"/>
+    </w:lvlOverride>
+    <w:lvlOverride w:ilvl="6">
+      <w:startOverride w:val="1"/>
+    </w:lvlOverride>
+    <w:lvlOverride w:ilvl="7">
+      <w:startOverride w:val="1"/>
+    </w:lvlOverride>
+    <w:lvlOverride w:ilvl="8">
+      <w:startOverride w:val="1"/>
+    </w:lvlOverride>
+  </w:num>
 </w:numbering>
 </file>
 
 <file path=word/styles.xml><?xml version="1.0" encoding="utf-8"?>
-<w:styles xmlns:mc="http://schemas.openxmlformats.org/markup-compatibility/2006" xmlns:r="http://schemas.openxmlformats.org/officeDocument/2006/relationships" xmlns:w="http://schemas.openxmlformats.org/wordprocessingml/2006/main" xmlns:w14="http://schemas.microsoft.com/office/word/2010/wordml" xmlns:w15="http://schemas.microsoft.com/office/word/2012/wordml" xmlns:w16cex="http://schemas.microsoft.com/office/word/2018/wordml/cex" xmlns:w16cid="http://schemas.microsoft.com/office/word/2016/wordml/cid" xmlns:w16="http://schemas.microsoft.com/office/word/2018/wordml" xmlns:w16du="http://schemas.microsoft.com/office/word/2023/wordml/word16du" xmlns:w16sdtdh="http://schemas.microsoft.com/office/word/2020/wordml/sdtdatahash" xmlns:w16sdtfl="http://schemas.microsoft.com/office/word/2024/wordml/sdtformatlock" xmlns:w16se="http://schemas.microsoft.com/office/word/2015/wordml/symex" mc:Ignorable="w14 w15 w16se w16cid w16 w16cex w16sdtdh w16sdtfl w16du">
+<w:styles xmlns:mc="http://schemas.openxmlformats.org/markup-compatibility/2006" xmlns:r="http://schemas.openxmlformats.org/officeDocument/2006/relationships" xmlns:w="http://schemas.openxmlformats.org/wordprocessingml/2006/main" xmlns:w14="http://schemas.microsoft.com/office/word/2010/wordml" xmlns:w15="http://schemas.microsoft.com/office/word/2012/wordml" xmlns:w16cex="http://schemas.microsoft.com/office/word/2018/wordml/cex" xmlns:w16cid="http://schemas.microsoft.com/office/word/2016/wordml/cid" xmlns:w16="http://schemas.microsoft.com/office/word/2018/wordml" xmlns:w16sdtdh="http://schemas.microsoft.com/office/word/2020/wordml/sdtdatahash" xmlns:w16se="http://schemas.microsoft.com/office/word/2015/wordml/symex" mc:Ignorable="w14 w15 w16se w16cid w16 w16cex w16sdtdh">
   <w:docDefaults>
     <w:rPrDefault>
       <w:rPr>
@@ -45011,7 +49015,7 @@
     <w:pPr>
       <w:numPr>
         <w:ilvl w:val="1"/>
-        <w:numId w:val="32"/>
+        <w:numId w:val="45"/>
       </w:numPr>
       <w:outlineLvl w:val="1"/>
     </w:pPr>
@@ -45175,7 +49179,6 @@
   <w:style w:type="character" w:default="1" w:styleId="DefaultParagraphFont">
     <w:name w:val="Default Paragraph Font"/>
     <w:uiPriority w:val="1"/>
-    <w:semiHidden/>
     <w:unhideWhenUsed/>
   </w:style>
   <w:style w:type="table" w:default="1" w:styleId="TableNormal">
@@ -45586,7 +49589,7 @@
     <w:pPr>
       <w:numPr>
         <w:ilvl w:val="2"/>
-        <w:numId w:val="32"/>
+        <w:numId w:val="45"/>
       </w:numPr>
     </w:pPr>
     <w:rPr>
@@ -45615,7 +49618,7 @@
     <w:pPr>
       <w:numPr>
         <w:ilvl w:val="3"/>
-        <w:numId w:val="32"/>
+        <w:numId w:val="45"/>
       </w:numPr>
     </w:pPr>
     <w:rPr>
